--- a/All_Books/10_UNIVERSE_BEYOND_BIG_BANG/UNIVERSE_BEYOND_BIG_BANG_en.docx
+++ b/All_Books/10_UNIVERSE_BEYOND_BIG_BANG/UNIVERSE_BEYOND_BIG_BANG_en.docx
@@ -358,7 +358,7 @@
                     </pic:cNvPicPr>
                   </pic:nvPicPr>
                   <pic:blipFill>
-                    <a:blip r:embed="rId4"/>
+                    <a:blip r:embed="rId5"/>
                     <a:stretch>
                       <a:fillRect/>
                     </a:stretch>
@@ -513,6 +513,8 @@
         </w:rPr>
         <w:br w:type="page"/>
       </w:r>
+      <w:bookmarkStart w:id="27" w:name="_GoBack"/>
+      <w:bookmarkEnd w:id="27"/>
     </w:p>
     <w:p>
       <w:pPr>
@@ -565,6 +567,7 @@
         <w:rPr>
           <w:rFonts w:hint="default" w:ascii="Palatino Linotype" w:hAnsi="Palatino Linotype" w:eastAsiaTheme="minorEastAsia" w:cstheme="minorBidi"/>
           <w:b/>
+          <w:sz w:val="21"/>
           <w:szCs w:val="28"/>
           <w:lang w:val="en-US" w:eastAsia="zh-CN" w:bidi="ar-SA"/>
         </w:rPr>
@@ -579,7 +582,7 @@
         </w:p>
         <w:p>
           <w:pPr>
-            <w:pStyle w:val="8"/>
+            <w:pStyle w:val="10"/>
             <w:keepNext w:val="0"/>
             <w:keepLines w:val="0"/>
             <w:pageBreakBefore w:val="0"/>
@@ -686,7 +689,7 @@
         </w:p>
         <w:p>
           <w:pPr>
-            <w:pStyle w:val="8"/>
+            <w:pStyle w:val="10"/>
             <w:keepNext w:val="0"/>
             <w:keepLines w:val="0"/>
             <w:pageBreakBefore w:val="0"/>
@@ -768,7 +771,7 @@
         </w:p>
         <w:p>
           <w:pPr>
-            <w:pStyle w:val="9"/>
+            <w:pStyle w:val="11"/>
             <w:keepNext w:val="0"/>
             <w:keepLines w:val="0"/>
             <w:pageBreakBefore w:val="0"/>
@@ -849,7 +852,7 @@
         </w:p>
         <w:p>
           <w:pPr>
-            <w:pStyle w:val="9"/>
+            <w:pStyle w:val="11"/>
             <w:keepNext w:val="0"/>
             <w:keepLines w:val="0"/>
             <w:pageBreakBefore w:val="0"/>
@@ -930,7 +933,7 @@
         </w:p>
         <w:p>
           <w:pPr>
-            <w:pStyle w:val="9"/>
+            <w:pStyle w:val="11"/>
             <w:keepNext w:val="0"/>
             <w:keepLines w:val="0"/>
             <w:pageBreakBefore w:val="0"/>
@@ -1011,7 +1014,7 @@
         </w:p>
         <w:p>
           <w:pPr>
-            <w:pStyle w:val="8"/>
+            <w:pStyle w:val="10"/>
             <w:keepNext w:val="0"/>
             <w:keepLines w:val="0"/>
             <w:pageBreakBefore w:val="0"/>
@@ -1093,7 +1096,7 @@
         </w:p>
         <w:p>
           <w:pPr>
-            <w:pStyle w:val="9"/>
+            <w:pStyle w:val="11"/>
             <w:keepNext w:val="0"/>
             <w:keepLines w:val="0"/>
             <w:pageBreakBefore w:val="0"/>
@@ -1174,7 +1177,7 @@
         </w:p>
         <w:p>
           <w:pPr>
-            <w:pStyle w:val="9"/>
+            <w:pStyle w:val="11"/>
             <w:keepNext w:val="0"/>
             <w:keepLines w:val="0"/>
             <w:pageBreakBefore w:val="0"/>
@@ -1255,7 +1258,7 @@
         </w:p>
         <w:p>
           <w:pPr>
-            <w:pStyle w:val="9"/>
+            <w:pStyle w:val="11"/>
             <w:keepNext w:val="0"/>
             <w:keepLines w:val="0"/>
             <w:pageBreakBefore w:val="0"/>
@@ -1336,7 +1339,7 @@
         </w:p>
         <w:p>
           <w:pPr>
-            <w:pStyle w:val="9"/>
+            <w:pStyle w:val="11"/>
             <w:keepNext w:val="0"/>
             <w:keepLines w:val="0"/>
             <w:pageBreakBefore w:val="0"/>
@@ -1417,7 +1420,7 @@
         </w:p>
         <w:p>
           <w:pPr>
-            <w:pStyle w:val="9"/>
+            <w:pStyle w:val="11"/>
             <w:keepNext w:val="0"/>
             <w:keepLines w:val="0"/>
             <w:pageBreakBefore w:val="0"/>
@@ -1498,7 +1501,7 @@
         </w:p>
         <w:p>
           <w:pPr>
-            <w:pStyle w:val="8"/>
+            <w:pStyle w:val="10"/>
             <w:keepNext w:val="0"/>
             <w:keepLines w:val="0"/>
             <w:pageBreakBefore w:val="0"/>
@@ -1580,7 +1583,7 @@
         </w:p>
         <w:p>
           <w:pPr>
-            <w:pStyle w:val="9"/>
+            <w:pStyle w:val="11"/>
             <w:keepNext w:val="0"/>
             <w:keepLines w:val="0"/>
             <w:pageBreakBefore w:val="0"/>
@@ -1661,7 +1664,7 @@
         </w:p>
         <w:p>
           <w:pPr>
-            <w:pStyle w:val="9"/>
+            <w:pStyle w:val="11"/>
             <w:keepNext w:val="0"/>
             <w:keepLines w:val="0"/>
             <w:pageBreakBefore w:val="0"/>
@@ -1742,7 +1745,7 @@
         </w:p>
         <w:p>
           <w:pPr>
-            <w:pStyle w:val="9"/>
+            <w:pStyle w:val="11"/>
             <w:keepNext w:val="0"/>
             <w:keepLines w:val="0"/>
             <w:pageBreakBefore w:val="0"/>
@@ -1823,7 +1826,7 @@
         </w:p>
         <w:p>
           <w:pPr>
-            <w:pStyle w:val="9"/>
+            <w:pStyle w:val="11"/>
             <w:keepNext w:val="0"/>
             <w:keepLines w:val="0"/>
             <w:pageBreakBefore w:val="0"/>
@@ -1904,7 +1907,7 @@
         </w:p>
         <w:p>
           <w:pPr>
-            <w:pStyle w:val="8"/>
+            <w:pStyle w:val="10"/>
             <w:keepNext w:val="0"/>
             <w:keepLines w:val="0"/>
             <w:pageBreakBefore w:val="0"/>
@@ -1986,7 +1989,7 @@
         </w:p>
         <w:p>
           <w:pPr>
-            <w:pStyle w:val="9"/>
+            <w:pStyle w:val="11"/>
             <w:keepNext w:val="0"/>
             <w:keepLines w:val="0"/>
             <w:pageBreakBefore w:val="0"/>
@@ -2067,7 +2070,7 @@
         </w:p>
         <w:p>
           <w:pPr>
-            <w:pStyle w:val="9"/>
+            <w:pStyle w:val="11"/>
             <w:keepNext w:val="0"/>
             <w:keepLines w:val="0"/>
             <w:pageBreakBefore w:val="0"/>
@@ -2148,7 +2151,7 @@
         </w:p>
         <w:p>
           <w:pPr>
-            <w:pStyle w:val="9"/>
+            <w:pStyle w:val="11"/>
             <w:keepNext w:val="0"/>
             <w:keepLines w:val="0"/>
             <w:pageBreakBefore w:val="0"/>
@@ -2229,7 +2232,7 @@
         </w:p>
         <w:p>
           <w:pPr>
-            <w:pStyle w:val="9"/>
+            <w:pStyle w:val="11"/>
             <w:keepNext w:val="0"/>
             <w:keepLines w:val="0"/>
             <w:pageBreakBefore w:val="0"/>
@@ -2310,7 +2313,7 @@
         </w:p>
         <w:p>
           <w:pPr>
-            <w:pStyle w:val="8"/>
+            <w:pStyle w:val="10"/>
             <w:keepNext w:val="0"/>
             <w:keepLines w:val="0"/>
             <w:pageBreakBefore w:val="0"/>
@@ -2392,7 +2395,7 @@
         </w:p>
         <w:p>
           <w:pPr>
-            <w:pStyle w:val="9"/>
+            <w:pStyle w:val="11"/>
             <w:keepNext w:val="0"/>
             <w:keepLines w:val="0"/>
             <w:pageBreakBefore w:val="0"/>
@@ -2473,7 +2476,7 @@
         </w:p>
         <w:p>
           <w:pPr>
-            <w:pStyle w:val="9"/>
+            <w:pStyle w:val="11"/>
             <w:keepNext w:val="0"/>
             <w:keepLines w:val="0"/>
             <w:pageBreakBefore w:val="0"/>
@@ -2554,7 +2557,7 @@
         </w:p>
         <w:p>
           <w:pPr>
-            <w:pStyle w:val="9"/>
+            <w:pStyle w:val="11"/>
             <w:keepNext w:val="0"/>
             <w:keepLines w:val="0"/>
             <w:pageBreakBefore w:val="0"/>
@@ -2635,7 +2638,7 @@
         </w:p>
         <w:p>
           <w:pPr>
-            <w:pStyle w:val="9"/>
+            <w:pStyle w:val="11"/>
             <w:keepNext w:val="0"/>
             <w:keepLines w:val="0"/>
             <w:pageBreakBefore w:val="0"/>
@@ -2716,7 +2719,7 @@
         </w:p>
         <w:p>
           <w:pPr>
-            <w:pStyle w:val="9"/>
+            <w:pStyle w:val="11"/>
             <w:keepNext w:val="0"/>
             <w:keepLines w:val="0"/>
             <w:pageBreakBefore w:val="0"/>
@@ -2899,7 +2902,7 @@
     </w:p>
     <w:p>
       <w:pPr>
-        <w:pStyle w:val="7"/>
+        <w:pStyle w:val="9"/>
         <w:keepNext w:val="0"/>
         <w:keepLines w:val="0"/>
         <w:widowControl/>
@@ -2936,7 +2939,7 @@
     </w:p>
     <w:p>
       <w:pPr>
-        <w:pStyle w:val="7"/>
+        <w:pStyle w:val="9"/>
         <w:keepNext w:val="0"/>
         <w:keepLines w:val="0"/>
         <w:widowControl/>
@@ -2973,7 +2976,7 @@
     </w:p>
     <w:p>
       <w:pPr>
-        <w:pStyle w:val="7"/>
+        <w:pStyle w:val="9"/>
         <w:keepNext w:val="0"/>
         <w:keepLines w:val="0"/>
         <w:widowControl/>
@@ -3010,7 +3013,7 @@
     </w:p>
     <w:p>
       <w:pPr>
-        <w:pStyle w:val="7"/>
+        <w:pStyle w:val="9"/>
         <w:keepNext w:val="0"/>
         <w:keepLines w:val="0"/>
         <w:widowControl/>
@@ -3047,7 +3050,7 @@
     </w:p>
     <w:p>
       <w:pPr>
-        <w:pStyle w:val="7"/>
+        <w:pStyle w:val="9"/>
         <w:keepNext w:val="0"/>
         <w:keepLines w:val="0"/>
         <w:widowControl/>
@@ -3084,7 +3087,7 @@
     </w:p>
     <w:p>
       <w:pPr>
-        <w:pStyle w:val="7"/>
+        <w:pStyle w:val="9"/>
         <w:keepNext w:val="0"/>
         <w:keepLines w:val="0"/>
         <w:widowControl/>
@@ -3121,7 +3124,7 @@
     </w:p>
     <w:p>
       <w:pPr>
-        <w:pStyle w:val="7"/>
+        <w:pStyle w:val="9"/>
         <w:keepNext w:val="0"/>
         <w:keepLines w:val="0"/>
         <w:widowControl/>
@@ -3433,8 +3436,6 @@
           <w:szCs w:val="28"/>
         </w:rPr>
       </w:pPr>
-      <w:bookmarkStart w:id="27" w:name="_GoBack"/>
-      <w:bookmarkEnd w:id="27"/>
     </w:p>
     <w:p>
       <w:pPr>
@@ -3462,7 +3463,7 @@
     </w:p>
     <w:p>
       <w:pPr>
-        <w:pStyle w:val="7"/>
+        <w:pStyle w:val="9"/>
         <w:keepNext w:val="0"/>
         <w:keepLines w:val="0"/>
         <w:widowControl/>
@@ -3499,7 +3500,7 @@
     </w:p>
     <w:p>
       <w:pPr>
-        <w:pStyle w:val="7"/>
+        <w:pStyle w:val="9"/>
         <w:keepNext w:val="0"/>
         <w:keepLines w:val="0"/>
         <w:widowControl/>
@@ -3536,7 +3537,7 @@
     </w:p>
     <w:p>
       <w:pPr>
-        <w:pStyle w:val="7"/>
+        <w:pStyle w:val="9"/>
         <w:keepNext w:val="0"/>
         <w:keepLines w:val="0"/>
         <w:widowControl/>
@@ -3573,7 +3574,7 @@
     </w:p>
     <w:p>
       <w:pPr>
-        <w:pStyle w:val="7"/>
+        <w:pStyle w:val="9"/>
         <w:keepNext w:val="0"/>
         <w:keepLines w:val="0"/>
         <w:widowControl/>
@@ -3610,7 +3611,7 @@
     </w:p>
     <w:p>
       <w:pPr>
-        <w:pStyle w:val="7"/>
+        <w:pStyle w:val="9"/>
         <w:keepNext w:val="0"/>
         <w:keepLines w:val="0"/>
         <w:widowControl/>
@@ -3647,7 +3648,7 @@
     </w:p>
     <w:p>
       <w:pPr>
-        <w:pStyle w:val="7"/>
+        <w:pStyle w:val="9"/>
         <w:keepNext w:val="0"/>
         <w:keepLines w:val="0"/>
         <w:widowControl/>
@@ -3684,7 +3685,7 @@
     </w:p>
     <w:p>
       <w:pPr>
-        <w:pStyle w:val="7"/>
+        <w:pStyle w:val="9"/>
         <w:keepNext w:val="0"/>
         <w:keepLines w:val="0"/>
         <w:widowControl/>
@@ -3722,7 +3723,7 @@
     </w:p>
     <w:p>
       <w:pPr>
-        <w:pStyle w:val="7"/>
+        <w:pStyle w:val="9"/>
         <w:keepNext w:val="0"/>
         <w:keepLines w:val="0"/>
         <w:widowControl/>
@@ -3760,7 +3761,7 @@
     </w:p>
     <w:p>
       <w:pPr>
-        <w:pStyle w:val="7"/>
+        <w:pStyle w:val="9"/>
         <w:keepNext w:val="0"/>
         <w:keepLines w:val="0"/>
         <w:widowControl/>
@@ -3808,7 +3809,7 @@
     </w:p>
     <w:p>
       <w:pPr>
-        <w:pStyle w:val="7"/>
+        <w:pStyle w:val="9"/>
         <w:keepNext w:val="0"/>
         <w:keepLines w:val="0"/>
         <w:widowControl/>
@@ -3845,7 +3846,7 @@
     </w:p>
     <w:p>
       <w:pPr>
-        <w:pStyle w:val="7"/>
+        <w:pStyle w:val="9"/>
         <w:keepNext w:val="0"/>
         <w:keepLines w:val="0"/>
         <w:widowControl/>
@@ -3882,7 +3883,7 @@
     </w:p>
     <w:p>
       <w:pPr>
-        <w:pStyle w:val="7"/>
+        <w:pStyle w:val="9"/>
         <w:keepNext w:val="0"/>
         <w:keepLines w:val="0"/>
         <w:widowControl/>
@@ -3947,7 +3948,7 @@
     </w:p>
     <w:p>
       <w:pPr>
-        <w:pStyle w:val="7"/>
+        <w:pStyle w:val="9"/>
         <w:keepNext w:val="0"/>
         <w:keepLines w:val="0"/>
         <w:widowControl/>
@@ -3984,7 +3985,7 @@
     </w:p>
     <w:p>
       <w:pPr>
-        <w:pStyle w:val="7"/>
+        <w:pStyle w:val="9"/>
         <w:keepNext w:val="0"/>
         <w:keepLines w:val="0"/>
         <w:widowControl/>
@@ -4021,7 +4022,7 @@
     </w:p>
     <w:p>
       <w:pPr>
-        <w:pStyle w:val="7"/>
+        <w:pStyle w:val="9"/>
         <w:keepNext w:val="0"/>
         <w:keepLines w:val="0"/>
         <w:widowControl/>
@@ -4058,7 +4059,7 @@
     </w:p>
     <w:p>
       <w:pPr>
-        <w:pStyle w:val="7"/>
+        <w:pStyle w:val="9"/>
         <w:keepNext w:val="0"/>
         <w:keepLines w:val="0"/>
         <w:widowControl/>
@@ -4095,7 +4096,7 @@
     </w:p>
     <w:p>
       <w:pPr>
-        <w:pStyle w:val="7"/>
+        <w:pStyle w:val="9"/>
         <w:keepNext w:val="0"/>
         <w:keepLines w:val="0"/>
         <w:widowControl/>
@@ -4132,7 +4133,7 @@
     </w:p>
     <w:p>
       <w:pPr>
-        <w:pStyle w:val="7"/>
+        <w:pStyle w:val="9"/>
         <w:keepNext w:val="0"/>
         <w:keepLines w:val="0"/>
         <w:widowControl/>
@@ -4169,7 +4170,7 @@
     </w:p>
     <w:p>
       <w:pPr>
-        <w:pStyle w:val="7"/>
+        <w:pStyle w:val="9"/>
         <w:keepNext w:val="0"/>
         <w:keepLines w:val="0"/>
         <w:widowControl/>
@@ -4207,7 +4208,7 @@
     </w:p>
     <w:p>
       <w:pPr>
-        <w:pStyle w:val="7"/>
+        <w:pStyle w:val="9"/>
         <w:keepNext w:val="0"/>
         <w:keepLines w:val="0"/>
         <w:widowControl/>
@@ -4255,7 +4256,7 @@
     </w:p>
     <w:p>
       <w:pPr>
-        <w:pStyle w:val="7"/>
+        <w:pStyle w:val="9"/>
         <w:keepNext w:val="0"/>
         <w:keepLines w:val="0"/>
         <w:widowControl/>
@@ -4292,7 +4293,7 @@
     </w:p>
     <w:p>
       <w:pPr>
-        <w:pStyle w:val="7"/>
+        <w:pStyle w:val="9"/>
         <w:keepNext w:val="0"/>
         <w:keepLines w:val="0"/>
         <w:widowControl/>
@@ -4329,7 +4330,7 @@
     </w:p>
     <w:p>
       <w:pPr>
-        <w:pStyle w:val="7"/>
+        <w:pStyle w:val="9"/>
         <w:keepNext w:val="0"/>
         <w:keepLines w:val="0"/>
         <w:widowControl/>
@@ -4366,7 +4367,7 @@
     </w:p>
     <w:p>
       <w:pPr>
-        <w:pStyle w:val="7"/>
+        <w:pStyle w:val="9"/>
         <w:keepNext w:val="0"/>
         <w:keepLines w:val="0"/>
         <w:widowControl/>
@@ -4403,7 +4404,7 @@
     </w:p>
     <w:p>
       <w:pPr>
-        <w:pStyle w:val="7"/>
+        <w:pStyle w:val="9"/>
         <w:keepNext w:val="0"/>
         <w:keepLines w:val="0"/>
         <w:widowControl/>
@@ -4440,7 +4441,7 @@
     </w:p>
     <w:p>
       <w:pPr>
-        <w:pStyle w:val="7"/>
+        <w:pStyle w:val="9"/>
         <w:keepNext w:val="0"/>
         <w:keepLines w:val="0"/>
         <w:widowControl/>
@@ -4477,7 +4478,7 @@
     </w:p>
     <w:p>
       <w:pPr>
-        <w:pStyle w:val="7"/>
+        <w:pStyle w:val="9"/>
         <w:keepNext w:val="0"/>
         <w:keepLines w:val="0"/>
         <w:widowControl/>
@@ -4514,7 +4515,7 @@
     </w:p>
     <w:p>
       <w:pPr>
-        <w:pStyle w:val="7"/>
+        <w:pStyle w:val="9"/>
         <w:keepNext w:val="0"/>
         <w:keepLines w:val="0"/>
         <w:widowControl/>
@@ -4551,7 +4552,7 @@
     </w:p>
     <w:p>
       <w:pPr>
-        <w:pStyle w:val="7"/>
+        <w:pStyle w:val="9"/>
         <w:keepNext w:val="0"/>
         <w:keepLines w:val="0"/>
         <w:widowControl/>
@@ -4588,7 +4589,7 @@
     </w:p>
     <w:p>
       <w:pPr>
-        <w:pStyle w:val="7"/>
+        <w:pStyle w:val="9"/>
         <w:keepNext w:val="0"/>
         <w:keepLines w:val="0"/>
         <w:widowControl/>
@@ -4626,7 +4627,7 @@
     </w:p>
     <w:p>
       <w:pPr>
-        <w:pStyle w:val="7"/>
+        <w:pStyle w:val="9"/>
         <w:keepNext w:val="0"/>
         <w:keepLines w:val="0"/>
         <w:widowControl/>
@@ -4674,7 +4675,7 @@
     </w:p>
     <w:p>
       <w:pPr>
-        <w:pStyle w:val="7"/>
+        <w:pStyle w:val="9"/>
         <w:keepNext w:val="0"/>
         <w:keepLines w:val="0"/>
         <w:widowControl/>
@@ -4711,7 +4712,7 @@
     </w:p>
     <w:p>
       <w:pPr>
-        <w:pStyle w:val="7"/>
+        <w:pStyle w:val="9"/>
         <w:keepNext w:val="0"/>
         <w:keepLines w:val="0"/>
         <w:widowControl/>
@@ -4748,7 +4749,7 @@
     </w:p>
     <w:p>
       <w:pPr>
-        <w:pStyle w:val="7"/>
+        <w:pStyle w:val="9"/>
         <w:keepNext w:val="0"/>
         <w:keepLines w:val="0"/>
         <w:widowControl/>
@@ -4785,7 +4786,7 @@
     </w:p>
     <w:p>
       <w:pPr>
-        <w:pStyle w:val="7"/>
+        <w:pStyle w:val="9"/>
         <w:keepNext w:val="0"/>
         <w:keepLines w:val="0"/>
         <w:widowControl/>
@@ -4822,7 +4823,7 @@
     </w:p>
     <w:p>
       <w:pPr>
-        <w:pStyle w:val="7"/>
+        <w:pStyle w:val="9"/>
         <w:keepNext w:val="0"/>
         <w:keepLines w:val="0"/>
         <w:widowControl/>
@@ -4859,7 +4860,7 @@
     </w:p>
     <w:p>
       <w:pPr>
-        <w:pStyle w:val="7"/>
+        <w:pStyle w:val="9"/>
         <w:keepNext w:val="0"/>
         <w:keepLines w:val="0"/>
         <w:widowControl/>
@@ -4896,7 +4897,7 @@
     </w:p>
     <w:p>
       <w:pPr>
-        <w:pStyle w:val="7"/>
+        <w:pStyle w:val="9"/>
         <w:keepNext w:val="0"/>
         <w:keepLines w:val="0"/>
         <w:widowControl/>
@@ -4933,7 +4934,7 @@
     </w:p>
     <w:p>
       <w:pPr>
-        <w:pStyle w:val="7"/>
+        <w:pStyle w:val="9"/>
         <w:keepNext w:val="0"/>
         <w:keepLines w:val="0"/>
         <w:widowControl/>
@@ -4971,7 +4972,7 @@
     </w:p>
     <w:p>
       <w:pPr>
-        <w:pStyle w:val="7"/>
+        <w:pStyle w:val="9"/>
         <w:keepNext w:val="0"/>
         <w:keepLines w:val="0"/>
         <w:widowControl/>
@@ -5019,7 +5020,7 @@
     </w:p>
     <w:p>
       <w:pPr>
-        <w:pStyle w:val="7"/>
+        <w:pStyle w:val="9"/>
         <w:keepNext w:val="0"/>
         <w:keepLines w:val="0"/>
         <w:widowControl/>
@@ -5056,7 +5057,7 @@
     </w:p>
     <w:p>
       <w:pPr>
-        <w:pStyle w:val="7"/>
+        <w:pStyle w:val="9"/>
         <w:keepNext w:val="0"/>
         <w:keepLines w:val="0"/>
         <w:widowControl/>
@@ -5093,7 +5094,7 @@
     </w:p>
     <w:p>
       <w:pPr>
-        <w:pStyle w:val="7"/>
+        <w:pStyle w:val="9"/>
         <w:keepNext w:val="0"/>
         <w:keepLines w:val="0"/>
         <w:widowControl/>
@@ -5130,7 +5131,7 @@
     </w:p>
     <w:p>
       <w:pPr>
-        <w:pStyle w:val="7"/>
+        <w:pStyle w:val="9"/>
         <w:keepNext w:val="0"/>
         <w:keepLines w:val="0"/>
         <w:widowControl/>
@@ -5167,7 +5168,7 @@
     </w:p>
     <w:p>
       <w:pPr>
-        <w:pStyle w:val="7"/>
+        <w:pStyle w:val="9"/>
         <w:keepNext w:val="0"/>
         <w:keepLines w:val="0"/>
         <w:widowControl/>
@@ -5204,7 +5205,7 @@
     </w:p>
     <w:p>
       <w:pPr>
-        <w:pStyle w:val="7"/>
+        <w:pStyle w:val="9"/>
         <w:keepNext w:val="0"/>
         <w:keepLines w:val="0"/>
         <w:widowControl/>
@@ -5241,7 +5242,7 @@
     </w:p>
     <w:p>
       <w:pPr>
-        <w:pStyle w:val="7"/>
+        <w:pStyle w:val="9"/>
         <w:keepNext w:val="0"/>
         <w:keepLines w:val="0"/>
         <w:widowControl/>
@@ -5278,7 +5279,7 @@
     </w:p>
     <w:p>
       <w:pPr>
-        <w:pStyle w:val="7"/>
+        <w:pStyle w:val="9"/>
         <w:keepNext w:val="0"/>
         <w:keepLines w:val="0"/>
         <w:widowControl/>
@@ -5474,7 +5475,7 @@
     </w:p>
     <w:p>
       <w:pPr>
-        <w:pStyle w:val="7"/>
+        <w:pStyle w:val="9"/>
         <w:keepNext w:val="0"/>
         <w:keepLines w:val="0"/>
         <w:widowControl/>
@@ -5511,7 +5512,7 @@
     </w:p>
     <w:p>
       <w:pPr>
-        <w:pStyle w:val="7"/>
+        <w:pStyle w:val="9"/>
         <w:keepNext w:val="0"/>
         <w:keepLines w:val="0"/>
         <w:widowControl/>
@@ -5548,7 +5549,7 @@
     </w:p>
     <w:p>
       <w:pPr>
-        <w:pStyle w:val="7"/>
+        <w:pStyle w:val="9"/>
         <w:keepNext w:val="0"/>
         <w:keepLines w:val="0"/>
         <w:widowControl/>
@@ -5585,7 +5586,7 @@
     </w:p>
     <w:p>
       <w:pPr>
-        <w:pStyle w:val="7"/>
+        <w:pStyle w:val="9"/>
         <w:keepNext w:val="0"/>
         <w:keepLines w:val="0"/>
         <w:widowControl/>
@@ -5622,7 +5623,7 @@
     </w:p>
     <w:p>
       <w:pPr>
-        <w:pStyle w:val="7"/>
+        <w:pStyle w:val="9"/>
         <w:keepNext w:val="0"/>
         <w:keepLines w:val="0"/>
         <w:widowControl/>
@@ -5659,7 +5660,7 @@
     </w:p>
     <w:p>
       <w:pPr>
-        <w:pStyle w:val="7"/>
+        <w:pStyle w:val="9"/>
         <w:keepNext w:val="0"/>
         <w:keepLines w:val="0"/>
         <w:widowControl/>
@@ -5696,7 +5697,7 @@
     </w:p>
     <w:p>
       <w:pPr>
-        <w:pStyle w:val="7"/>
+        <w:pStyle w:val="9"/>
         <w:keepNext w:val="0"/>
         <w:keepLines w:val="0"/>
         <w:widowControl/>
@@ -5733,7 +5734,7 @@
     </w:p>
     <w:p>
       <w:pPr>
-        <w:pStyle w:val="7"/>
+        <w:pStyle w:val="9"/>
         <w:keepNext w:val="0"/>
         <w:keepLines w:val="0"/>
         <w:widowControl/>
@@ -5798,7 +5799,7 @@
     </w:p>
     <w:p>
       <w:pPr>
-        <w:pStyle w:val="7"/>
+        <w:pStyle w:val="9"/>
         <w:keepNext w:val="0"/>
         <w:keepLines w:val="0"/>
         <w:widowControl/>
@@ -5835,7 +5836,7 @@
     </w:p>
     <w:p>
       <w:pPr>
-        <w:pStyle w:val="7"/>
+        <w:pStyle w:val="9"/>
         <w:keepNext w:val="0"/>
         <w:keepLines w:val="0"/>
         <w:widowControl/>
@@ -5872,7 +5873,7 @@
     </w:p>
     <w:p>
       <w:pPr>
-        <w:pStyle w:val="7"/>
+        <w:pStyle w:val="9"/>
         <w:keepNext w:val="0"/>
         <w:keepLines w:val="0"/>
         <w:widowControl/>
@@ -5909,7 +5910,7 @@
     </w:p>
     <w:p>
       <w:pPr>
-        <w:pStyle w:val="7"/>
+        <w:pStyle w:val="9"/>
         <w:keepNext w:val="0"/>
         <w:keepLines w:val="0"/>
         <w:widowControl/>
@@ -5947,7 +5948,7 @@
     </w:p>
     <w:p>
       <w:pPr>
-        <w:pStyle w:val="7"/>
+        <w:pStyle w:val="9"/>
         <w:keepNext w:val="0"/>
         <w:keepLines w:val="0"/>
         <w:widowControl/>
@@ -5995,7 +5996,7 @@
     </w:p>
     <w:p>
       <w:pPr>
-        <w:pStyle w:val="7"/>
+        <w:pStyle w:val="9"/>
         <w:keepNext w:val="0"/>
         <w:keepLines w:val="0"/>
         <w:widowControl/>
@@ -6032,7 +6033,7 @@
     </w:p>
     <w:p>
       <w:pPr>
-        <w:pStyle w:val="7"/>
+        <w:pStyle w:val="9"/>
         <w:keepNext w:val="0"/>
         <w:keepLines w:val="0"/>
         <w:widowControl/>
@@ -6069,7 +6070,7 @@
     </w:p>
     <w:p>
       <w:pPr>
-        <w:pStyle w:val="7"/>
+        <w:pStyle w:val="9"/>
         <w:keepNext w:val="0"/>
         <w:keepLines w:val="0"/>
         <w:widowControl/>
@@ -6106,7 +6107,7 @@
     </w:p>
     <w:p>
       <w:pPr>
-        <w:pStyle w:val="7"/>
+        <w:pStyle w:val="9"/>
         <w:keepNext w:val="0"/>
         <w:keepLines w:val="0"/>
         <w:widowControl/>
@@ -6143,7 +6144,7 @@
     </w:p>
     <w:p>
       <w:pPr>
-        <w:pStyle w:val="7"/>
+        <w:pStyle w:val="9"/>
         <w:keepNext w:val="0"/>
         <w:keepLines w:val="0"/>
         <w:widowControl/>
@@ -6180,7 +6181,7 @@
     </w:p>
     <w:p>
       <w:pPr>
-        <w:pStyle w:val="7"/>
+        <w:pStyle w:val="9"/>
         <w:keepNext w:val="0"/>
         <w:keepLines w:val="0"/>
         <w:widowControl/>
@@ -6217,7 +6218,7 @@
     </w:p>
     <w:p>
       <w:pPr>
-        <w:pStyle w:val="7"/>
+        <w:pStyle w:val="9"/>
         <w:keepNext w:val="0"/>
         <w:keepLines w:val="0"/>
         <w:widowControl/>
@@ -6282,7 +6283,7 @@
     </w:p>
     <w:p>
       <w:pPr>
-        <w:pStyle w:val="7"/>
+        <w:pStyle w:val="9"/>
         <w:keepNext w:val="0"/>
         <w:keepLines w:val="0"/>
         <w:widowControl/>
@@ -6343,7 +6344,7 @@
     </w:p>
     <w:p>
       <w:pPr>
-        <w:pStyle w:val="7"/>
+        <w:pStyle w:val="9"/>
         <w:keepNext w:val="0"/>
         <w:keepLines w:val="0"/>
         <w:widowControl/>
@@ -6380,7 +6381,7 @@
     </w:p>
     <w:p>
       <w:pPr>
-        <w:pStyle w:val="7"/>
+        <w:pStyle w:val="9"/>
         <w:keepNext w:val="0"/>
         <w:keepLines w:val="0"/>
         <w:widowControl/>
@@ -6417,7 +6418,7 @@
     </w:p>
     <w:p>
       <w:pPr>
-        <w:pStyle w:val="7"/>
+        <w:pStyle w:val="9"/>
         <w:keepNext w:val="0"/>
         <w:keepLines w:val="0"/>
         <w:widowControl/>
@@ -6454,7 +6455,7 @@
     </w:p>
     <w:p>
       <w:pPr>
-        <w:pStyle w:val="7"/>
+        <w:pStyle w:val="9"/>
         <w:keepNext w:val="0"/>
         <w:keepLines w:val="0"/>
         <w:widowControl/>
@@ -6491,7 +6492,7 @@
     </w:p>
     <w:p>
       <w:pPr>
-        <w:pStyle w:val="7"/>
+        <w:pStyle w:val="9"/>
         <w:keepNext w:val="0"/>
         <w:keepLines w:val="0"/>
         <w:widowControl/>
@@ -6528,7 +6529,7 @@
     </w:p>
     <w:p>
       <w:pPr>
-        <w:pStyle w:val="7"/>
+        <w:pStyle w:val="9"/>
         <w:keepNext w:val="0"/>
         <w:keepLines w:val="0"/>
         <w:widowControl/>
@@ -6565,7 +6566,7 @@
     </w:p>
     <w:p>
       <w:pPr>
-        <w:pStyle w:val="7"/>
+        <w:pStyle w:val="9"/>
         <w:keepNext w:val="0"/>
         <w:keepLines w:val="0"/>
         <w:widowControl/>
@@ -6603,7 +6604,7 @@
     </w:p>
     <w:p>
       <w:pPr>
-        <w:pStyle w:val="7"/>
+        <w:pStyle w:val="9"/>
         <w:keepNext w:val="0"/>
         <w:keepLines w:val="0"/>
         <w:widowControl/>
@@ -6651,7 +6652,7 @@
     </w:p>
     <w:p>
       <w:pPr>
-        <w:pStyle w:val="7"/>
+        <w:pStyle w:val="9"/>
         <w:keepNext w:val="0"/>
         <w:keepLines w:val="0"/>
         <w:widowControl/>
@@ -6688,7 +6689,7 @@
     </w:p>
     <w:p>
       <w:pPr>
-        <w:pStyle w:val="7"/>
+        <w:pStyle w:val="9"/>
         <w:keepNext w:val="0"/>
         <w:keepLines w:val="0"/>
         <w:widowControl/>
@@ -6725,7 +6726,7 @@
     </w:p>
     <w:p>
       <w:pPr>
-        <w:pStyle w:val="7"/>
+        <w:pStyle w:val="9"/>
         <w:keepNext w:val="0"/>
         <w:keepLines w:val="0"/>
         <w:widowControl/>
@@ -6762,7 +6763,7 @@
     </w:p>
     <w:p>
       <w:pPr>
-        <w:pStyle w:val="7"/>
+        <w:pStyle w:val="9"/>
         <w:keepNext w:val="0"/>
         <w:keepLines w:val="0"/>
         <w:widowControl/>
@@ -6799,7 +6800,7 @@
     </w:p>
     <w:p>
       <w:pPr>
-        <w:pStyle w:val="7"/>
+        <w:pStyle w:val="9"/>
         <w:keepNext w:val="0"/>
         <w:keepLines w:val="0"/>
         <w:widowControl/>
@@ -6837,7 +6838,7 @@
     </w:p>
     <w:p>
       <w:pPr>
-        <w:pStyle w:val="7"/>
+        <w:pStyle w:val="9"/>
         <w:keepNext w:val="0"/>
         <w:keepLines w:val="0"/>
         <w:widowControl/>
@@ -6885,7 +6886,7 @@
     </w:p>
     <w:p>
       <w:pPr>
-        <w:pStyle w:val="7"/>
+        <w:pStyle w:val="9"/>
         <w:keepNext w:val="0"/>
         <w:keepLines w:val="0"/>
         <w:widowControl/>
@@ -6922,7 +6923,7 @@
     </w:p>
     <w:p>
       <w:pPr>
-        <w:pStyle w:val="7"/>
+        <w:pStyle w:val="9"/>
         <w:keepNext w:val="0"/>
         <w:keepLines w:val="0"/>
         <w:widowControl/>
@@ -6959,7 +6960,7 @@
     </w:p>
     <w:p>
       <w:pPr>
-        <w:pStyle w:val="7"/>
+        <w:pStyle w:val="9"/>
         <w:keepNext w:val="0"/>
         <w:keepLines w:val="0"/>
         <w:widowControl/>
@@ -6996,7 +6997,7 @@
     </w:p>
     <w:p>
       <w:pPr>
-        <w:pStyle w:val="7"/>
+        <w:pStyle w:val="9"/>
         <w:keepNext w:val="0"/>
         <w:keepLines w:val="0"/>
         <w:widowControl/>
@@ -7061,7 +7062,7 @@
     </w:p>
     <w:p>
       <w:pPr>
-        <w:pStyle w:val="7"/>
+        <w:pStyle w:val="9"/>
         <w:keepNext w:val="0"/>
         <w:keepLines w:val="0"/>
         <w:widowControl/>
@@ -7098,7 +7099,7 @@
     </w:p>
     <w:p>
       <w:pPr>
-        <w:pStyle w:val="7"/>
+        <w:pStyle w:val="9"/>
         <w:keepNext w:val="0"/>
         <w:keepLines w:val="0"/>
         <w:widowControl/>
@@ -7135,7 +7136,7 @@
     </w:p>
     <w:p>
       <w:pPr>
-        <w:pStyle w:val="7"/>
+        <w:pStyle w:val="9"/>
         <w:keepNext w:val="0"/>
         <w:keepLines w:val="0"/>
         <w:widowControl/>
@@ -9605,7 +9606,7 @@
           <w:szCs w:val="16"/>
         </w:rPr>
         <w:pict>
-          <v:rect id="_x0000_i1029" o:spt="1" style="height:1.5pt;width:558.25pt;" fillcolor="#A0A0A0" filled="t" stroked="f" coordsize="21600,21600" o:hr="t" o:hrstd="t" o:hrpct="0" o:hralign="center">
+          <v:rect id="_x0000_i1026" o:spt="1" style="height:1.5pt;width:558.25pt;" fillcolor="#A0A0A0" filled="t" stroked="f" coordsize="21600,21600" o:hr="t" o:hrstd="t" o:hrpct="0" o:hralign="center">
             <v:path/>
             <v:fill on="t" focussize="0,0"/>
             <v:stroke on="f"/>
@@ -9619,31 +9620,31 @@
     </w:p>
     <w:p>
       <w:pPr>
-        <w:pStyle w:val="7"/>
-        <w:keepNext w:val="0"/>
-        <w:keepLines w:val="0"/>
-        <w:widowControl/>
-        <w:suppressLineNumbers w:val="0"/>
-        <w:shd w:val="clear" w:fill="FFFFFF"/>
-        <w:spacing w:before="0" w:beforeAutospacing="1" w:after="216" w:afterAutospacing="0" w:line="240" w:lineRule="atLeast"/>
-        <w:ind w:left="0" w:right="0" w:firstLine="0"/>
-        <w:jc w:val="both"/>
-        <w:rPr>
-          <w:rFonts w:hint="default" w:ascii="Palatino Linotype" w:hAnsi="Palatino Linotype" w:eastAsia="sans-serif" w:cs="Palatino Linotype"/>
-          <w:i w:val="0"/>
-          <w:iCs w:val="0"/>
-          <w:caps w:val="0"/>
-          <w:color w:val="1A1C1E"/>
-          <w:spacing w:val="0"/>
-          <w:sz w:val="28"/>
-          <w:szCs w:val="28"/>
-          <w:shd w:val="clear" w:fill="FFFFFF"/>
-        </w:rPr>
-      </w:pPr>
-    </w:p>
-    <w:p>
-      <w:pPr>
-        <w:pStyle w:val="7"/>
+        <w:pStyle w:val="9"/>
+        <w:keepNext w:val="0"/>
+        <w:keepLines w:val="0"/>
+        <w:widowControl/>
+        <w:suppressLineNumbers w:val="0"/>
+        <w:shd w:val="clear" w:fill="FFFFFF"/>
+        <w:spacing w:before="0" w:beforeAutospacing="1" w:after="216" w:afterAutospacing="0" w:line="240" w:lineRule="atLeast"/>
+        <w:ind w:left="0" w:right="0" w:firstLine="0"/>
+        <w:jc w:val="both"/>
+        <w:rPr>
+          <w:rFonts w:hint="default" w:ascii="Palatino Linotype" w:hAnsi="Palatino Linotype" w:eastAsia="sans-serif" w:cs="Palatino Linotype"/>
+          <w:i w:val="0"/>
+          <w:iCs w:val="0"/>
+          <w:caps w:val="0"/>
+          <w:color w:val="1A1C1E"/>
+          <w:spacing w:val="0"/>
+          <w:sz w:val="28"/>
+          <w:szCs w:val="28"/>
+          <w:shd w:val="clear" w:fill="FFFFFF"/>
+        </w:rPr>
+      </w:pPr>
+    </w:p>
+    <w:p>
+      <w:pPr>
+        <w:pStyle w:val="9"/>
         <w:keepNext w:val="0"/>
         <w:keepLines w:val="0"/>
         <w:widowControl/>
@@ -9681,31 +9682,31 @@
     </w:p>
     <w:p>
       <w:pPr>
-        <w:pStyle w:val="7"/>
-        <w:keepNext w:val="0"/>
-        <w:keepLines w:val="0"/>
-        <w:widowControl/>
-        <w:suppressLineNumbers w:val="0"/>
-        <w:shd w:val="clear" w:fill="FFFFFF"/>
-        <w:spacing w:before="0" w:beforeAutospacing="1" w:after="216" w:afterAutospacing="0" w:line="240" w:lineRule="atLeast"/>
-        <w:ind w:left="0" w:right="0" w:firstLine="0"/>
-        <w:jc w:val="both"/>
-        <w:rPr>
-          <w:rFonts w:hint="default" w:ascii="Palatino Linotype" w:hAnsi="Palatino Linotype" w:eastAsia="sans-serif" w:cs="Palatino Linotype"/>
-          <w:i w:val="0"/>
-          <w:iCs w:val="0"/>
-          <w:caps w:val="0"/>
-          <w:color w:val="1A1C1E"/>
-          <w:spacing w:val="0"/>
-          <w:sz w:val="28"/>
-          <w:szCs w:val="28"/>
-          <w:shd w:val="clear" w:fill="FFFFFF"/>
-        </w:rPr>
-      </w:pPr>
-    </w:p>
-    <w:p>
-      <w:pPr>
-        <w:pStyle w:val="7"/>
+        <w:pStyle w:val="9"/>
+        <w:keepNext w:val="0"/>
+        <w:keepLines w:val="0"/>
+        <w:widowControl/>
+        <w:suppressLineNumbers w:val="0"/>
+        <w:shd w:val="clear" w:fill="FFFFFF"/>
+        <w:spacing w:before="0" w:beforeAutospacing="1" w:after="216" w:afterAutospacing="0" w:line="240" w:lineRule="atLeast"/>
+        <w:ind w:left="0" w:right="0" w:firstLine="0"/>
+        <w:jc w:val="both"/>
+        <w:rPr>
+          <w:rFonts w:hint="default" w:ascii="Palatino Linotype" w:hAnsi="Palatino Linotype" w:eastAsia="sans-serif" w:cs="Palatino Linotype"/>
+          <w:i w:val="0"/>
+          <w:iCs w:val="0"/>
+          <w:caps w:val="0"/>
+          <w:color w:val="1A1C1E"/>
+          <w:spacing w:val="0"/>
+          <w:sz w:val="28"/>
+          <w:szCs w:val="28"/>
+          <w:shd w:val="clear" w:fill="FFFFFF"/>
+        </w:rPr>
+      </w:pPr>
+    </w:p>
+    <w:p>
+      <w:pPr>
+        <w:pStyle w:val="9"/>
         <w:keepNext w:val="0"/>
         <w:keepLines w:val="0"/>
         <w:widowControl/>
@@ -9758,7 +9759,7 @@
     </w:p>
     <w:p>
       <w:pPr>
-        <w:pStyle w:val="7"/>
+        <w:pStyle w:val="9"/>
         <w:keepNext w:val="0"/>
         <w:keepLines w:val="0"/>
         <w:widowControl/>
@@ -9961,7 +9962,7 @@
     </w:p>
     <w:p>
       <w:pPr>
-        <w:pStyle w:val="7"/>
+        <w:pStyle w:val="9"/>
         <w:keepNext w:val="0"/>
         <w:keepLines w:val="0"/>
         <w:widowControl/>
@@ -9998,7 +9999,7 @@
     </w:p>
     <w:p>
       <w:pPr>
-        <w:pStyle w:val="7"/>
+        <w:pStyle w:val="9"/>
         <w:keepNext w:val="0"/>
         <w:keepLines w:val="0"/>
         <w:widowControl/>
@@ -10035,7 +10036,7 @@
     </w:p>
     <w:p>
       <w:pPr>
-        <w:pStyle w:val="7"/>
+        <w:pStyle w:val="9"/>
         <w:keepNext w:val="0"/>
         <w:keepLines w:val="0"/>
         <w:widowControl/>
@@ -10072,7 +10073,7 @@
     </w:p>
     <w:p>
       <w:pPr>
-        <w:pStyle w:val="7"/>
+        <w:pStyle w:val="9"/>
         <w:keepNext w:val="0"/>
         <w:keepLines w:val="0"/>
         <w:widowControl/>
@@ -10110,7 +10111,7 @@
     </w:p>
     <w:p>
       <w:pPr>
-        <w:pStyle w:val="7"/>
+        <w:pStyle w:val="9"/>
         <w:keepNext w:val="0"/>
         <w:keepLines w:val="0"/>
         <w:widowControl/>
@@ -10169,7 +10170,7 @@
     </w:p>
     <w:p>
       <w:pPr>
-        <w:pStyle w:val="7"/>
+        <w:pStyle w:val="9"/>
         <w:keepNext w:val="0"/>
         <w:keepLines w:val="0"/>
         <w:widowControl/>
@@ -10234,7 +10235,7 @@
     </w:p>
     <w:p>
       <w:pPr>
-        <w:pStyle w:val="7"/>
+        <w:pStyle w:val="9"/>
         <w:keepNext w:val="0"/>
         <w:keepLines w:val="0"/>
         <w:widowControl/>
@@ -10271,7 +10272,7 @@
     </w:p>
     <w:p>
       <w:pPr>
-        <w:pStyle w:val="7"/>
+        <w:pStyle w:val="9"/>
         <w:keepNext w:val="0"/>
         <w:keepLines w:val="0"/>
         <w:widowControl/>
@@ -10308,7 +10309,7 @@
     </w:p>
     <w:p>
       <w:pPr>
-        <w:pStyle w:val="7"/>
+        <w:pStyle w:val="9"/>
         <w:keepNext w:val="0"/>
         <w:keepLines w:val="0"/>
         <w:widowControl/>
@@ -10346,7 +10347,7 @@
     </w:p>
     <w:p>
       <w:pPr>
-        <w:pStyle w:val="7"/>
+        <w:pStyle w:val="9"/>
         <w:keepNext w:val="0"/>
         <w:keepLines w:val="0"/>
         <w:widowControl/>
@@ -10405,7 +10406,7 @@
     </w:p>
     <w:p>
       <w:pPr>
-        <w:pStyle w:val="7"/>
+        <w:pStyle w:val="9"/>
         <w:keepNext w:val="0"/>
         <w:keepLines w:val="0"/>
         <w:widowControl/>
@@ -10442,7 +10443,7 @@
     </w:p>
     <w:p>
       <w:pPr>
-        <w:pStyle w:val="7"/>
+        <w:pStyle w:val="9"/>
         <w:keepNext w:val="0"/>
         <w:keepLines w:val="0"/>
         <w:widowControl/>
@@ -10479,7 +10480,7 @@
     </w:p>
     <w:p>
       <w:pPr>
-        <w:pStyle w:val="7"/>
+        <w:pStyle w:val="9"/>
         <w:keepNext w:val="0"/>
         <w:keepLines w:val="0"/>
         <w:widowControl/>
@@ -10516,7 +10517,7 @@
     </w:p>
     <w:p>
       <w:pPr>
-        <w:pStyle w:val="7"/>
+        <w:pStyle w:val="9"/>
         <w:keepNext w:val="0"/>
         <w:keepLines w:val="0"/>
         <w:widowControl/>
@@ -10553,7 +10554,7 @@
     </w:p>
     <w:p>
       <w:pPr>
-        <w:pStyle w:val="7"/>
+        <w:pStyle w:val="9"/>
         <w:keepNext w:val="0"/>
         <w:keepLines w:val="0"/>
         <w:widowControl/>
@@ -10590,7 +10591,7 @@
     </w:p>
     <w:p>
       <w:pPr>
-        <w:pStyle w:val="7"/>
+        <w:pStyle w:val="9"/>
         <w:keepNext w:val="0"/>
         <w:keepLines w:val="0"/>
         <w:widowControl/>
@@ -10627,7 +10628,7 @@
     </w:p>
     <w:p>
       <w:pPr>
-        <w:pStyle w:val="7"/>
+        <w:pStyle w:val="9"/>
         <w:keepNext w:val="0"/>
         <w:keepLines w:val="0"/>
         <w:widowControl/>
@@ -10720,7 +10721,7 @@
     </w:p>
     <w:p>
       <w:pPr>
-        <w:pStyle w:val="7"/>
+        <w:pStyle w:val="9"/>
         <w:keepNext w:val="0"/>
         <w:keepLines w:val="0"/>
         <w:widowControl/>
@@ -11055,7 +11056,7 @@
     </w:p>
     <w:p>
       <w:pPr>
-        <w:pStyle w:val="7"/>
+        <w:pStyle w:val="9"/>
         <w:keepNext w:val="0"/>
         <w:keepLines w:val="0"/>
         <w:widowControl/>
@@ -11092,7 +11093,7 @@
     </w:p>
     <w:p>
       <w:pPr>
-        <w:pStyle w:val="7"/>
+        <w:pStyle w:val="9"/>
         <w:keepNext w:val="0"/>
         <w:keepLines w:val="0"/>
         <w:widowControl/>
@@ -11129,7 +11130,7 @@
     </w:p>
     <w:p>
       <w:pPr>
-        <w:pStyle w:val="7"/>
+        <w:pStyle w:val="9"/>
         <w:keepNext w:val="0"/>
         <w:keepLines w:val="0"/>
         <w:widowControl/>
@@ -11166,7 +11167,7 @@
     </w:p>
     <w:p>
       <w:pPr>
-        <w:pStyle w:val="7"/>
+        <w:pStyle w:val="9"/>
         <w:keepNext w:val="0"/>
         <w:keepLines w:val="0"/>
         <w:widowControl/>
@@ -11231,7 +11232,7 @@
     </w:p>
     <w:p>
       <w:pPr>
-        <w:pStyle w:val="7"/>
+        <w:pStyle w:val="9"/>
         <w:keepNext w:val="0"/>
         <w:keepLines w:val="0"/>
         <w:widowControl/>
@@ -11268,7 +11269,7 @@
     </w:p>
     <w:p>
       <w:pPr>
-        <w:pStyle w:val="7"/>
+        <w:pStyle w:val="9"/>
         <w:keepNext w:val="0"/>
         <w:keepLines w:val="0"/>
         <w:widowControl/>
@@ -11305,7 +11306,7 @@
     </w:p>
     <w:p>
       <w:pPr>
-        <w:pStyle w:val="7"/>
+        <w:pStyle w:val="9"/>
         <w:keepNext w:val="0"/>
         <w:keepLines w:val="0"/>
         <w:widowControl/>
@@ -11358,7 +11359,7 @@
     </w:p>
     <w:p>
       <w:pPr>
-        <w:pStyle w:val="7"/>
+        <w:pStyle w:val="9"/>
         <w:keepNext w:val="0"/>
         <w:keepLines w:val="0"/>
         <w:widowControl/>
@@ -11411,7 +11412,7 @@
     </w:p>
     <w:p>
       <w:pPr>
-        <w:pStyle w:val="7"/>
+        <w:pStyle w:val="9"/>
         <w:keepNext w:val="0"/>
         <w:keepLines w:val="0"/>
         <w:widowControl/>
@@ -11464,7 +11465,7 @@
     </w:p>
     <w:p>
       <w:pPr>
-        <w:pStyle w:val="7"/>
+        <w:pStyle w:val="9"/>
         <w:keepNext w:val="0"/>
         <w:keepLines w:val="0"/>
         <w:widowControl/>
@@ -11517,7 +11518,7 @@
     </w:p>
     <w:p>
       <w:pPr>
-        <w:pStyle w:val="7"/>
+        <w:pStyle w:val="9"/>
         <w:keepNext w:val="0"/>
         <w:keepLines w:val="0"/>
         <w:widowControl/>
@@ -11570,7 +11571,7 @@
     </w:p>
     <w:p>
       <w:pPr>
-        <w:pStyle w:val="7"/>
+        <w:pStyle w:val="9"/>
         <w:keepNext w:val="0"/>
         <w:keepLines w:val="0"/>
         <w:widowControl/>
@@ -11607,7 +11608,7 @@
     </w:p>
     <w:p>
       <w:pPr>
-        <w:pStyle w:val="7"/>
+        <w:pStyle w:val="9"/>
         <w:keepNext w:val="0"/>
         <w:keepLines w:val="0"/>
         <w:widowControl/>
@@ -11900,6 +11901,7 @@
         <w:keepLines w:val="0"/>
         <w:widowControl/>
         <w:numPr>
+          <w:ilvl w:val="0"/>
           <w:numId w:val="0"/>
         </w:numPr>
         <w:suppressLineNumbers w:val="0"/>
@@ -11915,7 +11917,7 @@
     </w:p>
     <w:p>
       <w:pPr>
-        <w:pStyle w:val="7"/>
+        <w:pStyle w:val="9"/>
         <w:keepNext w:val="0"/>
         <w:keepLines w:val="0"/>
         <w:widowControl/>
@@ -12211,7 +12213,7 @@
     </w:p>
     <w:p>
       <w:pPr>
-        <w:pStyle w:val="7"/>
+        <w:pStyle w:val="9"/>
         <w:keepNext w:val="0"/>
         <w:keepLines w:val="0"/>
         <w:widowControl/>
@@ -12249,7 +12251,7 @@
     </w:p>
     <w:p>
       <w:pPr>
-        <w:pStyle w:val="7"/>
+        <w:pStyle w:val="9"/>
         <w:keepNext w:val="0"/>
         <w:keepLines w:val="0"/>
         <w:widowControl/>
@@ -12297,7 +12299,7 @@
     </w:p>
     <w:p>
       <w:pPr>
-        <w:pStyle w:val="7"/>
+        <w:pStyle w:val="9"/>
         <w:keepNext w:val="0"/>
         <w:keepLines w:val="0"/>
         <w:widowControl/>
@@ -12362,7 +12364,7 @@
     </w:p>
     <w:p>
       <w:pPr>
-        <w:pStyle w:val="7"/>
+        <w:pStyle w:val="9"/>
         <w:keepNext w:val="0"/>
         <w:keepLines w:val="0"/>
         <w:widowControl/>
@@ -12427,7 +12429,7 @@
     </w:p>
     <w:p>
       <w:pPr>
-        <w:pStyle w:val="7"/>
+        <w:pStyle w:val="9"/>
         <w:keepNext w:val="0"/>
         <w:keepLines w:val="0"/>
         <w:widowControl/>
@@ -12464,7 +12466,7 @@
     </w:p>
     <w:p>
       <w:pPr>
-        <w:pStyle w:val="7"/>
+        <w:pStyle w:val="9"/>
         <w:keepNext w:val="0"/>
         <w:keepLines w:val="0"/>
         <w:widowControl/>
@@ -12501,7 +12503,7 @@
     </w:p>
     <w:p>
       <w:pPr>
-        <w:pStyle w:val="7"/>
+        <w:pStyle w:val="9"/>
         <w:keepNext w:val="0"/>
         <w:keepLines w:val="0"/>
         <w:widowControl/>
@@ -12539,7 +12541,7 @@
     </w:p>
     <w:p>
       <w:pPr>
-        <w:pStyle w:val="7"/>
+        <w:pStyle w:val="9"/>
         <w:keepNext w:val="0"/>
         <w:keepLines w:val="0"/>
         <w:widowControl/>
@@ -12587,7 +12589,7 @@
     </w:p>
     <w:p>
       <w:pPr>
-        <w:pStyle w:val="7"/>
+        <w:pStyle w:val="9"/>
         <w:keepNext w:val="0"/>
         <w:keepLines w:val="0"/>
         <w:widowControl/>
@@ -12624,7 +12626,7 @@
     </w:p>
     <w:p>
       <w:pPr>
-        <w:pStyle w:val="7"/>
+        <w:pStyle w:val="9"/>
         <w:keepNext w:val="0"/>
         <w:keepLines w:val="0"/>
         <w:widowControl/>
@@ -12661,7 +12663,7 @@
     </w:p>
     <w:p>
       <w:pPr>
-        <w:pStyle w:val="7"/>
+        <w:pStyle w:val="9"/>
         <w:keepNext w:val="0"/>
         <w:keepLines w:val="0"/>
         <w:widowControl/>
@@ -12698,7 +12700,7 @@
     </w:p>
     <w:p>
       <w:pPr>
-        <w:pStyle w:val="7"/>
+        <w:pStyle w:val="9"/>
         <w:keepNext w:val="0"/>
         <w:keepLines w:val="0"/>
         <w:widowControl/>
@@ -12735,7 +12737,7 @@
     </w:p>
     <w:p>
       <w:pPr>
-        <w:pStyle w:val="7"/>
+        <w:pStyle w:val="9"/>
         <w:keepNext w:val="0"/>
         <w:keepLines w:val="0"/>
         <w:widowControl/>
@@ -12772,7 +12774,7 @@
     </w:p>
     <w:p>
       <w:pPr>
-        <w:pStyle w:val="7"/>
+        <w:pStyle w:val="9"/>
         <w:keepNext w:val="0"/>
         <w:keepLines w:val="0"/>
         <w:widowControl/>
@@ -12809,7 +12811,7 @@
     </w:p>
     <w:p>
       <w:pPr>
-        <w:pStyle w:val="7"/>
+        <w:pStyle w:val="9"/>
         <w:keepNext w:val="0"/>
         <w:keepLines w:val="0"/>
         <w:widowControl/>
@@ -12967,79 +12969,79 @@
     </w:p>
     <w:p>
       <w:pPr>
-        <w:pStyle w:val="7"/>
-        <w:keepNext w:val="0"/>
-        <w:keepLines w:val="0"/>
-        <w:widowControl/>
-        <w:suppressLineNumbers w:val="0"/>
-        <w:shd w:val="clear" w:fill="FFFFFF"/>
-        <w:spacing w:before="0" w:beforeAutospacing="1" w:after="216" w:afterAutospacing="0" w:line="240" w:lineRule="atLeast"/>
-        <w:ind w:left="0" w:right="0" w:firstLine="0"/>
-        <w:jc w:val="both"/>
-        <w:rPr>
-          <w:rFonts w:hint="default" w:ascii="Palatino Linotype" w:hAnsi="Palatino Linotype" w:eastAsia="sans-serif" w:cs="Palatino Linotype"/>
-          <w:i w:val="0"/>
-          <w:iCs w:val="0"/>
-          <w:caps w:val="0"/>
-          <w:color w:val="1A1C1E"/>
-          <w:spacing w:val="0"/>
-          <w:sz w:val="28"/>
-          <w:szCs w:val="28"/>
-          <w:shd w:val="clear" w:fill="FFFFFF"/>
-        </w:rPr>
-      </w:pPr>
-    </w:p>
-    <w:p>
-      <w:pPr>
-        <w:pStyle w:val="7"/>
-        <w:keepNext w:val="0"/>
-        <w:keepLines w:val="0"/>
-        <w:widowControl/>
-        <w:suppressLineNumbers w:val="0"/>
-        <w:shd w:val="clear" w:fill="FFFFFF"/>
-        <w:spacing w:before="0" w:beforeAutospacing="1" w:after="216" w:afterAutospacing="0" w:line="240" w:lineRule="atLeast"/>
-        <w:ind w:left="0" w:right="0" w:firstLine="0"/>
-        <w:jc w:val="both"/>
-        <w:rPr>
-          <w:rFonts w:hint="default" w:ascii="Palatino Linotype" w:hAnsi="Palatino Linotype" w:eastAsia="sans-serif" w:cs="Palatino Linotype"/>
-          <w:i w:val="0"/>
-          <w:iCs w:val="0"/>
-          <w:caps w:val="0"/>
-          <w:color w:val="1A1C1E"/>
-          <w:spacing w:val="0"/>
-          <w:sz w:val="28"/>
-          <w:szCs w:val="28"/>
-          <w:shd w:val="clear" w:fill="FFFFFF"/>
-        </w:rPr>
-      </w:pPr>
-    </w:p>
-    <w:p>
-      <w:pPr>
-        <w:pStyle w:val="7"/>
-        <w:keepNext w:val="0"/>
-        <w:keepLines w:val="0"/>
-        <w:widowControl/>
-        <w:suppressLineNumbers w:val="0"/>
-        <w:shd w:val="clear" w:fill="FFFFFF"/>
-        <w:spacing w:before="0" w:beforeAutospacing="1" w:after="216" w:afterAutospacing="0" w:line="240" w:lineRule="atLeast"/>
-        <w:ind w:left="0" w:right="0" w:firstLine="0"/>
-        <w:jc w:val="both"/>
-        <w:rPr>
-          <w:rFonts w:hint="default" w:ascii="Palatino Linotype" w:hAnsi="Palatino Linotype" w:eastAsia="sans-serif" w:cs="Palatino Linotype"/>
-          <w:i w:val="0"/>
-          <w:iCs w:val="0"/>
-          <w:caps w:val="0"/>
-          <w:color w:val="1A1C1E"/>
-          <w:spacing w:val="0"/>
-          <w:sz w:val="28"/>
-          <w:szCs w:val="28"/>
-          <w:shd w:val="clear" w:fill="FFFFFF"/>
-        </w:rPr>
-      </w:pPr>
-    </w:p>
-    <w:p>
-      <w:pPr>
-        <w:pStyle w:val="7"/>
+        <w:pStyle w:val="9"/>
+        <w:keepNext w:val="0"/>
+        <w:keepLines w:val="0"/>
+        <w:widowControl/>
+        <w:suppressLineNumbers w:val="0"/>
+        <w:shd w:val="clear" w:fill="FFFFFF"/>
+        <w:spacing w:before="0" w:beforeAutospacing="1" w:after="216" w:afterAutospacing="0" w:line="240" w:lineRule="atLeast"/>
+        <w:ind w:left="0" w:right="0" w:firstLine="0"/>
+        <w:jc w:val="both"/>
+        <w:rPr>
+          <w:rFonts w:hint="default" w:ascii="Palatino Linotype" w:hAnsi="Palatino Linotype" w:eastAsia="sans-serif" w:cs="Palatino Linotype"/>
+          <w:i w:val="0"/>
+          <w:iCs w:val="0"/>
+          <w:caps w:val="0"/>
+          <w:color w:val="1A1C1E"/>
+          <w:spacing w:val="0"/>
+          <w:sz w:val="28"/>
+          <w:szCs w:val="28"/>
+          <w:shd w:val="clear" w:fill="FFFFFF"/>
+        </w:rPr>
+      </w:pPr>
+    </w:p>
+    <w:p>
+      <w:pPr>
+        <w:pStyle w:val="9"/>
+        <w:keepNext w:val="0"/>
+        <w:keepLines w:val="0"/>
+        <w:widowControl/>
+        <w:suppressLineNumbers w:val="0"/>
+        <w:shd w:val="clear" w:fill="FFFFFF"/>
+        <w:spacing w:before="0" w:beforeAutospacing="1" w:after="216" w:afterAutospacing="0" w:line="240" w:lineRule="atLeast"/>
+        <w:ind w:left="0" w:right="0" w:firstLine="0"/>
+        <w:jc w:val="both"/>
+        <w:rPr>
+          <w:rFonts w:hint="default" w:ascii="Palatino Linotype" w:hAnsi="Palatino Linotype" w:eastAsia="sans-serif" w:cs="Palatino Linotype"/>
+          <w:i w:val="0"/>
+          <w:iCs w:val="0"/>
+          <w:caps w:val="0"/>
+          <w:color w:val="1A1C1E"/>
+          <w:spacing w:val="0"/>
+          <w:sz w:val="28"/>
+          <w:szCs w:val="28"/>
+          <w:shd w:val="clear" w:fill="FFFFFF"/>
+        </w:rPr>
+      </w:pPr>
+    </w:p>
+    <w:p>
+      <w:pPr>
+        <w:pStyle w:val="9"/>
+        <w:keepNext w:val="0"/>
+        <w:keepLines w:val="0"/>
+        <w:widowControl/>
+        <w:suppressLineNumbers w:val="0"/>
+        <w:shd w:val="clear" w:fill="FFFFFF"/>
+        <w:spacing w:before="0" w:beforeAutospacing="1" w:after="216" w:afterAutospacing="0" w:line="240" w:lineRule="atLeast"/>
+        <w:ind w:left="0" w:right="0" w:firstLine="0"/>
+        <w:jc w:val="both"/>
+        <w:rPr>
+          <w:rFonts w:hint="default" w:ascii="Palatino Linotype" w:hAnsi="Palatino Linotype" w:eastAsia="sans-serif" w:cs="Palatino Linotype"/>
+          <w:i w:val="0"/>
+          <w:iCs w:val="0"/>
+          <w:caps w:val="0"/>
+          <w:color w:val="1A1C1E"/>
+          <w:spacing w:val="0"/>
+          <w:sz w:val="28"/>
+          <w:szCs w:val="28"/>
+          <w:shd w:val="clear" w:fill="FFFFFF"/>
+        </w:rPr>
+      </w:pPr>
+    </w:p>
+    <w:p>
+      <w:pPr>
+        <w:pStyle w:val="9"/>
         <w:keepNext w:val="0"/>
         <w:keepLines w:val="0"/>
         <w:widowControl/>
@@ -13087,7 +13089,7 @@
     </w:p>
     <w:p>
       <w:pPr>
-        <w:pStyle w:val="7"/>
+        <w:pStyle w:val="9"/>
         <w:keepNext w:val="0"/>
         <w:keepLines w:val="0"/>
         <w:widowControl/>
@@ -13124,7 +13126,7 @@
     </w:p>
     <w:p>
       <w:pPr>
-        <w:pStyle w:val="7"/>
+        <w:pStyle w:val="9"/>
         <w:keepNext w:val="0"/>
         <w:keepLines w:val="0"/>
         <w:widowControl/>
@@ -13161,7 +13163,7 @@
     </w:p>
     <w:p>
       <w:pPr>
-        <w:pStyle w:val="7"/>
+        <w:pStyle w:val="9"/>
         <w:keepNext w:val="0"/>
         <w:keepLines w:val="0"/>
         <w:widowControl/>
@@ -13198,7 +13200,7 @@
     </w:p>
     <w:p>
       <w:pPr>
-        <w:pStyle w:val="7"/>
+        <w:pStyle w:val="9"/>
         <w:keepNext w:val="0"/>
         <w:keepLines w:val="0"/>
         <w:widowControl/>
@@ -13235,7 +13237,7 @@
     </w:p>
     <w:p>
       <w:pPr>
-        <w:pStyle w:val="7"/>
+        <w:pStyle w:val="9"/>
         <w:keepNext w:val="0"/>
         <w:keepLines w:val="0"/>
         <w:widowControl/>
@@ -13272,7 +13274,7 @@
     </w:p>
     <w:p>
       <w:pPr>
-        <w:pStyle w:val="7"/>
+        <w:pStyle w:val="9"/>
         <w:keepNext w:val="0"/>
         <w:keepLines w:val="0"/>
         <w:widowControl/>
@@ -13309,7 +13311,7 @@
     </w:p>
     <w:p>
       <w:pPr>
-        <w:pStyle w:val="7"/>
+        <w:pStyle w:val="9"/>
         <w:keepNext w:val="0"/>
         <w:keepLines w:val="0"/>
         <w:widowControl/>
@@ -13346,7 +13348,7 @@
     </w:p>
     <w:p>
       <w:pPr>
-        <w:pStyle w:val="7"/>
+        <w:pStyle w:val="9"/>
         <w:keepNext w:val="0"/>
         <w:keepLines w:val="0"/>
         <w:widowControl/>
@@ -13384,7 +13386,7 @@
     </w:p>
     <w:p>
       <w:pPr>
-        <w:pStyle w:val="7"/>
+        <w:pStyle w:val="9"/>
         <w:keepNext w:val="0"/>
         <w:keepLines w:val="0"/>
         <w:widowControl/>
@@ -13432,7 +13434,7 @@
     </w:p>
     <w:p>
       <w:pPr>
-        <w:pStyle w:val="7"/>
+        <w:pStyle w:val="9"/>
         <w:keepNext w:val="0"/>
         <w:keepLines w:val="0"/>
         <w:widowControl/>
@@ -13469,7 +13471,7 @@
     </w:p>
     <w:p>
       <w:pPr>
-        <w:pStyle w:val="7"/>
+        <w:pStyle w:val="9"/>
         <w:keepNext w:val="0"/>
         <w:keepLines w:val="0"/>
         <w:widowControl/>
@@ -13506,7 +13508,7 @@
     </w:p>
     <w:p>
       <w:pPr>
-        <w:pStyle w:val="7"/>
+        <w:pStyle w:val="9"/>
         <w:keepNext w:val="0"/>
         <w:keepLines w:val="0"/>
         <w:widowControl/>
@@ -13717,26 +13719,12 @@
           <w:szCs w:val="28"/>
           <w:shd w:val="clear" w:fill="FFFFFF"/>
         </w:rPr>
-        <w:t>(業) is described as a black, coarse, and heavy substance. It is generated when a person does bad things, harm</w:t>
-      </w:r>
-      <w:r>
-        <w:rPr>
-          <w:rFonts w:hint="default" w:ascii="Palatino Linotype" w:hAnsi="Palatino Linotype" w:eastAsia="sans-serif" w:cs="Palatino Linotype"/>
-          <w:i w:val="0"/>
-          <w:iCs w:val="0"/>
-          <w:caps w:val="0"/>
-          <w:color w:val="1A1C1E"/>
-          <w:spacing w:val="0"/>
-          <w:sz w:val="28"/>
-          <w:szCs w:val="28"/>
-          <w:shd w:val="clear" w:fill="FFFFFF"/>
-        </w:rPr>
-        <w:t>s others, or harbors jealousy and hatred.</w:t>
-      </w:r>
-    </w:p>
-    <w:p>
-      <w:pPr>
-        <w:pStyle w:val="7"/>
+        <w:t>(業) is described as a black, coarse, and heavy substance. It is generated when a person does bad things, harms others, or harbors jealousy and hatred.</w:t>
+      </w:r>
+    </w:p>
+    <w:p>
+      <w:pPr>
+        <w:pStyle w:val="9"/>
         <w:keepNext w:val="0"/>
         <w:keepLines w:val="0"/>
         <w:widowControl/>
@@ -13773,7 +13761,7 @@
     </w:p>
     <w:p>
       <w:pPr>
-        <w:pStyle w:val="7"/>
+        <w:pStyle w:val="9"/>
         <w:keepNext w:val="0"/>
         <w:keepLines w:val="0"/>
         <w:widowControl/>
@@ -13811,7 +13799,7 @@
     </w:p>
     <w:p>
       <w:pPr>
-        <w:pStyle w:val="7"/>
+        <w:pStyle w:val="9"/>
         <w:keepNext w:val="0"/>
         <w:keepLines w:val="0"/>
         <w:widowControl/>
@@ -13859,7 +13847,7 @@
     </w:p>
     <w:p>
       <w:pPr>
-        <w:pStyle w:val="7"/>
+        <w:pStyle w:val="9"/>
         <w:keepNext w:val="0"/>
         <w:keepLines w:val="0"/>
         <w:widowControl/>
@@ -13896,7 +13884,7 @@
     </w:p>
     <w:p>
       <w:pPr>
-        <w:pStyle w:val="7"/>
+        <w:pStyle w:val="9"/>
         <w:keepNext w:val="0"/>
         <w:keepLines w:val="0"/>
         <w:widowControl/>
@@ -13961,7 +13949,7 @@
     </w:p>
     <w:p>
       <w:pPr>
-        <w:pStyle w:val="7"/>
+        <w:pStyle w:val="9"/>
         <w:keepNext w:val="0"/>
         <w:keepLines w:val="0"/>
         <w:widowControl/>
@@ -14040,7 +14028,7 @@
     </w:p>
     <w:p>
       <w:pPr>
-        <w:pStyle w:val="7"/>
+        <w:pStyle w:val="9"/>
         <w:keepNext w:val="0"/>
         <w:keepLines w:val="0"/>
         <w:widowControl/>
@@ -14105,7 +14093,7 @@
     </w:p>
     <w:p>
       <w:pPr>
-        <w:pStyle w:val="7"/>
+        <w:pStyle w:val="9"/>
         <w:keepNext w:val="0"/>
         <w:keepLines w:val="0"/>
         <w:widowControl/>
@@ -14170,7 +14158,7 @@
     </w:p>
     <w:p>
       <w:pPr>
-        <w:pStyle w:val="7"/>
+        <w:pStyle w:val="9"/>
         <w:keepNext w:val="0"/>
         <w:keepLines w:val="0"/>
         <w:widowControl/>
@@ -14207,7 +14195,7 @@
     </w:p>
     <w:p>
       <w:pPr>
-        <w:pStyle w:val="7"/>
+        <w:pStyle w:val="9"/>
         <w:keepNext w:val="0"/>
         <w:keepLines w:val="0"/>
         <w:widowControl/>
@@ -14272,7 +14260,7 @@
     </w:p>
     <w:p>
       <w:pPr>
-        <w:pStyle w:val="7"/>
+        <w:pStyle w:val="9"/>
         <w:keepNext w:val="0"/>
         <w:keepLines w:val="0"/>
         <w:widowControl/>
@@ -14460,7 +14448,7 @@
     </w:p>
     <w:p>
       <w:pPr>
-        <w:pStyle w:val="7"/>
+        <w:pStyle w:val="9"/>
         <w:keepNext w:val="0"/>
         <w:keepLines w:val="0"/>
         <w:widowControl/>
@@ -14498,7 +14486,7 @@
     </w:p>
     <w:p>
       <w:pPr>
-        <w:pStyle w:val="7"/>
+        <w:pStyle w:val="9"/>
         <w:keepNext w:val="0"/>
         <w:keepLines w:val="0"/>
         <w:widowControl/>
@@ -14546,7 +14534,7 @@
     </w:p>
     <w:p>
       <w:pPr>
-        <w:pStyle w:val="7"/>
+        <w:pStyle w:val="9"/>
         <w:keepNext w:val="0"/>
         <w:keepLines w:val="0"/>
         <w:widowControl/>
@@ -14583,7 +14571,7 @@
     </w:p>
     <w:p>
       <w:pPr>
-        <w:pStyle w:val="7"/>
+        <w:pStyle w:val="9"/>
         <w:keepNext w:val="0"/>
         <w:keepLines w:val="0"/>
         <w:widowControl/>
@@ -14648,7 +14636,7 @@
     </w:p>
     <w:p>
       <w:pPr>
-        <w:pStyle w:val="7"/>
+        <w:pStyle w:val="9"/>
         <w:keepNext w:val="0"/>
         <w:keepLines w:val="0"/>
         <w:widowControl/>
@@ -14685,7 +14673,7 @@
     </w:p>
     <w:p>
       <w:pPr>
-        <w:pStyle w:val="7"/>
+        <w:pStyle w:val="9"/>
         <w:keepNext w:val="0"/>
         <w:keepLines w:val="0"/>
         <w:widowControl/>
@@ -14890,6 +14878,7 @@
         <w:keepLines w:val="0"/>
         <w:widowControl/>
         <w:numPr>
+          <w:ilvl w:val="0"/>
           <w:numId w:val="0"/>
         </w:numPr>
         <w:suppressLineNumbers w:val="0"/>
@@ -14904,7 +14893,7 @@
     </w:p>
     <w:p>
       <w:pPr>
-        <w:pStyle w:val="7"/>
+        <w:pStyle w:val="9"/>
         <w:keepNext w:val="0"/>
         <w:keepLines w:val="0"/>
         <w:widowControl/>
@@ -14941,7 +14930,7 @@
     </w:p>
     <w:p>
       <w:pPr>
-        <w:pStyle w:val="7"/>
+        <w:pStyle w:val="9"/>
         <w:keepNext w:val="0"/>
         <w:keepLines w:val="0"/>
         <w:widowControl/>
@@ -15143,55 +15132,55 @@
     </w:p>
     <w:p>
       <w:pPr>
-        <w:pStyle w:val="7"/>
-        <w:keepNext w:val="0"/>
-        <w:keepLines w:val="0"/>
-        <w:widowControl/>
-        <w:suppressLineNumbers w:val="0"/>
-        <w:shd w:val="clear" w:fill="FFFFFF"/>
-        <w:spacing w:before="0" w:beforeAutospacing="1" w:after="216" w:afterAutospacing="0" w:line="240" w:lineRule="atLeast"/>
-        <w:ind w:left="0" w:right="0" w:firstLine="0"/>
-        <w:jc w:val="both"/>
-        <w:rPr>
-          <w:rFonts w:hint="default" w:ascii="Palatino Linotype" w:hAnsi="Palatino Linotype" w:eastAsia="sans-serif" w:cs="Palatino Linotype"/>
-          <w:i w:val="0"/>
-          <w:iCs w:val="0"/>
-          <w:caps w:val="0"/>
-          <w:color w:val="1A1C1E"/>
-          <w:spacing w:val="0"/>
-          <w:sz w:val="28"/>
-          <w:szCs w:val="28"/>
-          <w:shd w:val="clear" w:fill="FFFFFF"/>
-        </w:rPr>
-      </w:pPr>
-    </w:p>
-    <w:p>
-      <w:pPr>
-        <w:pStyle w:val="7"/>
-        <w:keepNext w:val="0"/>
-        <w:keepLines w:val="0"/>
-        <w:widowControl/>
-        <w:suppressLineNumbers w:val="0"/>
-        <w:shd w:val="clear" w:fill="FFFFFF"/>
-        <w:spacing w:before="0" w:beforeAutospacing="1" w:after="216" w:afterAutospacing="0" w:line="240" w:lineRule="atLeast"/>
-        <w:ind w:left="0" w:right="0" w:firstLine="0"/>
-        <w:jc w:val="both"/>
-        <w:rPr>
-          <w:rFonts w:hint="default" w:ascii="Palatino Linotype" w:hAnsi="Palatino Linotype" w:eastAsia="sans-serif" w:cs="Palatino Linotype"/>
-          <w:i w:val="0"/>
-          <w:iCs w:val="0"/>
-          <w:caps w:val="0"/>
-          <w:color w:val="1A1C1E"/>
-          <w:spacing w:val="0"/>
-          <w:sz w:val="28"/>
-          <w:szCs w:val="28"/>
-          <w:shd w:val="clear" w:fill="FFFFFF"/>
-        </w:rPr>
-      </w:pPr>
-    </w:p>
-    <w:p>
-      <w:pPr>
-        <w:pStyle w:val="7"/>
+        <w:pStyle w:val="9"/>
+        <w:keepNext w:val="0"/>
+        <w:keepLines w:val="0"/>
+        <w:widowControl/>
+        <w:suppressLineNumbers w:val="0"/>
+        <w:shd w:val="clear" w:fill="FFFFFF"/>
+        <w:spacing w:before="0" w:beforeAutospacing="1" w:after="216" w:afterAutospacing="0" w:line="240" w:lineRule="atLeast"/>
+        <w:ind w:left="0" w:right="0" w:firstLine="0"/>
+        <w:jc w:val="both"/>
+        <w:rPr>
+          <w:rFonts w:hint="default" w:ascii="Palatino Linotype" w:hAnsi="Palatino Linotype" w:eastAsia="sans-serif" w:cs="Palatino Linotype"/>
+          <w:i w:val="0"/>
+          <w:iCs w:val="0"/>
+          <w:caps w:val="0"/>
+          <w:color w:val="1A1C1E"/>
+          <w:spacing w:val="0"/>
+          <w:sz w:val="28"/>
+          <w:szCs w:val="28"/>
+          <w:shd w:val="clear" w:fill="FFFFFF"/>
+        </w:rPr>
+      </w:pPr>
+    </w:p>
+    <w:p>
+      <w:pPr>
+        <w:pStyle w:val="9"/>
+        <w:keepNext w:val="0"/>
+        <w:keepLines w:val="0"/>
+        <w:widowControl/>
+        <w:suppressLineNumbers w:val="0"/>
+        <w:shd w:val="clear" w:fill="FFFFFF"/>
+        <w:spacing w:before="0" w:beforeAutospacing="1" w:after="216" w:afterAutospacing="0" w:line="240" w:lineRule="atLeast"/>
+        <w:ind w:left="0" w:right="0" w:firstLine="0"/>
+        <w:jc w:val="both"/>
+        <w:rPr>
+          <w:rFonts w:hint="default" w:ascii="Palatino Linotype" w:hAnsi="Palatino Linotype" w:eastAsia="sans-serif" w:cs="Palatino Linotype"/>
+          <w:i w:val="0"/>
+          <w:iCs w:val="0"/>
+          <w:caps w:val="0"/>
+          <w:color w:val="1A1C1E"/>
+          <w:spacing w:val="0"/>
+          <w:sz w:val="28"/>
+          <w:szCs w:val="28"/>
+          <w:shd w:val="clear" w:fill="FFFFFF"/>
+        </w:rPr>
+      </w:pPr>
+    </w:p>
+    <w:p>
+      <w:pPr>
+        <w:pStyle w:val="9"/>
         <w:keepNext w:val="0"/>
         <w:keepLines w:val="0"/>
         <w:widowControl/>
@@ -15239,7 +15228,7 @@
     </w:p>
     <w:p>
       <w:pPr>
-        <w:pStyle w:val="7"/>
+        <w:pStyle w:val="9"/>
         <w:keepNext w:val="0"/>
         <w:keepLines w:val="0"/>
         <w:widowControl/>
@@ -15276,7 +15265,7 @@
     </w:p>
     <w:p>
       <w:pPr>
-        <w:pStyle w:val="7"/>
+        <w:pStyle w:val="9"/>
         <w:keepNext w:val="0"/>
         <w:keepLines w:val="0"/>
         <w:widowControl/>
@@ -15313,7 +15302,7 @@
     </w:p>
     <w:p>
       <w:pPr>
-        <w:pStyle w:val="7"/>
+        <w:pStyle w:val="9"/>
         <w:keepNext w:val="0"/>
         <w:keepLines w:val="0"/>
         <w:widowControl/>
@@ -15350,7 +15339,7 @@
     </w:p>
     <w:p>
       <w:pPr>
-        <w:pStyle w:val="7"/>
+        <w:pStyle w:val="9"/>
         <w:keepNext w:val="0"/>
         <w:keepLines w:val="0"/>
         <w:widowControl/>
@@ -15387,7 +15376,7 @@
     </w:p>
     <w:p>
       <w:pPr>
-        <w:pStyle w:val="7"/>
+        <w:pStyle w:val="9"/>
         <w:keepNext w:val="0"/>
         <w:keepLines w:val="0"/>
         <w:widowControl/>
@@ -15425,7 +15414,7 @@
     </w:p>
     <w:p>
       <w:pPr>
-        <w:pStyle w:val="7"/>
+        <w:pStyle w:val="9"/>
         <w:keepNext w:val="0"/>
         <w:keepLines w:val="0"/>
         <w:widowControl/>
@@ -15473,7 +15462,7 @@
     </w:p>
     <w:p>
       <w:pPr>
-        <w:pStyle w:val="7"/>
+        <w:pStyle w:val="9"/>
         <w:keepNext w:val="0"/>
         <w:keepLines w:val="0"/>
         <w:widowControl/>
@@ -15510,7 +15499,7 @@
     </w:p>
     <w:p>
       <w:pPr>
-        <w:pStyle w:val="7"/>
+        <w:pStyle w:val="9"/>
         <w:keepNext w:val="0"/>
         <w:keepLines w:val="0"/>
         <w:widowControl/>
@@ -15547,7 +15536,7 @@
     </w:p>
     <w:p>
       <w:pPr>
-        <w:pStyle w:val="7"/>
+        <w:pStyle w:val="9"/>
         <w:keepNext w:val="0"/>
         <w:keepLines w:val="0"/>
         <w:widowControl/>
@@ -15584,7 +15573,7 @@
     </w:p>
     <w:p>
       <w:pPr>
-        <w:pStyle w:val="7"/>
+        <w:pStyle w:val="9"/>
         <w:keepNext w:val="0"/>
         <w:keepLines w:val="0"/>
         <w:widowControl/>
@@ -15622,7 +15611,7 @@
     </w:p>
     <w:p>
       <w:pPr>
-        <w:pStyle w:val="7"/>
+        <w:pStyle w:val="9"/>
         <w:keepNext w:val="0"/>
         <w:keepLines w:val="0"/>
         <w:widowControl/>
@@ -15670,7 +15659,7 @@
     </w:p>
     <w:p>
       <w:pPr>
-        <w:pStyle w:val="7"/>
+        <w:pStyle w:val="9"/>
         <w:keepNext w:val="0"/>
         <w:keepLines w:val="0"/>
         <w:widowControl/>
@@ -15793,26 +15782,12 @@
           <w:szCs w:val="28"/>
           <w:shd w:val="clear" w:fill="FFFFFF"/>
         </w:rPr>
-        <w:t>The Bermuda Triangle and other mysterious "vortices": The stories of ships and planes disap</w:t>
-      </w:r>
-      <w:r>
-        <w:rPr>
-          <w:rFonts w:hint="default" w:ascii="Palatino Linotype" w:hAnsi="Palatino Linotype" w:eastAsia="sans-serif" w:cs="Palatino Linotype"/>
-          <w:i w:val="0"/>
-          <w:iCs w:val="0"/>
-          <w:caps w:val="0"/>
-          <w:color w:val="1A1C1E"/>
-          <w:spacing w:val="0"/>
-          <w:sz w:val="28"/>
-          <w:szCs w:val="28"/>
-          <w:shd w:val="clear" w:fill="FFFFFF"/>
-        </w:rPr>
-        <w:t>pearing without a trace in the Bermuda Triangle have become part of popular culture. Although many cases have been proven to be caused by severe weather or human error, unexplained disappearances remain.</w:t>
-      </w:r>
-    </w:p>
-    <w:p>
-      <w:pPr>
-        <w:pStyle w:val="7"/>
+        <w:t>The Bermuda Triangle and other mysterious "vortices": The stories of ships and planes disappearing without a trace in the Bermuda Triangle have become part of popular culture. Although many cases have been proven to be caused by severe weather or human error, unexplained disappearances remain.</w:t>
+      </w:r>
+    </w:p>
+    <w:p>
+      <w:pPr>
+        <w:pStyle w:val="9"/>
         <w:keepNext w:val="0"/>
         <w:keepLines w:val="0"/>
         <w:widowControl/>
@@ -15849,7 +15824,7 @@
     </w:p>
     <w:p>
       <w:pPr>
-        <w:pStyle w:val="7"/>
+        <w:pStyle w:val="9"/>
         <w:keepNext w:val="0"/>
         <w:keepLines w:val="0"/>
         <w:widowControl/>
@@ -15886,7 +15861,7 @@
     </w:p>
     <w:p>
       <w:pPr>
-        <w:pStyle w:val="7"/>
+        <w:pStyle w:val="9"/>
         <w:keepNext w:val="0"/>
         <w:keepLines w:val="0"/>
         <w:widowControl/>
@@ -15924,7 +15899,7 @@
     </w:p>
     <w:p>
       <w:pPr>
-        <w:pStyle w:val="7"/>
+        <w:pStyle w:val="9"/>
         <w:keepNext w:val="0"/>
         <w:keepLines w:val="0"/>
         <w:widowControl/>
@@ -15972,7 +15947,7 @@
     </w:p>
     <w:p>
       <w:pPr>
-        <w:pStyle w:val="7"/>
+        <w:pStyle w:val="9"/>
         <w:keepNext w:val="0"/>
         <w:keepLines w:val="0"/>
         <w:widowControl/>
@@ -16009,7 +15984,7 @@
     </w:p>
     <w:p>
       <w:pPr>
-        <w:pStyle w:val="7"/>
+        <w:pStyle w:val="9"/>
         <w:keepNext w:val="0"/>
         <w:keepLines w:val="0"/>
         <w:widowControl/>
@@ -16046,7 +16021,7 @@
     </w:p>
     <w:p>
       <w:pPr>
-        <w:pStyle w:val="7"/>
+        <w:pStyle w:val="9"/>
         <w:keepNext w:val="0"/>
         <w:keepLines w:val="0"/>
         <w:widowControl/>
@@ -16220,26 +16195,12 @@
           <w:szCs w:val="28"/>
           <w:shd w:val="clear" w:fill="FFFFFF"/>
         </w:rPr>
-        <w:t xml:space="preserve">Disappear from one point and reappear at another, tens of </w:t>
-      </w:r>
-      <w:r>
-        <w:rPr>
-          <w:rFonts w:hint="default" w:ascii="Palatino Linotype" w:hAnsi="Palatino Linotype" w:eastAsia="sans-serif" w:cs="Palatino Linotype"/>
-          <w:i w:val="0"/>
-          <w:iCs w:val="0"/>
-          <w:caps w:val="0"/>
-          <w:color w:val="1A1C1E"/>
-          <w:spacing w:val="0"/>
-          <w:sz w:val="28"/>
-          <w:szCs w:val="28"/>
-          <w:shd w:val="clear" w:fill="FFFFFF"/>
-        </w:rPr>
-        <w:t>kilometers away, in the blink of an eye.</w:t>
-      </w:r>
-    </w:p>
-    <w:p>
-      <w:pPr>
-        <w:pStyle w:val="7"/>
+        <w:t>Disappear from one point and reappear at another, tens of kilometers away, in the blink of an eye.</w:t>
+      </w:r>
+    </w:p>
+    <w:p>
+      <w:pPr>
+        <w:pStyle w:val="9"/>
         <w:keepNext w:val="0"/>
         <w:keepLines w:val="0"/>
         <w:widowControl/>
@@ -16412,7 +16373,7 @@
     </w:p>
     <w:p>
       <w:pPr>
-        <w:pStyle w:val="7"/>
+        <w:pStyle w:val="9"/>
         <w:keepNext w:val="0"/>
         <w:keepLines w:val="0"/>
         <w:widowControl/>
@@ -16612,55 +16573,55 @@
     </w:p>
     <w:p>
       <w:pPr>
-        <w:pStyle w:val="7"/>
-        <w:keepNext w:val="0"/>
-        <w:keepLines w:val="0"/>
-        <w:widowControl/>
-        <w:suppressLineNumbers w:val="0"/>
-        <w:shd w:val="clear" w:fill="FFFFFF"/>
-        <w:spacing w:before="0" w:beforeAutospacing="1" w:after="216" w:afterAutospacing="0" w:line="240" w:lineRule="atLeast"/>
-        <w:ind w:left="0" w:right="0" w:firstLine="0"/>
-        <w:jc w:val="both"/>
-        <w:rPr>
-          <w:rFonts w:hint="default" w:ascii="Palatino Linotype" w:hAnsi="Palatino Linotype" w:eastAsia="sans-serif" w:cs="Palatino Linotype"/>
-          <w:i w:val="0"/>
-          <w:iCs w:val="0"/>
-          <w:caps w:val="0"/>
-          <w:color w:val="1A1C1E"/>
-          <w:spacing w:val="0"/>
-          <w:sz w:val="28"/>
-          <w:szCs w:val="28"/>
-          <w:shd w:val="clear" w:fill="FFFFFF"/>
-        </w:rPr>
-      </w:pPr>
-    </w:p>
-    <w:p>
-      <w:pPr>
-        <w:pStyle w:val="7"/>
-        <w:keepNext w:val="0"/>
-        <w:keepLines w:val="0"/>
-        <w:widowControl/>
-        <w:suppressLineNumbers w:val="0"/>
-        <w:shd w:val="clear" w:fill="FFFFFF"/>
-        <w:spacing w:before="0" w:beforeAutospacing="1" w:after="216" w:afterAutospacing="0" w:line="240" w:lineRule="atLeast"/>
-        <w:ind w:left="0" w:right="0" w:firstLine="0"/>
-        <w:jc w:val="both"/>
-        <w:rPr>
-          <w:rFonts w:hint="default" w:ascii="Palatino Linotype" w:hAnsi="Palatino Linotype" w:eastAsia="sans-serif" w:cs="Palatino Linotype"/>
-          <w:i w:val="0"/>
-          <w:iCs w:val="0"/>
-          <w:caps w:val="0"/>
-          <w:color w:val="1A1C1E"/>
-          <w:spacing w:val="0"/>
-          <w:sz w:val="28"/>
-          <w:szCs w:val="28"/>
-          <w:shd w:val="clear" w:fill="FFFFFF"/>
-        </w:rPr>
-      </w:pPr>
-    </w:p>
-    <w:p>
-      <w:pPr>
-        <w:pStyle w:val="7"/>
+        <w:pStyle w:val="9"/>
+        <w:keepNext w:val="0"/>
+        <w:keepLines w:val="0"/>
+        <w:widowControl/>
+        <w:suppressLineNumbers w:val="0"/>
+        <w:shd w:val="clear" w:fill="FFFFFF"/>
+        <w:spacing w:before="0" w:beforeAutospacing="1" w:after="216" w:afterAutospacing="0" w:line="240" w:lineRule="atLeast"/>
+        <w:ind w:left="0" w:right="0" w:firstLine="0"/>
+        <w:jc w:val="both"/>
+        <w:rPr>
+          <w:rFonts w:hint="default" w:ascii="Palatino Linotype" w:hAnsi="Palatino Linotype" w:eastAsia="sans-serif" w:cs="Palatino Linotype"/>
+          <w:i w:val="0"/>
+          <w:iCs w:val="0"/>
+          <w:caps w:val="0"/>
+          <w:color w:val="1A1C1E"/>
+          <w:spacing w:val="0"/>
+          <w:sz w:val="28"/>
+          <w:szCs w:val="28"/>
+          <w:shd w:val="clear" w:fill="FFFFFF"/>
+        </w:rPr>
+      </w:pPr>
+    </w:p>
+    <w:p>
+      <w:pPr>
+        <w:pStyle w:val="9"/>
+        <w:keepNext w:val="0"/>
+        <w:keepLines w:val="0"/>
+        <w:widowControl/>
+        <w:suppressLineNumbers w:val="0"/>
+        <w:shd w:val="clear" w:fill="FFFFFF"/>
+        <w:spacing w:before="0" w:beforeAutospacing="1" w:after="216" w:afterAutospacing="0" w:line="240" w:lineRule="atLeast"/>
+        <w:ind w:left="0" w:right="0" w:firstLine="0"/>
+        <w:jc w:val="both"/>
+        <w:rPr>
+          <w:rFonts w:hint="default" w:ascii="Palatino Linotype" w:hAnsi="Palatino Linotype" w:eastAsia="sans-serif" w:cs="Palatino Linotype"/>
+          <w:i w:val="0"/>
+          <w:iCs w:val="0"/>
+          <w:caps w:val="0"/>
+          <w:color w:val="1A1C1E"/>
+          <w:spacing w:val="0"/>
+          <w:sz w:val="28"/>
+          <w:szCs w:val="28"/>
+          <w:shd w:val="clear" w:fill="FFFFFF"/>
+        </w:rPr>
+      </w:pPr>
+    </w:p>
+    <w:p>
+      <w:pPr>
+        <w:pStyle w:val="9"/>
         <w:keepNext w:val="0"/>
         <w:keepLines w:val="0"/>
         <w:widowControl/>
@@ -16708,7 +16669,7 @@
     </w:p>
     <w:p>
       <w:pPr>
-        <w:pStyle w:val="7"/>
+        <w:pStyle w:val="9"/>
         <w:keepNext w:val="0"/>
         <w:keepLines w:val="0"/>
         <w:widowControl/>
@@ -16745,7 +16706,7 @@
     </w:p>
     <w:p>
       <w:pPr>
-        <w:pStyle w:val="7"/>
+        <w:pStyle w:val="9"/>
         <w:keepNext w:val="0"/>
         <w:keepLines w:val="0"/>
         <w:widowControl/>
@@ -16782,7 +16743,7 @@
     </w:p>
     <w:p>
       <w:pPr>
-        <w:pStyle w:val="7"/>
+        <w:pStyle w:val="9"/>
         <w:keepNext w:val="0"/>
         <w:keepLines w:val="0"/>
         <w:widowControl/>
@@ -16819,7 +16780,7 @@
     </w:p>
     <w:p>
       <w:pPr>
-        <w:pStyle w:val="7"/>
+        <w:pStyle w:val="9"/>
         <w:keepNext w:val="0"/>
         <w:keepLines w:val="0"/>
         <w:widowControl/>
@@ -16856,7 +16817,7 @@
     </w:p>
     <w:p>
       <w:pPr>
-        <w:pStyle w:val="7"/>
+        <w:pStyle w:val="9"/>
         <w:keepNext w:val="0"/>
         <w:keepLines w:val="0"/>
         <w:widowControl/>
@@ -16893,7 +16854,7 @@
     </w:p>
     <w:p>
       <w:pPr>
-        <w:pStyle w:val="7"/>
+        <w:pStyle w:val="9"/>
         <w:keepNext w:val="0"/>
         <w:keepLines w:val="0"/>
         <w:widowControl/>
@@ -16930,7 +16891,7 @@
     </w:p>
     <w:p>
       <w:pPr>
-        <w:pStyle w:val="7"/>
+        <w:pStyle w:val="9"/>
         <w:keepNext w:val="0"/>
         <w:keepLines w:val="0"/>
         <w:widowControl/>
@@ -16968,7 +16929,7 @@
     </w:p>
     <w:p>
       <w:pPr>
-        <w:pStyle w:val="7"/>
+        <w:pStyle w:val="9"/>
         <w:keepNext w:val="0"/>
         <w:keepLines w:val="0"/>
         <w:widowControl/>
@@ -17016,7 +16977,7 @@
     </w:p>
     <w:p>
       <w:pPr>
-        <w:pStyle w:val="7"/>
+        <w:pStyle w:val="9"/>
         <w:keepNext w:val="0"/>
         <w:keepLines w:val="0"/>
         <w:widowControl/>
@@ -17239,7 +17200,7 @@
     </w:p>
     <w:p>
       <w:pPr>
-        <w:pStyle w:val="7"/>
+        <w:pStyle w:val="9"/>
         <w:keepNext w:val="0"/>
         <w:keepLines w:val="0"/>
         <w:widowControl/>
@@ -17277,7 +17238,7 @@
     </w:p>
     <w:p>
       <w:pPr>
-        <w:pStyle w:val="7"/>
+        <w:pStyle w:val="9"/>
         <w:keepNext w:val="0"/>
         <w:keepLines w:val="0"/>
         <w:widowControl/>
@@ -17325,7 +17286,7 @@
     </w:p>
     <w:p>
       <w:pPr>
-        <w:pStyle w:val="7"/>
+        <w:pStyle w:val="9"/>
         <w:keepNext w:val="0"/>
         <w:keepLines w:val="0"/>
         <w:widowControl/>
@@ -17362,7 +17323,7 @@
     </w:p>
     <w:p>
       <w:pPr>
-        <w:pStyle w:val="7"/>
+        <w:pStyle w:val="9"/>
         <w:keepNext w:val="0"/>
         <w:keepLines w:val="0"/>
         <w:widowControl/>
@@ -17484,7 +17445,7 @@
     </w:p>
     <w:p>
       <w:pPr>
-        <w:pStyle w:val="7"/>
+        <w:pStyle w:val="9"/>
         <w:keepNext w:val="0"/>
         <w:keepLines w:val="0"/>
         <w:widowControl/>
@@ -17522,7 +17483,7 @@
     </w:p>
     <w:p>
       <w:pPr>
-        <w:pStyle w:val="7"/>
+        <w:pStyle w:val="9"/>
         <w:keepNext w:val="0"/>
         <w:keepLines w:val="0"/>
         <w:widowControl/>
@@ -17570,7 +17531,7 @@
     </w:p>
     <w:p>
       <w:pPr>
-        <w:pStyle w:val="7"/>
+        <w:pStyle w:val="9"/>
         <w:keepNext w:val="0"/>
         <w:keepLines w:val="0"/>
         <w:widowControl/>
@@ -17607,7 +17568,7 @@
     </w:p>
     <w:p>
       <w:pPr>
-        <w:pStyle w:val="7"/>
+        <w:pStyle w:val="9"/>
         <w:keepNext w:val="0"/>
         <w:keepLines w:val="0"/>
         <w:widowControl/>
@@ -17644,7 +17605,7 @@
     </w:p>
     <w:p>
       <w:pPr>
-        <w:pStyle w:val="7"/>
+        <w:pStyle w:val="9"/>
         <w:keepNext w:val="0"/>
         <w:keepLines w:val="0"/>
         <w:widowControl/>
@@ -17766,7 +17727,7 @@
     </w:p>
     <w:p>
       <w:pPr>
-        <w:pStyle w:val="7"/>
+        <w:pStyle w:val="9"/>
         <w:keepNext w:val="0"/>
         <w:keepLines w:val="0"/>
         <w:widowControl/>
@@ -17803,7 +17764,7 @@
     </w:p>
     <w:p>
       <w:pPr>
-        <w:pStyle w:val="7"/>
+        <w:pStyle w:val="9"/>
         <w:keepNext w:val="0"/>
         <w:keepLines w:val="0"/>
         <w:widowControl/>
@@ -18016,7 +17977,7 @@
           <w:szCs w:val="28"/>
         </w:rPr>
         <w:pict>
-          <v:rect id="_x0000_i1036" o:spt="1" style="height:1.5pt;width:558.25pt;" fillcolor="#A0A0A0" filled="t" stroked="f" coordsize="21600,21600" o:hr="t" o:hrstd="t" o:hrpct="0" o:hralign="center">
+          <v:rect id="_x0000_i1027" o:spt="1" style="height:1.5pt;width:558.25pt;" fillcolor="#A0A0A0" filled="t" stroked="f" coordsize="21600,21600" o:hr="t" o:hrstd="t" o:hrpct="0" o:hralign="center">
             <v:path/>
             <v:fill on="t" focussize="0,0"/>
             <v:stroke on="f"/>
@@ -18030,31 +17991,31 @@
     </w:p>
     <w:p>
       <w:pPr>
-        <w:pStyle w:val="7"/>
-        <w:keepNext w:val="0"/>
-        <w:keepLines w:val="0"/>
-        <w:widowControl/>
-        <w:suppressLineNumbers w:val="0"/>
-        <w:shd w:val="clear" w:fill="FFFFFF"/>
-        <w:spacing w:before="0" w:beforeAutospacing="1" w:after="216" w:afterAutospacing="0" w:line="240" w:lineRule="atLeast"/>
-        <w:ind w:left="0" w:right="0" w:firstLine="0"/>
-        <w:jc w:val="both"/>
-        <w:rPr>
-          <w:rFonts w:hint="default" w:ascii="Palatino Linotype" w:hAnsi="Palatino Linotype" w:eastAsia="sans-serif" w:cs="Palatino Linotype"/>
-          <w:i w:val="0"/>
-          <w:iCs w:val="0"/>
-          <w:caps w:val="0"/>
-          <w:color w:val="1A1C1E"/>
-          <w:spacing w:val="0"/>
-          <w:sz w:val="28"/>
-          <w:szCs w:val="28"/>
-          <w:shd w:val="clear" w:fill="FFFFFF"/>
-        </w:rPr>
-      </w:pPr>
-    </w:p>
-    <w:p>
-      <w:pPr>
-        <w:pStyle w:val="7"/>
+        <w:pStyle w:val="9"/>
+        <w:keepNext w:val="0"/>
+        <w:keepLines w:val="0"/>
+        <w:widowControl/>
+        <w:suppressLineNumbers w:val="0"/>
+        <w:shd w:val="clear" w:fill="FFFFFF"/>
+        <w:spacing w:before="0" w:beforeAutospacing="1" w:after="216" w:afterAutospacing="0" w:line="240" w:lineRule="atLeast"/>
+        <w:ind w:left="0" w:right="0" w:firstLine="0"/>
+        <w:jc w:val="both"/>
+        <w:rPr>
+          <w:rFonts w:hint="default" w:ascii="Palatino Linotype" w:hAnsi="Palatino Linotype" w:eastAsia="sans-serif" w:cs="Palatino Linotype"/>
+          <w:i w:val="0"/>
+          <w:iCs w:val="0"/>
+          <w:caps w:val="0"/>
+          <w:color w:val="1A1C1E"/>
+          <w:spacing w:val="0"/>
+          <w:sz w:val="28"/>
+          <w:szCs w:val="28"/>
+          <w:shd w:val="clear" w:fill="FFFFFF"/>
+        </w:rPr>
+      </w:pPr>
+    </w:p>
+    <w:p>
+      <w:pPr>
+        <w:pStyle w:val="9"/>
         <w:keepNext w:val="0"/>
         <w:keepLines w:val="0"/>
         <w:widowControl/>
@@ -18091,7 +18052,7 @@
     </w:p>
     <w:p>
       <w:pPr>
-        <w:pStyle w:val="7"/>
+        <w:pStyle w:val="9"/>
         <w:keepNext w:val="0"/>
         <w:keepLines w:val="0"/>
         <w:widowControl/>
@@ -18128,7 +18089,7 @@
     </w:p>
     <w:p>
       <w:pPr>
-        <w:pStyle w:val="7"/>
+        <w:pStyle w:val="9"/>
         <w:keepNext w:val="0"/>
         <w:keepLines w:val="0"/>
         <w:widowControl/>
@@ -18214,7 +18175,7 @@
     </w:p>
     <w:p>
       <w:pPr>
-        <w:pStyle w:val="7"/>
+        <w:pStyle w:val="9"/>
         <w:keepNext w:val="0"/>
         <w:keepLines w:val="0"/>
         <w:widowControl/>
@@ -18366,7 +18327,7 @@
     </w:p>
     <w:p>
       <w:pPr>
-        <w:pStyle w:val="7"/>
+        <w:pStyle w:val="9"/>
         <w:keepNext w:val="0"/>
         <w:keepLines w:val="0"/>
         <w:widowControl/>
@@ -18403,7 +18364,7 @@
     </w:p>
     <w:p>
       <w:pPr>
-        <w:pStyle w:val="7"/>
+        <w:pStyle w:val="9"/>
         <w:keepNext w:val="0"/>
         <w:keepLines w:val="0"/>
         <w:widowControl/>
@@ -18440,7 +18401,7 @@
     </w:p>
     <w:p>
       <w:pPr>
-        <w:pStyle w:val="7"/>
+        <w:pStyle w:val="9"/>
         <w:keepNext w:val="0"/>
         <w:keepLines w:val="0"/>
         <w:widowControl/>
@@ -18477,7 +18438,7 @@
     </w:p>
     <w:p>
       <w:pPr>
-        <w:pStyle w:val="7"/>
+        <w:pStyle w:val="9"/>
         <w:keepNext w:val="0"/>
         <w:keepLines w:val="0"/>
         <w:widowControl/>
@@ -18514,7 +18475,7 @@
     </w:p>
     <w:p>
       <w:pPr>
-        <w:pStyle w:val="7"/>
+        <w:pStyle w:val="9"/>
         <w:keepNext w:val="0"/>
         <w:keepLines w:val="0"/>
         <w:widowControl/>
@@ -18551,7 +18512,7 @@
     </w:p>
     <w:p>
       <w:pPr>
-        <w:pStyle w:val="7"/>
+        <w:pStyle w:val="9"/>
         <w:keepNext w:val="0"/>
         <w:keepLines w:val="0"/>
         <w:widowControl/>
@@ -18589,7 +18550,7 @@
     </w:p>
     <w:p>
       <w:pPr>
-        <w:pStyle w:val="7"/>
+        <w:pStyle w:val="9"/>
         <w:keepNext w:val="0"/>
         <w:keepLines w:val="0"/>
         <w:widowControl/>
@@ -18637,7 +18598,7 @@
     </w:p>
     <w:p>
       <w:pPr>
-        <w:pStyle w:val="7"/>
+        <w:pStyle w:val="9"/>
         <w:keepNext w:val="0"/>
         <w:keepLines w:val="0"/>
         <w:widowControl/>
@@ -18880,7 +18841,7 @@
     </w:p>
     <w:p>
       <w:pPr>
-        <w:pStyle w:val="7"/>
+        <w:pStyle w:val="9"/>
         <w:keepNext w:val="0"/>
         <w:keepLines w:val="0"/>
         <w:widowControl/>
@@ -18918,7 +18879,7 @@
     </w:p>
     <w:p>
       <w:pPr>
-        <w:pStyle w:val="7"/>
+        <w:pStyle w:val="9"/>
         <w:keepNext w:val="0"/>
         <w:keepLines w:val="0"/>
         <w:widowControl/>
@@ -18966,7 +18927,7 @@
     </w:p>
     <w:p>
       <w:pPr>
-        <w:pStyle w:val="7"/>
+        <w:pStyle w:val="9"/>
         <w:keepNext w:val="0"/>
         <w:keepLines w:val="0"/>
         <w:widowControl/>
@@ -19121,21 +19082,7 @@
           <w:szCs w:val="28"/>
           <w:shd w:val="clear" w:fill="FFFFFF"/>
         </w:rPr>
-        <w:t xml:space="preserve"> Some dreams take us to places that are not in our memories—futuristic cities with strange technology, fairytale lands with brilliant </w:t>
-      </w:r>
-      <w:r>
-        <w:rPr>
-          <w:rFonts w:hint="default" w:ascii="Palatino Linotype" w:hAnsi="Palatino Linotype" w:eastAsia="sans-serif" w:cs="Palatino Linotype"/>
-          <w:i w:val="0"/>
-          <w:iCs w:val="0"/>
-          <w:caps w:val="0"/>
-          <w:color w:val="1A1C1E"/>
-          <w:spacing w:val="0"/>
-          <w:sz w:val="28"/>
-          <w:szCs w:val="28"/>
-          <w:shd w:val="clear" w:fill="FFFFFF"/>
-        </w:rPr>
-        <w:t>scenery, or barren planets under skies with two suns. Could these be unconscious "out-of-body" journeys of the Primordial Spirit to parallel dimensions, other planets, or even higher realms?</w:t>
+        <w:t xml:space="preserve"> Some dreams take us to places that are not in our memories—futuristic cities with strange technology, fairytale lands with brilliant scenery, or barren planets under skies with two suns. Could these be unconscious "out-of-body" journeys of the Primordial Spirit to parallel dimensions, other planets, or even higher realms?</w:t>
       </w:r>
     </w:p>
     <w:p>
@@ -19196,26 +19143,12 @@
           <w:szCs w:val="28"/>
           <w:shd w:val="clear" w:fill="FFFFFF"/>
         </w:rPr>
-        <w:t xml:space="preserve"> Some dreams seem to foretell</w:t>
-      </w:r>
-      <w:r>
-        <w:rPr>
-          <w:rFonts w:hint="default" w:ascii="Palatino Linotype" w:hAnsi="Palatino Linotype" w:eastAsia="sans-serif" w:cs="Palatino Linotype"/>
-          <w:i w:val="0"/>
-          <w:iCs w:val="0"/>
-          <w:caps w:val="0"/>
-          <w:color w:val="1A1C1E"/>
-          <w:spacing w:val="0"/>
-          <w:sz w:val="28"/>
-          <w:szCs w:val="28"/>
-          <w:shd w:val="clear" w:fill="FFFFFF"/>
-        </w:rPr>
-        <w:t xml:space="preserve"> future events. This is a complex phenomenon, which could be interpreted as the Primordial Spirit, in a state free from the linear flow of time in the material realm, being able to perceive the "ripples" of future events.</w:t>
-      </w:r>
-    </w:p>
-    <w:p>
-      <w:pPr>
-        <w:pStyle w:val="7"/>
+        <w:t xml:space="preserve"> Some dreams seem to foretell future events. This is a complex phenomenon, which could be interpreted as the Primordial Spirit, in a state free from the linear flow of time in the material realm, being able to perceive the "ripples" of future events.</w:t>
+      </w:r>
+    </w:p>
+    <w:p>
+      <w:pPr>
+        <w:pStyle w:val="9"/>
         <w:keepNext w:val="0"/>
         <w:keepLines w:val="0"/>
         <w:widowControl/>
@@ -19253,7 +19186,7 @@
     </w:p>
     <w:p>
       <w:pPr>
-        <w:pStyle w:val="7"/>
+        <w:pStyle w:val="9"/>
         <w:keepNext w:val="0"/>
         <w:keepLines w:val="0"/>
         <w:widowControl/>
@@ -19301,7 +19234,7 @@
     </w:p>
     <w:p>
       <w:pPr>
-        <w:pStyle w:val="7"/>
+        <w:pStyle w:val="9"/>
         <w:keepNext w:val="0"/>
         <w:keepLines w:val="0"/>
         <w:widowControl/>
@@ -19451,7 +19384,7 @@
     </w:p>
     <w:p>
       <w:pPr>
-        <w:pStyle w:val="7"/>
+        <w:pStyle w:val="9"/>
         <w:keepNext w:val="0"/>
         <w:keepLines w:val="0"/>
         <w:widowControl/>
@@ -19488,7 +19421,7 @@
     </w:p>
     <w:p>
       <w:pPr>
-        <w:pStyle w:val="7"/>
+        <w:pStyle w:val="9"/>
         <w:keepNext w:val="0"/>
         <w:keepLines w:val="0"/>
         <w:widowControl/>
@@ -19525,7 +19458,7 @@
     </w:p>
     <w:p>
       <w:pPr>
-        <w:pStyle w:val="7"/>
+        <w:pStyle w:val="9"/>
         <w:keepNext w:val="0"/>
         <w:keepLines w:val="0"/>
         <w:widowControl/>
@@ -19784,7 +19717,7 @@
     </w:p>
     <w:p>
       <w:pPr>
-        <w:pStyle w:val="7"/>
+        <w:pStyle w:val="9"/>
         <w:keepNext w:val="0"/>
         <w:keepLines w:val="0"/>
         <w:widowControl/>
@@ -19821,7 +19754,7 @@
     </w:p>
     <w:p>
       <w:pPr>
-        <w:pStyle w:val="7"/>
+        <w:pStyle w:val="9"/>
         <w:keepNext w:val="0"/>
         <w:keepLines w:val="0"/>
         <w:widowControl/>
@@ -19858,7 +19791,7 @@
     </w:p>
     <w:p>
       <w:pPr>
-        <w:pStyle w:val="7"/>
+        <w:pStyle w:val="9"/>
         <w:keepNext w:val="0"/>
         <w:keepLines w:val="0"/>
         <w:widowControl/>
@@ -19895,7 +19828,7 @@
     </w:p>
     <w:p>
       <w:pPr>
-        <w:pStyle w:val="7"/>
+        <w:pStyle w:val="9"/>
         <w:keepNext w:val="0"/>
         <w:keepLines w:val="0"/>
         <w:widowControl/>
@@ -19933,7 +19866,7 @@
     </w:p>
     <w:p>
       <w:pPr>
-        <w:pStyle w:val="7"/>
+        <w:pStyle w:val="9"/>
         <w:keepNext w:val="0"/>
         <w:keepLines w:val="0"/>
         <w:widowControl/>
@@ -19981,7 +19914,7 @@
     </w:p>
     <w:p>
       <w:pPr>
-        <w:pStyle w:val="7"/>
+        <w:pStyle w:val="9"/>
         <w:keepNext w:val="0"/>
         <w:keepLines w:val="0"/>
         <w:widowControl/>
@@ -20018,7 +19951,7 @@
     </w:p>
     <w:p>
       <w:pPr>
-        <w:pStyle w:val="7"/>
+        <w:pStyle w:val="9"/>
         <w:keepNext w:val="0"/>
         <w:keepLines w:val="0"/>
         <w:widowControl/>
@@ -20055,7 +19988,7 @@
     </w:p>
     <w:p>
       <w:pPr>
-        <w:pStyle w:val="7"/>
+        <w:pStyle w:val="9"/>
         <w:keepNext w:val="0"/>
         <w:keepLines w:val="0"/>
         <w:widowControl/>
@@ -20093,7 +20026,7 @@
     </w:p>
     <w:p>
       <w:pPr>
-        <w:pStyle w:val="7"/>
+        <w:pStyle w:val="9"/>
         <w:keepNext w:val="0"/>
         <w:keepLines w:val="0"/>
         <w:widowControl/>
@@ -20141,7 +20074,7 @@
     </w:p>
     <w:p>
       <w:pPr>
-        <w:pStyle w:val="7"/>
+        <w:pStyle w:val="9"/>
         <w:keepNext w:val="0"/>
         <w:keepLines w:val="0"/>
         <w:widowControl/>
@@ -20178,7 +20111,7 @@
     </w:p>
     <w:p>
       <w:pPr>
-        <w:pStyle w:val="7"/>
+        <w:pStyle w:val="9"/>
         <w:keepNext w:val="0"/>
         <w:keepLines w:val="0"/>
         <w:widowControl/>
@@ -20215,7 +20148,7 @@
     </w:p>
     <w:p>
       <w:pPr>
-        <w:pStyle w:val="7"/>
+        <w:pStyle w:val="9"/>
         <w:keepNext w:val="0"/>
         <w:keepLines w:val="0"/>
         <w:widowControl/>
@@ -20252,7 +20185,7 @@
     </w:p>
     <w:p>
       <w:pPr>
-        <w:pStyle w:val="7"/>
+        <w:pStyle w:val="9"/>
         <w:keepNext w:val="0"/>
         <w:keepLines w:val="0"/>
         <w:widowControl/>
@@ -20289,7 +20222,7 @@
     </w:p>
     <w:p>
       <w:pPr>
-        <w:pStyle w:val="7"/>
+        <w:pStyle w:val="9"/>
         <w:keepNext w:val="0"/>
         <w:keepLines w:val="0"/>
         <w:widowControl/>
@@ -20326,7 +20259,7 @@
     </w:p>
     <w:p>
       <w:pPr>
-        <w:pStyle w:val="7"/>
+        <w:pStyle w:val="9"/>
         <w:keepNext w:val="0"/>
         <w:keepLines w:val="0"/>
         <w:widowControl/>
@@ -20363,7 +20296,7 @@
     </w:p>
     <w:p>
       <w:pPr>
-        <w:pStyle w:val="7"/>
+        <w:pStyle w:val="9"/>
         <w:keepNext w:val="0"/>
         <w:keepLines w:val="0"/>
         <w:widowControl/>
@@ -20400,7 +20333,7 @@
     </w:p>
     <w:p>
       <w:pPr>
-        <w:pStyle w:val="7"/>
+        <w:pStyle w:val="9"/>
         <w:keepNext w:val="0"/>
         <w:keepLines w:val="0"/>
         <w:widowControl/>
@@ -20438,7 +20371,7 @@
     </w:p>
     <w:p>
       <w:pPr>
-        <w:pStyle w:val="7"/>
+        <w:pStyle w:val="9"/>
         <w:keepNext w:val="0"/>
         <w:keepLines w:val="0"/>
         <w:widowControl/>
@@ -20486,7 +20419,7 @@
     </w:p>
     <w:p>
       <w:pPr>
-        <w:pStyle w:val="7"/>
+        <w:pStyle w:val="9"/>
         <w:keepNext w:val="0"/>
         <w:keepLines w:val="0"/>
         <w:widowControl/>
@@ -20523,7 +20456,7 @@
     </w:p>
     <w:p>
       <w:pPr>
-        <w:pStyle w:val="7"/>
+        <w:pStyle w:val="9"/>
         <w:keepNext w:val="0"/>
         <w:keepLines w:val="0"/>
         <w:widowControl/>
@@ -20560,7 +20493,7 @@
     </w:p>
     <w:p>
       <w:pPr>
-        <w:pStyle w:val="7"/>
+        <w:pStyle w:val="9"/>
         <w:keepNext w:val="0"/>
         <w:keepLines w:val="0"/>
         <w:widowControl/>
@@ -20597,7 +20530,7 @@
     </w:p>
     <w:p>
       <w:pPr>
-        <w:pStyle w:val="7"/>
+        <w:pStyle w:val="9"/>
         <w:keepNext w:val="0"/>
         <w:keepLines w:val="0"/>
         <w:widowControl/>
@@ -20635,7 +20568,7 @@
     </w:p>
     <w:p>
       <w:pPr>
-        <w:pStyle w:val="7"/>
+        <w:pStyle w:val="9"/>
         <w:keepNext w:val="0"/>
         <w:keepLines w:val="0"/>
         <w:widowControl/>
@@ -20683,7 +20616,7 @@
     </w:p>
     <w:p>
       <w:pPr>
-        <w:pStyle w:val="7"/>
+        <w:pStyle w:val="9"/>
         <w:keepNext w:val="0"/>
         <w:keepLines w:val="0"/>
         <w:widowControl/>
@@ -20720,7 +20653,7 @@
     </w:p>
     <w:p>
       <w:pPr>
-        <w:pStyle w:val="7"/>
+        <w:pStyle w:val="9"/>
         <w:keepNext w:val="0"/>
         <w:keepLines w:val="0"/>
         <w:widowControl/>
@@ -20757,7 +20690,7 @@
     </w:p>
     <w:p>
       <w:pPr>
-        <w:pStyle w:val="7"/>
+        <w:pStyle w:val="9"/>
         <w:keepNext w:val="0"/>
         <w:keepLines w:val="0"/>
         <w:widowControl/>
@@ -20794,7 +20727,7 @@
     </w:p>
     <w:p>
       <w:pPr>
-        <w:pStyle w:val="7"/>
+        <w:pStyle w:val="9"/>
         <w:keepNext w:val="0"/>
         <w:keepLines w:val="0"/>
         <w:widowControl/>
@@ -20832,7 +20765,7 @@
     </w:p>
     <w:p>
       <w:pPr>
-        <w:pStyle w:val="7"/>
+        <w:pStyle w:val="9"/>
         <w:keepNext w:val="0"/>
         <w:keepLines w:val="0"/>
         <w:widowControl/>
@@ -20880,7 +20813,7 @@
     </w:p>
     <w:p>
       <w:pPr>
-        <w:pStyle w:val="7"/>
+        <w:pStyle w:val="9"/>
         <w:keepNext w:val="0"/>
         <w:keepLines w:val="0"/>
         <w:widowControl/>
@@ -20917,7 +20850,7 @@
     </w:p>
     <w:p>
       <w:pPr>
-        <w:pStyle w:val="7"/>
+        <w:pStyle w:val="9"/>
         <w:keepNext w:val="0"/>
         <w:keepLines w:val="0"/>
         <w:widowControl/>
@@ -20954,7 +20887,7 @@
     </w:p>
     <w:p>
       <w:pPr>
-        <w:pStyle w:val="7"/>
+        <w:pStyle w:val="9"/>
         <w:keepNext w:val="0"/>
         <w:keepLines w:val="0"/>
         <w:widowControl/>
@@ -21298,7 +21231,7 @@
     </w:p>
     <w:p>
       <w:pPr>
-        <w:pStyle w:val="7"/>
+        <w:pStyle w:val="9"/>
         <w:keepNext w:val="0"/>
         <w:keepLines w:val="0"/>
         <w:widowControl/>
@@ -21335,7 +21268,7 @@
     </w:p>
     <w:p>
       <w:pPr>
-        <w:pStyle w:val="7"/>
+        <w:pStyle w:val="9"/>
         <w:keepNext w:val="0"/>
         <w:keepLines w:val="0"/>
         <w:widowControl/>
@@ -21372,7 +21305,7 @@
     </w:p>
     <w:p>
       <w:pPr>
-        <w:pStyle w:val="7"/>
+        <w:pStyle w:val="9"/>
         <w:keepNext w:val="0"/>
         <w:keepLines w:val="0"/>
         <w:widowControl/>
@@ -21409,7 +21342,7 @@
     </w:p>
     <w:p>
       <w:pPr>
-        <w:pStyle w:val="7"/>
+        <w:pStyle w:val="9"/>
         <w:keepNext w:val="0"/>
         <w:keepLines w:val="0"/>
         <w:widowControl/>
@@ -21446,7 +21379,7 @@
     </w:p>
     <w:p>
       <w:pPr>
-        <w:pStyle w:val="7"/>
+        <w:pStyle w:val="9"/>
         <w:keepNext w:val="0"/>
         <w:keepLines w:val="0"/>
         <w:widowControl/>
@@ -21484,7 +21417,7 @@
     </w:p>
     <w:p>
       <w:pPr>
-        <w:pStyle w:val="7"/>
+        <w:pStyle w:val="9"/>
         <w:keepNext w:val="0"/>
         <w:keepLines w:val="0"/>
         <w:widowControl/>
@@ -21532,7 +21465,7 @@
     </w:p>
     <w:p>
       <w:pPr>
-        <w:pStyle w:val="7"/>
+        <w:pStyle w:val="9"/>
         <w:keepNext w:val="0"/>
         <w:keepLines w:val="0"/>
         <w:widowControl/>
@@ -21569,7 +21502,7 @@
     </w:p>
     <w:p>
       <w:pPr>
-        <w:pStyle w:val="7"/>
+        <w:pStyle w:val="9"/>
         <w:keepNext w:val="0"/>
         <w:keepLines w:val="0"/>
         <w:widowControl/>
@@ -21606,7 +21539,7 @@
     </w:p>
     <w:p>
       <w:pPr>
-        <w:pStyle w:val="7"/>
+        <w:pStyle w:val="9"/>
         <w:keepNext w:val="0"/>
         <w:keepLines w:val="0"/>
         <w:widowControl/>
@@ -21643,7 +21576,7 @@
     </w:p>
     <w:p>
       <w:pPr>
-        <w:pStyle w:val="7"/>
+        <w:pStyle w:val="9"/>
         <w:keepNext w:val="0"/>
         <w:keepLines w:val="0"/>
         <w:widowControl/>
@@ -21681,7 +21614,7 @@
     </w:p>
     <w:p>
       <w:pPr>
-        <w:pStyle w:val="7"/>
+        <w:pStyle w:val="9"/>
         <w:keepNext w:val="0"/>
         <w:keepLines w:val="0"/>
         <w:widowControl/>
@@ -21729,7 +21662,7 @@
     </w:p>
     <w:p>
       <w:pPr>
-        <w:pStyle w:val="7"/>
+        <w:pStyle w:val="9"/>
         <w:keepNext w:val="0"/>
         <w:keepLines w:val="0"/>
         <w:widowControl/>
@@ -21766,7 +21699,7 @@
     </w:p>
     <w:p>
       <w:pPr>
-        <w:pStyle w:val="7"/>
+        <w:pStyle w:val="9"/>
         <w:keepNext w:val="0"/>
         <w:keepLines w:val="0"/>
         <w:widowControl/>
@@ -21988,26 +21921,12 @@
           <w:szCs w:val="28"/>
           <w:shd w:val="clear" w:fill="FFFFFF"/>
         </w:rPr>
-        <w:t xml:space="preserve"> Debts from past lives can create a n</w:t>
-      </w:r>
-      <w:r>
-        <w:rPr>
-          <w:rFonts w:hint="default" w:ascii="Palatino Linotype" w:hAnsi="Palatino Linotype" w:eastAsia="sans-serif" w:cs="Palatino Linotype"/>
-          <w:i w:val="0"/>
-          <w:iCs w:val="0"/>
-          <w:caps w:val="0"/>
-          <w:color w:val="1A1C1E"/>
-          <w:spacing w:val="0"/>
-          <w:sz w:val="28"/>
-          <w:szCs w:val="28"/>
-          <w:shd w:val="clear" w:fill="FFFFFF"/>
-        </w:rPr>
-        <w:t>egative connection, allowing "creditors" from the invisible realm to come and collect their debts through harassment or possession.</w:t>
-      </w:r>
-    </w:p>
-    <w:p>
-      <w:pPr>
-        <w:pStyle w:val="7"/>
+        <w:t xml:space="preserve"> Debts from past lives can create a negative connection, allowing "creditors" from the invisible realm to come and collect their debts through harassment or possession.</w:t>
+      </w:r>
+    </w:p>
+    <w:p>
+      <w:pPr>
+        <w:pStyle w:val="9"/>
         <w:keepNext w:val="0"/>
         <w:keepLines w:val="0"/>
         <w:widowControl/>
@@ -22044,7 +21963,7 @@
     </w:p>
     <w:p>
       <w:pPr>
-        <w:pStyle w:val="7"/>
+        <w:pStyle w:val="9"/>
         <w:keepNext w:val="0"/>
         <w:keepLines w:val="0"/>
         <w:widowControl/>
@@ -22082,7 +22001,7 @@
     </w:p>
     <w:p>
       <w:pPr>
-        <w:pStyle w:val="7"/>
+        <w:pStyle w:val="9"/>
         <w:keepNext w:val="0"/>
         <w:keepLines w:val="0"/>
         <w:widowControl/>
@@ -22130,7 +22049,7 @@
     </w:p>
     <w:p>
       <w:pPr>
-        <w:pStyle w:val="7"/>
+        <w:pStyle w:val="9"/>
         <w:keepNext w:val="0"/>
         <w:keepLines w:val="0"/>
         <w:widowControl/>
@@ -22167,7 +22086,7 @@
     </w:p>
     <w:p>
       <w:pPr>
-        <w:pStyle w:val="7"/>
+        <w:pStyle w:val="9"/>
         <w:keepNext w:val="0"/>
         <w:keepLines w:val="0"/>
         <w:widowControl/>
@@ -22204,7 +22123,7 @@
     </w:p>
     <w:p>
       <w:pPr>
-        <w:pStyle w:val="7"/>
+        <w:pStyle w:val="9"/>
         <w:keepNext w:val="0"/>
         <w:keepLines w:val="0"/>
         <w:widowControl/>
@@ -22241,7 +22160,7 @@
     </w:p>
     <w:p>
       <w:pPr>
-        <w:pStyle w:val="7"/>
+        <w:pStyle w:val="9"/>
         <w:keepNext w:val="0"/>
         <w:keepLines w:val="0"/>
         <w:widowControl/>
@@ -22278,7 +22197,7 @@
     </w:p>
     <w:p>
       <w:pPr>
-        <w:pStyle w:val="7"/>
+        <w:pStyle w:val="9"/>
         <w:keepNext w:val="0"/>
         <w:keepLines w:val="0"/>
         <w:widowControl/>
@@ -22315,7 +22234,7 @@
     </w:p>
     <w:p>
       <w:pPr>
-        <w:pStyle w:val="7"/>
+        <w:pStyle w:val="9"/>
         <w:keepNext w:val="0"/>
         <w:keepLines w:val="0"/>
         <w:widowControl/>
@@ -22353,7 +22272,7 @@
     </w:p>
     <w:p>
       <w:pPr>
-        <w:pStyle w:val="7"/>
+        <w:pStyle w:val="9"/>
         <w:keepNext w:val="0"/>
         <w:keepLines w:val="0"/>
         <w:widowControl/>
@@ -22401,7 +22320,7 @@
     </w:p>
     <w:p>
       <w:pPr>
-        <w:pStyle w:val="7"/>
+        <w:pStyle w:val="9"/>
         <w:keepNext w:val="0"/>
         <w:keepLines w:val="0"/>
         <w:widowControl/>
@@ -22438,7 +22357,7 @@
     </w:p>
     <w:p>
       <w:pPr>
-        <w:pStyle w:val="7"/>
+        <w:pStyle w:val="9"/>
         <w:keepNext w:val="0"/>
         <w:keepLines w:val="0"/>
         <w:widowControl/>
@@ -22475,7 +22394,7 @@
     </w:p>
     <w:p>
       <w:pPr>
-        <w:pStyle w:val="7"/>
+        <w:pStyle w:val="9"/>
         <w:keepNext w:val="0"/>
         <w:keepLines w:val="0"/>
         <w:widowControl/>
@@ -22597,7 +22516,7 @@
     </w:p>
     <w:p>
       <w:pPr>
-        <w:pStyle w:val="7"/>
+        <w:pStyle w:val="9"/>
         <w:keepNext w:val="0"/>
         <w:keepLines w:val="0"/>
         <w:widowControl/>
@@ -22634,7 +22553,7 @@
     </w:p>
     <w:p>
       <w:pPr>
-        <w:pStyle w:val="7"/>
+        <w:pStyle w:val="9"/>
         <w:keepNext w:val="0"/>
         <w:keepLines w:val="0"/>
         <w:widowControl/>
@@ -22671,7 +22590,7 @@
     </w:p>
     <w:p>
       <w:pPr>
-        <w:pStyle w:val="7"/>
+        <w:pStyle w:val="9"/>
         <w:keepNext w:val="0"/>
         <w:keepLines w:val="0"/>
         <w:widowControl/>
@@ -22840,103 +22759,103 @@
     </w:p>
     <w:p>
       <w:pPr>
-        <w:pStyle w:val="7"/>
-        <w:keepNext w:val="0"/>
-        <w:keepLines w:val="0"/>
-        <w:widowControl/>
-        <w:suppressLineNumbers w:val="0"/>
-        <w:shd w:val="clear" w:fill="FFFFFF"/>
-        <w:spacing w:before="0" w:beforeAutospacing="1" w:after="216" w:afterAutospacing="0" w:line="240" w:lineRule="atLeast"/>
-        <w:ind w:left="0" w:right="0" w:firstLine="0"/>
-        <w:jc w:val="both"/>
-        <w:rPr>
-          <w:rFonts w:hint="default" w:ascii="Palatino Linotype" w:hAnsi="Palatino Linotype" w:eastAsia="sans-serif" w:cs="Palatino Linotype"/>
-          <w:i w:val="0"/>
-          <w:iCs w:val="0"/>
-          <w:caps w:val="0"/>
-          <w:color w:val="1A1C1E"/>
-          <w:spacing w:val="0"/>
-          <w:sz w:val="28"/>
-          <w:szCs w:val="28"/>
-          <w:shd w:val="clear" w:fill="FFFFFF"/>
-        </w:rPr>
-      </w:pPr>
-    </w:p>
-    <w:p>
-      <w:pPr>
-        <w:pStyle w:val="7"/>
-        <w:keepNext w:val="0"/>
-        <w:keepLines w:val="0"/>
-        <w:widowControl/>
-        <w:suppressLineNumbers w:val="0"/>
-        <w:shd w:val="clear" w:fill="FFFFFF"/>
-        <w:spacing w:before="0" w:beforeAutospacing="1" w:after="216" w:afterAutospacing="0" w:line="240" w:lineRule="atLeast"/>
-        <w:ind w:left="0" w:right="0" w:firstLine="0"/>
-        <w:jc w:val="both"/>
-        <w:rPr>
-          <w:rFonts w:hint="default" w:ascii="Palatino Linotype" w:hAnsi="Palatino Linotype" w:eastAsia="sans-serif" w:cs="Palatino Linotype"/>
-          <w:i w:val="0"/>
-          <w:iCs w:val="0"/>
-          <w:caps w:val="0"/>
-          <w:color w:val="1A1C1E"/>
-          <w:spacing w:val="0"/>
-          <w:sz w:val="28"/>
-          <w:szCs w:val="28"/>
-          <w:shd w:val="clear" w:fill="FFFFFF"/>
-        </w:rPr>
-      </w:pPr>
-    </w:p>
-    <w:p>
-      <w:pPr>
-        <w:pStyle w:val="7"/>
-        <w:keepNext w:val="0"/>
-        <w:keepLines w:val="0"/>
-        <w:widowControl/>
-        <w:suppressLineNumbers w:val="0"/>
-        <w:shd w:val="clear" w:fill="FFFFFF"/>
-        <w:spacing w:before="0" w:beforeAutospacing="1" w:after="216" w:afterAutospacing="0" w:line="240" w:lineRule="atLeast"/>
-        <w:ind w:left="0" w:right="0" w:firstLine="0"/>
-        <w:jc w:val="both"/>
-        <w:rPr>
-          <w:rFonts w:hint="default" w:ascii="Palatino Linotype" w:hAnsi="Palatino Linotype" w:eastAsia="sans-serif" w:cs="Palatino Linotype"/>
-          <w:i w:val="0"/>
-          <w:iCs w:val="0"/>
-          <w:caps w:val="0"/>
-          <w:color w:val="1A1C1E"/>
-          <w:spacing w:val="0"/>
-          <w:sz w:val="28"/>
-          <w:szCs w:val="28"/>
-          <w:shd w:val="clear" w:fill="FFFFFF"/>
-        </w:rPr>
-      </w:pPr>
-    </w:p>
-    <w:p>
-      <w:pPr>
-        <w:pStyle w:val="7"/>
-        <w:keepNext w:val="0"/>
-        <w:keepLines w:val="0"/>
-        <w:widowControl/>
-        <w:suppressLineNumbers w:val="0"/>
-        <w:shd w:val="clear" w:fill="FFFFFF"/>
-        <w:spacing w:before="0" w:beforeAutospacing="1" w:after="216" w:afterAutospacing="0" w:line="240" w:lineRule="atLeast"/>
-        <w:ind w:left="0" w:right="0" w:firstLine="0"/>
-        <w:jc w:val="both"/>
-        <w:rPr>
-          <w:rFonts w:hint="default" w:ascii="Palatino Linotype" w:hAnsi="Palatino Linotype" w:eastAsia="sans-serif" w:cs="Palatino Linotype"/>
-          <w:i w:val="0"/>
-          <w:iCs w:val="0"/>
-          <w:caps w:val="0"/>
-          <w:color w:val="1A1C1E"/>
-          <w:spacing w:val="0"/>
-          <w:sz w:val="28"/>
-          <w:szCs w:val="28"/>
-          <w:shd w:val="clear" w:fill="FFFFFF"/>
-        </w:rPr>
-      </w:pPr>
-    </w:p>
-    <w:p>
-      <w:pPr>
-        <w:pStyle w:val="7"/>
+        <w:pStyle w:val="9"/>
+        <w:keepNext w:val="0"/>
+        <w:keepLines w:val="0"/>
+        <w:widowControl/>
+        <w:suppressLineNumbers w:val="0"/>
+        <w:shd w:val="clear" w:fill="FFFFFF"/>
+        <w:spacing w:before="0" w:beforeAutospacing="1" w:after="216" w:afterAutospacing="0" w:line="240" w:lineRule="atLeast"/>
+        <w:ind w:left="0" w:right="0" w:firstLine="0"/>
+        <w:jc w:val="both"/>
+        <w:rPr>
+          <w:rFonts w:hint="default" w:ascii="Palatino Linotype" w:hAnsi="Palatino Linotype" w:eastAsia="sans-serif" w:cs="Palatino Linotype"/>
+          <w:i w:val="0"/>
+          <w:iCs w:val="0"/>
+          <w:caps w:val="0"/>
+          <w:color w:val="1A1C1E"/>
+          <w:spacing w:val="0"/>
+          <w:sz w:val="28"/>
+          <w:szCs w:val="28"/>
+          <w:shd w:val="clear" w:fill="FFFFFF"/>
+        </w:rPr>
+      </w:pPr>
+    </w:p>
+    <w:p>
+      <w:pPr>
+        <w:pStyle w:val="9"/>
+        <w:keepNext w:val="0"/>
+        <w:keepLines w:val="0"/>
+        <w:widowControl/>
+        <w:suppressLineNumbers w:val="0"/>
+        <w:shd w:val="clear" w:fill="FFFFFF"/>
+        <w:spacing w:before="0" w:beforeAutospacing="1" w:after="216" w:afterAutospacing="0" w:line="240" w:lineRule="atLeast"/>
+        <w:ind w:left="0" w:right="0" w:firstLine="0"/>
+        <w:jc w:val="both"/>
+        <w:rPr>
+          <w:rFonts w:hint="default" w:ascii="Palatino Linotype" w:hAnsi="Palatino Linotype" w:eastAsia="sans-serif" w:cs="Palatino Linotype"/>
+          <w:i w:val="0"/>
+          <w:iCs w:val="0"/>
+          <w:caps w:val="0"/>
+          <w:color w:val="1A1C1E"/>
+          <w:spacing w:val="0"/>
+          <w:sz w:val="28"/>
+          <w:szCs w:val="28"/>
+          <w:shd w:val="clear" w:fill="FFFFFF"/>
+        </w:rPr>
+      </w:pPr>
+    </w:p>
+    <w:p>
+      <w:pPr>
+        <w:pStyle w:val="9"/>
+        <w:keepNext w:val="0"/>
+        <w:keepLines w:val="0"/>
+        <w:widowControl/>
+        <w:suppressLineNumbers w:val="0"/>
+        <w:shd w:val="clear" w:fill="FFFFFF"/>
+        <w:spacing w:before="0" w:beforeAutospacing="1" w:after="216" w:afterAutospacing="0" w:line="240" w:lineRule="atLeast"/>
+        <w:ind w:left="0" w:right="0" w:firstLine="0"/>
+        <w:jc w:val="both"/>
+        <w:rPr>
+          <w:rFonts w:hint="default" w:ascii="Palatino Linotype" w:hAnsi="Palatino Linotype" w:eastAsia="sans-serif" w:cs="Palatino Linotype"/>
+          <w:i w:val="0"/>
+          <w:iCs w:val="0"/>
+          <w:caps w:val="0"/>
+          <w:color w:val="1A1C1E"/>
+          <w:spacing w:val="0"/>
+          <w:sz w:val="28"/>
+          <w:szCs w:val="28"/>
+          <w:shd w:val="clear" w:fill="FFFFFF"/>
+        </w:rPr>
+      </w:pPr>
+    </w:p>
+    <w:p>
+      <w:pPr>
+        <w:pStyle w:val="9"/>
+        <w:keepNext w:val="0"/>
+        <w:keepLines w:val="0"/>
+        <w:widowControl/>
+        <w:suppressLineNumbers w:val="0"/>
+        <w:shd w:val="clear" w:fill="FFFFFF"/>
+        <w:spacing w:before="0" w:beforeAutospacing="1" w:after="216" w:afterAutospacing="0" w:line="240" w:lineRule="atLeast"/>
+        <w:ind w:left="0" w:right="0" w:firstLine="0"/>
+        <w:jc w:val="both"/>
+        <w:rPr>
+          <w:rFonts w:hint="default" w:ascii="Palatino Linotype" w:hAnsi="Palatino Linotype" w:eastAsia="sans-serif" w:cs="Palatino Linotype"/>
+          <w:i w:val="0"/>
+          <w:iCs w:val="0"/>
+          <w:caps w:val="0"/>
+          <w:color w:val="1A1C1E"/>
+          <w:spacing w:val="0"/>
+          <w:sz w:val="28"/>
+          <w:szCs w:val="28"/>
+          <w:shd w:val="clear" w:fill="FFFFFF"/>
+        </w:rPr>
+      </w:pPr>
+    </w:p>
+    <w:p>
+      <w:pPr>
+        <w:pStyle w:val="9"/>
         <w:keepNext w:val="0"/>
         <w:keepLines w:val="0"/>
         <w:widowControl/>
@@ -22973,7 +22892,7 @@
     </w:p>
     <w:p>
       <w:pPr>
-        <w:pStyle w:val="7"/>
+        <w:pStyle w:val="9"/>
         <w:keepNext w:val="0"/>
         <w:keepLines w:val="0"/>
         <w:widowControl/>
@@ -23038,7 +22957,7 @@
     </w:p>
     <w:p>
       <w:pPr>
-        <w:pStyle w:val="7"/>
+        <w:pStyle w:val="9"/>
         <w:keepNext w:val="0"/>
         <w:keepLines w:val="0"/>
         <w:widowControl/>
@@ -23075,7 +22994,7 @@
     </w:p>
     <w:p>
       <w:pPr>
-        <w:pStyle w:val="7"/>
+        <w:pStyle w:val="9"/>
         <w:keepNext w:val="0"/>
         <w:keepLines w:val="0"/>
         <w:widowControl/>
@@ -23113,7 +23032,7 @@
     </w:p>
     <w:p>
       <w:pPr>
-        <w:pStyle w:val="7"/>
+        <w:pStyle w:val="9"/>
         <w:keepNext w:val="0"/>
         <w:keepLines w:val="0"/>
         <w:widowControl/>
@@ -23161,7 +23080,7 @@
     </w:p>
     <w:p>
       <w:pPr>
-        <w:pStyle w:val="7"/>
+        <w:pStyle w:val="9"/>
         <w:keepNext w:val="0"/>
         <w:keepLines w:val="0"/>
         <w:widowControl/>
@@ -23198,7 +23117,7 @@
     </w:p>
     <w:p>
       <w:pPr>
-        <w:pStyle w:val="7"/>
+        <w:pStyle w:val="9"/>
         <w:keepNext w:val="0"/>
         <w:keepLines w:val="0"/>
         <w:widowControl/>
@@ -23291,7 +23210,7 @@
     </w:p>
     <w:p>
       <w:pPr>
-        <w:pStyle w:val="7"/>
+        <w:pStyle w:val="9"/>
         <w:keepNext w:val="0"/>
         <w:keepLines w:val="0"/>
         <w:widowControl/>
@@ -23385,21 +23304,7 @@
           <w:szCs w:val="28"/>
           <w:shd w:val="clear" w:fill="FFFFFF"/>
         </w:rPr>
-        <w:t xml:space="preserve"> A person could "see" and accurately read words written on a piece of paper that had </w:t>
-      </w:r>
-      <w:r>
-        <w:rPr>
-          <w:rFonts w:hint="default" w:ascii="Palatino Linotype" w:hAnsi="Palatino Linotype" w:eastAsia="sans-serif" w:cs="Palatino Linotype"/>
-          <w:i w:val="0"/>
-          <w:iCs w:val="0"/>
-          <w:caps w:val="0"/>
-          <w:color w:val="1A1C1E"/>
-          <w:spacing w:val="0"/>
-          <w:sz w:val="28"/>
-          <w:szCs w:val="28"/>
-          <w:shd w:val="clear" w:fill="FFFFFF"/>
-        </w:rPr>
-        <w:t>been sealed within multiple layers of envelopes.</w:t>
+        <w:t xml:space="preserve"> A person could "see" and accurately read words written on a piece of paper that had been sealed within multiple layers of envelopes.</w:t>
       </w:r>
     </w:p>
     <w:p>
@@ -23527,26 +23432,12 @@
           <w:szCs w:val="28"/>
           <w:shd w:val="clear" w:fill="FFFFFF"/>
         </w:rPr>
-        <w:t xml:space="preserve"> One </w:t>
-      </w:r>
-      <w:r>
-        <w:rPr>
-          <w:rFonts w:hint="default" w:ascii="Palatino Linotype" w:hAnsi="Palatino Linotype" w:eastAsia="sans-serif" w:cs="Palatino Linotype"/>
-          <w:i w:val="0"/>
-          <w:iCs w:val="0"/>
-          <w:caps w:val="0"/>
-          <w:color w:val="1A1C1E"/>
-          <w:spacing w:val="0"/>
-          <w:sz w:val="28"/>
-          <w:szCs w:val="28"/>
-          <w:shd w:val="clear" w:fill="FFFFFF"/>
-        </w:rPr>
-        <w:t>of the most famous experiments involved a qigong master using their mind to cause a seed (like a bean) to sprout and grow several centimeters in just a few minutes, a process that normally takes days in nature.</w:t>
-      </w:r>
-    </w:p>
-    <w:p>
-      <w:pPr>
-        <w:pStyle w:val="7"/>
+        <w:t xml:space="preserve"> One of the most famous experiments involved a qigong master using their mind to cause a seed (like a bean) to sprout and grow several centimeters in just a few minutes, a process that normally takes days in nature.</w:t>
+      </w:r>
+    </w:p>
+    <w:p>
+      <w:pPr>
+        <w:pStyle w:val="9"/>
         <w:keepNext w:val="0"/>
         <w:keepLines w:val="0"/>
         <w:widowControl/>
@@ -23584,7 +23475,7 @@
     </w:p>
     <w:p>
       <w:pPr>
-        <w:pStyle w:val="7"/>
+        <w:pStyle w:val="9"/>
         <w:keepNext w:val="0"/>
         <w:keepLines w:val="0"/>
         <w:widowControl/>
@@ -23632,7 +23523,7 @@
     </w:p>
     <w:p>
       <w:pPr>
-        <w:pStyle w:val="7"/>
+        <w:pStyle w:val="9"/>
         <w:keepNext w:val="0"/>
         <w:keepLines w:val="0"/>
         <w:widowControl/>
@@ -23854,26 +23745,12 @@
           <w:szCs w:val="28"/>
           <w:shd w:val="clear" w:fill="FFFFFF"/>
         </w:rPr>
-        <w:t xml:space="preserve"> The ability to use consciousness to overcome </w:t>
-      </w:r>
-      <w:r>
-        <w:rPr>
-          <w:rFonts w:hint="default" w:ascii="Palatino Linotype" w:hAnsi="Palatino Linotype" w:eastAsia="sans-serif" w:cs="Palatino Linotype"/>
-          <w:i w:val="0"/>
-          <w:iCs w:val="0"/>
-          <w:caps w:val="0"/>
-          <w:color w:val="1A1C1E"/>
-          <w:spacing w:val="0"/>
-          <w:sz w:val="28"/>
-          <w:szCs w:val="28"/>
-          <w:shd w:val="clear" w:fill="FFFFFF"/>
-        </w:rPr>
-        <w:t>gravity and rise from the ground. This phenomenon has been recorded in many cultures, from Catholic saints to Tibetan monks.</w:t>
-      </w:r>
-    </w:p>
-    <w:p>
-      <w:pPr>
-        <w:pStyle w:val="7"/>
+        <w:t xml:space="preserve"> The ability to use consciousness to overcome gravity and rise from the ground. This phenomenon has been recorded in many cultures, from Catholic saints to Tibetan monks.</w:t>
+      </w:r>
+    </w:p>
+    <w:p>
+      <w:pPr>
+        <w:pStyle w:val="9"/>
         <w:keepNext w:val="0"/>
         <w:keepLines w:val="0"/>
         <w:widowControl/>
@@ -23911,7 +23788,7 @@
     </w:p>
     <w:p>
       <w:pPr>
-        <w:pStyle w:val="7"/>
+        <w:pStyle w:val="9"/>
         <w:keepNext w:val="0"/>
         <w:keepLines w:val="0"/>
         <w:widowControl/>
@@ -23959,7 +23836,7 @@
     </w:p>
     <w:p>
       <w:pPr>
-        <w:pStyle w:val="7"/>
+        <w:pStyle w:val="9"/>
         <w:keepNext w:val="0"/>
         <w:keepLines w:val="0"/>
         <w:widowControl/>
@@ -23996,7 +23873,7 @@
     </w:p>
     <w:p>
       <w:pPr>
-        <w:pStyle w:val="7"/>
+        <w:pStyle w:val="9"/>
         <w:keepNext w:val="0"/>
         <w:keepLines w:val="0"/>
         <w:widowControl/>
@@ -24033,7 +23910,7 @@
     </w:p>
     <w:p>
       <w:pPr>
-        <w:pStyle w:val="7"/>
+        <w:pStyle w:val="9"/>
         <w:keepNext w:val="0"/>
         <w:keepLines w:val="0"/>
         <w:widowControl/>
@@ -24070,7 +23947,7 @@
     </w:p>
     <w:p>
       <w:pPr>
-        <w:pStyle w:val="7"/>
+        <w:pStyle w:val="9"/>
         <w:keepNext w:val="0"/>
         <w:keepLines w:val="0"/>
         <w:widowControl/>
@@ -24107,7 +23984,7 @@
     </w:p>
     <w:p>
       <w:pPr>
-        <w:pStyle w:val="7"/>
+        <w:pStyle w:val="9"/>
         <w:keepNext w:val="0"/>
         <w:keepLines w:val="0"/>
         <w:widowControl/>
@@ -24144,7 +24021,7 @@
     </w:p>
     <w:p>
       <w:pPr>
-        <w:pStyle w:val="7"/>
+        <w:pStyle w:val="9"/>
         <w:keepNext w:val="0"/>
         <w:keepLines w:val="0"/>
         <w:widowControl/>
@@ -24182,7 +24059,7 @@
     </w:p>
     <w:p>
       <w:pPr>
-        <w:pStyle w:val="7"/>
+        <w:pStyle w:val="9"/>
         <w:keepNext w:val="0"/>
         <w:keepLines w:val="0"/>
         <w:widowControl/>
@@ -24230,7 +24107,7 @@
     </w:p>
     <w:p>
       <w:pPr>
-        <w:pStyle w:val="7"/>
+        <w:pStyle w:val="9"/>
         <w:keepNext w:val="0"/>
         <w:keepLines w:val="0"/>
         <w:widowControl/>
@@ -24385,21 +24262,7 @@
           <w:szCs w:val="28"/>
           <w:shd w:val="clear" w:fill="FFFFFF"/>
         </w:rPr>
-        <w:t xml:space="preserve"> The ability to access information and</w:t>
-      </w:r>
-      <w:r>
-        <w:rPr>
-          <w:rFonts w:hint="default" w:ascii="Palatino Linotype" w:hAnsi="Palatino Linotype" w:eastAsia="sans-serif" w:cs="Palatino Linotype"/>
-          <w:i w:val="0"/>
-          <w:iCs w:val="0"/>
-          <w:caps w:val="0"/>
-          <w:color w:val="1A1C1E"/>
-          <w:spacing w:val="0"/>
-          <w:sz w:val="28"/>
-          <w:szCs w:val="28"/>
-          <w:shd w:val="clear" w:fill="FFFFFF"/>
-        </w:rPr>
-        <w:t xml:space="preserve"> images of events that have occurred in the past.</w:t>
+        <w:t xml:space="preserve"> The ability to access information and images of events that have occurred in the past.</w:t>
       </w:r>
     </w:p>
     <w:p>
@@ -24465,7 +24328,7 @@
     </w:p>
     <w:p>
       <w:pPr>
-        <w:pStyle w:val="7"/>
+        <w:pStyle w:val="9"/>
         <w:keepNext w:val="0"/>
         <w:keepLines w:val="0"/>
         <w:widowControl/>
@@ -24503,7 +24366,7 @@
     </w:p>
     <w:p>
       <w:pPr>
-        <w:pStyle w:val="7"/>
+        <w:pStyle w:val="9"/>
         <w:keepNext w:val="0"/>
         <w:keepLines w:val="0"/>
         <w:widowControl/>
@@ -24551,7 +24414,7 @@
     </w:p>
     <w:p>
       <w:pPr>
-        <w:pStyle w:val="7"/>
+        <w:pStyle w:val="9"/>
         <w:keepNext w:val="0"/>
         <w:keepLines w:val="0"/>
         <w:widowControl/>
@@ -24588,7 +24451,7 @@
     </w:p>
     <w:p>
       <w:pPr>
-        <w:pStyle w:val="7"/>
+        <w:pStyle w:val="9"/>
         <w:keepNext w:val="0"/>
         <w:keepLines w:val="0"/>
         <w:widowControl/>
@@ -24653,7 +24516,7 @@
     </w:p>
     <w:p>
       <w:pPr>
-        <w:pStyle w:val="7"/>
+        <w:pStyle w:val="9"/>
         <w:keepNext w:val="0"/>
         <w:keepLines w:val="0"/>
         <w:widowControl/>
@@ -24690,7 +24553,7 @@
     </w:p>
     <w:p>
       <w:pPr>
-        <w:pStyle w:val="7"/>
+        <w:pStyle w:val="9"/>
         <w:keepNext w:val="0"/>
         <w:keepLines w:val="0"/>
         <w:widowControl/>
@@ -24727,7 +24590,7 @@
     </w:p>
     <w:p>
       <w:pPr>
-        <w:pStyle w:val="7"/>
+        <w:pStyle w:val="9"/>
         <w:keepNext w:val="0"/>
         <w:keepLines w:val="0"/>
         <w:widowControl/>
@@ -24764,7 +24627,7 @@
     </w:p>
     <w:p>
       <w:pPr>
-        <w:pStyle w:val="7"/>
+        <w:pStyle w:val="9"/>
         <w:keepNext w:val="0"/>
         <w:keepLines w:val="0"/>
         <w:widowControl/>
@@ -25122,7 +24985,7 @@
     </w:p>
     <w:p>
       <w:pPr>
-        <w:pStyle w:val="7"/>
+        <w:pStyle w:val="9"/>
         <w:keepNext w:val="0"/>
         <w:keepLines w:val="0"/>
         <w:widowControl/>
@@ -25145,7 +25008,7 @@
     </w:p>
     <w:p>
       <w:pPr>
-        <w:pStyle w:val="7"/>
+        <w:pStyle w:val="9"/>
         <w:keepNext w:val="0"/>
         <w:keepLines w:val="0"/>
         <w:widowControl/>
@@ -25168,7 +25031,7 @@
     </w:p>
     <w:p>
       <w:pPr>
-        <w:pStyle w:val="7"/>
+        <w:pStyle w:val="9"/>
         <w:keepNext w:val="0"/>
         <w:keepLines w:val="0"/>
         <w:widowControl/>
@@ -25191,7 +25054,7 @@
     </w:p>
     <w:p>
       <w:pPr>
-        <w:pStyle w:val="7"/>
+        <w:pStyle w:val="9"/>
         <w:keepNext w:val="0"/>
         <w:keepLines w:val="0"/>
         <w:widowControl/>
@@ -25214,7 +25077,7 @@
     </w:p>
     <w:p>
       <w:pPr>
-        <w:pStyle w:val="7"/>
+        <w:pStyle w:val="9"/>
         <w:keepNext w:val="0"/>
         <w:keepLines w:val="0"/>
         <w:widowControl/>
@@ -25237,7 +25100,7 @@
     </w:p>
     <w:p>
       <w:pPr>
-        <w:pStyle w:val="7"/>
+        <w:pStyle w:val="9"/>
         <w:keepNext w:val="0"/>
         <w:keepLines w:val="0"/>
         <w:widowControl/>
@@ -25274,7 +25137,7 @@
     </w:p>
     <w:p>
       <w:pPr>
-        <w:pStyle w:val="7"/>
+        <w:pStyle w:val="9"/>
         <w:keepNext w:val="0"/>
         <w:keepLines w:val="0"/>
         <w:widowControl/>
@@ -25311,7 +25174,7 @@
     </w:p>
     <w:p>
       <w:pPr>
-        <w:pStyle w:val="7"/>
+        <w:pStyle w:val="9"/>
         <w:keepNext w:val="0"/>
         <w:keepLines w:val="0"/>
         <w:widowControl/>
@@ -25348,7 +25211,7 @@
     </w:p>
     <w:p>
       <w:pPr>
-        <w:pStyle w:val="7"/>
+        <w:pStyle w:val="9"/>
         <w:keepNext w:val="0"/>
         <w:keepLines w:val="0"/>
         <w:widowControl/>
@@ -25385,7 +25248,7 @@
     </w:p>
     <w:p>
       <w:pPr>
-        <w:pStyle w:val="7"/>
+        <w:pStyle w:val="9"/>
         <w:keepNext w:val="0"/>
         <w:keepLines w:val="0"/>
         <w:widowControl/>
@@ -25423,7 +25286,7 @@
     </w:p>
     <w:p>
       <w:pPr>
-        <w:pStyle w:val="7"/>
+        <w:pStyle w:val="9"/>
         <w:keepNext w:val="0"/>
         <w:keepLines w:val="0"/>
         <w:widowControl/>
@@ -25471,7 +25334,7 @@
     </w:p>
     <w:p>
       <w:pPr>
-        <w:pStyle w:val="7"/>
+        <w:pStyle w:val="9"/>
         <w:keepNext w:val="0"/>
         <w:keepLines w:val="0"/>
         <w:widowControl/>
@@ -25508,7 +25371,7 @@
     </w:p>
     <w:p>
       <w:pPr>
-        <w:pStyle w:val="7"/>
+        <w:pStyle w:val="9"/>
         <w:keepNext w:val="0"/>
         <w:keepLines w:val="0"/>
         <w:widowControl/>
@@ -25545,7 +25408,7 @@
     </w:p>
     <w:p>
       <w:pPr>
-        <w:pStyle w:val="7"/>
+        <w:pStyle w:val="9"/>
         <w:keepNext w:val="0"/>
         <w:keepLines w:val="0"/>
         <w:widowControl/>
@@ -25582,7 +25445,7 @@
     </w:p>
     <w:p>
       <w:pPr>
-        <w:pStyle w:val="7"/>
+        <w:pStyle w:val="9"/>
         <w:keepNext w:val="0"/>
         <w:keepLines w:val="0"/>
         <w:widowControl/>
@@ -25620,7 +25483,7 @@
     </w:p>
     <w:p>
       <w:pPr>
-        <w:pStyle w:val="7"/>
+        <w:pStyle w:val="9"/>
         <w:keepNext w:val="0"/>
         <w:keepLines w:val="0"/>
         <w:widowControl/>
@@ -25668,7 +25531,7 @@
     </w:p>
     <w:p>
       <w:pPr>
-        <w:pStyle w:val="7"/>
+        <w:pStyle w:val="9"/>
         <w:keepNext w:val="0"/>
         <w:keepLines w:val="0"/>
         <w:widowControl/>
@@ -25705,7 +25568,7 @@
     </w:p>
     <w:p>
       <w:pPr>
-        <w:pStyle w:val="7"/>
+        <w:pStyle w:val="9"/>
         <w:keepNext w:val="0"/>
         <w:keepLines w:val="0"/>
         <w:widowControl/>
@@ -25742,7 +25605,7 @@
     </w:p>
     <w:p>
       <w:pPr>
-        <w:pStyle w:val="7"/>
+        <w:pStyle w:val="9"/>
         <w:keepNext w:val="0"/>
         <w:keepLines w:val="0"/>
         <w:widowControl/>
@@ -25967,26 +25830,12 @@
           <w:szCs w:val="28"/>
           <w:shd w:val="clear" w:fill="FFFFFF"/>
         </w:rPr>
-        <w:t xml:space="preserve">Even inside </w:t>
-      </w:r>
-      <w:r>
-        <w:rPr>
-          <w:rFonts w:hint="default" w:ascii="Palatino Linotype" w:hAnsi="Palatino Linotype" w:eastAsia="sans-serif" w:cs="Palatino Linotype"/>
-          <w:i w:val="0"/>
-          <w:iCs w:val="0"/>
-          <w:caps w:val="0"/>
-          <w:color w:val="1A1C1E"/>
-          <w:spacing w:val="0"/>
-          <w:sz w:val="28"/>
-          <w:szCs w:val="28"/>
-          <w:shd w:val="clear" w:fill="FFFFFF"/>
-        </w:rPr>
-        <w:t>nuclear reactors, withstanding radiation levels that would kill a human instantly.</w:t>
-      </w:r>
-    </w:p>
-    <w:p>
-      <w:pPr>
-        <w:pStyle w:val="7"/>
+        <w:t>Even inside nuclear reactors, withstanding radiation levels that would kill a human instantly.</w:t>
+      </w:r>
+    </w:p>
+    <w:p>
+      <w:pPr>
+        <w:pStyle w:val="9"/>
         <w:keepNext w:val="0"/>
         <w:keepLines w:val="0"/>
         <w:widowControl/>
@@ -26024,7 +25873,7 @@
     </w:p>
     <w:p>
       <w:pPr>
-        <w:pStyle w:val="7"/>
+        <w:pStyle w:val="9"/>
         <w:keepNext w:val="0"/>
         <w:keepLines w:val="0"/>
         <w:widowControl/>
@@ -26072,7 +25921,7 @@
     </w:p>
     <w:p>
       <w:pPr>
-        <w:pStyle w:val="7"/>
+        <w:pStyle w:val="9"/>
         <w:keepNext w:val="0"/>
         <w:keepLines w:val="0"/>
         <w:widowControl/>
@@ -26109,7 +25958,7 @@
     </w:p>
     <w:p>
       <w:pPr>
-        <w:pStyle w:val="7"/>
+        <w:pStyle w:val="9"/>
         <w:keepNext w:val="0"/>
         <w:keepLines w:val="0"/>
         <w:widowControl/>
@@ -26146,7 +25995,7 @@
     </w:p>
     <w:p>
       <w:pPr>
-        <w:pStyle w:val="7"/>
+        <w:pStyle w:val="9"/>
         <w:keepNext w:val="0"/>
         <w:keepLines w:val="0"/>
         <w:widowControl/>
@@ -26183,7 +26032,7 @@
     </w:p>
     <w:p>
       <w:pPr>
-        <w:pStyle w:val="7"/>
+        <w:pStyle w:val="9"/>
         <w:keepNext w:val="0"/>
         <w:keepLines w:val="0"/>
         <w:widowControl/>
@@ -26261,21 +26110,7 @@
           <w:szCs w:val="28"/>
           <w:shd w:val="clear" w:fill="FFFFFF"/>
         </w:rPr>
-        <w:t xml:space="preserve">Mars, the planet our rovers are exploring and finding only a barren, cold surface, </w:t>
-      </w:r>
-      <w:r>
-        <w:rPr>
-          <w:rFonts w:hint="default" w:ascii="Palatino Linotype" w:hAnsi="Palatino Linotype" w:eastAsia="sans-serif" w:cs="Palatino Linotype"/>
-          <w:i w:val="0"/>
-          <w:iCs w:val="0"/>
-          <w:caps w:val="0"/>
-          <w:color w:val="1A1C1E"/>
-          <w:spacing w:val="0"/>
-          <w:sz w:val="28"/>
-          <w:szCs w:val="28"/>
-          <w:shd w:val="clear" w:fill="FFFFFF"/>
-        </w:rPr>
-        <w:t>could be home to a vibrant civilization in another dimension, at the very same location.</w:t>
+        <w:t>Mars, the planet our rovers are exploring and finding only a barren, cold surface, could be home to a vibrant civilization in another dimension, at the very same location.</w:t>
       </w:r>
     </w:p>
     <w:p>
@@ -26320,21 +26155,7 @@
           <w:szCs w:val="28"/>
           <w:shd w:val="clear" w:fill="FFFFFF"/>
         </w:rPr>
-        <w:t>Jupiter, the gas giant we consider inhospitable to life, could be a vast ocean world with giant bein</w:t>
-      </w:r>
-      <w:r>
-        <w:rPr>
-          <w:rFonts w:hint="default" w:ascii="Palatino Linotype" w:hAnsi="Palatino Linotype" w:eastAsia="sans-serif" w:cs="Palatino Linotype"/>
-          <w:i w:val="0"/>
-          <w:iCs w:val="0"/>
-          <w:caps w:val="0"/>
-          <w:color w:val="1A1C1E"/>
-          <w:spacing w:val="0"/>
-          <w:sz w:val="28"/>
-          <w:szCs w:val="28"/>
-          <w:shd w:val="clear" w:fill="FFFFFF"/>
-        </w:rPr>
-        <w:t>gs existing in a different energetic state.</w:t>
+        <w:t>Jupiter, the gas giant we consider inhospitable to life, could be a vast ocean world with giant beings existing in a different energetic state.</w:t>
       </w:r>
     </w:p>
     <w:p>
@@ -26384,7 +26205,7 @@
     </w:p>
     <w:p>
       <w:pPr>
-        <w:pStyle w:val="7"/>
+        <w:pStyle w:val="9"/>
         <w:keepNext w:val="0"/>
         <w:keepLines w:val="0"/>
         <w:widowControl/>
@@ -26422,7 +26243,7 @@
     </w:p>
     <w:p>
       <w:pPr>
-        <w:pStyle w:val="7"/>
+        <w:pStyle w:val="9"/>
         <w:keepNext w:val="0"/>
         <w:keepLines w:val="0"/>
         <w:widowControl/>
@@ -26470,7 +26291,7 @@
     </w:p>
     <w:p>
       <w:pPr>
-        <w:pStyle w:val="7"/>
+        <w:pStyle w:val="9"/>
         <w:keepNext w:val="0"/>
         <w:keepLines w:val="0"/>
         <w:widowControl/>
@@ -26507,7 +26328,7 @@
     </w:p>
     <w:p>
       <w:pPr>
-        <w:pStyle w:val="7"/>
+        <w:pStyle w:val="9"/>
         <w:keepNext w:val="0"/>
         <w:keepLines w:val="0"/>
         <w:widowControl/>
@@ -26544,7 +26365,7 @@
     </w:p>
     <w:p>
       <w:pPr>
-        <w:pStyle w:val="7"/>
+        <w:pStyle w:val="9"/>
         <w:keepNext w:val="0"/>
         <w:keepLines w:val="0"/>
         <w:widowControl/>
@@ -26582,7 +26403,7 @@
     </w:p>
     <w:p>
       <w:pPr>
-        <w:pStyle w:val="7"/>
+        <w:pStyle w:val="9"/>
         <w:keepNext w:val="0"/>
         <w:keepLines w:val="0"/>
         <w:widowControl/>
@@ -26630,7 +26451,7 @@
     </w:p>
     <w:p>
       <w:pPr>
-        <w:pStyle w:val="7"/>
+        <w:pStyle w:val="9"/>
         <w:keepNext w:val="0"/>
         <w:keepLines w:val="0"/>
         <w:widowControl/>
@@ -26667,7 +26488,7 @@
     </w:p>
     <w:p>
       <w:pPr>
-        <w:pStyle w:val="7"/>
+        <w:pStyle w:val="9"/>
         <w:keepNext w:val="0"/>
         <w:keepLines w:val="0"/>
         <w:widowControl/>
@@ -26704,7 +26525,7 @@
     </w:p>
     <w:p>
       <w:pPr>
-        <w:pStyle w:val="7"/>
+        <w:pStyle w:val="9"/>
         <w:keepNext w:val="0"/>
         <w:keepLines w:val="0"/>
         <w:widowControl/>
@@ -26973,7 +26794,7 @@
     </w:p>
     <w:p>
       <w:pPr>
-        <w:pStyle w:val="7"/>
+        <w:pStyle w:val="9"/>
         <w:keepNext w:val="0"/>
         <w:keepLines w:val="0"/>
         <w:widowControl/>
@@ -27011,7 +26832,7 @@
     </w:p>
     <w:p>
       <w:pPr>
-        <w:pStyle w:val="7"/>
+        <w:pStyle w:val="9"/>
         <w:keepNext w:val="0"/>
         <w:keepLines w:val="0"/>
         <w:widowControl/>
@@ -27059,7 +26880,7 @@
     </w:p>
     <w:p>
       <w:pPr>
-        <w:pStyle w:val="7"/>
+        <w:pStyle w:val="9"/>
         <w:keepNext w:val="0"/>
         <w:keepLines w:val="0"/>
         <w:widowControl/>
@@ -27119,12 +26940,13 @@
     </w:p>
     <w:p>
       <w:pPr>
-        <w:pStyle w:val="7"/>
+        <w:pStyle w:val="9"/>
         <w:keepNext w:val="0"/>
         <w:keepLines w:val="0"/>
         <w:pageBreakBefore w:val="0"/>
         <w:widowControl/>
         <w:numPr>
+          <w:ilvl w:val="0"/>
           <w:numId w:val="0"/>
         </w:numPr>
         <w:suppressLineNumbers w:val="0"/>
@@ -27197,12 +27019,13 @@
     </w:p>
     <w:p>
       <w:pPr>
-        <w:pStyle w:val="7"/>
+        <w:pStyle w:val="9"/>
         <w:keepNext w:val="0"/>
         <w:keepLines w:val="0"/>
         <w:pageBreakBefore w:val="0"/>
         <w:widowControl/>
         <w:numPr>
+          <w:ilvl w:val="0"/>
           <w:numId w:val="0"/>
         </w:numPr>
         <w:suppressLineNumbers w:val="0"/>
@@ -27275,12 +27098,13 @@
     </w:p>
     <w:p>
       <w:pPr>
-        <w:pStyle w:val="7"/>
+        <w:pStyle w:val="9"/>
         <w:keepNext w:val="0"/>
         <w:keepLines w:val="0"/>
         <w:pageBreakBefore w:val="0"/>
         <w:widowControl/>
         <w:numPr>
+          <w:ilvl w:val="0"/>
           <w:numId w:val="0"/>
         </w:numPr>
         <w:suppressLineNumbers w:val="0"/>
@@ -27353,7 +27177,7 @@
     </w:p>
     <w:p>
       <w:pPr>
-        <w:pStyle w:val="7"/>
+        <w:pStyle w:val="9"/>
         <w:keepNext w:val="0"/>
         <w:keepLines w:val="0"/>
         <w:widowControl/>
@@ -27391,7 +27215,7 @@
     </w:p>
     <w:p>
       <w:pPr>
-        <w:pStyle w:val="7"/>
+        <w:pStyle w:val="9"/>
         <w:keepNext w:val="0"/>
         <w:keepLines w:val="0"/>
         <w:widowControl/>
@@ -27439,7 +27263,7 @@
     </w:p>
     <w:p>
       <w:pPr>
-        <w:pStyle w:val="7"/>
+        <w:pStyle w:val="9"/>
         <w:keepNext w:val="0"/>
         <w:keepLines w:val="0"/>
         <w:widowControl/>
@@ -27476,7 +27300,7 @@
     </w:p>
     <w:p>
       <w:pPr>
-        <w:pStyle w:val="7"/>
+        <w:pStyle w:val="9"/>
         <w:keepNext w:val="0"/>
         <w:keepLines w:val="0"/>
         <w:widowControl/>
@@ -27513,7 +27337,7 @@
     </w:p>
     <w:p>
       <w:pPr>
-        <w:pStyle w:val="7"/>
+        <w:pStyle w:val="9"/>
         <w:keepNext w:val="0"/>
         <w:keepLines w:val="0"/>
         <w:widowControl/>
@@ -27550,7 +27374,7 @@
     </w:p>
     <w:p>
       <w:pPr>
-        <w:pStyle w:val="7"/>
+        <w:pStyle w:val="9"/>
         <w:keepNext w:val="0"/>
         <w:keepLines w:val="0"/>
         <w:widowControl/>
@@ -27587,7 +27411,7 @@
     </w:p>
     <w:p>
       <w:pPr>
-        <w:pStyle w:val="7"/>
+        <w:pStyle w:val="9"/>
         <w:keepNext w:val="0"/>
         <w:keepLines w:val="0"/>
         <w:widowControl/>
@@ -27624,7 +27448,7 @@
     </w:p>
     <w:p>
       <w:pPr>
-        <w:pStyle w:val="7"/>
+        <w:pStyle w:val="9"/>
         <w:keepNext w:val="0"/>
         <w:keepLines w:val="0"/>
         <w:widowControl/>
@@ -27661,7 +27485,7 @@
     </w:p>
     <w:p>
       <w:pPr>
-        <w:pStyle w:val="7"/>
+        <w:pStyle w:val="9"/>
         <w:keepNext w:val="0"/>
         <w:keepLines w:val="0"/>
         <w:widowControl/>
@@ -27886,26 +27710,12 @@
           <w:szCs w:val="28"/>
           <w:shd w:val="clear" w:fill="FFFFFF"/>
         </w:rPr>
-        <w:t>Or it could just be the relative motion of our local cluster of univ</w:t>
-      </w:r>
-      <w:r>
-        <w:rPr>
-          <w:rFonts w:hint="default" w:ascii="Palatino Linotype" w:hAnsi="Palatino Linotype" w:eastAsia="sans-serif" w:cs="Palatino Linotype"/>
-          <w:i w:val="0"/>
-          <w:iCs w:val="0"/>
-          <w:caps w:val="0"/>
-          <w:color w:val="1A1C1E"/>
-          <w:spacing w:val="0"/>
-          <w:sz w:val="28"/>
-          <w:szCs w:val="28"/>
-          <w:shd w:val="clear" w:fill="FFFFFF"/>
-        </w:rPr>
-        <w:t>erses within an even larger structure.</w:t>
-      </w:r>
-    </w:p>
-    <w:p>
-      <w:pPr>
-        <w:pStyle w:val="7"/>
+        <w:t>Or it could just be the relative motion of our local cluster of universes within an even larger structure.</w:t>
+      </w:r>
+    </w:p>
+    <w:p>
+      <w:pPr>
+        <w:pStyle w:val="9"/>
         <w:keepNext w:val="0"/>
         <w:keepLines w:val="0"/>
         <w:widowControl/>
@@ -27942,7 +27752,7 @@
     </w:p>
     <w:p>
       <w:pPr>
-        <w:pStyle w:val="7"/>
+        <w:pStyle w:val="9"/>
         <w:keepNext w:val="0"/>
         <w:keepLines w:val="0"/>
         <w:widowControl/>
@@ -27980,7 +27790,7 @@
     </w:p>
     <w:p>
       <w:pPr>
-        <w:pStyle w:val="7"/>
+        <w:pStyle w:val="9"/>
         <w:keepNext w:val="0"/>
         <w:keepLines w:val="0"/>
         <w:widowControl/>
@@ -28028,7 +27838,7 @@
     </w:p>
     <w:p>
       <w:pPr>
-        <w:pStyle w:val="7"/>
+        <w:pStyle w:val="9"/>
         <w:keepNext w:val="0"/>
         <w:keepLines w:val="0"/>
         <w:widowControl/>
@@ -28065,7 +27875,7 @@
     </w:p>
     <w:p>
       <w:pPr>
-        <w:pStyle w:val="7"/>
+        <w:pStyle w:val="9"/>
         <w:keepNext w:val="0"/>
         <w:keepLines w:val="0"/>
         <w:widowControl/>
@@ -28102,7 +27912,7 @@
     </w:p>
     <w:p>
       <w:pPr>
-        <w:pStyle w:val="7"/>
+        <w:pStyle w:val="9"/>
         <w:keepNext w:val="0"/>
         <w:keepLines w:val="0"/>
         <w:widowControl/>
@@ -28139,7 +27949,7 @@
     </w:p>
     <w:p>
       <w:pPr>
-        <w:pStyle w:val="7"/>
+        <w:pStyle w:val="9"/>
         <w:keepNext w:val="0"/>
         <w:keepLines w:val="0"/>
         <w:widowControl/>
@@ -28205,7 +28015,7 @@
     </w:p>
     <w:p>
       <w:pPr>
-        <w:pStyle w:val="7"/>
+        <w:pStyle w:val="9"/>
         <w:keepNext w:val="0"/>
         <w:keepLines w:val="0"/>
         <w:widowControl/>
@@ -28253,7 +28063,7 @@
     </w:p>
     <w:p>
       <w:pPr>
-        <w:pStyle w:val="7"/>
+        <w:pStyle w:val="9"/>
         <w:keepNext w:val="0"/>
         <w:keepLines w:val="0"/>
         <w:widowControl/>
@@ -28290,7 +28100,7 @@
     </w:p>
     <w:p>
       <w:pPr>
-        <w:pStyle w:val="7"/>
+        <w:pStyle w:val="9"/>
         <w:keepNext w:val="0"/>
         <w:keepLines w:val="0"/>
         <w:widowControl/>
@@ -28640,7 +28450,7 @@
     </w:p>
     <w:p>
       <w:pPr>
-        <w:pStyle w:val="7"/>
+        <w:pStyle w:val="9"/>
         <w:keepNext w:val="0"/>
         <w:keepLines w:val="0"/>
         <w:widowControl/>
@@ -28677,7 +28487,7 @@
     </w:p>
     <w:p>
       <w:pPr>
-        <w:pStyle w:val="7"/>
+        <w:pStyle w:val="9"/>
         <w:keepNext w:val="0"/>
         <w:keepLines w:val="0"/>
         <w:widowControl/>
@@ -28714,7 +28524,7 @@
     </w:p>
     <w:p>
       <w:pPr>
-        <w:pStyle w:val="7"/>
+        <w:pStyle w:val="9"/>
         <w:keepNext w:val="0"/>
         <w:keepLines w:val="0"/>
         <w:widowControl/>
@@ -28751,7 +28561,7 @@
     </w:p>
     <w:p>
       <w:pPr>
-        <w:pStyle w:val="7"/>
+        <w:pStyle w:val="9"/>
         <w:keepNext w:val="0"/>
         <w:keepLines w:val="0"/>
         <w:widowControl/>
@@ -28788,7 +28598,7 @@
     </w:p>
     <w:p>
       <w:pPr>
-        <w:pStyle w:val="7"/>
+        <w:pStyle w:val="9"/>
         <w:keepNext w:val="0"/>
         <w:keepLines w:val="0"/>
         <w:widowControl/>
@@ -28825,7 +28635,7 @@
     </w:p>
     <w:p>
       <w:pPr>
-        <w:pStyle w:val="7"/>
+        <w:pStyle w:val="9"/>
         <w:keepNext w:val="0"/>
         <w:keepLines w:val="0"/>
         <w:widowControl/>
@@ -28863,7 +28673,7 @@
     </w:p>
     <w:p>
       <w:pPr>
-        <w:pStyle w:val="7"/>
+        <w:pStyle w:val="9"/>
         <w:keepNext w:val="0"/>
         <w:keepLines w:val="0"/>
         <w:widowControl/>
@@ -28911,7 +28721,7 @@
     </w:p>
     <w:p>
       <w:pPr>
-        <w:pStyle w:val="7"/>
+        <w:pStyle w:val="9"/>
         <w:keepNext w:val="0"/>
         <w:keepLines w:val="0"/>
         <w:widowControl/>
@@ -28948,7 +28758,7 @@
     </w:p>
     <w:p>
       <w:pPr>
-        <w:pStyle w:val="7"/>
+        <w:pStyle w:val="9"/>
         <w:keepNext w:val="0"/>
         <w:keepLines w:val="0"/>
         <w:widowControl/>
@@ -28985,7 +28795,7 @@
     </w:p>
     <w:p>
       <w:pPr>
-        <w:pStyle w:val="7"/>
+        <w:pStyle w:val="9"/>
         <w:keepNext w:val="0"/>
         <w:keepLines w:val="0"/>
         <w:widowControl/>
@@ -29022,7 +28832,7 @@
     </w:p>
     <w:p>
       <w:pPr>
-        <w:pStyle w:val="7"/>
+        <w:pStyle w:val="9"/>
         <w:keepNext w:val="0"/>
         <w:keepLines w:val="0"/>
         <w:widowControl/>
@@ -29059,7 +28869,7 @@
     </w:p>
     <w:p>
       <w:pPr>
-        <w:pStyle w:val="7"/>
+        <w:pStyle w:val="9"/>
         <w:keepNext w:val="0"/>
         <w:keepLines w:val="0"/>
         <w:widowControl/>
@@ -29285,7 +29095,7 @@
           <w:szCs w:val="28"/>
         </w:rPr>
         <w:pict>
-          <v:rect id="_x0000_i1045" o:spt="1" style="height:1.5pt;width:558.25pt;" fillcolor="#A0A0A0" filled="t" stroked="f" coordsize="21600,21600" o:hr="t" o:hrstd="t" o:hrpct="0" o:hralign="center">
+          <v:rect id="_x0000_i1028" o:spt="1" style="height:1.5pt;width:558.25pt;" fillcolor="#A0A0A0" filled="t" stroked="f" coordsize="21600,21600" o:hr="t" o:hrstd="t" o:hrpct="0" o:hralign="center">
             <v:path/>
             <v:fill on="t" focussize="0,0"/>
             <v:stroke on="f"/>
@@ -29299,79 +29109,79 @@
     </w:p>
     <w:p>
       <w:pPr>
-        <w:pStyle w:val="7"/>
-        <w:keepNext w:val="0"/>
-        <w:keepLines w:val="0"/>
-        <w:widowControl/>
-        <w:suppressLineNumbers w:val="0"/>
-        <w:shd w:val="clear" w:fill="FFFFFF"/>
-        <w:spacing w:before="0" w:beforeAutospacing="1" w:after="216" w:afterAutospacing="0" w:line="240" w:lineRule="atLeast"/>
-        <w:ind w:left="0" w:right="0" w:firstLine="0"/>
-        <w:jc w:val="both"/>
-        <w:rPr>
-          <w:rFonts w:hint="default" w:ascii="Palatino Linotype" w:hAnsi="Palatino Linotype" w:eastAsia="sans-serif" w:cs="Palatino Linotype"/>
-          <w:i w:val="0"/>
-          <w:iCs w:val="0"/>
-          <w:caps w:val="0"/>
-          <w:color w:val="1A1C1E"/>
-          <w:spacing w:val="0"/>
-          <w:sz w:val="28"/>
-          <w:szCs w:val="28"/>
-          <w:shd w:val="clear" w:fill="FFFFFF"/>
-        </w:rPr>
-      </w:pPr>
-    </w:p>
-    <w:p>
-      <w:pPr>
-        <w:pStyle w:val="7"/>
-        <w:keepNext w:val="0"/>
-        <w:keepLines w:val="0"/>
-        <w:widowControl/>
-        <w:suppressLineNumbers w:val="0"/>
-        <w:shd w:val="clear" w:fill="FFFFFF"/>
-        <w:spacing w:before="0" w:beforeAutospacing="1" w:after="216" w:afterAutospacing="0" w:line="240" w:lineRule="atLeast"/>
-        <w:ind w:left="0" w:right="0" w:firstLine="0"/>
-        <w:jc w:val="both"/>
-        <w:rPr>
-          <w:rFonts w:hint="default" w:ascii="Palatino Linotype" w:hAnsi="Palatino Linotype" w:eastAsia="sans-serif" w:cs="Palatino Linotype"/>
-          <w:i w:val="0"/>
-          <w:iCs w:val="0"/>
-          <w:caps w:val="0"/>
-          <w:color w:val="1A1C1E"/>
-          <w:spacing w:val="0"/>
-          <w:sz w:val="28"/>
-          <w:szCs w:val="28"/>
-          <w:shd w:val="clear" w:fill="FFFFFF"/>
-        </w:rPr>
-      </w:pPr>
-    </w:p>
-    <w:p>
-      <w:pPr>
-        <w:pStyle w:val="7"/>
-        <w:keepNext w:val="0"/>
-        <w:keepLines w:val="0"/>
-        <w:widowControl/>
-        <w:suppressLineNumbers w:val="0"/>
-        <w:shd w:val="clear" w:fill="FFFFFF"/>
-        <w:spacing w:before="0" w:beforeAutospacing="1" w:after="216" w:afterAutospacing="0" w:line="240" w:lineRule="atLeast"/>
-        <w:ind w:left="0" w:right="0" w:firstLine="0"/>
-        <w:jc w:val="both"/>
-        <w:rPr>
-          <w:rFonts w:hint="default" w:ascii="Palatino Linotype" w:hAnsi="Palatino Linotype" w:eastAsia="sans-serif" w:cs="Palatino Linotype"/>
-          <w:i w:val="0"/>
-          <w:iCs w:val="0"/>
-          <w:caps w:val="0"/>
-          <w:color w:val="1A1C1E"/>
-          <w:spacing w:val="0"/>
-          <w:sz w:val="28"/>
-          <w:szCs w:val="28"/>
-          <w:shd w:val="clear" w:fill="FFFFFF"/>
-        </w:rPr>
-      </w:pPr>
-    </w:p>
-    <w:p>
-      <w:pPr>
-        <w:pStyle w:val="7"/>
+        <w:pStyle w:val="9"/>
+        <w:keepNext w:val="0"/>
+        <w:keepLines w:val="0"/>
+        <w:widowControl/>
+        <w:suppressLineNumbers w:val="0"/>
+        <w:shd w:val="clear" w:fill="FFFFFF"/>
+        <w:spacing w:before="0" w:beforeAutospacing="1" w:after="216" w:afterAutospacing="0" w:line="240" w:lineRule="atLeast"/>
+        <w:ind w:left="0" w:right="0" w:firstLine="0"/>
+        <w:jc w:val="both"/>
+        <w:rPr>
+          <w:rFonts w:hint="default" w:ascii="Palatino Linotype" w:hAnsi="Palatino Linotype" w:eastAsia="sans-serif" w:cs="Palatino Linotype"/>
+          <w:i w:val="0"/>
+          <w:iCs w:val="0"/>
+          <w:caps w:val="0"/>
+          <w:color w:val="1A1C1E"/>
+          <w:spacing w:val="0"/>
+          <w:sz w:val="28"/>
+          <w:szCs w:val="28"/>
+          <w:shd w:val="clear" w:fill="FFFFFF"/>
+        </w:rPr>
+      </w:pPr>
+    </w:p>
+    <w:p>
+      <w:pPr>
+        <w:pStyle w:val="9"/>
+        <w:keepNext w:val="0"/>
+        <w:keepLines w:val="0"/>
+        <w:widowControl/>
+        <w:suppressLineNumbers w:val="0"/>
+        <w:shd w:val="clear" w:fill="FFFFFF"/>
+        <w:spacing w:before="0" w:beforeAutospacing="1" w:after="216" w:afterAutospacing="0" w:line="240" w:lineRule="atLeast"/>
+        <w:ind w:left="0" w:right="0" w:firstLine="0"/>
+        <w:jc w:val="both"/>
+        <w:rPr>
+          <w:rFonts w:hint="default" w:ascii="Palatino Linotype" w:hAnsi="Palatino Linotype" w:eastAsia="sans-serif" w:cs="Palatino Linotype"/>
+          <w:i w:val="0"/>
+          <w:iCs w:val="0"/>
+          <w:caps w:val="0"/>
+          <w:color w:val="1A1C1E"/>
+          <w:spacing w:val="0"/>
+          <w:sz w:val="28"/>
+          <w:szCs w:val="28"/>
+          <w:shd w:val="clear" w:fill="FFFFFF"/>
+        </w:rPr>
+      </w:pPr>
+    </w:p>
+    <w:p>
+      <w:pPr>
+        <w:pStyle w:val="9"/>
+        <w:keepNext w:val="0"/>
+        <w:keepLines w:val="0"/>
+        <w:widowControl/>
+        <w:suppressLineNumbers w:val="0"/>
+        <w:shd w:val="clear" w:fill="FFFFFF"/>
+        <w:spacing w:before="0" w:beforeAutospacing="1" w:after="216" w:afterAutospacing="0" w:line="240" w:lineRule="atLeast"/>
+        <w:ind w:left="0" w:right="0" w:firstLine="0"/>
+        <w:jc w:val="both"/>
+        <w:rPr>
+          <w:rFonts w:hint="default" w:ascii="Palatino Linotype" w:hAnsi="Palatino Linotype" w:eastAsia="sans-serif" w:cs="Palatino Linotype"/>
+          <w:i w:val="0"/>
+          <w:iCs w:val="0"/>
+          <w:caps w:val="0"/>
+          <w:color w:val="1A1C1E"/>
+          <w:spacing w:val="0"/>
+          <w:sz w:val="28"/>
+          <w:szCs w:val="28"/>
+          <w:shd w:val="clear" w:fill="FFFFFF"/>
+        </w:rPr>
+      </w:pPr>
+    </w:p>
+    <w:p>
+      <w:pPr>
+        <w:pStyle w:val="9"/>
         <w:keepNext w:val="0"/>
         <w:keepLines w:val="0"/>
         <w:widowControl/>
@@ -29409,7 +29219,7 @@
     </w:p>
     <w:p>
       <w:pPr>
-        <w:pStyle w:val="7"/>
+        <w:pStyle w:val="9"/>
         <w:keepNext w:val="0"/>
         <w:keepLines w:val="0"/>
         <w:widowControl/>
@@ -29457,7 +29267,7 @@
     </w:p>
     <w:p>
       <w:pPr>
-        <w:pStyle w:val="7"/>
+        <w:pStyle w:val="9"/>
         <w:keepNext w:val="0"/>
         <w:keepLines w:val="0"/>
         <w:widowControl/>
@@ -29494,7 +29304,7 @@
     </w:p>
     <w:p>
       <w:pPr>
-        <w:pStyle w:val="7"/>
+        <w:pStyle w:val="9"/>
         <w:keepNext w:val="0"/>
         <w:keepLines w:val="0"/>
         <w:widowControl/>
@@ -29531,7 +29341,7 @@
     </w:p>
     <w:p>
       <w:pPr>
-        <w:pStyle w:val="7"/>
+        <w:pStyle w:val="9"/>
         <w:keepNext w:val="0"/>
         <w:keepLines w:val="0"/>
         <w:widowControl/>
@@ -29568,7 +29378,7 @@
     </w:p>
     <w:p>
       <w:pPr>
-        <w:pStyle w:val="7"/>
+        <w:pStyle w:val="9"/>
         <w:keepNext w:val="0"/>
         <w:keepLines w:val="0"/>
         <w:widowControl/>
@@ -29606,7 +29416,7 @@
     </w:p>
     <w:p>
       <w:pPr>
-        <w:pStyle w:val="7"/>
+        <w:pStyle w:val="9"/>
         <w:keepNext w:val="0"/>
         <w:keepLines w:val="0"/>
         <w:widowControl/>
@@ -29654,7 +29464,7 @@
     </w:p>
     <w:p>
       <w:pPr>
-        <w:pStyle w:val="7"/>
+        <w:pStyle w:val="9"/>
         <w:keepNext w:val="0"/>
         <w:keepLines w:val="0"/>
         <w:widowControl/>
@@ -29691,7 +29501,7 @@
     </w:p>
     <w:p>
       <w:pPr>
-        <w:pStyle w:val="7"/>
+        <w:pStyle w:val="9"/>
         <w:keepNext w:val="0"/>
         <w:keepLines w:val="0"/>
         <w:widowControl/>
@@ -29728,7 +29538,7 @@
     </w:p>
     <w:p>
       <w:pPr>
-        <w:pStyle w:val="7"/>
+        <w:pStyle w:val="9"/>
         <w:keepNext w:val="0"/>
         <w:keepLines w:val="0"/>
         <w:widowControl/>
@@ -29765,7 +29575,7 @@
     </w:p>
     <w:p>
       <w:pPr>
-        <w:pStyle w:val="7"/>
+        <w:pStyle w:val="9"/>
         <w:keepNext w:val="0"/>
         <w:keepLines w:val="0"/>
         <w:widowControl/>
@@ -29802,7 +29612,7 @@
     </w:p>
     <w:p>
       <w:pPr>
-        <w:pStyle w:val="7"/>
+        <w:pStyle w:val="9"/>
         <w:keepNext w:val="0"/>
         <w:keepLines w:val="0"/>
         <w:widowControl/>
@@ -29840,7 +29650,7 @@
     </w:p>
     <w:p>
       <w:pPr>
-        <w:pStyle w:val="7"/>
+        <w:pStyle w:val="9"/>
         <w:keepNext w:val="0"/>
         <w:keepLines w:val="0"/>
         <w:widowControl/>
@@ -29888,7 +29698,7 @@
     </w:p>
     <w:p>
       <w:pPr>
-        <w:pStyle w:val="7"/>
+        <w:pStyle w:val="9"/>
         <w:keepNext w:val="0"/>
         <w:keepLines w:val="0"/>
         <w:widowControl/>
@@ -29925,7 +29735,7 @@
     </w:p>
     <w:p>
       <w:pPr>
-        <w:pStyle w:val="7"/>
+        <w:pStyle w:val="9"/>
         <w:keepNext w:val="0"/>
         <w:keepLines w:val="0"/>
         <w:widowControl/>
@@ -29962,7 +29772,7 @@
     </w:p>
     <w:p>
       <w:pPr>
-        <w:pStyle w:val="7"/>
+        <w:pStyle w:val="9"/>
         <w:keepNext w:val="0"/>
         <w:keepLines w:val="0"/>
         <w:widowControl/>
@@ -29999,7 +29809,7 @@
     </w:p>
     <w:p>
       <w:pPr>
-        <w:pStyle w:val="7"/>
+        <w:pStyle w:val="9"/>
         <w:keepNext w:val="0"/>
         <w:keepLines w:val="0"/>
         <w:widowControl/>
@@ -30172,7 +29982,7 @@
     </w:p>
     <w:p>
       <w:pPr>
-        <w:pStyle w:val="7"/>
+        <w:pStyle w:val="9"/>
         <w:keepNext w:val="0"/>
         <w:keepLines w:val="0"/>
         <w:widowControl/>
@@ -30210,7 +30020,7 @@
     </w:p>
     <w:p>
       <w:pPr>
-        <w:pStyle w:val="7"/>
+        <w:pStyle w:val="9"/>
         <w:keepNext w:val="0"/>
         <w:keepLines w:val="0"/>
         <w:widowControl/>
@@ -30258,7 +30068,7 @@
     </w:p>
     <w:p>
       <w:pPr>
-        <w:pStyle w:val="7"/>
+        <w:pStyle w:val="9"/>
         <w:keepNext w:val="0"/>
         <w:keepLines w:val="0"/>
         <w:widowControl/>
@@ -30295,7 +30105,7 @@
     </w:p>
     <w:p>
       <w:pPr>
-        <w:pStyle w:val="7"/>
+        <w:pStyle w:val="9"/>
         <w:keepNext w:val="0"/>
         <w:keepLines w:val="0"/>
         <w:widowControl/>
@@ -30332,7 +30142,7 @@
     </w:p>
     <w:p>
       <w:pPr>
-        <w:pStyle w:val="7"/>
+        <w:pStyle w:val="9"/>
         <w:keepNext w:val="0"/>
         <w:keepLines w:val="0"/>
         <w:widowControl/>
@@ -30369,7 +30179,7 @@
     </w:p>
     <w:p>
       <w:pPr>
-        <w:pStyle w:val="7"/>
+        <w:pStyle w:val="9"/>
         <w:keepNext w:val="0"/>
         <w:keepLines w:val="0"/>
         <w:widowControl/>
@@ -30407,7 +30217,7 @@
     </w:p>
     <w:p>
       <w:pPr>
-        <w:pStyle w:val="7"/>
+        <w:pStyle w:val="9"/>
         <w:keepNext w:val="0"/>
         <w:keepLines w:val="0"/>
         <w:widowControl/>
@@ -30455,7 +30265,7 @@
     </w:p>
     <w:p>
       <w:pPr>
-        <w:pStyle w:val="7"/>
+        <w:pStyle w:val="9"/>
         <w:keepNext w:val="0"/>
         <w:keepLines w:val="0"/>
         <w:widowControl/>
@@ -30492,7 +30302,7 @@
     </w:p>
     <w:p>
       <w:pPr>
-        <w:pStyle w:val="7"/>
+        <w:pStyle w:val="9"/>
         <w:keepNext w:val="0"/>
         <w:keepLines w:val="0"/>
         <w:widowControl/>
@@ -30529,7 +30339,7 @@
     </w:p>
     <w:p>
       <w:pPr>
-        <w:pStyle w:val="7"/>
+        <w:pStyle w:val="9"/>
         <w:keepNext w:val="0"/>
         <w:keepLines w:val="0"/>
         <w:widowControl/>
@@ -30566,7 +30376,7 @@
     </w:p>
     <w:p>
       <w:pPr>
-        <w:pStyle w:val="7"/>
+        <w:pStyle w:val="9"/>
         <w:keepNext w:val="0"/>
         <w:keepLines w:val="0"/>
         <w:widowControl/>
@@ -30603,7 +30413,7 @@
     </w:p>
     <w:p>
       <w:pPr>
-        <w:pStyle w:val="7"/>
+        <w:pStyle w:val="9"/>
         <w:keepNext w:val="0"/>
         <w:keepLines w:val="0"/>
         <w:widowControl/>
@@ -30640,7 +30450,7 @@
     </w:p>
     <w:p>
       <w:pPr>
-        <w:pStyle w:val="7"/>
+        <w:pStyle w:val="9"/>
         <w:keepNext w:val="0"/>
         <w:keepLines w:val="0"/>
         <w:widowControl/>
@@ -30849,7 +30659,7 @@
           <w:szCs w:val="28"/>
         </w:rPr>
         <w:pict>
-          <v:rect id="_x0000_i1046" o:spt="1" style="height:1.5pt;width:558.25pt;" fillcolor="#A0A0A0" filled="t" stroked="f" coordsize="21600,21600" o:hr="t" o:hrstd="t" o:hrpct="0" o:hralign="center">
+          <v:rect id="_x0000_i1029" o:spt="1" style="height:1.5pt;width:558.25pt;" fillcolor="#A0A0A0" filled="t" stroked="f" coordsize="21600,21600" o:hr="t" o:hrstd="t" o:hrpct="0" o:hralign="center">
             <v:path/>
             <v:fill on="t" focussize="0,0"/>
             <v:stroke on="f"/>
@@ -30863,103 +30673,103 @@
     </w:p>
     <w:p>
       <w:pPr>
-        <w:pStyle w:val="7"/>
-        <w:keepNext w:val="0"/>
-        <w:keepLines w:val="0"/>
-        <w:widowControl/>
-        <w:suppressLineNumbers w:val="0"/>
-        <w:shd w:val="clear" w:fill="FFFFFF"/>
-        <w:spacing w:before="0" w:beforeAutospacing="1" w:after="216" w:afterAutospacing="0" w:line="240" w:lineRule="atLeast"/>
-        <w:ind w:left="0" w:right="0" w:firstLine="0"/>
-        <w:jc w:val="both"/>
-        <w:rPr>
-          <w:rFonts w:hint="default" w:ascii="Palatino Linotype" w:hAnsi="Palatino Linotype" w:eastAsia="sans-serif" w:cs="Palatino Linotype"/>
-          <w:i w:val="0"/>
-          <w:iCs w:val="0"/>
-          <w:caps w:val="0"/>
-          <w:color w:val="1A1C1E"/>
-          <w:spacing w:val="0"/>
-          <w:sz w:val="28"/>
-          <w:szCs w:val="28"/>
-          <w:shd w:val="clear" w:fill="FFFFFF"/>
-        </w:rPr>
-      </w:pPr>
-    </w:p>
-    <w:p>
-      <w:pPr>
-        <w:pStyle w:val="7"/>
-        <w:keepNext w:val="0"/>
-        <w:keepLines w:val="0"/>
-        <w:widowControl/>
-        <w:suppressLineNumbers w:val="0"/>
-        <w:shd w:val="clear" w:fill="FFFFFF"/>
-        <w:spacing w:before="0" w:beforeAutospacing="1" w:after="216" w:afterAutospacing="0" w:line="240" w:lineRule="atLeast"/>
-        <w:ind w:left="0" w:right="0" w:firstLine="0"/>
-        <w:jc w:val="both"/>
-        <w:rPr>
-          <w:rFonts w:hint="default" w:ascii="Palatino Linotype" w:hAnsi="Palatino Linotype" w:eastAsia="sans-serif" w:cs="Palatino Linotype"/>
-          <w:i w:val="0"/>
-          <w:iCs w:val="0"/>
-          <w:caps w:val="0"/>
-          <w:color w:val="1A1C1E"/>
-          <w:spacing w:val="0"/>
-          <w:sz w:val="28"/>
-          <w:szCs w:val="28"/>
-          <w:shd w:val="clear" w:fill="FFFFFF"/>
-        </w:rPr>
-      </w:pPr>
-    </w:p>
-    <w:p>
-      <w:pPr>
-        <w:pStyle w:val="7"/>
-        <w:keepNext w:val="0"/>
-        <w:keepLines w:val="0"/>
-        <w:widowControl/>
-        <w:suppressLineNumbers w:val="0"/>
-        <w:shd w:val="clear" w:fill="FFFFFF"/>
-        <w:spacing w:before="0" w:beforeAutospacing="1" w:after="216" w:afterAutospacing="0" w:line="240" w:lineRule="atLeast"/>
-        <w:ind w:left="0" w:right="0" w:firstLine="0"/>
-        <w:jc w:val="both"/>
-        <w:rPr>
-          <w:rFonts w:hint="default" w:ascii="Palatino Linotype" w:hAnsi="Palatino Linotype" w:eastAsia="sans-serif" w:cs="Palatino Linotype"/>
-          <w:i w:val="0"/>
-          <w:iCs w:val="0"/>
-          <w:caps w:val="0"/>
-          <w:color w:val="1A1C1E"/>
-          <w:spacing w:val="0"/>
-          <w:sz w:val="28"/>
-          <w:szCs w:val="28"/>
-          <w:shd w:val="clear" w:fill="FFFFFF"/>
-        </w:rPr>
-      </w:pPr>
-    </w:p>
-    <w:p>
-      <w:pPr>
-        <w:pStyle w:val="7"/>
-        <w:keepNext w:val="0"/>
-        <w:keepLines w:val="0"/>
-        <w:widowControl/>
-        <w:suppressLineNumbers w:val="0"/>
-        <w:shd w:val="clear" w:fill="FFFFFF"/>
-        <w:spacing w:before="0" w:beforeAutospacing="1" w:after="216" w:afterAutospacing="0" w:line="240" w:lineRule="atLeast"/>
-        <w:ind w:left="0" w:right="0" w:firstLine="0"/>
-        <w:jc w:val="both"/>
-        <w:rPr>
-          <w:rFonts w:hint="default" w:ascii="Palatino Linotype" w:hAnsi="Palatino Linotype" w:eastAsia="sans-serif" w:cs="Palatino Linotype"/>
-          <w:i w:val="0"/>
-          <w:iCs w:val="0"/>
-          <w:caps w:val="0"/>
-          <w:color w:val="1A1C1E"/>
-          <w:spacing w:val="0"/>
-          <w:sz w:val="28"/>
-          <w:szCs w:val="28"/>
-          <w:shd w:val="clear" w:fill="FFFFFF"/>
-        </w:rPr>
-      </w:pPr>
-    </w:p>
-    <w:p>
-      <w:pPr>
-        <w:pStyle w:val="7"/>
+        <w:pStyle w:val="9"/>
+        <w:keepNext w:val="0"/>
+        <w:keepLines w:val="0"/>
+        <w:widowControl/>
+        <w:suppressLineNumbers w:val="0"/>
+        <w:shd w:val="clear" w:fill="FFFFFF"/>
+        <w:spacing w:before="0" w:beforeAutospacing="1" w:after="216" w:afterAutospacing="0" w:line="240" w:lineRule="atLeast"/>
+        <w:ind w:left="0" w:right="0" w:firstLine="0"/>
+        <w:jc w:val="both"/>
+        <w:rPr>
+          <w:rFonts w:hint="default" w:ascii="Palatino Linotype" w:hAnsi="Palatino Linotype" w:eastAsia="sans-serif" w:cs="Palatino Linotype"/>
+          <w:i w:val="0"/>
+          <w:iCs w:val="0"/>
+          <w:caps w:val="0"/>
+          <w:color w:val="1A1C1E"/>
+          <w:spacing w:val="0"/>
+          <w:sz w:val="28"/>
+          <w:szCs w:val="28"/>
+          <w:shd w:val="clear" w:fill="FFFFFF"/>
+        </w:rPr>
+      </w:pPr>
+    </w:p>
+    <w:p>
+      <w:pPr>
+        <w:pStyle w:val="9"/>
+        <w:keepNext w:val="0"/>
+        <w:keepLines w:val="0"/>
+        <w:widowControl/>
+        <w:suppressLineNumbers w:val="0"/>
+        <w:shd w:val="clear" w:fill="FFFFFF"/>
+        <w:spacing w:before="0" w:beforeAutospacing="1" w:after="216" w:afterAutospacing="0" w:line="240" w:lineRule="atLeast"/>
+        <w:ind w:left="0" w:right="0" w:firstLine="0"/>
+        <w:jc w:val="both"/>
+        <w:rPr>
+          <w:rFonts w:hint="default" w:ascii="Palatino Linotype" w:hAnsi="Palatino Linotype" w:eastAsia="sans-serif" w:cs="Palatino Linotype"/>
+          <w:i w:val="0"/>
+          <w:iCs w:val="0"/>
+          <w:caps w:val="0"/>
+          <w:color w:val="1A1C1E"/>
+          <w:spacing w:val="0"/>
+          <w:sz w:val="28"/>
+          <w:szCs w:val="28"/>
+          <w:shd w:val="clear" w:fill="FFFFFF"/>
+        </w:rPr>
+      </w:pPr>
+    </w:p>
+    <w:p>
+      <w:pPr>
+        <w:pStyle w:val="9"/>
+        <w:keepNext w:val="0"/>
+        <w:keepLines w:val="0"/>
+        <w:widowControl/>
+        <w:suppressLineNumbers w:val="0"/>
+        <w:shd w:val="clear" w:fill="FFFFFF"/>
+        <w:spacing w:before="0" w:beforeAutospacing="1" w:after="216" w:afterAutospacing="0" w:line="240" w:lineRule="atLeast"/>
+        <w:ind w:left="0" w:right="0" w:firstLine="0"/>
+        <w:jc w:val="both"/>
+        <w:rPr>
+          <w:rFonts w:hint="default" w:ascii="Palatino Linotype" w:hAnsi="Palatino Linotype" w:eastAsia="sans-serif" w:cs="Palatino Linotype"/>
+          <w:i w:val="0"/>
+          <w:iCs w:val="0"/>
+          <w:caps w:val="0"/>
+          <w:color w:val="1A1C1E"/>
+          <w:spacing w:val="0"/>
+          <w:sz w:val="28"/>
+          <w:szCs w:val="28"/>
+          <w:shd w:val="clear" w:fill="FFFFFF"/>
+        </w:rPr>
+      </w:pPr>
+    </w:p>
+    <w:p>
+      <w:pPr>
+        <w:pStyle w:val="9"/>
+        <w:keepNext w:val="0"/>
+        <w:keepLines w:val="0"/>
+        <w:widowControl/>
+        <w:suppressLineNumbers w:val="0"/>
+        <w:shd w:val="clear" w:fill="FFFFFF"/>
+        <w:spacing w:before="0" w:beforeAutospacing="1" w:after="216" w:afterAutospacing="0" w:line="240" w:lineRule="atLeast"/>
+        <w:ind w:left="0" w:right="0" w:firstLine="0"/>
+        <w:jc w:val="both"/>
+        <w:rPr>
+          <w:rFonts w:hint="default" w:ascii="Palatino Linotype" w:hAnsi="Palatino Linotype" w:eastAsia="sans-serif" w:cs="Palatino Linotype"/>
+          <w:i w:val="0"/>
+          <w:iCs w:val="0"/>
+          <w:caps w:val="0"/>
+          <w:color w:val="1A1C1E"/>
+          <w:spacing w:val="0"/>
+          <w:sz w:val="28"/>
+          <w:szCs w:val="28"/>
+          <w:shd w:val="clear" w:fill="FFFFFF"/>
+        </w:rPr>
+      </w:pPr>
+    </w:p>
+    <w:p>
+      <w:pPr>
+        <w:pStyle w:val="9"/>
         <w:keepNext w:val="0"/>
         <w:keepLines w:val="0"/>
         <w:widowControl/>
@@ -30996,7 +30806,7 @@
     </w:p>
     <w:p>
       <w:pPr>
-        <w:pStyle w:val="7"/>
+        <w:pStyle w:val="9"/>
         <w:keepNext w:val="0"/>
         <w:keepLines w:val="0"/>
         <w:widowControl/>
@@ -31034,7 +30844,7 @@
     </w:p>
     <w:p>
       <w:pPr>
-        <w:pStyle w:val="7"/>
+        <w:pStyle w:val="9"/>
         <w:keepNext w:val="0"/>
         <w:keepLines w:val="0"/>
         <w:widowControl/>
@@ -31082,7 +30892,7 @@
     </w:p>
     <w:p>
       <w:pPr>
-        <w:pStyle w:val="7"/>
+        <w:pStyle w:val="9"/>
         <w:keepNext w:val="0"/>
         <w:keepLines w:val="0"/>
         <w:widowControl/>
@@ -31119,7 +30929,7 @@
     </w:p>
     <w:p>
       <w:pPr>
-        <w:pStyle w:val="7"/>
+        <w:pStyle w:val="9"/>
         <w:keepNext w:val="0"/>
         <w:keepLines w:val="0"/>
         <w:widowControl/>
@@ -31156,7 +30966,7 @@
     </w:p>
     <w:p>
       <w:pPr>
-        <w:pStyle w:val="7"/>
+        <w:pStyle w:val="9"/>
         <w:keepNext w:val="0"/>
         <w:keepLines w:val="0"/>
         <w:widowControl/>
@@ -31193,7 +31003,7 @@
     </w:p>
     <w:p>
       <w:pPr>
-        <w:pStyle w:val="7"/>
+        <w:pStyle w:val="9"/>
         <w:keepNext w:val="0"/>
         <w:keepLines w:val="0"/>
         <w:widowControl/>
@@ -31230,7 +31040,7 @@
     </w:p>
     <w:p>
       <w:pPr>
-        <w:pStyle w:val="7"/>
+        <w:pStyle w:val="9"/>
         <w:keepNext w:val="0"/>
         <w:keepLines w:val="0"/>
         <w:widowControl/>
@@ -31267,7 +31077,7 @@
     </w:p>
     <w:p>
       <w:pPr>
-        <w:pStyle w:val="7"/>
+        <w:pStyle w:val="9"/>
         <w:keepNext w:val="0"/>
         <w:keepLines w:val="0"/>
         <w:widowControl/>
@@ -31305,7 +31115,7 @@
     </w:p>
     <w:p>
       <w:pPr>
-        <w:pStyle w:val="7"/>
+        <w:pStyle w:val="9"/>
         <w:keepNext w:val="0"/>
         <w:keepLines w:val="0"/>
         <w:widowControl/>
@@ -31353,7 +31163,7 @@
     </w:p>
     <w:p>
       <w:pPr>
-        <w:pStyle w:val="7"/>
+        <w:pStyle w:val="9"/>
         <w:keepNext w:val="0"/>
         <w:keepLines w:val="0"/>
         <w:widowControl/>
@@ -31390,7 +31200,7 @@
     </w:p>
     <w:p>
       <w:pPr>
-        <w:pStyle w:val="7"/>
+        <w:pStyle w:val="9"/>
         <w:keepNext w:val="0"/>
         <w:keepLines w:val="0"/>
         <w:widowControl/>
@@ -31427,7 +31237,7 @@
     </w:p>
     <w:p>
       <w:pPr>
-        <w:pStyle w:val="7"/>
+        <w:pStyle w:val="9"/>
         <w:keepNext w:val="0"/>
         <w:keepLines w:val="0"/>
         <w:widowControl/>
@@ -31464,7 +31274,7 @@
     </w:p>
     <w:p>
       <w:pPr>
-        <w:pStyle w:val="7"/>
+        <w:pStyle w:val="9"/>
         <w:keepNext w:val="0"/>
         <w:keepLines w:val="0"/>
         <w:widowControl/>
@@ -31502,7 +31312,7 @@
     </w:p>
     <w:p>
       <w:pPr>
-        <w:pStyle w:val="7"/>
+        <w:pStyle w:val="9"/>
         <w:keepNext w:val="0"/>
         <w:keepLines w:val="0"/>
         <w:widowControl/>
@@ -31550,7 +31360,7 @@
     </w:p>
     <w:p>
       <w:pPr>
-        <w:pStyle w:val="7"/>
+        <w:pStyle w:val="9"/>
         <w:keepNext w:val="0"/>
         <w:keepLines w:val="0"/>
         <w:widowControl/>
@@ -31587,7 +31397,7 @@
     </w:p>
     <w:p>
       <w:pPr>
-        <w:pStyle w:val="7"/>
+        <w:pStyle w:val="9"/>
         <w:keepNext w:val="0"/>
         <w:keepLines w:val="0"/>
         <w:widowControl/>
@@ -31624,7 +31434,7 @@
     </w:p>
     <w:p>
       <w:pPr>
-        <w:pStyle w:val="7"/>
+        <w:pStyle w:val="9"/>
         <w:keepNext w:val="0"/>
         <w:keepLines w:val="0"/>
         <w:widowControl/>
@@ -31661,7 +31471,7 @@
     </w:p>
     <w:p>
       <w:pPr>
-        <w:pStyle w:val="7"/>
+        <w:pStyle w:val="9"/>
         <w:keepNext w:val="0"/>
         <w:keepLines w:val="0"/>
         <w:widowControl/>
@@ -31699,7 +31509,7 @@
     </w:p>
     <w:p>
       <w:pPr>
-        <w:pStyle w:val="7"/>
+        <w:pStyle w:val="9"/>
         <w:keepNext w:val="0"/>
         <w:keepLines w:val="0"/>
         <w:widowControl/>
@@ -31747,7 +31557,7 @@
     </w:p>
     <w:p>
       <w:pPr>
-        <w:pStyle w:val="7"/>
+        <w:pStyle w:val="9"/>
         <w:keepNext w:val="0"/>
         <w:keepLines w:val="0"/>
         <w:widowControl/>
@@ -31784,7 +31594,7 @@
     </w:p>
     <w:p>
       <w:pPr>
-        <w:pStyle w:val="7"/>
+        <w:pStyle w:val="9"/>
         <w:keepNext w:val="0"/>
         <w:keepLines w:val="0"/>
         <w:widowControl/>
@@ -31821,7 +31631,7 @@
     </w:p>
     <w:p>
       <w:pPr>
-        <w:pStyle w:val="7"/>
+        <w:pStyle w:val="9"/>
         <w:keepNext w:val="0"/>
         <w:keepLines w:val="0"/>
         <w:widowControl/>
@@ -31858,7 +31668,7 @@
     </w:p>
     <w:p>
       <w:pPr>
-        <w:pStyle w:val="7"/>
+        <w:pStyle w:val="9"/>
         <w:keepNext w:val="0"/>
         <w:keepLines w:val="0"/>
         <w:widowControl/>
@@ -31896,7 +31706,7 @@
     </w:p>
     <w:p>
       <w:pPr>
-        <w:pStyle w:val="7"/>
+        <w:pStyle w:val="9"/>
         <w:keepNext w:val="0"/>
         <w:keepLines w:val="0"/>
         <w:widowControl/>
@@ -31944,7 +31754,7 @@
     </w:p>
     <w:p>
       <w:pPr>
-        <w:pStyle w:val="7"/>
+        <w:pStyle w:val="9"/>
         <w:keepNext w:val="0"/>
         <w:keepLines w:val="0"/>
         <w:widowControl/>
@@ -31981,7 +31791,7 @@
     </w:p>
     <w:p>
       <w:pPr>
-        <w:pStyle w:val="7"/>
+        <w:pStyle w:val="9"/>
         <w:keepNext w:val="0"/>
         <w:keepLines w:val="0"/>
         <w:widowControl/>
@@ -32018,7 +31828,7 @@
     </w:p>
     <w:p>
       <w:pPr>
-        <w:pStyle w:val="7"/>
+        <w:pStyle w:val="9"/>
         <w:keepNext w:val="0"/>
         <w:keepLines w:val="0"/>
         <w:widowControl/>
@@ -32055,7 +31865,7 @@
     </w:p>
     <w:p>
       <w:pPr>
-        <w:pStyle w:val="7"/>
+        <w:pStyle w:val="9"/>
         <w:keepNext w:val="0"/>
         <w:keepLines w:val="0"/>
         <w:widowControl/>
@@ -32092,7 +31902,7 @@
     </w:p>
     <w:p>
       <w:pPr>
-        <w:pStyle w:val="7"/>
+        <w:pStyle w:val="9"/>
         <w:keepNext w:val="0"/>
         <w:keepLines w:val="0"/>
         <w:widowControl/>
@@ -32294,7 +32104,7 @@
           <w:szCs w:val="28"/>
         </w:rPr>
         <w:pict>
-          <v:rect id="_x0000_i1047" o:spt="1" style="height:1.5pt;width:558.25pt;" fillcolor="#A0A0A0" filled="t" stroked="f" coordsize="21600,21600" o:hr="t" o:hrstd="t" o:hrpct="0" o:hralign="center">
+          <v:rect id="_x0000_i1030" o:spt="1" style="height:1.5pt;width:558.25pt;" fillcolor="#A0A0A0" filled="t" stroked="f" coordsize="21600,21600" o:hr="t" o:hrstd="t" o:hrpct="0" o:hralign="center">
             <v:path/>
             <v:fill on="t" focussize="0,0"/>
             <v:stroke on="f"/>
@@ -32390,7 +32200,7 @@
           <w:szCs w:val="28"/>
         </w:rPr>
         <w:pict>
-          <v:rect id="_x0000_i1048" o:spt="1" style="height:1.5pt;width:558.25pt;" fillcolor="#A0A0A0" filled="t" stroked="f" coordsize="21600,21600" o:hr="t" o:hrstd="t" o:hrpct="0" o:hralign="center">
+          <v:rect id="_x0000_i1031" o:spt="1" style="height:1.5pt;width:558.25pt;" fillcolor="#A0A0A0" filled="t" stroked="f" coordsize="21600,21600" o:hr="t" o:hrstd="t" o:hrpct="0" o:hralign="center">
             <v:path/>
             <v:fill on="t" focussize="0,0"/>
             <v:stroke on="f"/>
@@ -32404,79 +32214,79 @@
     </w:p>
     <w:p>
       <w:pPr>
-        <w:pStyle w:val="7"/>
-        <w:keepNext w:val="0"/>
-        <w:keepLines w:val="0"/>
-        <w:widowControl/>
-        <w:suppressLineNumbers w:val="0"/>
-        <w:shd w:val="clear" w:fill="FFFFFF"/>
-        <w:spacing w:before="0" w:beforeAutospacing="1" w:after="216" w:afterAutospacing="0" w:line="240" w:lineRule="atLeast"/>
-        <w:ind w:left="0" w:right="0" w:firstLine="0"/>
-        <w:jc w:val="both"/>
-        <w:rPr>
-          <w:rFonts w:hint="default" w:ascii="Palatino Linotype" w:hAnsi="Palatino Linotype" w:eastAsia="sans-serif" w:cs="Palatino Linotype"/>
-          <w:i w:val="0"/>
-          <w:iCs w:val="0"/>
-          <w:caps w:val="0"/>
-          <w:color w:val="1A1C1E"/>
-          <w:spacing w:val="0"/>
-          <w:sz w:val="28"/>
-          <w:szCs w:val="28"/>
-          <w:shd w:val="clear" w:fill="FFFFFF"/>
-        </w:rPr>
-      </w:pPr>
-    </w:p>
-    <w:p>
-      <w:pPr>
-        <w:pStyle w:val="7"/>
-        <w:keepNext w:val="0"/>
-        <w:keepLines w:val="0"/>
-        <w:widowControl/>
-        <w:suppressLineNumbers w:val="0"/>
-        <w:shd w:val="clear" w:fill="FFFFFF"/>
-        <w:spacing w:before="0" w:beforeAutospacing="1" w:after="216" w:afterAutospacing="0" w:line="240" w:lineRule="atLeast"/>
-        <w:ind w:left="0" w:right="0" w:firstLine="0"/>
-        <w:jc w:val="both"/>
-        <w:rPr>
-          <w:rFonts w:hint="default" w:ascii="Palatino Linotype" w:hAnsi="Palatino Linotype" w:eastAsia="sans-serif" w:cs="Palatino Linotype"/>
-          <w:i w:val="0"/>
-          <w:iCs w:val="0"/>
-          <w:caps w:val="0"/>
-          <w:color w:val="1A1C1E"/>
-          <w:spacing w:val="0"/>
-          <w:sz w:val="28"/>
-          <w:szCs w:val="28"/>
-          <w:shd w:val="clear" w:fill="FFFFFF"/>
-        </w:rPr>
-      </w:pPr>
-    </w:p>
-    <w:p>
-      <w:pPr>
-        <w:pStyle w:val="7"/>
-        <w:keepNext w:val="0"/>
-        <w:keepLines w:val="0"/>
-        <w:widowControl/>
-        <w:suppressLineNumbers w:val="0"/>
-        <w:shd w:val="clear" w:fill="FFFFFF"/>
-        <w:spacing w:before="0" w:beforeAutospacing="1" w:after="216" w:afterAutospacing="0" w:line="240" w:lineRule="atLeast"/>
-        <w:ind w:left="0" w:right="0" w:firstLine="0"/>
-        <w:jc w:val="both"/>
-        <w:rPr>
-          <w:rFonts w:hint="default" w:ascii="Palatino Linotype" w:hAnsi="Palatino Linotype" w:eastAsia="sans-serif" w:cs="Palatino Linotype"/>
-          <w:i w:val="0"/>
-          <w:iCs w:val="0"/>
-          <w:caps w:val="0"/>
-          <w:color w:val="1A1C1E"/>
-          <w:spacing w:val="0"/>
-          <w:sz w:val="28"/>
-          <w:szCs w:val="28"/>
-          <w:shd w:val="clear" w:fill="FFFFFF"/>
-        </w:rPr>
-      </w:pPr>
-    </w:p>
-    <w:p>
-      <w:pPr>
-        <w:pStyle w:val="7"/>
+        <w:pStyle w:val="9"/>
+        <w:keepNext w:val="0"/>
+        <w:keepLines w:val="0"/>
+        <w:widowControl/>
+        <w:suppressLineNumbers w:val="0"/>
+        <w:shd w:val="clear" w:fill="FFFFFF"/>
+        <w:spacing w:before="0" w:beforeAutospacing="1" w:after="216" w:afterAutospacing="0" w:line="240" w:lineRule="atLeast"/>
+        <w:ind w:left="0" w:right="0" w:firstLine="0"/>
+        <w:jc w:val="both"/>
+        <w:rPr>
+          <w:rFonts w:hint="default" w:ascii="Palatino Linotype" w:hAnsi="Palatino Linotype" w:eastAsia="sans-serif" w:cs="Palatino Linotype"/>
+          <w:i w:val="0"/>
+          <w:iCs w:val="0"/>
+          <w:caps w:val="0"/>
+          <w:color w:val="1A1C1E"/>
+          <w:spacing w:val="0"/>
+          <w:sz w:val="28"/>
+          <w:szCs w:val="28"/>
+          <w:shd w:val="clear" w:fill="FFFFFF"/>
+        </w:rPr>
+      </w:pPr>
+    </w:p>
+    <w:p>
+      <w:pPr>
+        <w:pStyle w:val="9"/>
+        <w:keepNext w:val="0"/>
+        <w:keepLines w:val="0"/>
+        <w:widowControl/>
+        <w:suppressLineNumbers w:val="0"/>
+        <w:shd w:val="clear" w:fill="FFFFFF"/>
+        <w:spacing w:before="0" w:beforeAutospacing="1" w:after="216" w:afterAutospacing="0" w:line="240" w:lineRule="atLeast"/>
+        <w:ind w:left="0" w:right="0" w:firstLine="0"/>
+        <w:jc w:val="both"/>
+        <w:rPr>
+          <w:rFonts w:hint="default" w:ascii="Palatino Linotype" w:hAnsi="Palatino Linotype" w:eastAsia="sans-serif" w:cs="Palatino Linotype"/>
+          <w:i w:val="0"/>
+          <w:iCs w:val="0"/>
+          <w:caps w:val="0"/>
+          <w:color w:val="1A1C1E"/>
+          <w:spacing w:val="0"/>
+          <w:sz w:val="28"/>
+          <w:szCs w:val="28"/>
+          <w:shd w:val="clear" w:fill="FFFFFF"/>
+        </w:rPr>
+      </w:pPr>
+    </w:p>
+    <w:p>
+      <w:pPr>
+        <w:pStyle w:val="9"/>
+        <w:keepNext w:val="0"/>
+        <w:keepLines w:val="0"/>
+        <w:widowControl/>
+        <w:suppressLineNumbers w:val="0"/>
+        <w:shd w:val="clear" w:fill="FFFFFF"/>
+        <w:spacing w:before="0" w:beforeAutospacing="1" w:after="216" w:afterAutospacing="0" w:line="240" w:lineRule="atLeast"/>
+        <w:ind w:left="0" w:right="0" w:firstLine="0"/>
+        <w:jc w:val="both"/>
+        <w:rPr>
+          <w:rFonts w:hint="default" w:ascii="Palatino Linotype" w:hAnsi="Palatino Linotype" w:eastAsia="sans-serif" w:cs="Palatino Linotype"/>
+          <w:i w:val="0"/>
+          <w:iCs w:val="0"/>
+          <w:caps w:val="0"/>
+          <w:color w:val="1A1C1E"/>
+          <w:spacing w:val="0"/>
+          <w:sz w:val="28"/>
+          <w:szCs w:val="28"/>
+          <w:shd w:val="clear" w:fill="FFFFFF"/>
+        </w:rPr>
+      </w:pPr>
+    </w:p>
+    <w:p>
+      <w:pPr>
+        <w:pStyle w:val="9"/>
         <w:keepNext w:val="0"/>
         <w:keepLines w:val="0"/>
         <w:widowControl/>
@@ -32513,7 +32323,7 @@
     </w:p>
     <w:p>
       <w:pPr>
-        <w:pStyle w:val="7"/>
+        <w:pStyle w:val="9"/>
         <w:keepNext w:val="0"/>
         <w:keepLines w:val="0"/>
         <w:widowControl/>
@@ -32551,7 +32361,7 @@
     </w:p>
     <w:p>
       <w:pPr>
-        <w:pStyle w:val="7"/>
+        <w:pStyle w:val="9"/>
         <w:keepNext w:val="0"/>
         <w:keepLines w:val="0"/>
         <w:widowControl/>
@@ -32599,7 +32409,7 @@
     </w:p>
     <w:p>
       <w:pPr>
-        <w:pStyle w:val="7"/>
+        <w:pStyle w:val="9"/>
         <w:keepNext w:val="0"/>
         <w:keepLines w:val="0"/>
         <w:widowControl/>
@@ -32636,7 +32446,7 @@
     </w:p>
     <w:p>
       <w:pPr>
-        <w:pStyle w:val="7"/>
+        <w:pStyle w:val="9"/>
         <w:keepNext w:val="0"/>
         <w:keepLines w:val="0"/>
         <w:widowControl/>
@@ -32673,7 +32483,7 @@
     </w:p>
     <w:p>
       <w:pPr>
-        <w:pStyle w:val="7"/>
+        <w:pStyle w:val="9"/>
         <w:keepNext w:val="0"/>
         <w:keepLines w:val="0"/>
         <w:widowControl/>
@@ -32711,7 +32521,7 @@
     </w:p>
     <w:p>
       <w:pPr>
-        <w:pStyle w:val="7"/>
+        <w:pStyle w:val="9"/>
         <w:keepNext w:val="0"/>
         <w:keepLines w:val="0"/>
         <w:widowControl/>
@@ -32759,7 +32569,7 @@
     </w:p>
     <w:p>
       <w:pPr>
-        <w:pStyle w:val="7"/>
+        <w:pStyle w:val="9"/>
         <w:keepNext w:val="0"/>
         <w:keepLines w:val="0"/>
         <w:widowControl/>
@@ -32938,7 +32748,7 @@
     </w:p>
     <w:p>
       <w:pPr>
-        <w:pStyle w:val="7"/>
+        <w:pStyle w:val="9"/>
         <w:keepNext w:val="0"/>
         <w:keepLines w:val="0"/>
         <w:widowControl/>
@@ -32975,7 +32785,7 @@
     </w:p>
     <w:p>
       <w:pPr>
-        <w:pStyle w:val="7"/>
+        <w:pStyle w:val="9"/>
         <w:keepNext w:val="0"/>
         <w:keepLines w:val="0"/>
         <w:widowControl/>
@@ -33012,7 +32822,7 @@
     </w:p>
     <w:p>
       <w:pPr>
-        <w:pStyle w:val="7"/>
+        <w:pStyle w:val="9"/>
         <w:keepNext w:val="0"/>
         <w:keepLines w:val="0"/>
         <w:widowControl/>
@@ -33049,7 +32859,7 @@
     </w:p>
     <w:p>
       <w:pPr>
-        <w:pStyle w:val="7"/>
+        <w:pStyle w:val="9"/>
         <w:keepNext w:val="0"/>
         <w:keepLines w:val="0"/>
         <w:widowControl/>
@@ -33207,6 +33017,7 @@
         <w:keepLines w:val="0"/>
         <w:widowControl/>
         <w:numPr>
+          <w:ilvl w:val="0"/>
           <w:numId w:val="0"/>
         </w:numPr>
         <w:suppressLineNumbers w:val="0"/>
@@ -33246,7 +33057,7 @@
     </w:p>
     <w:p>
       <w:pPr>
-        <w:pStyle w:val="7"/>
+        <w:pStyle w:val="9"/>
         <w:keepNext w:val="0"/>
         <w:keepLines w:val="0"/>
         <w:widowControl/>
@@ -33283,7 +33094,7 @@
     </w:p>
     <w:p>
       <w:pPr>
-        <w:pStyle w:val="7"/>
+        <w:pStyle w:val="9"/>
         <w:keepNext w:val="0"/>
         <w:keepLines w:val="0"/>
         <w:widowControl/>
@@ -33410,21 +33221,7 @@
           <w:szCs w:val="28"/>
           <w:shd w:val="clear" w:fill="FFFFFF"/>
         </w:rPr>
-        <w:t>From these "particles," more complex intermedia</w:t>
-      </w:r>
-      <w:r>
-        <w:rPr>
-          <w:rFonts w:hint="default" w:ascii="Palatino Linotype" w:hAnsi="Palatino Linotype" w:eastAsia="sans-serif" w:cs="Palatino Linotype"/>
-          <w:i w:val="0"/>
-          <w:iCs w:val="0"/>
-          <w:caps w:val="0"/>
-          <w:color w:val="1A1C1E"/>
-          <w:spacing w:val="0"/>
-          <w:sz w:val="28"/>
-          <w:szCs w:val="28"/>
-          <w:shd w:val="clear" w:fill="FFFFFF"/>
-        </w:rPr>
-        <w:t>te structures are formed: Solar Systems, Galaxies, Galaxy Clusters...</w:t>
+        <w:t>From these "particles," more complex intermediate structures are formed: Solar Systems, Galaxies, Galaxy Clusters...</w:t>
       </w:r>
     </w:p>
     <w:p>
@@ -33433,6 +33230,7 @@
         <w:keepLines w:val="0"/>
         <w:widowControl/>
         <w:numPr>
+          <w:ilvl w:val="0"/>
           <w:numId w:val="0"/>
         </w:numPr>
         <w:suppressLineNumbers w:val="0"/>
@@ -33447,7 +33245,7 @@
     </w:p>
     <w:p>
       <w:pPr>
-        <w:pStyle w:val="7"/>
+        <w:pStyle w:val="9"/>
         <w:keepNext w:val="0"/>
         <w:keepLines w:val="0"/>
         <w:widowControl/>
@@ -33488,6 +33286,7 @@
         <w:pageBreakBefore w:val="0"/>
         <w:widowControl/>
         <w:numPr>
+          <w:ilvl w:val="0"/>
           <w:numId w:val="0"/>
         </w:numPr>
         <w:suppressLineNumbers w:val="0"/>
@@ -33538,6 +33337,7 @@
         <w:pageBreakBefore w:val="0"/>
         <w:widowControl/>
         <w:numPr>
+          <w:ilvl w:val="0"/>
           <w:numId w:val="0"/>
         </w:numPr>
         <w:suppressLineNumbers w:val="0"/>
@@ -33588,6 +33388,7 @@
         <w:pageBreakBefore w:val="0"/>
         <w:widowControl/>
         <w:numPr>
+          <w:ilvl w:val="0"/>
           <w:numId w:val="0"/>
         </w:numPr>
         <w:suppressLineNumbers w:val="0"/>
@@ -33638,6 +33439,7 @@
         <w:pageBreakBefore w:val="0"/>
         <w:widowControl/>
         <w:numPr>
+          <w:ilvl w:val="0"/>
           <w:numId w:val="0"/>
         </w:numPr>
         <w:suppressLineNumbers w:val="0"/>
@@ -33672,21 +33474,7 @@
           <w:szCs w:val="28"/>
           <w:shd w:val="clear" w:fill="FFFFFF"/>
         </w:rPr>
-        <w:t>This does not mean our fractal model is wrong. It only suggests an incredible possibility</w:t>
-      </w:r>
-      <w:r>
-        <w:rPr>
-          <w:rFonts w:hint="default" w:ascii="Palatino Linotype" w:hAnsi="Palatino Linotype" w:eastAsia="sans-serif" w:cs="Palatino Linotype"/>
-          <w:i w:val="0"/>
-          <w:iCs w:val="0"/>
-          <w:caps w:val="0"/>
-          <w:color w:val="1A1C1E"/>
-          <w:spacing w:val="0"/>
-          <w:sz w:val="28"/>
-          <w:szCs w:val="28"/>
-          <w:shd w:val="clear" w:fill="FFFFFF"/>
-        </w:rPr>
-        <w:t>: that modern science, even with its most powerful particle accelerators, has probably not yet reached the true "Fundamental Particle" of Level 0, let alone the Fundamental Particle of Level -1. Protons, neutrons, electrons, and even quarks may all be just complex "intermediate structures" on the journey into the microcosm.</w:t>
+        <w:t>This does not mean our fractal model is wrong. It only suggests an incredible possibility: that modern science, even with its most powerful particle accelerators, has probably not yet reached the true "Fundamental Particle" of Level 0, let alone the Fundamental Particle of Level -1. Protons, neutrons, electrons, and even quarks may all be just complex "intermediate structures" on the journey into the microcosm.</w:t>
       </w:r>
     </w:p>
     <w:p>
@@ -33696,6 +33484,7 @@
         <w:pageBreakBefore w:val="0"/>
         <w:widowControl/>
         <w:numPr>
+          <w:ilvl w:val="0"/>
           <w:numId w:val="0"/>
         </w:numPr>
         <w:suppressLineNumbers w:val="0"/>
@@ -33739,6 +33528,7 @@
         <w:keepLines w:val="0"/>
         <w:widowControl/>
         <w:numPr>
+          <w:ilvl w:val="0"/>
           <w:numId w:val="0"/>
         </w:numPr>
         <w:suppressLineNumbers w:val="0"/>
@@ -33753,7 +33543,7 @@
     </w:p>
     <w:p>
       <w:pPr>
-        <w:pStyle w:val="7"/>
+        <w:pStyle w:val="9"/>
         <w:keepNext w:val="0"/>
         <w:keepLines w:val="0"/>
         <w:widowControl/>
@@ -33791,7 +33581,7 @@
     </w:p>
     <w:p>
       <w:pPr>
-        <w:pStyle w:val="7"/>
+        <w:pStyle w:val="9"/>
         <w:keepNext w:val="0"/>
         <w:keepLines w:val="0"/>
         <w:widowControl/>
@@ -33839,7 +33629,7 @@
     </w:p>
     <w:p>
       <w:pPr>
-        <w:pStyle w:val="7"/>
+        <w:pStyle w:val="9"/>
         <w:keepNext w:val="0"/>
         <w:keepLines w:val="0"/>
         <w:widowControl/>
@@ -33876,7 +33666,7 @@
     </w:p>
     <w:p>
       <w:pPr>
-        <w:pStyle w:val="7"/>
+        <w:pStyle w:val="9"/>
         <w:keepNext w:val="0"/>
         <w:keepLines w:val="0"/>
         <w:widowControl/>
@@ -33913,7 +33703,7 @@
     </w:p>
     <w:p>
       <w:pPr>
-        <w:pStyle w:val="7"/>
+        <w:pStyle w:val="9"/>
         <w:keepNext w:val="0"/>
         <w:keepLines w:val="0"/>
         <w:widowControl/>
@@ -33951,7 +33741,7 @@
     </w:p>
     <w:p>
       <w:pPr>
-        <w:pStyle w:val="7"/>
+        <w:pStyle w:val="9"/>
         <w:keepNext w:val="0"/>
         <w:keepLines w:val="0"/>
         <w:widowControl/>
@@ -33999,7 +33789,7 @@
     </w:p>
     <w:p>
       <w:pPr>
-        <w:pStyle w:val="7"/>
+        <w:pStyle w:val="9"/>
         <w:keepNext w:val="0"/>
         <w:keepLines w:val="0"/>
         <w:widowControl/>
@@ -34036,7 +33826,7 @@
     </w:p>
     <w:p>
       <w:pPr>
-        <w:pStyle w:val="7"/>
+        <w:pStyle w:val="9"/>
         <w:keepNext w:val="0"/>
         <w:keepLines w:val="0"/>
         <w:widowControl/>
@@ -34073,7 +33863,7 @@
     </w:p>
     <w:p>
       <w:pPr>
-        <w:pStyle w:val="7"/>
+        <w:pStyle w:val="9"/>
         <w:keepNext w:val="0"/>
         <w:keepLines w:val="0"/>
         <w:widowControl/>
@@ -34110,7 +33900,7 @@
     </w:p>
     <w:p>
       <w:pPr>
-        <w:pStyle w:val="7"/>
+        <w:pStyle w:val="9"/>
         <w:keepNext w:val="0"/>
         <w:keepLines w:val="0"/>
         <w:widowControl/>
@@ -34147,7 +33937,7 @@
     </w:p>
     <w:p>
       <w:pPr>
-        <w:pStyle w:val="7"/>
+        <w:pStyle w:val="9"/>
         <w:keepNext w:val="0"/>
         <w:keepLines w:val="0"/>
         <w:widowControl/>
@@ -34184,7 +33974,7 @@
     </w:p>
     <w:p>
       <w:pPr>
-        <w:pStyle w:val="7"/>
+        <w:pStyle w:val="9"/>
         <w:keepNext w:val="0"/>
         <w:keepLines w:val="0"/>
         <w:widowControl/>
@@ -34397,7 +34187,7 @@
           <w:szCs w:val="28"/>
         </w:rPr>
         <w:pict>
-          <v:rect id="_x0000_i1049" o:spt="1" style="height:1.5pt;width:558.25pt;" fillcolor="#A0A0A0" filled="t" stroked="f" coordsize="21600,21600" o:hr="t" o:hrstd="t" o:hrpct="0" o:hralign="center">
+          <v:rect id="_x0000_i1032" o:spt="1" style="height:1.5pt;width:558.25pt;" fillcolor="#A0A0A0" filled="t" stroked="f" coordsize="21600,21600" o:hr="t" o:hrstd="t" o:hrpct="0" o:hralign="center">
             <v:path/>
             <v:fill on="t" focussize="0,0"/>
             <v:stroke on="f"/>
@@ -34411,103 +34201,103 @@
     </w:p>
     <w:p>
       <w:pPr>
-        <w:pStyle w:val="7"/>
-        <w:keepNext w:val="0"/>
-        <w:keepLines w:val="0"/>
-        <w:widowControl/>
-        <w:suppressLineNumbers w:val="0"/>
-        <w:shd w:val="clear" w:fill="FFFFFF"/>
-        <w:spacing w:before="0" w:beforeAutospacing="1" w:after="216" w:afterAutospacing="0" w:line="240" w:lineRule="atLeast"/>
-        <w:ind w:left="0" w:right="0" w:firstLine="0"/>
-        <w:jc w:val="both"/>
-        <w:rPr>
-          <w:rFonts w:hint="default" w:ascii="Palatino Linotype" w:hAnsi="Palatino Linotype" w:eastAsia="sans-serif" w:cs="Palatino Linotype"/>
-          <w:i w:val="0"/>
-          <w:iCs w:val="0"/>
-          <w:caps w:val="0"/>
-          <w:color w:val="1A1C1E"/>
-          <w:spacing w:val="0"/>
-          <w:sz w:val="28"/>
-          <w:szCs w:val="28"/>
-          <w:shd w:val="clear" w:fill="FFFFFF"/>
-        </w:rPr>
-      </w:pPr>
-    </w:p>
-    <w:p>
-      <w:pPr>
-        <w:pStyle w:val="7"/>
-        <w:keepNext w:val="0"/>
-        <w:keepLines w:val="0"/>
-        <w:widowControl/>
-        <w:suppressLineNumbers w:val="0"/>
-        <w:shd w:val="clear" w:fill="FFFFFF"/>
-        <w:spacing w:before="0" w:beforeAutospacing="1" w:after="216" w:afterAutospacing="0" w:line="240" w:lineRule="atLeast"/>
-        <w:ind w:left="0" w:right="0" w:firstLine="0"/>
-        <w:jc w:val="both"/>
-        <w:rPr>
-          <w:rFonts w:hint="default" w:ascii="Palatino Linotype" w:hAnsi="Palatino Linotype" w:eastAsia="sans-serif" w:cs="Palatino Linotype"/>
-          <w:i w:val="0"/>
-          <w:iCs w:val="0"/>
-          <w:caps w:val="0"/>
-          <w:color w:val="1A1C1E"/>
-          <w:spacing w:val="0"/>
-          <w:sz w:val="28"/>
-          <w:szCs w:val="28"/>
-          <w:shd w:val="clear" w:fill="FFFFFF"/>
-        </w:rPr>
-      </w:pPr>
-    </w:p>
-    <w:p>
-      <w:pPr>
-        <w:pStyle w:val="7"/>
-        <w:keepNext w:val="0"/>
-        <w:keepLines w:val="0"/>
-        <w:widowControl/>
-        <w:suppressLineNumbers w:val="0"/>
-        <w:shd w:val="clear" w:fill="FFFFFF"/>
-        <w:spacing w:before="0" w:beforeAutospacing="1" w:after="216" w:afterAutospacing="0" w:line="240" w:lineRule="atLeast"/>
-        <w:ind w:left="0" w:right="0" w:firstLine="0"/>
-        <w:jc w:val="both"/>
-        <w:rPr>
-          <w:rFonts w:hint="default" w:ascii="Palatino Linotype" w:hAnsi="Palatino Linotype" w:eastAsia="sans-serif" w:cs="Palatino Linotype"/>
-          <w:i w:val="0"/>
-          <w:iCs w:val="0"/>
-          <w:caps w:val="0"/>
-          <w:color w:val="1A1C1E"/>
-          <w:spacing w:val="0"/>
-          <w:sz w:val="28"/>
-          <w:szCs w:val="28"/>
-          <w:shd w:val="clear" w:fill="FFFFFF"/>
-        </w:rPr>
-      </w:pPr>
-    </w:p>
-    <w:p>
-      <w:pPr>
-        <w:pStyle w:val="7"/>
-        <w:keepNext w:val="0"/>
-        <w:keepLines w:val="0"/>
-        <w:widowControl/>
-        <w:suppressLineNumbers w:val="0"/>
-        <w:shd w:val="clear" w:fill="FFFFFF"/>
-        <w:spacing w:before="0" w:beforeAutospacing="1" w:after="216" w:afterAutospacing="0" w:line="240" w:lineRule="atLeast"/>
-        <w:ind w:left="0" w:right="0" w:firstLine="0"/>
-        <w:jc w:val="both"/>
-        <w:rPr>
-          <w:rFonts w:hint="default" w:ascii="Palatino Linotype" w:hAnsi="Palatino Linotype" w:eastAsia="sans-serif" w:cs="Palatino Linotype"/>
-          <w:i w:val="0"/>
-          <w:iCs w:val="0"/>
-          <w:caps w:val="0"/>
-          <w:color w:val="1A1C1E"/>
-          <w:spacing w:val="0"/>
-          <w:sz w:val="28"/>
-          <w:szCs w:val="28"/>
-          <w:shd w:val="clear" w:fill="FFFFFF"/>
-        </w:rPr>
-      </w:pPr>
-    </w:p>
-    <w:p>
-      <w:pPr>
-        <w:pStyle w:val="7"/>
+        <w:pStyle w:val="9"/>
+        <w:keepNext w:val="0"/>
+        <w:keepLines w:val="0"/>
+        <w:widowControl/>
+        <w:suppressLineNumbers w:val="0"/>
+        <w:shd w:val="clear" w:fill="FFFFFF"/>
+        <w:spacing w:before="0" w:beforeAutospacing="1" w:after="216" w:afterAutospacing="0" w:line="240" w:lineRule="atLeast"/>
+        <w:ind w:left="0" w:right="0" w:firstLine="0"/>
+        <w:jc w:val="both"/>
+        <w:rPr>
+          <w:rFonts w:hint="default" w:ascii="Palatino Linotype" w:hAnsi="Palatino Linotype" w:eastAsia="sans-serif" w:cs="Palatino Linotype"/>
+          <w:i w:val="0"/>
+          <w:iCs w:val="0"/>
+          <w:caps w:val="0"/>
+          <w:color w:val="1A1C1E"/>
+          <w:spacing w:val="0"/>
+          <w:sz w:val="28"/>
+          <w:szCs w:val="28"/>
+          <w:shd w:val="clear" w:fill="FFFFFF"/>
+        </w:rPr>
+      </w:pPr>
+    </w:p>
+    <w:p>
+      <w:pPr>
+        <w:pStyle w:val="9"/>
+        <w:keepNext w:val="0"/>
+        <w:keepLines w:val="0"/>
+        <w:widowControl/>
+        <w:suppressLineNumbers w:val="0"/>
+        <w:shd w:val="clear" w:fill="FFFFFF"/>
+        <w:spacing w:before="0" w:beforeAutospacing="1" w:after="216" w:afterAutospacing="0" w:line="240" w:lineRule="atLeast"/>
+        <w:ind w:left="0" w:right="0" w:firstLine="0"/>
+        <w:jc w:val="both"/>
+        <w:rPr>
+          <w:rFonts w:hint="default" w:ascii="Palatino Linotype" w:hAnsi="Palatino Linotype" w:eastAsia="sans-serif" w:cs="Palatino Linotype"/>
+          <w:i w:val="0"/>
+          <w:iCs w:val="0"/>
+          <w:caps w:val="0"/>
+          <w:color w:val="1A1C1E"/>
+          <w:spacing w:val="0"/>
+          <w:sz w:val="28"/>
+          <w:szCs w:val="28"/>
+          <w:shd w:val="clear" w:fill="FFFFFF"/>
+        </w:rPr>
+      </w:pPr>
+    </w:p>
+    <w:p>
+      <w:pPr>
+        <w:pStyle w:val="9"/>
+        <w:keepNext w:val="0"/>
+        <w:keepLines w:val="0"/>
+        <w:widowControl/>
+        <w:suppressLineNumbers w:val="0"/>
+        <w:shd w:val="clear" w:fill="FFFFFF"/>
+        <w:spacing w:before="0" w:beforeAutospacing="1" w:after="216" w:afterAutospacing="0" w:line="240" w:lineRule="atLeast"/>
+        <w:ind w:left="0" w:right="0" w:firstLine="0"/>
+        <w:jc w:val="both"/>
+        <w:rPr>
+          <w:rFonts w:hint="default" w:ascii="Palatino Linotype" w:hAnsi="Palatino Linotype" w:eastAsia="sans-serif" w:cs="Palatino Linotype"/>
+          <w:i w:val="0"/>
+          <w:iCs w:val="0"/>
+          <w:caps w:val="0"/>
+          <w:color w:val="1A1C1E"/>
+          <w:spacing w:val="0"/>
+          <w:sz w:val="28"/>
+          <w:szCs w:val="28"/>
+          <w:shd w:val="clear" w:fill="FFFFFF"/>
+        </w:rPr>
+      </w:pPr>
+    </w:p>
+    <w:p>
+      <w:pPr>
+        <w:pStyle w:val="9"/>
+        <w:keepNext w:val="0"/>
+        <w:keepLines w:val="0"/>
+        <w:widowControl/>
+        <w:suppressLineNumbers w:val="0"/>
+        <w:shd w:val="clear" w:fill="FFFFFF"/>
+        <w:spacing w:before="0" w:beforeAutospacing="1" w:after="216" w:afterAutospacing="0" w:line="240" w:lineRule="atLeast"/>
+        <w:ind w:left="0" w:right="0" w:firstLine="0"/>
+        <w:jc w:val="both"/>
+        <w:rPr>
+          <w:rFonts w:hint="default" w:ascii="Palatino Linotype" w:hAnsi="Palatino Linotype" w:eastAsia="sans-serif" w:cs="Palatino Linotype"/>
+          <w:i w:val="0"/>
+          <w:iCs w:val="0"/>
+          <w:caps w:val="0"/>
+          <w:color w:val="1A1C1E"/>
+          <w:spacing w:val="0"/>
+          <w:sz w:val="28"/>
+          <w:szCs w:val="28"/>
+          <w:shd w:val="clear" w:fill="FFFFFF"/>
+        </w:rPr>
+      </w:pPr>
+    </w:p>
+    <w:p>
+      <w:pPr>
+        <w:pStyle w:val="9"/>
         <w:keepNext w:val="0"/>
         <w:keepLines w:val="0"/>
         <w:widowControl/>
@@ -34545,7 +34335,7 @@
     </w:p>
     <w:p>
       <w:pPr>
-        <w:pStyle w:val="7"/>
+        <w:pStyle w:val="9"/>
         <w:keepNext w:val="0"/>
         <w:keepLines w:val="0"/>
         <w:widowControl/>
@@ -34593,7 +34383,7 @@
     </w:p>
     <w:p>
       <w:pPr>
-        <w:pStyle w:val="7"/>
+        <w:pStyle w:val="9"/>
         <w:keepNext w:val="0"/>
         <w:keepLines w:val="0"/>
         <w:widowControl/>
@@ -34767,26 +34557,12 @@
           <w:szCs w:val="28"/>
           <w:shd w:val="clear" w:fill="FFFFFF"/>
         </w:rPr>
-        <w:t>The Question of Consciousness: Where does consciousness come from? Why can a thought con</w:t>
-      </w:r>
-      <w:r>
-        <w:rPr>
-          <w:rFonts w:hint="default" w:ascii="Palatino Linotype" w:hAnsi="Palatino Linotype" w:eastAsia="sans-serif" w:cs="Palatino Linotype"/>
-          <w:i w:val="0"/>
-          <w:iCs w:val="0"/>
-          <w:caps w:val="0"/>
-          <w:color w:val="1A1C1E"/>
-          <w:spacing w:val="0"/>
-          <w:sz w:val="28"/>
-          <w:szCs w:val="28"/>
-          <w:shd w:val="clear" w:fill="FFFFFF"/>
-        </w:rPr>
-        <w:t>trol matter? Are profound human experiences like dreams, inspiration, or extraordinary abilities merely illusions of the brain?</w:t>
-      </w:r>
-    </w:p>
-    <w:p>
-      <w:pPr>
-        <w:pStyle w:val="7"/>
+        <w:t>The Question of Consciousness: Where does consciousness come from? Why can a thought control matter? Are profound human experiences like dreams, inspiration, or extraordinary abilities merely illusions of the brain?</w:t>
+      </w:r>
+    </w:p>
+    <w:p>
+      <w:pPr>
+        <w:pStyle w:val="9"/>
         <w:keepNext w:val="0"/>
         <w:keepLines w:val="0"/>
         <w:widowControl/>
@@ -34824,7 +34600,7 @@
     </w:p>
     <w:p>
       <w:pPr>
-        <w:pStyle w:val="7"/>
+        <w:pStyle w:val="9"/>
         <w:keepNext w:val="0"/>
         <w:keepLines w:val="0"/>
         <w:widowControl/>
@@ -34872,7 +34648,7 @@
     </w:p>
     <w:p>
       <w:pPr>
-        <w:pStyle w:val="7"/>
+        <w:pStyle w:val="9"/>
         <w:keepNext w:val="0"/>
         <w:keepLines w:val="0"/>
         <w:widowControl/>
@@ -34909,7 +34685,7 @@
     </w:p>
     <w:p>
       <w:pPr>
-        <w:pStyle w:val="7"/>
+        <w:pStyle w:val="9"/>
         <w:keepNext w:val="0"/>
         <w:keepLines w:val="0"/>
         <w:widowControl/>
@@ -34946,7 +34722,7 @@
     </w:p>
     <w:p>
       <w:pPr>
-        <w:pStyle w:val="7"/>
+        <w:pStyle w:val="9"/>
         <w:keepNext w:val="0"/>
         <w:keepLines w:val="0"/>
         <w:widowControl/>
@@ -34983,7 +34759,7 @@
     </w:p>
     <w:p>
       <w:pPr>
-        <w:pStyle w:val="7"/>
+        <w:pStyle w:val="9"/>
         <w:keepNext w:val="0"/>
         <w:keepLines w:val="0"/>
         <w:widowControl/>
@@ -35021,7 +34797,7 @@
     </w:p>
     <w:p>
       <w:pPr>
-        <w:pStyle w:val="7"/>
+        <w:pStyle w:val="9"/>
         <w:keepNext w:val="0"/>
         <w:keepLines w:val="0"/>
         <w:widowControl/>
@@ -35069,7 +34845,7 @@
     </w:p>
     <w:p>
       <w:pPr>
-        <w:pStyle w:val="7"/>
+        <w:pStyle w:val="9"/>
         <w:keepNext w:val="0"/>
         <w:keepLines w:val="0"/>
         <w:widowControl/>
@@ -35163,21 +34939,7 @@
           <w:szCs w:val="28"/>
           <w:shd w:val="clear" w:fill="FFFFFF"/>
         </w:rPr>
-        <w:t xml:space="preserve"> These systems often prioritize the active observation and transformation of one's inner self—eliminating hatred and jealousy, and nurturing compassion, truthfulness, and forbearance. They hold that this is not just a moral exercise, but a process that can directly change one's being, thereby </w:t>
-      </w:r>
-      <w:r>
-        <w:rPr>
-          <w:rFonts w:hint="default" w:ascii="Palatino Linotype" w:hAnsi="Palatino Linotype" w:eastAsia="sans-serif" w:cs="Palatino Linotype"/>
-          <w:i w:val="0"/>
-          <w:iCs w:val="0"/>
-          <w:caps w:val="0"/>
-          <w:color w:val="1A1C1E"/>
-          <w:spacing w:val="0"/>
-          <w:sz w:val="28"/>
-          <w:szCs w:val="28"/>
-          <w:shd w:val="clear" w:fill="FFFFFF"/>
-        </w:rPr>
-        <w:t>allowing a person to perceive more subtle levels of reality.</w:t>
+        <w:t xml:space="preserve"> These systems often prioritize the active observation and transformation of one's inner self—eliminating hatred and jealousy, and nurturing compassion, truthfulness, and forbearance. They hold that this is not just a moral exercise, but a process that can directly change one's being, thereby allowing a person to perceive more subtle levels of reality.</w:t>
       </w:r>
     </w:p>
     <w:p>
@@ -35238,21 +35000,7 @@
           <w:szCs w:val="28"/>
           <w:shd w:val="clear" w:fill="FFFFFF"/>
         </w:rPr>
-        <w:t xml:space="preserve"> In many practices, meditation</w:t>
-      </w:r>
-      <w:r>
-        <w:rPr>
-          <w:rFonts w:hint="default" w:ascii="Palatino Linotype" w:hAnsi="Palatino Linotype" w:eastAsia="sans-serif" w:cs="Palatino Linotype"/>
-          <w:i w:val="0"/>
-          <w:iCs w:val="0"/>
-          <w:caps w:val="0"/>
-          <w:color w:val="1A1C1E"/>
-          <w:spacing w:val="0"/>
-          <w:sz w:val="28"/>
-          <w:szCs w:val="28"/>
-          <w:shd w:val="clear" w:fill="FFFFFF"/>
-        </w:rPr>
-        <w:t xml:space="preserve"> is seen as a supportive technique. It is described as a method to "quiet the noise" of chaotic thoughts, creating a state of tranquility necessary for deep introspection. It can be likened to cooling a highly sensitive detector so it can register the faintest signals. While not all cultivation paths emphasize meditation, the inner stillness it brings seems to be a very useful condition.</w:t>
+        <w:t xml:space="preserve"> In many practices, meditation is seen as a supportive technique. It is described as a method to "quiet the noise" of chaotic thoughts, creating a state of tranquility necessary for deep introspection. It can be likened to cooling a highly sensitive detector so it can register the faintest signals. While not all cultivation paths emphasize meditation, the inner stillness it brings seems to be a very useful condition.</w:t>
       </w:r>
     </w:p>
     <w:p>
@@ -35318,7 +35066,7 @@
     </w:p>
     <w:p>
       <w:pPr>
-        <w:pStyle w:val="7"/>
+        <w:pStyle w:val="9"/>
         <w:keepNext w:val="0"/>
         <w:keepLines w:val="0"/>
         <w:widowControl/>
@@ -35356,7 +35104,7 @@
     </w:p>
     <w:p>
       <w:pPr>
-        <w:pStyle w:val="7"/>
+        <w:pStyle w:val="9"/>
         <w:keepNext w:val="0"/>
         <w:keepLines w:val="0"/>
         <w:widowControl/>
@@ -35404,7 +35152,7 @@
     </w:p>
     <w:p>
       <w:pPr>
-        <w:pStyle w:val="7"/>
+        <w:pStyle w:val="9"/>
         <w:keepNext w:val="0"/>
         <w:keepLines w:val="0"/>
         <w:widowControl/>
@@ -35441,7 +35189,7 @@
     </w:p>
     <w:p>
       <w:pPr>
-        <w:pStyle w:val="7"/>
+        <w:pStyle w:val="9"/>
         <w:keepNext w:val="0"/>
         <w:keepLines w:val="0"/>
         <w:widowControl/>
@@ -35478,7 +35226,7 @@
     </w:p>
     <w:p>
       <w:pPr>
-        <w:pStyle w:val="7"/>
+        <w:pStyle w:val="9"/>
         <w:keepNext w:val="0"/>
         <w:keepLines w:val="0"/>
         <w:widowControl/>
@@ -35543,7 +35291,7 @@
     </w:p>
     <w:p>
       <w:pPr>
-        <w:pStyle w:val="7"/>
+        <w:pStyle w:val="9"/>
         <w:keepNext w:val="0"/>
         <w:keepLines w:val="0"/>
         <w:widowControl/>
@@ -35581,7 +35329,7 @@
     </w:p>
     <w:p>
       <w:pPr>
-        <w:pStyle w:val="7"/>
+        <w:pStyle w:val="9"/>
         <w:keepNext w:val="0"/>
         <w:keepLines w:val="0"/>
         <w:widowControl/>
@@ -35629,7 +35377,7 @@
     </w:p>
     <w:p>
       <w:pPr>
-        <w:pStyle w:val="7"/>
+        <w:pStyle w:val="9"/>
         <w:keepNext w:val="0"/>
         <w:keepLines w:val="0"/>
         <w:widowControl/>
@@ -35666,7 +35414,7 @@
     </w:p>
     <w:p>
       <w:pPr>
-        <w:pStyle w:val="7"/>
+        <w:pStyle w:val="9"/>
         <w:keepNext w:val="0"/>
         <w:keepLines w:val="0"/>
         <w:widowControl/>
@@ -35703,7 +35451,7 @@
     </w:p>
     <w:p>
       <w:pPr>
-        <w:pStyle w:val="7"/>
+        <w:pStyle w:val="9"/>
         <w:keepNext w:val="0"/>
         <w:keepLines w:val="0"/>
         <w:widowControl/>
@@ -35740,7 +35488,7 @@
     </w:p>
     <w:p>
       <w:pPr>
-        <w:pStyle w:val="7"/>
+        <w:pStyle w:val="9"/>
         <w:keepNext w:val="0"/>
         <w:keepLines w:val="0"/>
         <w:widowControl/>
@@ -35948,7 +35696,7 @@
           <w:szCs w:val="28"/>
         </w:rPr>
         <w:pict>
-          <v:rect id="_x0000_i1050" o:spt="1" style="height:1.5pt;width:558.25pt;" fillcolor="#A0A0A0" filled="t" stroked="f" coordsize="21600,21600" o:hr="t" o:hrstd="t" o:hrpct="0" o:hralign="center">
+          <v:rect id="_x0000_i1033" o:spt="1" style="height:1.5pt;width:558.25pt;" fillcolor="#A0A0A0" filled="t" stroked="f" coordsize="21600,21600" o:hr="t" o:hrstd="t" o:hrpct="0" o:hralign="center">
             <v:path/>
             <v:fill on="t" focussize="0,0"/>
             <v:stroke on="f"/>
@@ -35962,79 +35710,79 @@
     </w:p>
     <w:p>
       <w:pPr>
-        <w:pStyle w:val="7"/>
-        <w:keepNext w:val="0"/>
-        <w:keepLines w:val="0"/>
-        <w:widowControl/>
-        <w:suppressLineNumbers w:val="0"/>
-        <w:shd w:val="clear" w:fill="FFFFFF"/>
-        <w:spacing w:before="0" w:beforeAutospacing="1" w:after="216" w:afterAutospacing="0" w:line="240" w:lineRule="atLeast"/>
-        <w:ind w:left="0" w:right="0" w:firstLine="0"/>
-        <w:jc w:val="both"/>
-        <w:rPr>
-          <w:rFonts w:hint="default" w:ascii="Palatino Linotype" w:hAnsi="Palatino Linotype" w:eastAsia="sans-serif" w:cs="Palatino Linotype"/>
-          <w:i w:val="0"/>
-          <w:iCs w:val="0"/>
-          <w:caps w:val="0"/>
-          <w:color w:val="1A1C1E"/>
-          <w:spacing w:val="0"/>
-          <w:sz w:val="28"/>
-          <w:szCs w:val="28"/>
-          <w:shd w:val="clear" w:fill="FFFFFF"/>
-        </w:rPr>
-      </w:pPr>
-    </w:p>
-    <w:p>
-      <w:pPr>
-        <w:pStyle w:val="7"/>
-        <w:keepNext w:val="0"/>
-        <w:keepLines w:val="0"/>
-        <w:widowControl/>
-        <w:suppressLineNumbers w:val="0"/>
-        <w:shd w:val="clear" w:fill="FFFFFF"/>
-        <w:spacing w:before="0" w:beforeAutospacing="1" w:after="216" w:afterAutospacing="0" w:line="240" w:lineRule="atLeast"/>
-        <w:ind w:left="0" w:right="0" w:firstLine="0"/>
-        <w:jc w:val="both"/>
-        <w:rPr>
-          <w:rFonts w:hint="default" w:ascii="Palatino Linotype" w:hAnsi="Palatino Linotype" w:eastAsia="sans-serif" w:cs="Palatino Linotype"/>
-          <w:i w:val="0"/>
-          <w:iCs w:val="0"/>
-          <w:caps w:val="0"/>
-          <w:color w:val="1A1C1E"/>
-          <w:spacing w:val="0"/>
-          <w:sz w:val="28"/>
-          <w:szCs w:val="28"/>
-          <w:shd w:val="clear" w:fill="FFFFFF"/>
-        </w:rPr>
-      </w:pPr>
-    </w:p>
-    <w:p>
-      <w:pPr>
-        <w:pStyle w:val="7"/>
-        <w:keepNext w:val="0"/>
-        <w:keepLines w:val="0"/>
-        <w:widowControl/>
-        <w:suppressLineNumbers w:val="0"/>
-        <w:shd w:val="clear" w:fill="FFFFFF"/>
-        <w:spacing w:before="0" w:beforeAutospacing="1" w:after="216" w:afterAutospacing="0" w:line="240" w:lineRule="atLeast"/>
-        <w:ind w:left="0" w:right="0" w:firstLine="0"/>
-        <w:jc w:val="both"/>
-        <w:rPr>
-          <w:rFonts w:hint="default" w:ascii="Palatino Linotype" w:hAnsi="Palatino Linotype" w:eastAsia="sans-serif" w:cs="Palatino Linotype"/>
-          <w:i w:val="0"/>
-          <w:iCs w:val="0"/>
-          <w:caps w:val="0"/>
-          <w:color w:val="1A1C1E"/>
-          <w:spacing w:val="0"/>
-          <w:sz w:val="28"/>
-          <w:szCs w:val="28"/>
-          <w:shd w:val="clear" w:fill="FFFFFF"/>
-        </w:rPr>
-      </w:pPr>
-    </w:p>
-    <w:p>
-      <w:pPr>
-        <w:pStyle w:val="7"/>
+        <w:pStyle w:val="9"/>
+        <w:keepNext w:val="0"/>
+        <w:keepLines w:val="0"/>
+        <w:widowControl/>
+        <w:suppressLineNumbers w:val="0"/>
+        <w:shd w:val="clear" w:fill="FFFFFF"/>
+        <w:spacing w:before="0" w:beforeAutospacing="1" w:after="216" w:afterAutospacing="0" w:line="240" w:lineRule="atLeast"/>
+        <w:ind w:left="0" w:right="0" w:firstLine="0"/>
+        <w:jc w:val="both"/>
+        <w:rPr>
+          <w:rFonts w:hint="default" w:ascii="Palatino Linotype" w:hAnsi="Palatino Linotype" w:eastAsia="sans-serif" w:cs="Palatino Linotype"/>
+          <w:i w:val="0"/>
+          <w:iCs w:val="0"/>
+          <w:caps w:val="0"/>
+          <w:color w:val="1A1C1E"/>
+          <w:spacing w:val="0"/>
+          <w:sz w:val="28"/>
+          <w:szCs w:val="28"/>
+          <w:shd w:val="clear" w:fill="FFFFFF"/>
+        </w:rPr>
+      </w:pPr>
+    </w:p>
+    <w:p>
+      <w:pPr>
+        <w:pStyle w:val="9"/>
+        <w:keepNext w:val="0"/>
+        <w:keepLines w:val="0"/>
+        <w:widowControl/>
+        <w:suppressLineNumbers w:val="0"/>
+        <w:shd w:val="clear" w:fill="FFFFFF"/>
+        <w:spacing w:before="0" w:beforeAutospacing="1" w:after="216" w:afterAutospacing="0" w:line="240" w:lineRule="atLeast"/>
+        <w:ind w:left="0" w:right="0" w:firstLine="0"/>
+        <w:jc w:val="both"/>
+        <w:rPr>
+          <w:rFonts w:hint="default" w:ascii="Palatino Linotype" w:hAnsi="Palatino Linotype" w:eastAsia="sans-serif" w:cs="Palatino Linotype"/>
+          <w:i w:val="0"/>
+          <w:iCs w:val="0"/>
+          <w:caps w:val="0"/>
+          <w:color w:val="1A1C1E"/>
+          <w:spacing w:val="0"/>
+          <w:sz w:val="28"/>
+          <w:szCs w:val="28"/>
+          <w:shd w:val="clear" w:fill="FFFFFF"/>
+        </w:rPr>
+      </w:pPr>
+    </w:p>
+    <w:p>
+      <w:pPr>
+        <w:pStyle w:val="9"/>
+        <w:keepNext w:val="0"/>
+        <w:keepLines w:val="0"/>
+        <w:widowControl/>
+        <w:suppressLineNumbers w:val="0"/>
+        <w:shd w:val="clear" w:fill="FFFFFF"/>
+        <w:spacing w:before="0" w:beforeAutospacing="1" w:after="216" w:afterAutospacing="0" w:line="240" w:lineRule="atLeast"/>
+        <w:ind w:left="0" w:right="0" w:firstLine="0"/>
+        <w:jc w:val="both"/>
+        <w:rPr>
+          <w:rFonts w:hint="default" w:ascii="Palatino Linotype" w:hAnsi="Palatino Linotype" w:eastAsia="sans-serif" w:cs="Palatino Linotype"/>
+          <w:i w:val="0"/>
+          <w:iCs w:val="0"/>
+          <w:caps w:val="0"/>
+          <w:color w:val="1A1C1E"/>
+          <w:spacing w:val="0"/>
+          <w:sz w:val="28"/>
+          <w:szCs w:val="28"/>
+          <w:shd w:val="clear" w:fill="FFFFFF"/>
+        </w:rPr>
+      </w:pPr>
+    </w:p>
+    <w:p>
+      <w:pPr>
+        <w:pStyle w:val="9"/>
         <w:keepNext w:val="0"/>
         <w:keepLines w:val="0"/>
         <w:widowControl/>
@@ -36071,7 +35819,7 @@
     </w:p>
     <w:p>
       <w:pPr>
-        <w:pStyle w:val="7"/>
+        <w:pStyle w:val="9"/>
         <w:keepNext w:val="0"/>
         <w:keepLines w:val="0"/>
         <w:widowControl/>
@@ -36109,7 +35857,7 @@
     </w:p>
     <w:p>
       <w:pPr>
-        <w:pStyle w:val="7"/>
+        <w:pStyle w:val="9"/>
         <w:keepNext w:val="0"/>
         <w:keepLines w:val="0"/>
         <w:widowControl/>
@@ -36157,7 +35905,7 @@
     </w:p>
     <w:p>
       <w:pPr>
-        <w:pStyle w:val="7"/>
+        <w:pStyle w:val="9"/>
         <w:keepNext w:val="0"/>
         <w:keepLines w:val="0"/>
         <w:widowControl/>
@@ -36194,7 +35942,7 @@
     </w:p>
     <w:p>
       <w:pPr>
-        <w:pStyle w:val="7"/>
+        <w:pStyle w:val="9"/>
         <w:keepNext w:val="0"/>
         <w:keepLines w:val="0"/>
         <w:widowControl/>
@@ -36231,7 +35979,7 @@
     </w:p>
     <w:p>
       <w:pPr>
-        <w:pStyle w:val="7"/>
+        <w:pStyle w:val="9"/>
         <w:keepNext w:val="0"/>
         <w:keepLines w:val="0"/>
         <w:widowControl/>
@@ -36268,7 +36016,7 @@
     </w:p>
     <w:p>
       <w:pPr>
-        <w:pStyle w:val="7"/>
+        <w:pStyle w:val="9"/>
         <w:keepNext w:val="0"/>
         <w:keepLines w:val="0"/>
         <w:widowControl/>
@@ -36306,7 +36054,7 @@
     </w:p>
     <w:p>
       <w:pPr>
-        <w:pStyle w:val="7"/>
+        <w:pStyle w:val="9"/>
         <w:keepNext w:val="0"/>
         <w:keepLines w:val="0"/>
         <w:widowControl/>
@@ -36354,7 +36102,7 @@
     </w:p>
     <w:p>
       <w:pPr>
-        <w:pStyle w:val="7"/>
+        <w:pStyle w:val="9"/>
         <w:keepNext w:val="0"/>
         <w:keepLines w:val="0"/>
         <w:widowControl/>
@@ -36391,7 +36139,7 @@
     </w:p>
     <w:p>
       <w:pPr>
-        <w:pStyle w:val="7"/>
+        <w:pStyle w:val="9"/>
         <w:keepNext w:val="0"/>
         <w:keepLines w:val="0"/>
         <w:widowControl/>
@@ -36428,7 +36176,7 @@
     </w:p>
     <w:p>
       <w:pPr>
-        <w:pStyle w:val="7"/>
+        <w:pStyle w:val="9"/>
         <w:keepNext w:val="0"/>
         <w:keepLines w:val="0"/>
         <w:widowControl/>
@@ -36466,7 +36214,7 @@
     </w:p>
     <w:p>
       <w:pPr>
-        <w:pStyle w:val="7"/>
+        <w:pStyle w:val="9"/>
         <w:keepNext w:val="0"/>
         <w:keepLines w:val="0"/>
         <w:widowControl/>
@@ -36514,7 +36262,7 @@
     </w:p>
     <w:p>
       <w:pPr>
-        <w:pStyle w:val="7"/>
+        <w:pStyle w:val="9"/>
         <w:keepNext w:val="0"/>
         <w:keepLines w:val="0"/>
         <w:widowControl/>
@@ -36551,7 +36299,7 @@
     </w:p>
     <w:p>
       <w:pPr>
-        <w:pStyle w:val="7"/>
+        <w:pStyle w:val="9"/>
         <w:keepNext w:val="0"/>
         <w:keepLines w:val="0"/>
         <w:widowControl/>
@@ -36588,7 +36336,7 @@
     </w:p>
     <w:p>
       <w:pPr>
-        <w:pStyle w:val="7"/>
+        <w:pStyle w:val="9"/>
         <w:keepNext w:val="0"/>
         <w:keepLines w:val="0"/>
         <w:widowControl/>
@@ -36626,7 +36374,7 @@
     </w:p>
     <w:p>
       <w:pPr>
-        <w:pStyle w:val="7"/>
+        <w:pStyle w:val="9"/>
         <w:keepNext w:val="0"/>
         <w:keepLines w:val="0"/>
         <w:widowControl/>
@@ -36674,7 +36422,7 @@
     </w:p>
     <w:p>
       <w:pPr>
-        <w:pStyle w:val="7"/>
+        <w:pStyle w:val="9"/>
         <w:keepNext w:val="0"/>
         <w:keepLines w:val="0"/>
         <w:widowControl/>
@@ -36711,7 +36459,7 @@
     </w:p>
     <w:p>
       <w:pPr>
-        <w:pStyle w:val="7"/>
+        <w:pStyle w:val="9"/>
         <w:keepNext w:val="0"/>
         <w:keepLines w:val="0"/>
         <w:widowControl/>
@@ -36748,7 +36496,7 @@
     </w:p>
     <w:p>
       <w:pPr>
-        <w:pStyle w:val="7"/>
+        <w:pStyle w:val="9"/>
         <w:keepNext w:val="0"/>
         <w:keepLines w:val="0"/>
         <w:widowControl/>
@@ -36785,7 +36533,7 @@
     </w:p>
     <w:p>
       <w:pPr>
-        <w:pStyle w:val="7"/>
+        <w:pStyle w:val="9"/>
         <w:keepNext w:val="0"/>
         <w:keepLines w:val="0"/>
         <w:widowControl/>
@@ -36822,7 +36570,7 @@
     </w:p>
     <w:p>
       <w:pPr>
-        <w:pStyle w:val="7"/>
+        <w:pStyle w:val="9"/>
         <w:keepNext w:val="0"/>
         <w:keepLines w:val="0"/>
         <w:widowControl/>
@@ -36859,7 +36607,7 @@
     </w:p>
     <w:p>
       <w:pPr>
-        <w:pStyle w:val="7"/>
+        <w:pStyle w:val="9"/>
         <w:keepNext w:val="0"/>
         <w:keepLines w:val="0"/>
         <w:widowControl/>
@@ -36897,7 +36645,7 @@
     </w:p>
     <w:p>
       <w:pPr>
-        <w:pStyle w:val="7"/>
+        <w:pStyle w:val="9"/>
         <w:keepNext w:val="0"/>
         <w:keepLines w:val="0"/>
         <w:widowControl/>
@@ -36945,7 +36693,7 @@
     </w:p>
     <w:p>
       <w:pPr>
-        <w:pStyle w:val="7"/>
+        <w:pStyle w:val="9"/>
         <w:keepNext w:val="0"/>
         <w:keepLines w:val="0"/>
         <w:widowControl/>
@@ -37010,7 +36758,7 @@
     </w:p>
     <w:p>
       <w:pPr>
-        <w:pStyle w:val="7"/>
+        <w:pStyle w:val="9"/>
         <w:keepNext w:val="0"/>
         <w:keepLines w:val="0"/>
         <w:widowControl/>
@@ -37047,7 +36795,7 @@
     </w:p>
     <w:p>
       <w:pPr>
-        <w:pStyle w:val="7"/>
+        <w:pStyle w:val="9"/>
         <w:keepNext w:val="0"/>
         <w:keepLines w:val="0"/>
         <w:widowControl/>
@@ -37084,7 +36832,7 @@
     </w:p>
     <w:p>
       <w:pPr>
-        <w:pStyle w:val="7"/>
+        <w:pStyle w:val="9"/>
         <w:keepNext w:val="0"/>
         <w:keepLines w:val="0"/>
         <w:widowControl/>
@@ -37216,55 +36964,55 @@
     </w:p>
     <w:p>
       <w:pPr>
-        <w:pStyle w:val="7"/>
-        <w:keepNext w:val="0"/>
-        <w:keepLines w:val="0"/>
-        <w:widowControl/>
-        <w:suppressLineNumbers w:val="0"/>
-        <w:shd w:val="clear" w:fill="FFFFFF"/>
-        <w:spacing w:before="0" w:beforeAutospacing="1" w:after="216" w:afterAutospacing="0" w:line="240" w:lineRule="atLeast"/>
-        <w:ind w:left="0" w:right="0" w:firstLine="0"/>
-        <w:jc w:val="both"/>
-        <w:rPr>
-          <w:rFonts w:hint="default" w:ascii="Palatino Linotype" w:hAnsi="Palatino Linotype" w:eastAsia="sans-serif" w:cs="Palatino Linotype"/>
-          <w:i w:val="0"/>
-          <w:iCs w:val="0"/>
-          <w:caps w:val="0"/>
-          <w:color w:val="1A1C1E"/>
-          <w:spacing w:val="0"/>
-          <w:sz w:val="28"/>
-          <w:szCs w:val="28"/>
-          <w:shd w:val="clear" w:fill="FFFFFF"/>
-        </w:rPr>
-      </w:pPr>
-    </w:p>
-    <w:p>
-      <w:pPr>
-        <w:pStyle w:val="7"/>
-        <w:keepNext w:val="0"/>
-        <w:keepLines w:val="0"/>
-        <w:widowControl/>
-        <w:suppressLineNumbers w:val="0"/>
-        <w:shd w:val="clear" w:fill="FFFFFF"/>
-        <w:spacing w:before="0" w:beforeAutospacing="1" w:after="216" w:afterAutospacing="0" w:line="240" w:lineRule="atLeast"/>
-        <w:ind w:left="0" w:right="0" w:firstLine="0"/>
-        <w:jc w:val="both"/>
-        <w:rPr>
-          <w:rFonts w:hint="default" w:ascii="Palatino Linotype" w:hAnsi="Palatino Linotype" w:eastAsia="sans-serif" w:cs="Palatino Linotype"/>
-          <w:i w:val="0"/>
-          <w:iCs w:val="0"/>
-          <w:caps w:val="0"/>
-          <w:color w:val="1A1C1E"/>
-          <w:spacing w:val="0"/>
-          <w:sz w:val="28"/>
-          <w:szCs w:val="28"/>
-          <w:shd w:val="clear" w:fill="FFFFFF"/>
-        </w:rPr>
-      </w:pPr>
-    </w:p>
-    <w:p>
-      <w:pPr>
-        <w:pStyle w:val="7"/>
+        <w:pStyle w:val="9"/>
+        <w:keepNext w:val="0"/>
+        <w:keepLines w:val="0"/>
+        <w:widowControl/>
+        <w:suppressLineNumbers w:val="0"/>
+        <w:shd w:val="clear" w:fill="FFFFFF"/>
+        <w:spacing w:before="0" w:beforeAutospacing="1" w:after="216" w:afterAutospacing="0" w:line="240" w:lineRule="atLeast"/>
+        <w:ind w:left="0" w:right="0" w:firstLine="0"/>
+        <w:jc w:val="both"/>
+        <w:rPr>
+          <w:rFonts w:hint="default" w:ascii="Palatino Linotype" w:hAnsi="Palatino Linotype" w:eastAsia="sans-serif" w:cs="Palatino Linotype"/>
+          <w:i w:val="0"/>
+          <w:iCs w:val="0"/>
+          <w:caps w:val="0"/>
+          <w:color w:val="1A1C1E"/>
+          <w:spacing w:val="0"/>
+          <w:sz w:val="28"/>
+          <w:szCs w:val="28"/>
+          <w:shd w:val="clear" w:fill="FFFFFF"/>
+        </w:rPr>
+      </w:pPr>
+    </w:p>
+    <w:p>
+      <w:pPr>
+        <w:pStyle w:val="9"/>
+        <w:keepNext w:val="0"/>
+        <w:keepLines w:val="0"/>
+        <w:widowControl/>
+        <w:suppressLineNumbers w:val="0"/>
+        <w:shd w:val="clear" w:fill="FFFFFF"/>
+        <w:spacing w:before="0" w:beforeAutospacing="1" w:after="216" w:afterAutospacing="0" w:line="240" w:lineRule="atLeast"/>
+        <w:ind w:left="0" w:right="0" w:firstLine="0"/>
+        <w:jc w:val="both"/>
+        <w:rPr>
+          <w:rFonts w:hint="default" w:ascii="Palatino Linotype" w:hAnsi="Palatino Linotype" w:eastAsia="sans-serif" w:cs="Palatino Linotype"/>
+          <w:i w:val="0"/>
+          <w:iCs w:val="0"/>
+          <w:caps w:val="0"/>
+          <w:color w:val="1A1C1E"/>
+          <w:spacing w:val="0"/>
+          <w:sz w:val="28"/>
+          <w:szCs w:val="28"/>
+          <w:shd w:val="clear" w:fill="FFFFFF"/>
+        </w:rPr>
+      </w:pPr>
+    </w:p>
+    <w:p>
+      <w:pPr>
+        <w:pStyle w:val="9"/>
         <w:keepNext w:val="0"/>
         <w:keepLines w:val="0"/>
         <w:widowControl/>
@@ -37301,7 +37049,7 @@
     </w:p>
     <w:p>
       <w:pPr>
-        <w:pStyle w:val="7"/>
+        <w:pStyle w:val="9"/>
         <w:keepNext w:val="0"/>
         <w:keepLines w:val="0"/>
         <w:widowControl/>
@@ -37338,7 +37086,7 @@
     </w:p>
     <w:p>
       <w:pPr>
-        <w:pStyle w:val="7"/>
+        <w:pStyle w:val="9"/>
         <w:keepNext w:val="0"/>
         <w:keepLines w:val="0"/>
         <w:widowControl/>
@@ -37375,7 +37123,7 @@
     </w:p>
     <w:p>
       <w:pPr>
-        <w:pStyle w:val="7"/>
+        <w:pStyle w:val="9"/>
         <w:keepNext w:val="0"/>
         <w:keepLines w:val="0"/>
         <w:widowControl/>
@@ -37412,7 +37160,7 @@
     </w:p>
     <w:p>
       <w:pPr>
-        <w:pStyle w:val="7"/>
+        <w:pStyle w:val="9"/>
         <w:keepNext w:val="0"/>
         <w:keepLines w:val="0"/>
         <w:widowControl/>
@@ -37449,7 +37197,7 @@
     </w:p>
     <w:p>
       <w:pPr>
-        <w:pStyle w:val="7"/>
+        <w:pStyle w:val="9"/>
         <w:keepNext w:val="0"/>
         <w:keepLines w:val="0"/>
         <w:widowControl/>
@@ -37486,7 +37234,7 @@
     </w:p>
     <w:p>
       <w:pPr>
-        <w:pStyle w:val="7"/>
+        <w:pStyle w:val="9"/>
         <w:keepNext w:val="0"/>
         <w:keepLines w:val="0"/>
         <w:widowControl/>
@@ -37618,7 +37366,7 @@
     </w:p>
     <w:p>
       <w:pPr>
-        <w:pStyle w:val="7"/>
+        <w:pStyle w:val="9"/>
         <w:keepNext w:val="0"/>
         <w:keepLines w:val="0"/>
         <w:widowControl/>
@@ -37634,7 +37382,7 @@
     </w:p>
     <w:p>
       <w:pPr>
-        <w:pStyle w:val="7"/>
+        <w:pStyle w:val="9"/>
         <w:keepNext w:val="0"/>
         <w:keepLines w:val="0"/>
         <w:pageBreakBefore w:val="0"/>
@@ -37678,7 +37426,7 @@
     </w:p>
     <w:p>
       <w:pPr>
-        <w:pStyle w:val="7"/>
+        <w:pStyle w:val="9"/>
         <w:keepNext w:val="0"/>
         <w:keepLines w:val="0"/>
         <w:pageBreakBefore w:val="0"/>
@@ -37724,7 +37472,7 @@
     </w:p>
     <w:p>
       <w:pPr>
-        <w:pStyle w:val="7"/>
+        <w:pStyle w:val="9"/>
         <w:keepNext w:val="0"/>
         <w:keepLines w:val="0"/>
         <w:pageBreakBefore w:val="0"/>
@@ -37759,7 +37507,7 @@
     </w:p>
     <w:p>
       <w:pPr>
-        <w:pStyle w:val="7"/>
+        <w:pStyle w:val="9"/>
         <w:keepNext w:val="0"/>
         <w:keepLines w:val="0"/>
         <w:pageBreakBefore w:val="0"/>
@@ -37786,7 +37534,7 @@
     </w:p>
     <w:p>
       <w:pPr>
-        <w:pStyle w:val="7"/>
+        <w:pStyle w:val="9"/>
         <w:keepNext w:val="0"/>
         <w:keepLines w:val="0"/>
         <w:pageBreakBefore w:val="0"/>
@@ -37831,7 +37579,7 @@
     </w:p>
     <w:p>
       <w:pPr>
-        <w:pStyle w:val="7"/>
+        <w:pStyle w:val="9"/>
         <w:keepNext w:val="0"/>
         <w:keepLines w:val="0"/>
         <w:pageBreakBefore w:val="0"/>
@@ -37883,7 +37631,7 @@
     </w:p>
     <w:p>
       <w:pPr>
-        <w:pStyle w:val="7"/>
+        <w:pStyle w:val="9"/>
         <w:keepNext w:val="0"/>
         <w:keepLines w:val="0"/>
         <w:widowControl/>
@@ -37897,7 +37645,7 @@
     </w:p>
     <w:p>
       <w:pPr>
-        <w:pStyle w:val="7"/>
+        <w:pStyle w:val="9"/>
         <w:keepNext w:val="0"/>
         <w:keepLines w:val="0"/>
         <w:widowControl/>
@@ -37921,7 +37669,7 @@
     </w:p>
     <w:p>
       <w:pPr>
-        <w:pStyle w:val="7"/>
+        <w:pStyle w:val="9"/>
         <w:keepNext w:val="0"/>
         <w:keepLines w:val="0"/>
         <w:widowControl/>
@@ -37997,7 +37745,7 @@
     </w:p>
     <w:p>
       <w:pPr>
-        <w:pStyle w:val="7"/>
+        <w:pStyle w:val="9"/>
         <w:keepNext w:val="0"/>
         <w:keepLines w:val="0"/>
         <w:widowControl/>
@@ -38067,7 +37815,7 @@
     </w:p>
     <w:p>
       <w:pPr>
-        <w:pStyle w:val="7"/>
+        <w:pStyle w:val="9"/>
         <w:keepNext w:val="0"/>
         <w:keepLines w:val="0"/>
         <w:widowControl/>
@@ -38104,7 +37852,7 @@
     </w:p>
     <w:p>
       <w:pPr>
-        <w:pStyle w:val="7"/>
+        <w:pStyle w:val="9"/>
         <w:keepNext w:val="0"/>
         <w:keepLines w:val="0"/>
         <w:widowControl/>
@@ -38162,7 +37910,7 @@
                     </pic:cNvPicPr>
                   </pic:nvPicPr>
                   <pic:blipFill>
-                    <a:blip r:embed="rId5"/>
+                    <a:blip r:embed="rId6"/>
                     <a:stretch>
                       <a:fillRect/>
                     </a:stretch>
@@ -38207,7 +37955,7 @@
     </w:p>
     <w:p>
       <w:pPr>
-        <w:pStyle w:val="7"/>
+        <w:pStyle w:val="9"/>
         <w:keepNext w:val="0"/>
         <w:keepLines w:val="0"/>
         <w:pageBreakBefore w:val="0"/>
@@ -38251,7 +37999,7 @@
     </w:p>
     <w:p>
       <w:pPr>
-        <w:pStyle w:val="7"/>
+        <w:pStyle w:val="9"/>
         <w:keepNext w:val="0"/>
         <w:keepLines w:val="0"/>
         <w:pageBreakBefore w:val="0"/>
@@ -38302,7 +38050,7 @@
     </w:p>
     <w:p>
       <w:pPr>
-        <w:pStyle w:val="7"/>
+        <w:pStyle w:val="9"/>
         <w:keepNext w:val="0"/>
         <w:keepLines w:val="0"/>
         <w:pageBreakBefore w:val="0"/>
@@ -38381,7 +38129,7 @@
     </w:p>
     <w:p>
       <w:pPr>
-        <w:pStyle w:val="7"/>
+        <w:pStyle w:val="9"/>
         <w:keepNext w:val="0"/>
         <w:keepLines w:val="0"/>
         <w:pageBreakBefore w:val="0"/>
@@ -38425,7 +38173,7 @@
     </w:p>
     <w:p>
       <w:pPr>
-        <w:pStyle w:val="7"/>
+        <w:pStyle w:val="9"/>
         <w:keepNext w:val="0"/>
         <w:keepLines w:val="0"/>
         <w:pageBreakBefore w:val="0"/>
@@ -38478,7 +38226,7 @@
     </w:p>
     <w:p>
       <w:pPr>
-        <w:pStyle w:val="7"/>
+        <w:pStyle w:val="9"/>
         <w:keepNext w:val="0"/>
         <w:keepLines w:val="0"/>
         <w:pageBreakBefore w:val="0"/>
@@ -38540,7 +38288,7 @@
     </w:p>
     <w:p>
       <w:pPr>
-        <w:pStyle w:val="7"/>
+        <w:pStyle w:val="9"/>
         <w:keepNext w:val="0"/>
         <w:keepLines w:val="0"/>
         <w:pageBreakBefore w:val="0"/>
@@ -38592,7 +38340,7 @@
     </w:p>
     <w:p>
       <w:pPr>
-        <w:pStyle w:val="7"/>
+        <w:pStyle w:val="9"/>
         <w:keepNext w:val="0"/>
         <w:keepLines w:val="0"/>
         <w:pageBreakBefore w:val="0"/>
@@ -38654,7 +38402,7 @@
     </w:p>
     <w:p>
       <w:pPr>
-        <w:pStyle w:val="7"/>
+        <w:pStyle w:val="9"/>
         <w:keepNext w:val="0"/>
         <w:keepLines w:val="0"/>
         <w:pageBreakBefore w:val="0"/>
@@ -38707,7 +38455,7 @@
     </w:p>
     <w:p>
       <w:pPr>
-        <w:pStyle w:val="7"/>
+        <w:pStyle w:val="9"/>
         <w:keepNext w:val="0"/>
         <w:keepLines w:val="0"/>
         <w:pageBreakBefore w:val="0"/>
@@ -38760,7 +38508,7 @@
     </w:p>
     <w:p>
       <w:pPr>
-        <w:pStyle w:val="7"/>
+        <w:pStyle w:val="9"/>
         <w:keepNext w:val="0"/>
         <w:keepLines w:val="0"/>
         <w:pageBreakBefore w:val="0"/>
@@ -38812,7 +38560,7 @@
     </w:p>
     <w:p>
       <w:pPr>
-        <w:pStyle w:val="7"/>
+        <w:pStyle w:val="9"/>
         <w:keepNext w:val="0"/>
         <w:keepLines w:val="0"/>
         <w:pageBreakBefore w:val="0"/>
@@ -38877,7 +38625,7 @@
     </w:p>
     <w:p>
       <w:pPr>
-        <w:pStyle w:val="7"/>
+        <w:pStyle w:val="9"/>
         <w:keepNext w:val="0"/>
         <w:keepLines w:val="0"/>
         <w:widowControl/>
@@ -38895,7 +38643,7 @@
     </w:p>
     <w:p>
       <w:pPr>
-        <w:pStyle w:val="7"/>
+        <w:pStyle w:val="9"/>
         <w:keepNext w:val="0"/>
         <w:keepLines w:val="0"/>
         <w:widowControl/>
@@ -38913,7 +38661,7 @@
     </w:p>
     <w:p>
       <w:pPr>
-        <w:pStyle w:val="7"/>
+        <w:pStyle w:val="9"/>
         <w:keepNext w:val="0"/>
         <w:keepLines w:val="0"/>
         <w:widowControl/>
@@ -38928,7 +38676,7 @@
     </w:p>
     <w:p>
       <w:pPr>
-        <w:pStyle w:val="7"/>
+        <w:pStyle w:val="9"/>
         <w:keepNext w:val="0"/>
         <w:keepLines w:val="0"/>
         <w:widowControl/>
@@ -38944,7 +38692,7 @@
     </w:p>
     <w:p>
       <w:pPr>
-        <w:pStyle w:val="7"/>
+        <w:pStyle w:val="9"/>
         <w:keepNext w:val="0"/>
         <w:keepLines w:val="0"/>
         <w:widowControl/>
@@ -38960,7 +38708,7 @@
     </w:p>
     <w:p>
       <w:pPr>
-        <w:pStyle w:val="7"/>
+        <w:pStyle w:val="9"/>
         <w:keepNext w:val="0"/>
         <w:keepLines w:val="0"/>
         <w:widowControl/>
@@ -38976,7 +38724,7 @@
     </w:p>
     <w:p>
       <w:pPr>
-        <w:pStyle w:val="7"/>
+        <w:pStyle w:val="9"/>
         <w:keepNext w:val="0"/>
         <w:keepLines w:val="0"/>
         <w:widowControl/>
@@ -39002,7 +38750,7 @@
     </w:p>
     <w:p>
       <w:pPr>
-        <w:pStyle w:val="7"/>
+        <w:pStyle w:val="9"/>
         <w:keepNext w:val="0"/>
         <w:keepLines w:val="0"/>
         <w:widowControl/>
@@ -39109,7 +38857,7 @@
           <w:szCs w:val="28"/>
         </w:rPr>
         <w:pict>
-          <v:rect id="_x0000_i1052" o:spt="1" style="height:1.5pt;width:558.25pt;" fillcolor="#A0A0A0" filled="t" stroked="f" coordsize="21600,21600" o:hr="t" o:hrstd="t" o:hrpct="0" o:hralign="center">
+          <v:rect id="_x0000_i1034" o:spt="1" style="height:1.5pt;width:558.25pt;" fillcolor="#A0A0A0" filled="t" stroked="f" coordsize="21600,21600" o:hr="t" o:hrstd="t" o:hrpct="0" o:hralign="center">
             <v:path/>
             <v:fill on="t" focussize="0,0"/>
             <v:stroke on="f"/>
@@ -39123,31 +38871,31 @@
     </w:p>
     <w:p>
       <w:pPr>
-        <w:pStyle w:val="7"/>
-        <w:keepNext w:val="0"/>
-        <w:keepLines w:val="0"/>
-        <w:widowControl/>
-        <w:suppressLineNumbers w:val="0"/>
-        <w:shd w:val="clear" w:fill="FFFFFF"/>
-        <w:spacing w:before="0" w:beforeAutospacing="1" w:after="216" w:afterAutospacing="0" w:line="240" w:lineRule="atLeast"/>
-        <w:ind w:left="0" w:right="0" w:firstLine="0"/>
-        <w:jc w:val="both"/>
-        <w:rPr>
-          <w:rFonts w:hint="default" w:ascii="Palatino Linotype" w:hAnsi="Palatino Linotype" w:eastAsia="sans-serif" w:cs="Palatino Linotype"/>
-          <w:i w:val="0"/>
-          <w:iCs w:val="0"/>
-          <w:caps w:val="0"/>
-          <w:color w:val="1A1C1E"/>
-          <w:spacing w:val="0"/>
-          <w:sz w:val="28"/>
-          <w:szCs w:val="28"/>
-          <w:shd w:val="clear" w:fill="FFFFFF"/>
-        </w:rPr>
-      </w:pPr>
-    </w:p>
-    <w:p>
-      <w:pPr>
-        <w:pStyle w:val="7"/>
+        <w:pStyle w:val="9"/>
+        <w:keepNext w:val="0"/>
+        <w:keepLines w:val="0"/>
+        <w:widowControl/>
+        <w:suppressLineNumbers w:val="0"/>
+        <w:shd w:val="clear" w:fill="FFFFFF"/>
+        <w:spacing w:before="0" w:beforeAutospacing="1" w:after="216" w:afterAutospacing="0" w:line="240" w:lineRule="atLeast"/>
+        <w:ind w:left="0" w:right="0" w:firstLine="0"/>
+        <w:jc w:val="both"/>
+        <w:rPr>
+          <w:rFonts w:hint="default" w:ascii="Palatino Linotype" w:hAnsi="Palatino Linotype" w:eastAsia="sans-serif" w:cs="Palatino Linotype"/>
+          <w:i w:val="0"/>
+          <w:iCs w:val="0"/>
+          <w:caps w:val="0"/>
+          <w:color w:val="1A1C1E"/>
+          <w:spacing w:val="0"/>
+          <w:sz w:val="28"/>
+          <w:szCs w:val="28"/>
+          <w:shd w:val="clear" w:fill="FFFFFF"/>
+        </w:rPr>
+      </w:pPr>
+    </w:p>
+    <w:p>
+      <w:pPr>
+        <w:pStyle w:val="9"/>
         <w:keepNext w:val="0"/>
         <w:keepLines w:val="0"/>
         <w:widowControl/>
@@ -39188,7 +38936,7 @@
     </w:p>
     <w:p>
       <w:pPr>
-        <w:pStyle w:val="7"/>
+        <w:pStyle w:val="9"/>
         <w:keepNext w:val="0"/>
         <w:keepLines w:val="0"/>
         <w:widowControl/>
@@ -39212,7 +38960,7 @@
     </w:p>
     <w:p>
       <w:pPr>
-        <w:pStyle w:val="7"/>
+        <w:pStyle w:val="9"/>
         <w:keepNext w:val="0"/>
         <w:keepLines w:val="0"/>
         <w:widowControl/>
@@ -39257,6 +39005,7 @@
         <w:keepLines w:val="0"/>
         <w:widowControl/>
         <w:numPr>
+          <w:ilvl w:val="0"/>
           <w:numId w:val="0"/>
         </w:numPr>
         <w:suppressLineNumbers w:val="0"/>
@@ -39833,6 +39582,7 @@
         <w:keepLines w:val="0"/>
         <w:widowControl/>
         <w:numPr>
+          <w:ilvl w:val="0"/>
           <w:numId w:val="0"/>
         </w:numPr>
         <w:suppressLineNumbers w:val="0"/>
@@ -39847,7 +39597,7 @@
     </w:p>
     <w:p>
       <w:pPr>
-        <w:pStyle w:val="7"/>
+        <w:pStyle w:val="9"/>
         <w:keepNext w:val="0"/>
         <w:keepLines w:val="0"/>
         <w:widowControl/>
@@ -39892,6 +39642,7 @@
         <w:keepLines w:val="0"/>
         <w:widowControl/>
         <w:numPr>
+          <w:ilvl w:val="0"/>
           <w:numId w:val="0"/>
         </w:numPr>
         <w:suppressLineNumbers w:val="0"/>
@@ -40596,6 +40347,7 @@
       </w:pPr>
     </w:p>
     <w:sectPr>
+      <w:footerReference r:id="rId3" w:type="default"/>
       <w:pgSz w:w="8391" w:h="11906"/>
       <w:pgMar w:top="1152" w:right="1080" w:bottom="1152" w:left="1224" w:header="720" w:footer="720" w:gutter="0"/>
       <w:cols w:space="720" w:num="1"/>
@@ -40603,6 +40355,152 @@
     </w:sectPr>
   </w:body>
 </w:document>
+</file>
+
+<file path=word/footer1.xml><?xml version="1.0" encoding="utf-8"?>
+<w:ftr xmlns:wpc="http://schemas.microsoft.com/office/word/2010/wordprocessingCanvas" xmlns:mc="http://schemas.openxmlformats.org/markup-compatibility/2006" xmlns:o="urn:schemas-microsoft-com:office:office" xmlns:r="http://schemas.openxmlformats.org/officeDocument/2006/relationships" xmlns:m="http://schemas.openxmlformats.org/officeDocument/2006/math" xmlns:v="urn:schemas-microsoft-com:vml" xmlns:wp14="http://schemas.microsoft.com/office/word/2010/wordprocessingDrawing" xmlns:wp="http://schemas.openxmlformats.org/drawingml/2006/wordprocessingDrawing" xmlns:w10="urn:schemas-microsoft-com:office:word" xmlns:w="http://schemas.openxmlformats.org/wordprocessingml/2006/main" xmlns:w14="http://schemas.microsoft.com/office/word/2010/wordml" xmlns:w15="http://schemas.microsoft.com/office/word/2012/wordml" xmlns:wpg="http://schemas.microsoft.com/office/word/2010/wordprocessingGroup" xmlns:wpi="http://schemas.microsoft.com/office/word/2010/wordprocessingInk" xmlns:wne="http://schemas.microsoft.com/office/word/2006/wordml" xmlns:wps="http://schemas.microsoft.com/office/word/2010/wordprocessingShape" xmlns:wpsCustomData="http://www.wps.cn/officeDocument/2013/wpsCustomData" mc:Ignorable="w14 w15 wp14">
+  <w:p>
+    <w:pPr>
+      <w:pStyle w:val="7"/>
+    </w:pPr>
+    <w:r>
+      <w:rPr>
+        <w:sz w:val="18"/>
+      </w:rPr>
+      <mc:AlternateContent>
+        <mc:Choice Requires="wps">
+          <w:drawing>
+            <wp:anchor distT="0" distB="0" distL="114300" distR="114300" simplePos="0" relativeHeight="251659264" behindDoc="0" locked="0" layoutInCell="1" allowOverlap="1">
+              <wp:simplePos x="0" y="0"/>
+              <wp:positionH relativeFrom="margin">
+                <wp:align>center</wp:align>
+              </wp:positionH>
+              <wp:positionV relativeFrom="paragraph">
+                <wp:posOffset>0</wp:posOffset>
+              </wp:positionV>
+              <wp:extent cx="1828800" cy="1828800"/>
+              <wp:effectExtent l="0" t="0" r="0" b="0"/>
+              <wp:wrapNone/>
+              <wp:docPr id="1" name="Text Box 1"/>
+              <wp:cNvGraphicFramePr/>
+              <a:graphic xmlns:a="http://schemas.openxmlformats.org/drawingml/2006/main">
+                <a:graphicData uri="http://schemas.microsoft.com/office/word/2010/wordprocessingShape">
+                  <wps:wsp>
+                    <wps:cNvSpPr txBox="1"/>
+                    <wps:spPr>
+                      <a:xfrm>
+                        <a:off x="0" y="0"/>
+                        <a:ext cx="1828800" cy="1828800"/>
+                      </a:xfrm>
+                      <a:prstGeom prst="rect">
+                        <a:avLst/>
+                      </a:prstGeom>
+                      <a:noFill/>
+                      <a:ln w="6350">
+                        <a:noFill/>
+                      </a:ln>
+                      <a:extLst>
+                        <a:ext uri="{909E8E84-426E-40DD-AFC4-6F175D3DCCD1}">
+                          <a14:hiddenFill xmlns:a14="http://schemas.microsoft.com/office/drawing/2010/main">
+                            <a:solidFill>
+                              <a:schemeClr val="lt1"/>
+                            </a:solidFill>
+                          </a14:hiddenFill>
+                        </a:ext>
+                        <a:ext uri="{91240B29-F687-4F45-9708-019B960494DF}">
+                          <a14:hiddenLine xmlns:a14="http://schemas.microsoft.com/office/drawing/2010/main" w="6350">
+                            <a:solidFill>
+                              <a:prstClr val="black"/>
+                            </a:solidFill>
+                          </a14:hiddenLine>
+                        </a:ext>
+                      </a:extLst>
+                    </wps:spPr>
+                    <wps:style>
+                      <a:lnRef idx="0">
+                        <a:schemeClr val="accent1"/>
+                      </a:lnRef>
+                      <a:fillRef idx="0">
+                        <a:schemeClr val="accent1"/>
+                      </a:fillRef>
+                      <a:effectRef idx="0">
+                        <a:schemeClr val="accent1"/>
+                      </a:effectRef>
+                      <a:fontRef idx="minor">
+                        <a:schemeClr val="dk1"/>
+                      </a:fontRef>
+                    </wps:style>
+                    <wps:txbx>
+                      <w:txbxContent>
+                        <w:p>
+                          <w:pPr>
+                            <w:pStyle w:val="7"/>
+                          </w:pPr>
+                          <w:r>
+                            <w:fldChar w:fldCharType="begin"/>
+                          </w:r>
+                          <w:r>
+                            <w:instrText xml:space="preserve"> PAGE  \* MERGEFORMAT </w:instrText>
+                          </w:r>
+                          <w:r>
+                            <w:fldChar w:fldCharType="separate"/>
+                          </w:r>
+                          <w:r>
+                            <w:t>1</w:t>
+                          </w:r>
+                          <w:r>
+                            <w:fldChar w:fldCharType="end"/>
+                          </w:r>
+                        </w:p>
+                      </w:txbxContent>
+                    </wps:txbx>
+                    <wps:bodyPr rot="0" spcFirstLastPara="0" vertOverflow="overflow" horzOverflow="overflow" vert="horz" wrap="none" lIns="0" tIns="0" rIns="0" bIns="0" numCol="1" spcCol="0" rtlCol="0" fromWordArt="0" anchor="t" anchorCtr="0" forceAA="0" upright="0" compatLnSpc="1">
+                      <a:spAutoFit/>
+                    </wps:bodyPr>
+                  </wps:wsp>
+                </a:graphicData>
+              </a:graphic>
+            </wp:anchor>
+          </w:drawing>
+        </mc:Choice>
+        <mc:Fallback>
+          <w:pict>
+            <v:shape id="_x0000_s1026" o:spid="_x0000_s1026" o:spt="202" type="#_x0000_t202" style="position:absolute;left:0pt;margin-top:0pt;height:144pt;width:144pt;mso-position-horizontal:center;mso-position-horizontal-relative:margin;mso-wrap-style:none;z-index:251659264;mso-width-relative:page;mso-height-relative:page;" filled="f" stroked="f" coordsize="21600,21600" o:gfxdata="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">
+              <v:fill on="f" focussize="0,0"/>
+              <v:stroke on="f" weight="0.5pt"/>
+              <v:imagedata o:title=""/>
+              <o:lock v:ext="edit" aspectratio="f"/>
+              <v:textbox inset="0mm,0mm,0mm,0mm" style="mso-fit-shape-to-text:t;">
+                <w:txbxContent>
+                  <w:p>
+                    <w:pPr>
+                      <w:pStyle w:val="7"/>
+                    </w:pPr>
+                    <w:r>
+                      <w:fldChar w:fldCharType="begin"/>
+                    </w:r>
+                    <w:r>
+                      <w:instrText xml:space="preserve"> PAGE  \* MERGEFORMAT </w:instrText>
+                    </w:r>
+                    <w:r>
+                      <w:fldChar w:fldCharType="separate"/>
+                    </w:r>
+                    <w:r>
+                      <w:t>1</w:t>
+                    </w:r>
+                    <w:r>
+                      <w:fldChar w:fldCharType="end"/>
+                    </w:r>
+                  </w:p>
+                </w:txbxContent>
+              </v:textbox>
+            </v:shape>
+          </w:pict>
+        </mc:Fallback>
+      </mc:AlternateContent>
+    </w:r>
+  </w:p>
+</w:ftr>
 </file>
 
 <file path=word/numbering.xml><?xml version="1.0" encoding="utf-8"?>
@@ -42818,8 +42716,8 @@
     <w:lsdException w:unhideWhenUsed="0" w:uiPriority="0" w:semiHidden="0" w:name="index 7"/>
     <w:lsdException w:unhideWhenUsed="0" w:uiPriority="0" w:semiHidden="0" w:name="index 8"/>
     <w:lsdException w:unhideWhenUsed="0" w:uiPriority="0" w:semiHidden="0" w:name="index 9"/>
-    <w:lsdException w:unhideWhenUsed="0" w:uiPriority="0" w:semiHidden="0" w:name="toc 1"/>
-    <w:lsdException w:unhideWhenUsed="0" w:uiPriority="0" w:semiHidden="0" w:name="toc 2"/>
+    <w:lsdException w:qFormat="1" w:unhideWhenUsed="0" w:uiPriority="0" w:semiHidden="0" w:name="toc 1"/>
+    <w:lsdException w:qFormat="1" w:unhideWhenUsed="0" w:uiPriority="0" w:semiHidden="0" w:name="toc 2"/>
     <w:lsdException w:unhideWhenUsed="0" w:uiPriority="0" w:semiHidden="0" w:name="toc 3"/>
     <w:lsdException w:unhideWhenUsed="0" w:uiPriority="0" w:semiHidden="0" w:name="toc 4"/>
     <w:lsdException w:unhideWhenUsed="0" w:uiPriority="0" w:semiHidden="0" w:name="toc 5"/>
@@ -42891,7 +42789,7 @@
     <w:lsdException w:unhideWhenUsed="0" w:uiPriority="0" w:semiHidden="0" w:name="Document Map"/>
     <w:lsdException w:unhideWhenUsed="0" w:uiPriority="0" w:semiHidden="0" w:name="Plain Text"/>
     <w:lsdException w:unhideWhenUsed="0" w:uiPriority="0" w:semiHidden="0" w:name="E-mail Signature"/>
-    <w:lsdException w:unhideWhenUsed="0" w:uiPriority="0" w:semiHidden="0" w:name="Normal (Web)"/>
+    <w:lsdException w:qFormat="1" w:unhideWhenUsed="0" w:uiPriority="0" w:semiHidden="0" w:name="Normal (Web)"/>
     <w:lsdException w:unhideWhenUsed="0" w:uiPriority="0" w:semiHidden="0" w:name="HTML Acronym"/>
     <w:lsdException w:unhideWhenUsed="0" w:uiPriority="0" w:semiHidden="0" w:name="HTML Address"/>
     <w:lsdException w:unhideWhenUsed="0" w:uiPriority="0" w:semiHidden="0" w:name="HTML Cite"/>
@@ -42902,7 +42800,7 @@
     <w:lsdException w:unhideWhenUsed="0" w:uiPriority="0" w:semiHidden="0" w:name="HTML Sample"/>
     <w:lsdException w:unhideWhenUsed="0" w:uiPriority="0" w:semiHidden="0" w:name="HTML Typewriter"/>
     <w:lsdException w:unhideWhenUsed="0" w:uiPriority="0" w:semiHidden="0" w:name="HTML Variable"/>
-    <w:lsdException w:unhideWhenUsed="0" w:uiPriority="0" w:name="Normal Table"/>
+    <w:lsdException w:qFormat="1" w:unhideWhenUsed="0" w:uiPriority="0" w:name="Normal Table"/>
     <w:lsdException w:unhideWhenUsed="0" w:uiPriority="0" w:semiHidden="0" w:name="annotation subject"/>
     <w:lsdException w:unhideWhenUsed="0" w:uiPriority="0" w:semiHidden="0" w:name="Table Simple 1"/>
     <w:lsdException w:unhideWhenUsed="0" w:uiPriority="0" w:semiHidden="0" w:name="Table Simple 2"/>
@@ -43125,6 +43023,7 @@
   <w:style w:type="table" w:default="1" w:styleId="6">
     <w:name w:val="Normal Table"/>
     <w:semiHidden/>
+    <w:qFormat/>
     <w:uiPriority w:val="0"/>
     <w:tblPr>
       <w:tblCellMar>
@@ -43136,47 +43035,85 @@
     </w:tblPr>
   </w:style>
   <w:style w:type="paragraph" w:styleId="7">
+    <w:name w:val="footer"/>
+    <w:basedOn w:val="1"/>
+    <w:uiPriority w:val="0"/>
+    <w:pPr>
+      <w:tabs>
+        <w:tab w:val="center" w:pos="4153"/>
+        <w:tab w:val="right" w:pos="8306"/>
+      </w:tabs>
+      <w:snapToGrid w:val="0"/>
+      <w:jc w:val="left"/>
+    </w:pPr>
+    <w:rPr>
+      <w:sz w:val="18"/>
+      <w:szCs w:val="18"/>
+    </w:rPr>
+  </w:style>
+  <w:style w:type="paragraph" w:styleId="8">
+    <w:name w:val="header"/>
+    <w:basedOn w:val="1"/>
+    <w:uiPriority w:val="0"/>
+    <w:pPr>
+      <w:tabs>
+        <w:tab w:val="center" w:pos="4153"/>
+        <w:tab w:val="right" w:pos="8306"/>
+      </w:tabs>
+      <w:snapToGrid w:val="0"/>
+    </w:pPr>
+    <w:rPr>
+      <w:sz w:val="18"/>
+      <w:szCs w:val="18"/>
+    </w:rPr>
+  </w:style>
+  <w:style w:type="paragraph" w:styleId="9">
     <w:name w:val="Normal (Web)"/>
     <w:basedOn w:val="1"/>
+    <w:qFormat/>
     <w:uiPriority w:val="0"/>
     <w:rPr>
       <w:sz w:val="24"/>
       <w:szCs w:val="24"/>
     </w:rPr>
   </w:style>
-  <w:style w:type="paragraph" w:styleId="8">
+  <w:style w:type="paragraph" w:styleId="10">
     <w:name w:val="toc 1"/>
     <w:basedOn w:val="1"/>
     <w:next w:val="1"/>
+    <w:qFormat/>
     <w:uiPriority w:val="0"/>
   </w:style>
-  <w:style w:type="paragraph" w:styleId="9">
+  <w:style w:type="paragraph" w:styleId="11">
     <w:name w:val="toc 2"/>
     <w:basedOn w:val="1"/>
     <w:next w:val="1"/>
+    <w:qFormat/>
     <w:uiPriority w:val="0"/>
     <w:pPr>
       <w:ind w:left="420" w:leftChars="200"/>
     </w:pPr>
   </w:style>
-  <w:style w:type="paragraph" w:customStyle="1" w:styleId="10">
+  <w:style w:type="paragraph" w:customStyle="1" w:styleId="12">
     <w:name w:val="WPSOffice手动目录 1"/>
     <w:uiPriority w:val="0"/>
     <w:pPr>
       <w:ind w:leftChars="0"/>
     </w:pPr>
     <w:rPr>
+      <w:rFonts w:ascii="Times New Roman" w:hAnsi="Times New Roman" w:eastAsia="SimSun" w:cs="Times New Roman"/>
       <w:sz w:val="20"/>
       <w:szCs w:val="20"/>
     </w:rPr>
   </w:style>
-  <w:style w:type="paragraph" w:customStyle="1" w:styleId="11">
+  <w:style w:type="paragraph" w:customStyle="1" w:styleId="13">
     <w:name w:val="WPSOffice手动目录 2"/>
     <w:uiPriority w:val="0"/>
     <w:pPr>
       <w:ind w:leftChars="200"/>
     </w:pPr>
     <w:rPr>
+      <w:rFonts w:ascii="Times New Roman" w:hAnsi="Times New Roman" w:eastAsia="SimSun" w:cs="Times New Roman"/>
       <w:sz w:val="20"/>
       <w:szCs w:val="20"/>
     </w:rPr>
@@ -43437,4 +43374,21 @@
   </a:themeElements>
   <a:objectDefaults/>
 </a:theme>
+</file>
+
+<file path=customXml/item1.xml><?xml version="1.0" encoding="utf-8"?>
+<s:customData xmlns="http://www.wps.cn/officeDocument/2013/wpsCustomData" xmlns:s="http://www.wps.cn/officeDocument/2013/wpsCustomData">
+  <customSectProps/>
+  <customShpExts>
+    <customShpInfo spid="_x0000_s1026" textRotate="1"/>
+  </customShpExts>
+</s:customData>
+</file>
+
+<file path=customXml/itemProps1.xml><?xml version="1.0" encoding="utf-8"?>
+<ds:datastoreItem xmlns:ds="http://schemas.openxmlformats.org/officeDocument/2006/customXml" ds:itemID="{B1977F7D-205B-4081-913C-38D41E755F92}">
+  <ds:schemaRefs>
+    <ds:schemaRef ds:uri="http://www.wps.cn/officeDocument/2013/wpsCustomData"/>
+  </ds:schemaRefs>
+</ds:datastoreItem>
 </file>
--- a/All_Books/10_UNIVERSE_BEYOND_BIG_BANG/UNIVERSE_BEYOND_BIG_BANG_en.docx
+++ b/All_Books/10_UNIVERSE_BEYOND_BIG_BANG/UNIVERSE_BEYOND_BIG_BANG_en.docx
@@ -513,8 +513,6 @@
         </w:rPr>
         <w:br w:type="page"/>
       </w:r>
-      <w:bookmarkStart w:id="27" w:name="_GoBack"/>
-      <w:bookmarkEnd w:id="27"/>
     </w:p>
     <w:p>
       <w:pPr>
@@ -37352,6 +37350,1461 @@
           <w:lang w:val="en-US" w:eastAsia="zh-CN"/>
         </w:rPr>
       </w:pPr>
+      <w:r>
+        <w:rPr>
+          <w:rFonts w:hint="default" w:ascii="Palatino Linotype" w:hAnsi="Palatino Linotype" w:cs="Palatino Linotype"/>
+          <w:sz w:val="36"/>
+          <w:szCs w:val="36"/>
+          <w:lang w:val="en-US" w:eastAsia="zh-CN"/>
+        </w:rPr>
+        <w:t>APPENDIX</w:t>
+      </w:r>
+      <w:bookmarkStart w:id="27" w:name="_GoBack"/>
+      <w:bookmarkEnd w:id="27"/>
+    </w:p>
+    <w:p>
+      <w:pPr>
+        <w:pStyle w:val="9"/>
+        <w:keepNext w:val="0"/>
+        <w:keepLines w:val="0"/>
+        <w:widowControl/>
+        <w:suppressLineNumbers w:val="0"/>
+        <w:shd w:val="clear" w:fill="FFFFFF"/>
+        <w:spacing w:before="0" w:beforeAutospacing="1" w:after="216" w:afterAutospacing="0" w:line="240" w:lineRule="atLeast"/>
+        <w:ind w:left="0" w:right="0" w:firstLine="0"/>
+        <w:jc w:val="both"/>
+        <w:rPr>
+          <w:rFonts w:hint="default" w:ascii="Palatino Linotype" w:hAnsi="Palatino Linotype" w:eastAsia="sans-serif" w:cs="Palatino Linotype"/>
+          <w:i w:val="0"/>
+          <w:iCs w:val="0"/>
+          <w:caps w:val="0"/>
+          <w:color w:val="1A1C1E"/>
+          <w:spacing w:val="0"/>
+          <w:sz w:val="24"/>
+          <w:szCs w:val="24"/>
+          <w:shd w:val="clear" w:fill="FFFFFF"/>
+        </w:rPr>
+      </w:pPr>
+    </w:p>
+    <w:p>
+      <w:pPr>
+        <w:pStyle w:val="9"/>
+        <w:keepNext w:val="0"/>
+        <w:keepLines w:val="0"/>
+        <w:widowControl/>
+        <w:suppressLineNumbers w:val="0"/>
+        <w:shd w:val="clear" w:fill="FFFFFF"/>
+        <w:spacing w:before="0" w:beforeAutospacing="1" w:after="216" w:afterAutospacing="0" w:line="240" w:lineRule="atLeast"/>
+        <w:ind w:left="0" w:right="0" w:firstLine="0"/>
+        <w:jc w:val="both"/>
+        <w:rPr>
+          <w:rFonts w:hint="default" w:ascii="Palatino Linotype" w:hAnsi="Palatino Linotype" w:eastAsia="sans-serif" w:cs="Palatino Linotype"/>
+          <w:b/>
+          <w:bCs/>
+          <w:i w:val="0"/>
+          <w:iCs w:val="0"/>
+          <w:caps w:val="0"/>
+          <w:color w:val="1A1C1E"/>
+          <w:spacing w:val="0"/>
+          <w:sz w:val="24"/>
+          <w:szCs w:val="24"/>
+        </w:rPr>
+      </w:pPr>
+      <w:r>
+        <w:rPr>
+          <w:rFonts w:hint="default" w:ascii="Palatino Linotype" w:hAnsi="Palatino Linotype" w:eastAsia="sans-serif" w:cs="Palatino Linotype"/>
+          <w:b/>
+          <w:bCs/>
+          <w:i w:val="0"/>
+          <w:iCs w:val="0"/>
+          <w:caps w:val="0"/>
+          <w:color w:val="1A1C1E"/>
+          <w:spacing w:val="0"/>
+          <w:sz w:val="24"/>
+          <w:szCs w:val="24"/>
+          <w:shd w:val="clear" w:fill="FFFFFF"/>
+        </w:rPr>
+        <w:t>A. Glossary of Terms</w:t>
+      </w:r>
+    </w:p>
+    <w:p>
+      <w:pPr>
+        <w:keepNext w:val="0"/>
+        <w:keepLines w:val="0"/>
+        <w:widowControl/>
+        <w:numPr>
+          <w:ilvl w:val="0"/>
+          <w:numId w:val="0"/>
+        </w:numPr>
+        <w:suppressLineNumbers w:val="0"/>
+        <w:spacing w:before="0" w:beforeAutospacing="1" w:after="0" w:afterAutospacing="1" w:line="240" w:lineRule="atLeast"/>
+        <w:jc w:val="both"/>
+        <w:rPr>
+          <w:rFonts w:hint="default" w:ascii="Palatino Linotype" w:hAnsi="Palatino Linotype" w:eastAsia="sans-serif" w:cs="Palatino Linotype"/>
+          <w:sz w:val="24"/>
+          <w:szCs w:val="24"/>
+        </w:rPr>
+      </w:pPr>
+    </w:p>
+    <w:p>
+      <w:pPr>
+        <w:keepNext w:val="0"/>
+        <w:keepLines w:val="0"/>
+        <w:pageBreakBefore w:val="0"/>
+        <w:widowControl/>
+        <w:numPr>
+          <w:ilvl w:val="0"/>
+          <w:numId w:val="13"/>
+        </w:numPr>
+        <w:suppressLineNumbers w:val="0"/>
+        <w:kinsoku/>
+        <w:wordWrap/>
+        <w:overflowPunct/>
+        <w:topLinePunct w:val="0"/>
+        <w:autoSpaceDE/>
+        <w:autoSpaceDN/>
+        <w:bidi w:val="0"/>
+        <w:adjustRightInd/>
+        <w:snapToGrid/>
+        <w:spacing w:before="220" w:beforeAutospacing="0" w:after="220" w:afterAutospacing="0" w:line="240" w:lineRule="atLeast"/>
+        <w:ind w:left="403" w:leftChars="0" w:hanging="360" w:firstLineChars="0"/>
+        <w:jc w:val="both"/>
+        <w:textAlignment w:val="auto"/>
+        <w:rPr>
+          <w:rFonts w:hint="default" w:ascii="Palatino Linotype" w:hAnsi="Palatino Linotype" w:eastAsia="sans-serif" w:cs="Palatino Linotype"/>
+          <w:sz w:val="24"/>
+          <w:szCs w:val="24"/>
+        </w:rPr>
+      </w:pPr>
+      <w:r>
+        <w:rPr>
+          <w:rFonts w:hint="default" w:ascii="Palatino Linotype" w:hAnsi="Palatino Linotype" w:eastAsia="sans-serif" w:cs="Palatino Linotype"/>
+          <w:b/>
+          <w:bCs/>
+          <w:i w:val="0"/>
+          <w:iCs w:val="0"/>
+          <w:caps w:val="0"/>
+          <w:color w:val="1A1C1E"/>
+          <w:spacing w:val="0"/>
+          <w:sz w:val="24"/>
+          <w:szCs w:val="24"/>
+          <w:shd w:val="clear" w:fill="FFFFFF"/>
+        </w:rPr>
+        <w:t xml:space="preserve">Monism: </w:t>
+      </w:r>
+      <w:r>
+        <w:rPr>
+          <w:rFonts w:hint="default" w:ascii="Palatino Linotype" w:hAnsi="Palatino Linotype" w:eastAsia="sans-serif" w:cs="Palatino Linotype"/>
+          <w:i w:val="0"/>
+          <w:iCs w:val="0"/>
+          <w:caps w:val="0"/>
+          <w:color w:val="1A1C1E"/>
+          <w:spacing w:val="0"/>
+          <w:sz w:val="24"/>
+          <w:szCs w:val="24"/>
+          <w:shd w:val="clear" w:fill="FFFFFF"/>
+        </w:rPr>
+        <w:t>The philosophical view that all things in the universe, whether manifesting as matter or consciousness, originate from a single, unified substance.</w:t>
+      </w:r>
+    </w:p>
+    <w:p>
+      <w:pPr>
+        <w:keepNext w:val="0"/>
+        <w:keepLines w:val="0"/>
+        <w:pageBreakBefore w:val="0"/>
+        <w:widowControl/>
+        <w:numPr>
+          <w:ilvl w:val="0"/>
+          <w:numId w:val="13"/>
+        </w:numPr>
+        <w:suppressLineNumbers w:val="0"/>
+        <w:kinsoku/>
+        <w:wordWrap/>
+        <w:overflowPunct/>
+        <w:topLinePunct w:val="0"/>
+        <w:autoSpaceDE/>
+        <w:autoSpaceDN/>
+        <w:bidi w:val="0"/>
+        <w:adjustRightInd/>
+        <w:snapToGrid/>
+        <w:spacing w:before="220" w:beforeAutospacing="0" w:after="220" w:afterAutospacing="0" w:line="240" w:lineRule="atLeast"/>
+        <w:ind w:left="403" w:leftChars="0" w:hanging="360" w:firstLineChars="0"/>
+        <w:jc w:val="both"/>
+        <w:textAlignment w:val="auto"/>
+        <w:rPr>
+          <w:rFonts w:hint="default" w:ascii="Palatino Linotype" w:hAnsi="Palatino Linotype" w:eastAsia="sans-serif" w:cs="Palatino Linotype"/>
+          <w:i w:val="0"/>
+          <w:iCs w:val="0"/>
+          <w:caps w:val="0"/>
+          <w:color w:val="1A1C1E"/>
+          <w:spacing w:val="0"/>
+          <w:sz w:val="24"/>
+          <w:szCs w:val="24"/>
+          <w:shd w:val="clear" w:fill="FFFFFF"/>
+        </w:rPr>
+      </w:pPr>
+      <w:r>
+        <w:rPr>
+          <w:rFonts w:hint="default" w:ascii="Palatino Linotype" w:hAnsi="Palatino Linotype" w:eastAsia="sans-serif" w:cs="Palatino Linotype"/>
+          <w:b/>
+          <w:bCs/>
+          <w:i w:val="0"/>
+          <w:iCs w:val="0"/>
+          <w:caps w:val="0"/>
+          <w:color w:val="1A1C1E"/>
+          <w:spacing w:val="0"/>
+          <w:sz w:val="24"/>
+          <w:szCs w:val="24"/>
+          <w:shd w:val="clear" w:fill="FFFFFF"/>
+        </w:rPr>
+        <w:t>Implicate / Explicate Order:</w:t>
+      </w:r>
+      <w:r>
+        <w:rPr>
+          <w:rFonts w:hint="default" w:ascii="Palatino Linotype" w:hAnsi="Palatino Linotype" w:eastAsia="sans-serif" w:cs="Palatino Linotype"/>
+          <w:i w:val="0"/>
+          <w:iCs w:val="0"/>
+          <w:caps w:val="0"/>
+          <w:color w:val="1A1C1E"/>
+          <w:spacing w:val="0"/>
+          <w:sz w:val="24"/>
+          <w:szCs w:val="24"/>
+          <w:shd w:val="clear" w:fill="FFFFFF"/>
+        </w:rPr>
+        <w:t xml:space="preserve"> A concept by physicist David Bohm. The "Explicate Order" is the apparent material world, where things seem separate. The "Implicate Order" is the foundational level of reality, an undivided wholeness where all things are interconnected and "enfolded" into one another.</w:t>
+      </w:r>
+    </w:p>
+    <w:p>
+      <w:pPr>
+        <w:keepNext w:val="0"/>
+        <w:keepLines w:val="0"/>
+        <w:pageBreakBefore w:val="0"/>
+        <w:widowControl/>
+        <w:numPr>
+          <w:ilvl w:val="0"/>
+          <w:numId w:val="13"/>
+        </w:numPr>
+        <w:suppressLineNumbers w:val="0"/>
+        <w:kinsoku/>
+        <w:wordWrap/>
+        <w:overflowPunct/>
+        <w:topLinePunct w:val="0"/>
+        <w:autoSpaceDE/>
+        <w:autoSpaceDN/>
+        <w:bidi w:val="0"/>
+        <w:adjustRightInd/>
+        <w:snapToGrid/>
+        <w:spacing w:before="220" w:beforeAutospacing="0" w:after="220" w:afterAutospacing="0" w:line="240" w:lineRule="atLeast"/>
+        <w:ind w:left="403" w:leftChars="0" w:hanging="360" w:firstLineChars="0"/>
+        <w:jc w:val="both"/>
+        <w:textAlignment w:val="auto"/>
+        <w:rPr>
+          <w:rFonts w:hint="default" w:ascii="Palatino Linotype" w:hAnsi="Palatino Linotype" w:eastAsia="sans-serif" w:cs="Palatino Linotype"/>
+          <w:i w:val="0"/>
+          <w:iCs w:val="0"/>
+          <w:caps w:val="0"/>
+          <w:color w:val="1A1C1E"/>
+          <w:spacing w:val="0"/>
+          <w:sz w:val="24"/>
+          <w:szCs w:val="24"/>
+          <w:shd w:val="clear" w:fill="FFFFFF"/>
+        </w:rPr>
+      </w:pPr>
+      <w:r>
+        <w:rPr>
+          <w:rFonts w:hint="default" w:ascii="Palatino Linotype" w:hAnsi="Palatino Linotype" w:eastAsia="sans-serif" w:cs="Palatino Linotype"/>
+          <w:b/>
+          <w:bCs/>
+          <w:i w:val="0"/>
+          <w:iCs w:val="0"/>
+          <w:caps w:val="0"/>
+          <w:color w:val="1A1C1E"/>
+          <w:spacing w:val="0"/>
+          <w:sz w:val="24"/>
+          <w:szCs w:val="24"/>
+          <w:shd w:val="clear" w:fill="FFFFFF"/>
+        </w:rPr>
+        <w:t>Five Elements</w:t>
+      </w:r>
+      <w:r>
+        <w:rPr>
+          <w:rFonts w:hint="default" w:ascii="Palatino Linotype" w:hAnsi="Palatino Linotype" w:eastAsia="sans-serif" w:cs="Palatino Linotype"/>
+          <w:b w:val="0"/>
+          <w:bCs w:val="0"/>
+          <w:i w:val="0"/>
+          <w:iCs w:val="0"/>
+          <w:caps w:val="0"/>
+          <w:color w:val="1A1C1E"/>
+          <w:spacing w:val="0"/>
+          <w:sz w:val="24"/>
+          <w:szCs w:val="24"/>
+          <w:shd w:val="clear" w:fill="FFFFFF"/>
+        </w:rPr>
+        <w:t xml:space="preserve"> (Wu Xing):</w:t>
+      </w:r>
+      <w:r>
+        <w:rPr>
+          <w:rFonts w:hint="default" w:ascii="Palatino Linotype" w:hAnsi="Palatino Linotype" w:eastAsia="sans-serif" w:cs="Palatino Linotype"/>
+          <w:i w:val="0"/>
+          <w:iCs w:val="0"/>
+          <w:caps w:val="0"/>
+          <w:color w:val="1A1C1E"/>
+          <w:spacing w:val="0"/>
+          <w:sz w:val="24"/>
+          <w:szCs w:val="24"/>
+          <w:shd w:val="clear" w:fill="FFFFFF"/>
+        </w:rPr>
+        <w:t xml:space="preserve"> A system in Eastern wisdom describing the five basic states of energy's movement: Metal (condensation), Wood (growth), Water (flow), Fire (radiation), and Earth (stability). It describes function and dynamic balance, not five types of matter.</w:t>
+      </w:r>
+    </w:p>
+    <w:p>
+      <w:pPr>
+        <w:keepNext w:val="0"/>
+        <w:keepLines w:val="0"/>
+        <w:pageBreakBefore w:val="0"/>
+        <w:widowControl/>
+        <w:numPr>
+          <w:ilvl w:val="0"/>
+          <w:numId w:val="13"/>
+        </w:numPr>
+        <w:suppressLineNumbers w:val="0"/>
+        <w:kinsoku/>
+        <w:wordWrap/>
+        <w:overflowPunct/>
+        <w:topLinePunct w:val="0"/>
+        <w:autoSpaceDE/>
+        <w:autoSpaceDN/>
+        <w:bidi w:val="0"/>
+        <w:adjustRightInd/>
+        <w:snapToGrid/>
+        <w:spacing w:before="220" w:beforeAutospacing="0" w:after="220" w:afterAutospacing="0" w:line="240" w:lineRule="atLeast"/>
+        <w:ind w:left="403" w:leftChars="0" w:hanging="360" w:firstLineChars="0"/>
+        <w:jc w:val="both"/>
+        <w:textAlignment w:val="auto"/>
+        <w:rPr>
+          <w:rFonts w:hint="default" w:ascii="Palatino Linotype" w:hAnsi="Palatino Linotype" w:eastAsia="sans-serif" w:cs="Palatino Linotype"/>
+          <w:i w:val="0"/>
+          <w:iCs w:val="0"/>
+          <w:caps w:val="0"/>
+          <w:color w:val="1A1C1E"/>
+          <w:spacing w:val="0"/>
+          <w:sz w:val="24"/>
+          <w:szCs w:val="24"/>
+          <w:shd w:val="clear" w:fill="FFFFFF"/>
+        </w:rPr>
+      </w:pPr>
+      <w:r>
+        <w:rPr>
+          <w:rFonts w:hint="default" w:ascii="Palatino Linotype" w:hAnsi="Palatino Linotype" w:eastAsia="sans-serif" w:cs="Palatino Linotype"/>
+          <w:b/>
+          <w:bCs/>
+          <w:i w:val="0"/>
+          <w:iCs w:val="0"/>
+          <w:caps w:val="0"/>
+          <w:color w:val="1A1C1E"/>
+          <w:spacing w:val="0"/>
+          <w:sz w:val="24"/>
+          <w:szCs w:val="24"/>
+          <w:shd w:val="clear" w:fill="FFFFFF"/>
+        </w:rPr>
+        <w:t>The Three Realms:</w:t>
+      </w:r>
+      <w:r>
+        <w:rPr>
+          <w:rFonts w:hint="default" w:ascii="Palatino Linotype" w:hAnsi="Palatino Linotype" w:eastAsia="sans-serif" w:cs="Palatino Linotype"/>
+          <w:i w:val="0"/>
+          <w:iCs w:val="0"/>
+          <w:caps w:val="0"/>
+          <w:color w:val="1A1C1E"/>
+          <w:spacing w:val="0"/>
+          <w:sz w:val="24"/>
+          <w:szCs w:val="24"/>
+          <w:shd w:val="clear" w:fill="FFFFFF"/>
+        </w:rPr>
+        <w:t xml:space="preserve"> In the context of this book, this term refers to the entire scope of observable material space-time, where beings are governed by known physical laws and the cycle of reincarnation.</w:t>
+      </w:r>
+    </w:p>
+    <w:p>
+      <w:pPr>
+        <w:keepNext w:val="0"/>
+        <w:keepLines w:val="0"/>
+        <w:pageBreakBefore w:val="0"/>
+        <w:widowControl/>
+        <w:numPr>
+          <w:ilvl w:val="0"/>
+          <w:numId w:val="13"/>
+        </w:numPr>
+        <w:suppressLineNumbers w:val="0"/>
+        <w:kinsoku/>
+        <w:wordWrap/>
+        <w:overflowPunct/>
+        <w:topLinePunct w:val="0"/>
+        <w:autoSpaceDE/>
+        <w:autoSpaceDN/>
+        <w:bidi w:val="0"/>
+        <w:adjustRightInd/>
+        <w:snapToGrid/>
+        <w:spacing w:before="220" w:beforeAutospacing="0" w:after="220" w:afterAutospacing="0" w:line="240" w:lineRule="atLeast"/>
+        <w:ind w:left="403" w:leftChars="0" w:hanging="360" w:firstLineChars="0"/>
+        <w:jc w:val="both"/>
+        <w:textAlignment w:val="auto"/>
+        <w:rPr>
+          <w:rFonts w:hint="default" w:ascii="Palatino Linotype" w:hAnsi="Palatino Linotype" w:eastAsia="sans-serif" w:cs="Palatino Linotype"/>
+          <w:i w:val="0"/>
+          <w:iCs w:val="0"/>
+          <w:caps w:val="0"/>
+          <w:color w:val="1A1C1E"/>
+          <w:spacing w:val="0"/>
+          <w:sz w:val="24"/>
+          <w:szCs w:val="24"/>
+          <w:shd w:val="clear" w:fill="FFFFFF"/>
+        </w:rPr>
+      </w:pPr>
+      <w:r>
+        <w:rPr>
+          <w:rFonts w:hint="default" w:ascii="Palatino Linotype" w:hAnsi="Palatino Linotype" w:eastAsia="sans-serif" w:cs="Palatino Linotype"/>
+          <w:b/>
+          <w:bCs/>
+          <w:i w:val="0"/>
+          <w:iCs w:val="0"/>
+          <w:caps w:val="0"/>
+          <w:color w:val="1A1C1E"/>
+          <w:spacing w:val="0"/>
+          <w:sz w:val="24"/>
+          <w:szCs w:val="24"/>
+          <w:shd w:val="clear" w:fill="FFFFFF"/>
+        </w:rPr>
+        <w:t xml:space="preserve">Primordial Spirit </w:t>
+      </w:r>
+      <w:r>
+        <w:rPr>
+          <w:rFonts w:hint="default" w:ascii="Palatino Linotype" w:hAnsi="Palatino Linotype" w:eastAsia="sans-serif" w:cs="Palatino Linotype"/>
+          <w:b w:val="0"/>
+          <w:bCs w:val="0"/>
+          <w:i w:val="0"/>
+          <w:iCs w:val="0"/>
+          <w:caps w:val="0"/>
+          <w:color w:val="1A1C1E"/>
+          <w:spacing w:val="0"/>
+          <w:sz w:val="24"/>
+          <w:szCs w:val="24"/>
+          <w:shd w:val="clear" w:fill="FFFFFF"/>
+        </w:rPr>
+        <w:t>(Main Primordial Spirit / Assistant Primordial Spirit)</w:t>
+      </w:r>
+      <w:r>
+        <w:rPr>
+          <w:rFonts w:hint="default" w:ascii="Palatino Linotype" w:hAnsi="Palatino Linotype" w:eastAsia="sans-serif" w:cs="Palatino Linotype"/>
+          <w:b/>
+          <w:bCs/>
+          <w:i w:val="0"/>
+          <w:iCs w:val="0"/>
+          <w:caps w:val="0"/>
+          <w:color w:val="1A1C1E"/>
+          <w:spacing w:val="0"/>
+          <w:sz w:val="24"/>
+          <w:szCs w:val="24"/>
+          <w:shd w:val="clear" w:fill="FFFFFF"/>
+        </w:rPr>
+        <w:t xml:space="preserve">: </w:t>
+      </w:r>
+      <w:r>
+        <w:rPr>
+          <w:rFonts w:hint="default" w:ascii="Palatino Linotype" w:hAnsi="Palatino Linotype" w:eastAsia="sans-serif" w:cs="Palatino Linotype"/>
+          <w:i w:val="0"/>
+          <w:iCs w:val="0"/>
+          <w:caps w:val="0"/>
+          <w:color w:val="1A1C1E"/>
+          <w:spacing w:val="0"/>
+          <w:sz w:val="24"/>
+          <w:szCs w:val="24"/>
+          <w:shd w:val="clear" w:fill="FFFFFF"/>
+        </w:rPr>
+        <w:t>The core, immortal consciousness of a being, often called the soul. The "Main Primordial Spirit" is the primary consciousness we identify as "I." "Assistant Primordial Spirits" are parallel consciousnesses that operate silently within the same body.</w:t>
+      </w:r>
+    </w:p>
+    <w:p>
+      <w:pPr>
+        <w:keepNext w:val="0"/>
+        <w:keepLines w:val="0"/>
+        <w:pageBreakBefore w:val="0"/>
+        <w:widowControl/>
+        <w:numPr>
+          <w:ilvl w:val="0"/>
+          <w:numId w:val="13"/>
+        </w:numPr>
+        <w:suppressLineNumbers w:val="0"/>
+        <w:kinsoku/>
+        <w:wordWrap/>
+        <w:overflowPunct/>
+        <w:topLinePunct w:val="0"/>
+        <w:autoSpaceDE/>
+        <w:autoSpaceDN/>
+        <w:bidi w:val="0"/>
+        <w:adjustRightInd/>
+        <w:snapToGrid/>
+        <w:spacing w:before="220" w:beforeAutospacing="0" w:after="220" w:afterAutospacing="0" w:line="240" w:lineRule="atLeast"/>
+        <w:ind w:left="403" w:leftChars="0" w:hanging="360" w:firstLineChars="0"/>
+        <w:jc w:val="both"/>
+        <w:textAlignment w:val="auto"/>
+        <w:rPr>
+          <w:rFonts w:hint="default" w:ascii="Palatino Linotype" w:hAnsi="Palatino Linotype" w:eastAsia="sans-serif" w:cs="Palatino Linotype"/>
+          <w:i w:val="0"/>
+          <w:iCs w:val="0"/>
+          <w:caps w:val="0"/>
+          <w:color w:val="1A1C1E"/>
+          <w:spacing w:val="0"/>
+          <w:sz w:val="24"/>
+          <w:szCs w:val="24"/>
+          <w:shd w:val="clear" w:fill="FFFFFF"/>
+        </w:rPr>
+      </w:pPr>
+      <w:r>
+        <w:rPr>
+          <w:rFonts w:hint="default" w:ascii="Palatino Linotype" w:hAnsi="Palatino Linotype" w:eastAsia="sans-serif" w:cs="Palatino Linotype"/>
+          <w:b/>
+          <w:bCs/>
+          <w:i w:val="0"/>
+          <w:iCs w:val="0"/>
+          <w:caps w:val="0"/>
+          <w:color w:val="1A1C1E"/>
+          <w:spacing w:val="0"/>
+          <w:sz w:val="24"/>
+          <w:szCs w:val="24"/>
+          <w:shd w:val="clear" w:fill="FFFFFF"/>
+        </w:rPr>
+        <w:t xml:space="preserve">Virtue </w:t>
+      </w:r>
+      <w:r>
+        <w:rPr>
+          <w:rFonts w:hint="default" w:ascii="Palatino Linotype" w:hAnsi="Palatino Linotype" w:eastAsia="sans-serif" w:cs="Palatino Linotype"/>
+          <w:i w:val="0"/>
+          <w:iCs w:val="0"/>
+          <w:caps w:val="0"/>
+          <w:color w:val="1A1C1E"/>
+          <w:spacing w:val="0"/>
+          <w:sz w:val="24"/>
+          <w:szCs w:val="24"/>
+          <w:shd w:val="clear" w:fill="FFFFFF"/>
+        </w:rPr>
+        <w:t xml:space="preserve">(De) and </w:t>
+      </w:r>
+      <w:r>
+        <w:rPr>
+          <w:rFonts w:hint="default" w:ascii="Palatino Linotype" w:hAnsi="Palatino Linotype" w:eastAsia="sans-serif" w:cs="Palatino Linotype"/>
+          <w:b/>
+          <w:bCs/>
+          <w:i w:val="0"/>
+          <w:iCs w:val="0"/>
+          <w:caps w:val="0"/>
+          <w:color w:val="1A1C1E"/>
+          <w:spacing w:val="0"/>
+          <w:sz w:val="24"/>
+          <w:szCs w:val="24"/>
+          <w:shd w:val="clear" w:fill="FFFFFF"/>
+        </w:rPr>
+        <w:t xml:space="preserve">Karma </w:t>
+      </w:r>
+      <w:r>
+        <w:rPr>
+          <w:rFonts w:hint="default" w:ascii="Palatino Linotype" w:hAnsi="Palatino Linotype" w:eastAsia="sans-serif" w:cs="Palatino Linotype"/>
+          <w:i w:val="0"/>
+          <w:iCs w:val="0"/>
+          <w:caps w:val="0"/>
+          <w:color w:val="1A1C1E"/>
+          <w:spacing w:val="0"/>
+          <w:sz w:val="24"/>
+          <w:szCs w:val="24"/>
+          <w:shd w:val="clear" w:fill="FFFFFF"/>
+        </w:rPr>
+        <w:t>(Ye): In the cultivation worldview, these are not abstract moral concepts, but two types of real substances. "Virtue" is a white substance, accumulated from doing good deeds and enduring hardship. "Karma" is a black substance, generated from doing bad things.</w:t>
+      </w:r>
+    </w:p>
+    <w:p>
+      <w:pPr>
+        <w:keepNext w:val="0"/>
+        <w:keepLines w:val="0"/>
+        <w:pageBreakBefore w:val="0"/>
+        <w:widowControl/>
+        <w:numPr>
+          <w:ilvl w:val="0"/>
+          <w:numId w:val="13"/>
+        </w:numPr>
+        <w:suppressLineNumbers w:val="0"/>
+        <w:kinsoku/>
+        <w:wordWrap/>
+        <w:overflowPunct/>
+        <w:topLinePunct w:val="0"/>
+        <w:autoSpaceDE/>
+        <w:autoSpaceDN/>
+        <w:bidi w:val="0"/>
+        <w:adjustRightInd/>
+        <w:snapToGrid/>
+        <w:spacing w:before="220" w:beforeAutospacing="0" w:after="220" w:afterAutospacing="0" w:line="240" w:lineRule="atLeast"/>
+        <w:ind w:left="403" w:leftChars="0" w:hanging="360" w:firstLineChars="0"/>
+        <w:jc w:val="both"/>
+        <w:textAlignment w:val="auto"/>
+        <w:rPr>
+          <w:rFonts w:hint="default" w:ascii="Palatino Linotype" w:hAnsi="Palatino Linotype" w:eastAsia="sans-serif" w:cs="Palatino Linotype"/>
+          <w:i w:val="0"/>
+          <w:iCs w:val="0"/>
+          <w:caps w:val="0"/>
+          <w:color w:val="1A1C1E"/>
+          <w:spacing w:val="0"/>
+          <w:sz w:val="24"/>
+          <w:szCs w:val="24"/>
+          <w:shd w:val="clear" w:fill="FFFFFF"/>
+        </w:rPr>
+      </w:pPr>
+      <w:r>
+        <w:rPr>
+          <w:rFonts w:hint="default" w:ascii="Palatino Linotype" w:hAnsi="Palatino Linotype" w:eastAsia="sans-serif" w:cs="Palatino Linotype"/>
+          <w:b/>
+          <w:bCs/>
+          <w:i w:val="0"/>
+          <w:iCs w:val="0"/>
+          <w:caps w:val="0"/>
+          <w:color w:val="1A1C1E"/>
+          <w:spacing w:val="0"/>
+          <w:sz w:val="24"/>
+          <w:szCs w:val="24"/>
+          <w:shd w:val="clear" w:fill="FFFFFF"/>
+        </w:rPr>
+        <w:t>Celestial Eye</w:t>
+      </w:r>
+      <w:r>
+        <w:rPr>
+          <w:rFonts w:hint="default" w:ascii="Palatino Linotype" w:hAnsi="Palatino Linotype" w:eastAsia="sans-serif" w:cs="Palatino Linotype"/>
+          <w:i w:val="0"/>
+          <w:iCs w:val="0"/>
+          <w:caps w:val="0"/>
+          <w:color w:val="1A1C1E"/>
+          <w:spacing w:val="0"/>
+          <w:sz w:val="24"/>
+          <w:szCs w:val="24"/>
+          <w:shd w:val="clear" w:fill="FFFFFF"/>
+        </w:rPr>
+        <w:t xml:space="preserve"> (Third Eye): An inner perceptual tool, a higher-level "sense" that can be opened through cultivation, allowing a person to directly perceive other dimensions and realities.</w:t>
+      </w:r>
+    </w:p>
+    <w:p>
+      <w:pPr>
+        <w:rPr>
+          <w:rFonts w:hint="default" w:ascii="Palatino Linotype" w:hAnsi="Palatino Linotype" w:eastAsia="sans-serif" w:cs="Palatino Linotype"/>
+          <w:sz w:val="24"/>
+          <w:szCs w:val="24"/>
+        </w:rPr>
+      </w:pPr>
+      <w:r>
+        <w:rPr>
+          <w:rFonts w:hint="default" w:ascii="Palatino Linotype" w:hAnsi="Palatino Linotype" w:eastAsia="sans-serif" w:cs="Palatino Linotype"/>
+          <w:sz w:val="24"/>
+          <w:szCs w:val="24"/>
+        </w:rPr>
+        <w:br w:type="page"/>
+      </w:r>
+    </w:p>
+    <w:p>
+      <w:pPr>
+        <w:keepNext w:val="0"/>
+        <w:keepLines w:val="0"/>
+        <w:widowControl/>
+        <w:numPr>
+          <w:ilvl w:val="0"/>
+          <w:numId w:val="0"/>
+        </w:numPr>
+        <w:suppressLineNumbers w:val="0"/>
+        <w:spacing w:before="0" w:beforeAutospacing="1" w:after="0" w:afterAutospacing="1" w:line="240" w:lineRule="atLeast"/>
+        <w:jc w:val="both"/>
+        <w:rPr>
+          <w:rFonts w:hint="default" w:ascii="Palatino Linotype" w:hAnsi="Palatino Linotype" w:eastAsia="sans-serif" w:cs="Palatino Linotype"/>
+          <w:sz w:val="24"/>
+          <w:szCs w:val="24"/>
+        </w:rPr>
+      </w:pPr>
+    </w:p>
+    <w:p>
+      <w:pPr>
+        <w:pStyle w:val="9"/>
+        <w:keepNext w:val="0"/>
+        <w:keepLines w:val="0"/>
+        <w:widowControl/>
+        <w:suppressLineNumbers w:val="0"/>
+        <w:shd w:val="clear" w:fill="FFFFFF"/>
+        <w:spacing w:before="0" w:beforeAutospacing="1" w:after="216" w:afterAutospacing="0" w:line="240" w:lineRule="atLeast"/>
+        <w:ind w:left="0" w:right="0" w:firstLine="0"/>
+        <w:jc w:val="both"/>
+        <w:rPr>
+          <w:rFonts w:hint="default" w:ascii="Palatino Linotype" w:hAnsi="Palatino Linotype" w:eastAsia="sans-serif" w:cs="Palatino Linotype"/>
+          <w:b/>
+          <w:bCs/>
+          <w:i w:val="0"/>
+          <w:iCs w:val="0"/>
+          <w:caps w:val="0"/>
+          <w:color w:val="1A1C1E"/>
+          <w:spacing w:val="0"/>
+          <w:sz w:val="24"/>
+          <w:szCs w:val="24"/>
+        </w:rPr>
+      </w:pPr>
+      <w:r>
+        <w:rPr>
+          <w:rFonts w:hint="default" w:ascii="Palatino Linotype" w:hAnsi="Palatino Linotype" w:eastAsia="sans-serif" w:cs="Palatino Linotype"/>
+          <w:b/>
+          <w:bCs/>
+          <w:i w:val="0"/>
+          <w:iCs w:val="0"/>
+          <w:caps w:val="0"/>
+          <w:color w:val="1A1C1E"/>
+          <w:spacing w:val="0"/>
+          <w:sz w:val="24"/>
+          <w:szCs w:val="24"/>
+          <w:shd w:val="clear" w:fill="FFFFFF"/>
+        </w:rPr>
+        <w:t>B. Further Reading</w:t>
+      </w:r>
+    </w:p>
+    <w:p>
+      <w:pPr>
+        <w:keepNext w:val="0"/>
+        <w:keepLines w:val="0"/>
+        <w:widowControl/>
+        <w:numPr>
+          <w:ilvl w:val="0"/>
+          <w:numId w:val="0"/>
+        </w:numPr>
+        <w:suppressLineNumbers w:val="0"/>
+        <w:spacing w:before="0" w:beforeAutospacing="1" w:after="0" w:afterAutospacing="1" w:line="240" w:lineRule="atLeast"/>
+        <w:jc w:val="both"/>
+        <w:rPr>
+          <w:rFonts w:hint="default" w:ascii="Palatino Linotype" w:hAnsi="Palatino Linotype" w:eastAsia="sans-serif" w:cs="Palatino Linotype"/>
+          <w:sz w:val="24"/>
+          <w:szCs w:val="24"/>
+        </w:rPr>
+      </w:pPr>
+    </w:p>
+    <w:p>
+      <w:pPr>
+        <w:keepNext w:val="0"/>
+        <w:keepLines w:val="0"/>
+        <w:pageBreakBefore w:val="0"/>
+        <w:widowControl/>
+        <w:numPr>
+          <w:ilvl w:val="0"/>
+          <w:numId w:val="13"/>
+        </w:numPr>
+        <w:suppressLineNumbers w:val="0"/>
+        <w:kinsoku/>
+        <w:wordWrap/>
+        <w:overflowPunct/>
+        <w:topLinePunct w:val="0"/>
+        <w:autoSpaceDE/>
+        <w:autoSpaceDN/>
+        <w:bidi w:val="0"/>
+        <w:adjustRightInd/>
+        <w:snapToGrid/>
+        <w:spacing w:before="220" w:beforeAutospacing="0" w:after="220" w:afterAutospacing="0" w:line="240" w:lineRule="atLeast"/>
+        <w:ind w:left="403" w:leftChars="0" w:hanging="360" w:firstLineChars="0"/>
+        <w:jc w:val="both"/>
+        <w:textAlignment w:val="auto"/>
+        <w:rPr>
+          <w:rFonts w:hint="default" w:ascii="Palatino Linotype" w:hAnsi="Palatino Linotype" w:eastAsia="sans-serif" w:cs="Palatino Linotype"/>
+          <w:sz w:val="24"/>
+          <w:szCs w:val="24"/>
+        </w:rPr>
+      </w:pPr>
+      <w:r>
+        <w:rPr>
+          <w:rFonts w:hint="default" w:ascii="Palatino Linotype" w:hAnsi="Palatino Linotype" w:eastAsia="sans-serif" w:cs="Palatino Linotype"/>
+          <w:i w:val="0"/>
+          <w:iCs w:val="0"/>
+          <w:caps w:val="0"/>
+          <w:color w:val="1A1C1E"/>
+          <w:spacing w:val="0"/>
+          <w:sz w:val="24"/>
+          <w:szCs w:val="24"/>
+          <w:shd w:val="clear" w:fill="FFFFFF"/>
+        </w:rPr>
+        <w:t>On Pioneering Physics and the Philosophy of Science:</w:t>
+      </w:r>
+    </w:p>
+    <w:p>
+      <w:pPr>
+        <w:keepNext w:val="0"/>
+        <w:keepLines w:val="0"/>
+        <w:pageBreakBefore w:val="0"/>
+        <w:widowControl/>
+        <w:numPr>
+          <w:ilvl w:val="1"/>
+          <w:numId w:val="14"/>
+        </w:numPr>
+        <w:suppressLineNumbers w:val="0"/>
+        <w:kinsoku/>
+        <w:wordWrap/>
+        <w:overflowPunct/>
+        <w:topLinePunct w:val="0"/>
+        <w:autoSpaceDE/>
+        <w:autoSpaceDN/>
+        <w:bidi w:val="0"/>
+        <w:adjustRightInd/>
+        <w:snapToGrid/>
+        <w:spacing w:before="220" w:beforeAutospacing="0" w:after="220" w:afterAutospacing="0" w:line="240" w:lineRule="atLeast"/>
+        <w:ind w:left="806" w:leftChars="0" w:hanging="360" w:firstLineChars="0"/>
+        <w:jc w:val="both"/>
+        <w:textAlignment w:val="auto"/>
+        <w:rPr>
+          <w:rFonts w:hint="default" w:ascii="Palatino Linotype" w:hAnsi="Palatino Linotype" w:eastAsia="sans-serif" w:cs="Palatino Linotype"/>
+          <w:sz w:val="24"/>
+          <w:szCs w:val="24"/>
+        </w:rPr>
+      </w:pPr>
+      <w:r>
+        <w:rPr>
+          <w:rFonts w:hint="default" w:ascii="Palatino Linotype" w:hAnsi="Palatino Linotype" w:eastAsia="sans-serif" w:cs="Palatino Linotype"/>
+          <w:i/>
+          <w:iCs/>
+          <w:caps w:val="0"/>
+          <w:color w:val="1A1C1E"/>
+          <w:spacing w:val="0"/>
+          <w:sz w:val="24"/>
+          <w:szCs w:val="24"/>
+          <w:shd w:val="clear" w:fill="FFFFFF"/>
+        </w:rPr>
+        <w:t>Wholeness and the Implicate Order</w:t>
+      </w:r>
+      <w:r>
+        <w:rPr>
+          <w:rFonts w:hint="default" w:ascii="Palatino Linotype" w:hAnsi="Palatino Linotype" w:eastAsia="sans-serif" w:cs="Palatino Linotype"/>
+          <w:i w:val="0"/>
+          <w:iCs w:val="0"/>
+          <w:caps w:val="0"/>
+          <w:color w:val="1A1C1E"/>
+          <w:spacing w:val="0"/>
+          <w:sz w:val="24"/>
+          <w:szCs w:val="24"/>
+          <w:shd w:val="clear" w:fill="FFFFFF"/>
+        </w:rPr>
+        <w:t> - David Bohm</w:t>
+      </w:r>
+    </w:p>
+    <w:p>
+      <w:pPr>
+        <w:keepNext w:val="0"/>
+        <w:keepLines w:val="0"/>
+        <w:pageBreakBefore w:val="0"/>
+        <w:widowControl/>
+        <w:numPr>
+          <w:ilvl w:val="1"/>
+          <w:numId w:val="14"/>
+        </w:numPr>
+        <w:suppressLineNumbers w:val="0"/>
+        <w:kinsoku/>
+        <w:wordWrap/>
+        <w:overflowPunct/>
+        <w:topLinePunct w:val="0"/>
+        <w:autoSpaceDE/>
+        <w:autoSpaceDN/>
+        <w:bidi w:val="0"/>
+        <w:adjustRightInd/>
+        <w:snapToGrid/>
+        <w:spacing w:before="220" w:beforeAutospacing="0" w:after="220" w:afterAutospacing="0" w:line="240" w:lineRule="atLeast"/>
+        <w:ind w:left="806" w:leftChars="0" w:hanging="360" w:firstLineChars="0"/>
+        <w:jc w:val="both"/>
+        <w:textAlignment w:val="auto"/>
+        <w:rPr>
+          <w:rFonts w:hint="default" w:ascii="Palatino Linotype" w:hAnsi="Palatino Linotype" w:eastAsia="sans-serif" w:cs="Palatino Linotype"/>
+          <w:i/>
+          <w:iCs/>
+          <w:caps w:val="0"/>
+          <w:color w:val="1A1C1E"/>
+          <w:spacing w:val="0"/>
+          <w:sz w:val="24"/>
+          <w:szCs w:val="24"/>
+          <w:shd w:val="clear" w:fill="FFFFFF"/>
+        </w:rPr>
+      </w:pPr>
+      <w:r>
+        <w:rPr>
+          <w:rFonts w:hint="default" w:ascii="Palatino Linotype" w:hAnsi="Palatino Linotype" w:eastAsia="sans-serif" w:cs="Palatino Linotype"/>
+          <w:i/>
+          <w:iCs/>
+          <w:caps w:val="0"/>
+          <w:color w:val="1A1C1E"/>
+          <w:spacing w:val="0"/>
+          <w:sz w:val="24"/>
+          <w:szCs w:val="24"/>
+          <w:shd w:val="clear" w:fill="FFFFFF"/>
+        </w:rPr>
+        <w:t>The Tao of Physics</w:t>
+      </w:r>
+      <w:r>
+        <w:rPr>
+          <w:rFonts w:hint="default" w:ascii="Palatino Linotype" w:hAnsi="Palatino Linotype" w:eastAsia="sans-serif" w:cs="Palatino Linotype"/>
+          <w:i w:val="0"/>
+          <w:iCs w:val="0"/>
+          <w:caps w:val="0"/>
+          <w:color w:val="1A1C1E"/>
+          <w:spacing w:val="0"/>
+          <w:sz w:val="24"/>
+          <w:szCs w:val="24"/>
+          <w:shd w:val="clear" w:fill="FFFFFF"/>
+        </w:rPr>
+        <w:t> - Fritjof Capra</w:t>
+      </w:r>
+    </w:p>
+    <w:p>
+      <w:pPr>
+        <w:keepNext w:val="0"/>
+        <w:keepLines w:val="0"/>
+        <w:pageBreakBefore w:val="0"/>
+        <w:widowControl/>
+        <w:numPr>
+          <w:ilvl w:val="1"/>
+          <w:numId w:val="14"/>
+        </w:numPr>
+        <w:suppressLineNumbers w:val="0"/>
+        <w:kinsoku/>
+        <w:wordWrap/>
+        <w:overflowPunct/>
+        <w:topLinePunct w:val="0"/>
+        <w:autoSpaceDE/>
+        <w:autoSpaceDN/>
+        <w:bidi w:val="0"/>
+        <w:adjustRightInd/>
+        <w:snapToGrid/>
+        <w:spacing w:before="220" w:beforeAutospacing="0" w:after="220" w:afterAutospacing="0" w:line="240" w:lineRule="atLeast"/>
+        <w:ind w:left="806" w:leftChars="0" w:hanging="360" w:firstLineChars="0"/>
+        <w:jc w:val="both"/>
+        <w:textAlignment w:val="auto"/>
+        <w:rPr>
+          <w:rFonts w:hint="default" w:ascii="Palatino Linotype" w:hAnsi="Palatino Linotype" w:eastAsia="sans-serif" w:cs="Palatino Linotype"/>
+          <w:sz w:val="24"/>
+          <w:szCs w:val="24"/>
+        </w:rPr>
+      </w:pPr>
+      <w:r>
+        <w:rPr>
+          <w:rFonts w:hint="default" w:ascii="Palatino Linotype" w:hAnsi="Palatino Linotype" w:eastAsia="sans-serif" w:cs="Palatino Linotype"/>
+          <w:i/>
+          <w:iCs/>
+          <w:caps w:val="0"/>
+          <w:color w:val="1A1C1E"/>
+          <w:spacing w:val="0"/>
+          <w:sz w:val="24"/>
+          <w:szCs w:val="24"/>
+          <w:shd w:val="clear" w:fill="FFFFFF"/>
+        </w:rPr>
+        <w:t>The works on the Plasma Universe</w:t>
+      </w:r>
+      <w:r>
+        <w:rPr>
+          <w:rFonts w:hint="default" w:ascii="Palatino Linotype" w:hAnsi="Palatino Linotype" w:eastAsia="sans-serif" w:cs="Palatino Linotype"/>
+          <w:i w:val="0"/>
+          <w:iCs w:val="0"/>
+          <w:caps w:val="0"/>
+          <w:color w:val="1A1C1E"/>
+          <w:spacing w:val="0"/>
+          <w:sz w:val="24"/>
+          <w:szCs w:val="24"/>
+          <w:shd w:val="clear" w:fill="FFFFFF"/>
+        </w:rPr>
+        <w:t xml:space="preserve"> by Hannes Alfvén.</w:t>
+      </w:r>
+    </w:p>
+    <w:p>
+      <w:pPr>
+        <w:keepNext w:val="0"/>
+        <w:keepLines w:val="0"/>
+        <w:pageBreakBefore w:val="0"/>
+        <w:widowControl/>
+        <w:numPr>
+          <w:ilvl w:val="0"/>
+          <w:numId w:val="13"/>
+        </w:numPr>
+        <w:suppressLineNumbers w:val="0"/>
+        <w:kinsoku/>
+        <w:wordWrap/>
+        <w:overflowPunct/>
+        <w:topLinePunct w:val="0"/>
+        <w:autoSpaceDE/>
+        <w:autoSpaceDN/>
+        <w:bidi w:val="0"/>
+        <w:adjustRightInd/>
+        <w:snapToGrid/>
+        <w:spacing w:before="220" w:beforeAutospacing="0" w:after="220" w:afterAutospacing="0" w:line="240" w:lineRule="atLeast"/>
+        <w:ind w:left="403" w:leftChars="0" w:hanging="360" w:firstLineChars="0"/>
+        <w:jc w:val="both"/>
+        <w:textAlignment w:val="auto"/>
+        <w:rPr>
+          <w:rFonts w:hint="default" w:ascii="Palatino Linotype" w:hAnsi="Palatino Linotype" w:eastAsia="sans-serif" w:cs="Palatino Linotype"/>
+          <w:sz w:val="24"/>
+          <w:szCs w:val="24"/>
+        </w:rPr>
+      </w:pPr>
+      <w:r>
+        <w:rPr>
+          <w:rFonts w:hint="default" w:ascii="Palatino Linotype" w:hAnsi="Palatino Linotype" w:eastAsia="sans-serif" w:cs="Palatino Linotype"/>
+          <w:i w:val="0"/>
+          <w:iCs w:val="0"/>
+          <w:caps w:val="0"/>
+          <w:color w:val="1A1C1E"/>
+          <w:spacing w:val="0"/>
+          <w:sz w:val="24"/>
+          <w:szCs w:val="24"/>
+          <w:shd w:val="clear" w:fill="FFFFFF"/>
+        </w:rPr>
+        <w:t>On Eastern and Western Philosophy:</w:t>
+      </w:r>
+    </w:p>
+    <w:p>
+      <w:pPr>
+        <w:keepNext w:val="0"/>
+        <w:keepLines w:val="0"/>
+        <w:pageBreakBefore w:val="0"/>
+        <w:widowControl/>
+        <w:numPr>
+          <w:ilvl w:val="1"/>
+          <w:numId w:val="14"/>
+        </w:numPr>
+        <w:suppressLineNumbers w:val="0"/>
+        <w:kinsoku/>
+        <w:wordWrap/>
+        <w:overflowPunct/>
+        <w:topLinePunct w:val="0"/>
+        <w:autoSpaceDE/>
+        <w:autoSpaceDN/>
+        <w:bidi w:val="0"/>
+        <w:adjustRightInd/>
+        <w:snapToGrid/>
+        <w:spacing w:before="220" w:beforeAutospacing="0" w:after="220" w:afterAutospacing="0" w:line="240" w:lineRule="atLeast"/>
+        <w:ind w:left="806" w:leftChars="0" w:hanging="360" w:firstLineChars="0"/>
+        <w:jc w:val="both"/>
+        <w:textAlignment w:val="auto"/>
+        <w:rPr>
+          <w:rFonts w:hint="default" w:ascii="Palatino Linotype" w:hAnsi="Palatino Linotype" w:eastAsia="sans-serif" w:cs="Palatino Linotype"/>
+          <w:sz w:val="24"/>
+          <w:szCs w:val="24"/>
+        </w:rPr>
+      </w:pPr>
+      <w:r>
+        <w:rPr>
+          <w:rFonts w:hint="default" w:ascii="Palatino Linotype" w:hAnsi="Palatino Linotype" w:eastAsia="sans-serif" w:cs="Palatino Linotype"/>
+          <w:i/>
+          <w:iCs/>
+          <w:caps w:val="0"/>
+          <w:color w:val="1A1C1E"/>
+          <w:spacing w:val="0"/>
+          <w:sz w:val="24"/>
+          <w:szCs w:val="24"/>
+          <w:shd w:val="clear" w:fill="FFFFFF"/>
+        </w:rPr>
+        <w:t>Tao Te Ching</w:t>
+      </w:r>
+      <w:r>
+        <w:rPr>
+          <w:rFonts w:hint="default" w:ascii="Palatino Linotype" w:hAnsi="Palatino Linotype" w:eastAsia="sans-serif" w:cs="Palatino Linotype"/>
+          <w:i w:val="0"/>
+          <w:iCs w:val="0"/>
+          <w:caps w:val="0"/>
+          <w:color w:val="1A1C1E"/>
+          <w:spacing w:val="0"/>
+          <w:sz w:val="24"/>
+          <w:szCs w:val="24"/>
+          <w:shd w:val="clear" w:fill="FFFFFF"/>
+        </w:rPr>
+        <w:t> - Lao Tzu</w:t>
+      </w:r>
+    </w:p>
+    <w:p>
+      <w:pPr>
+        <w:keepNext w:val="0"/>
+        <w:keepLines w:val="0"/>
+        <w:pageBreakBefore w:val="0"/>
+        <w:widowControl/>
+        <w:numPr>
+          <w:ilvl w:val="1"/>
+          <w:numId w:val="14"/>
+        </w:numPr>
+        <w:suppressLineNumbers w:val="0"/>
+        <w:kinsoku/>
+        <w:wordWrap/>
+        <w:overflowPunct/>
+        <w:topLinePunct w:val="0"/>
+        <w:autoSpaceDE/>
+        <w:autoSpaceDN/>
+        <w:bidi w:val="0"/>
+        <w:adjustRightInd/>
+        <w:snapToGrid/>
+        <w:spacing w:before="220" w:beforeAutospacing="0" w:after="220" w:afterAutospacing="0" w:line="240" w:lineRule="atLeast"/>
+        <w:ind w:left="806" w:leftChars="0" w:hanging="360" w:firstLineChars="0"/>
+        <w:jc w:val="both"/>
+        <w:textAlignment w:val="auto"/>
+        <w:rPr>
+          <w:rFonts w:hint="default" w:ascii="Palatino Linotype" w:hAnsi="Palatino Linotype" w:eastAsia="sans-serif" w:cs="Palatino Linotype"/>
+          <w:sz w:val="24"/>
+          <w:szCs w:val="24"/>
+        </w:rPr>
+      </w:pPr>
+      <w:r>
+        <w:rPr>
+          <w:rFonts w:hint="default" w:ascii="Palatino Linotype" w:hAnsi="Palatino Linotype" w:eastAsia="sans-serif" w:cs="Palatino Linotype"/>
+          <w:i/>
+          <w:iCs/>
+          <w:caps w:val="0"/>
+          <w:color w:val="1A1C1E"/>
+          <w:spacing w:val="0"/>
+          <w:sz w:val="24"/>
+          <w:szCs w:val="24"/>
+          <w:shd w:val="clear" w:fill="FFFFFF"/>
+        </w:rPr>
+        <w:t>Ethics</w:t>
+      </w:r>
+      <w:r>
+        <w:rPr>
+          <w:rFonts w:hint="default" w:ascii="Palatino Linotype" w:hAnsi="Palatino Linotype" w:eastAsia="sans-serif" w:cs="Palatino Linotype"/>
+          <w:i w:val="0"/>
+          <w:iCs w:val="0"/>
+          <w:caps w:val="0"/>
+          <w:color w:val="1A1C1E"/>
+          <w:spacing w:val="0"/>
+          <w:sz w:val="24"/>
+          <w:szCs w:val="24"/>
+          <w:shd w:val="clear" w:fill="FFFFFF"/>
+        </w:rPr>
+        <w:t> - Baruch Spinoza</w:t>
+      </w:r>
+    </w:p>
+    <w:p>
+      <w:pPr>
+        <w:keepNext w:val="0"/>
+        <w:keepLines w:val="0"/>
+        <w:pageBreakBefore w:val="0"/>
+        <w:widowControl/>
+        <w:numPr>
+          <w:ilvl w:val="1"/>
+          <w:numId w:val="14"/>
+        </w:numPr>
+        <w:suppressLineNumbers w:val="0"/>
+        <w:kinsoku/>
+        <w:wordWrap/>
+        <w:overflowPunct/>
+        <w:topLinePunct w:val="0"/>
+        <w:autoSpaceDE/>
+        <w:autoSpaceDN/>
+        <w:bidi w:val="0"/>
+        <w:adjustRightInd/>
+        <w:snapToGrid/>
+        <w:spacing w:before="220" w:beforeAutospacing="0" w:after="220" w:afterAutospacing="0" w:line="240" w:lineRule="atLeast"/>
+        <w:ind w:left="806" w:leftChars="0" w:hanging="360" w:firstLineChars="0"/>
+        <w:jc w:val="both"/>
+        <w:textAlignment w:val="auto"/>
+        <w:rPr>
+          <w:rFonts w:hint="default" w:ascii="Palatino Linotype" w:hAnsi="Palatino Linotype" w:eastAsia="sans-serif" w:cs="Palatino Linotype"/>
+          <w:sz w:val="24"/>
+          <w:szCs w:val="24"/>
+        </w:rPr>
+      </w:pPr>
+      <w:r>
+        <w:rPr>
+          <w:rFonts w:hint="default" w:ascii="Palatino Linotype" w:hAnsi="Palatino Linotype" w:eastAsia="sans-serif" w:cs="Palatino Linotype"/>
+          <w:i w:val="0"/>
+          <w:iCs w:val="0"/>
+          <w:caps w:val="0"/>
+          <w:color w:val="1A1C1E"/>
+          <w:spacing w:val="0"/>
+          <w:sz w:val="24"/>
+          <w:szCs w:val="24"/>
+          <w:shd w:val="clear" w:fill="FFFFFF"/>
+        </w:rPr>
+        <w:t>Buddhist scriptures on cosmology and the different realms.</w:t>
+      </w:r>
+    </w:p>
+    <w:p>
+      <w:pPr>
+        <w:keepNext w:val="0"/>
+        <w:keepLines w:val="0"/>
+        <w:pageBreakBefore w:val="0"/>
+        <w:widowControl/>
+        <w:numPr>
+          <w:ilvl w:val="0"/>
+          <w:numId w:val="13"/>
+        </w:numPr>
+        <w:suppressLineNumbers w:val="0"/>
+        <w:kinsoku/>
+        <w:wordWrap/>
+        <w:overflowPunct/>
+        <w:topLinePunct w:val="0"/>
+        <w:autoSpaceDE/>
+        <w:autoSpaceDN/>
+        <w:bidi w:val="0"/>
+        <w:adjustRightInd/>
+        <w:snapToGrid/>
+        <w:spacing w:before="220" w:beforeAutospacing="0" w:after="220" w:afterAutospacing="0" w:line="240" w:lineRule="atLeast"/>
+        <w:ind w:left="403" w:leftChars="0" w:hanging="360" w:firstLineChars="0"/>
+        <w:jc w:val="both"/>
+        <w:textAlignment w:val="auto"/>
+        <w:rPr>
+          <w:rFonts w:hint="default" w:ascii="Palatino Linotype" w:hAnsi="Palatino Linotype" w:eastAsia="sans-serif" w:cs="Palatino Linotype"/>
+          <w:sz w:val="24"/>
+          <w:szCs w:val="24"/>
+        </w:rPr>
+      </w:pPr>
+      <w:r>
+        <w:rPr>
+          <w:rFonts w:hint="default" w:ascii="Palatino Linotype" w:hAnsi="Palatino Linotype" w:eastAsia="sans-serif" w:cs="Palatino Linotype"/>
+          <w:i w:val="0"/>
+          <w:iCs w:val="0"/>
+          <w:caps w:val="0"/>
+          <w:color w:val="1A1C1E"/>
+          <w:spacing w:val="0"/>
+          <w:sz w:val="24"/>
+          <w:szCs w:val="24"/>
+          <w:shd w:val="clear" w:fill="FFFFFF"/>
+        </w:rPr>
+        <w:t>On Modern Spiritual Cultivation Wisdom:</w:t>
+      </w:r>
+      <w:r>
+        <w:rPr>
+          <w:rFonts w:hint="default" w:ascii="Palatino Linotype" w:hAnsi="Palatino Linotype" w:eastAsia="sans-serif" w:cs="Palatino Linotype"/>
+          <w:i w:val="0"/>
+          <w:iCs w:val="0"/>
+          <w:caps w:val="0"/>
+          <w:color w:val="1A1C1E"/>
+          <w:spacing w:val="0"/>
+          <w:sz w:val="24"/>
+          <w:szCs w:val="24"/>
+          <w:shd w:val="clear" w:fill="FFFFFF"/>
+        </w:rPr>
+        <w:br w:type="textWrapping"/>
+      </w:r>
+      <w:r>
+        <w:rPr>
+          <w:rFonts w:hint="default" w:ascii="Palatino Linotype" w:hAnsi="Palatino Linotype" w:eastAsia="sans-serif" w:cs="Palatino Linotype"/>
+          <w:i w:val="0"/>
+          <w:iCs w:val="0"/>
+          <w:caps w:val="0"/>
+          <w:color w:val="1A1C1E"/>
+          <w:spacing w:val="0"/>
+          <w:sz w:val="24"/>
+          <w:szCs w:val="24"/>
+          <w:shd w:val="clear" w:fill="FFFFFF"/>
+        </w:rPr>
+        <w:t>To delve deeper into concepts such as the Three Realms, the Primordial Spirit, Virtue, Karma, and their relationships within a complete cultivation system, readers may wish to explore the book </w:t>
+      </w:r>
+      <w:r>
+        <w:rPr>
+          <w:rFonts w:hint="default" w:ascii="Palatino Linotype" w:hAnsi="Palatino Linotype" w:eastAsia="sans-serif" w:cs="Palatino Linotype"/>
+          <w:b/>
+          <w:bCs/>
+          <w:i/>
+          <w:iCs/>
+          <w:caps w:val="0"/>
+          <w:color w:val="1A1C1E"/>
+          <w:spacing w:val="0"/>
+          <w:sz w:val="24"/>
+          <w:szCs w:val="24"/>
+          <w:shd w:val="clear" w:fill="FFFFFF"/>
+        </w:rPr>
+        <w:t>Zhuan Falun</w:t>
+      </w:r>
+      <w:r>
+        <w:rPr>
+          <w:rFonts w:hint="default" w:ascii="Palatino Linotype" w:hAnsi="Palatino Linotype" w:eastAsia="sans-serif" w:cs="Palatino Linotype"/>
+          <w:i w:val="0"/>
+          <w:iCs w:val="0"/>
+          <w:caps w:val="0"/>
+          <w:color w:val="1A1C1E"/>
+          <w:spacing w:val="0"/>
+          <w:sz w:val="24"/>
+          <w:szCs w:val="24"/>
+          <w:shd w:val="clear" w:fill="FFFFFF"/>
+        </w:rPr>
+        <w:t xml:space="preserve"> by Mr. </w:t>
+      </w:r>
+      <w:r>
+        <w:rPr>
+          <w:rFonts w:hint="default" w:ascii="Palatino Linotype" w:hAnsi="Palatino Linotype" w:eastAsia="sans-serif" w:cs="Palatino Linotype"/>
+          <w:b/>
+          <w:bCs/>
+          <w:i w:val="0"/>
+          <w:iCs w:val="0"/>
+          <w:caps w:val="0"/>
+          <w:color w:val="1A1C1E"/>
+          <w:spacing w:val="0"/>
+          <w:sz w:val="24"/>
+          <w:szCs w:val="24"/>
+          <w:shd w:val="clear" w:fill="FFFFFF"/>
+        </w:rPr>
+        <w:t>Li Hongzhi</w:t>
+      </w:r>
+      <w:r>
+        <w:rPr>
+          <w:rFonts w:hint="default" w:ascii="Palatino Linotype" w:hAnsi="Palatino Linotype" w:eastAsia="sans-serif" w:cs="Palatino Linotype"/>
+          <w:i w:val="0"/>
+          <w:iCs w:val="0"/>
+          <w:caps w:val="0"/>
+          <w:color w:val="1A1C1E"/>
+          <w:spacing w:val="0"/>
+          <w:sz w:val="24"/>
+          <w:szCs w:val="24"/>
+          <w:shd w:val="clear" w:fill="FFFFFF"/>
+        </w:rPr>
+        <w:t>. This book provides a profound and systematic explanation of the universe, the human body, and the path of cultivation at a higher level of understanding.</w:t>
+      </w:r>
+    </w:p>
+    <w:p>
+      <w:pPr>
+        <w:jc w:val="both"/>
+        <w:rPr>
+          <w:rFonts w:hint="default" w:ascii="Palatino Linotype" w:hAnsi="Palatino Linotype" w:cs="Palatino Linotype"/>
+          <w:sz w:val="24"/>
+          <w:szCs w:val="24"/>
+        </w:rPr>
+      </w:pPr>
+    </w:p>
+    <w:p>
+      <w:pPr>
+        <w:keepNext w:val="0"/>
+        <w:keepLines w:val="0"/>
+        <w:pageBreakBefore w:val="0"/>
+        <w:widowControl/>
+        <w:kinsoku/>
+        <w:wordWrap/>
+        <w:overflowPunct/>
+        <w:topLinePunct w:val="0"/>
+        <w:autoSpaceDE/>
+        <w:autoSpaceDN/>
+        <w:bidi w:val="0"/>
+        <w:adjustRightInd/>
+        <w:snapToGrid/>
+        <w:spacing w:before="200" w:after="200"/>
+        <w:jc w:val="both"/>
+        <w:textAlignment w:val="auto"/>
+        <w:rPr>
+          <w:rFonts w:hint="default" w:ascii="Palatino Linotype" w:hAnsi="Palatino Linotype"/>
+          <w:sz w:val="22"/>
+          <w:szCs w:val="22"/>
+        </w:rPr>
+      </w:pPr>
+    </w:p>
+    <w:p>
+      <w:pPr>
+        <w:keepNext w:val="0"/>
+        <w:keepLines w:val="0"/>
+        <w:pageBreakBefore w:val="0"/>
+        <w:widowControl/>
+        <w:kinsoku/>
+        <w:wordWrap/>
+        <w:overflowPunct/>
+        <w:topLinePunct w:val="0"/>
+        <w:autoSpaceDE/>
+        <w:autoSpaceDN/>
+        <w:bidi w:val="0"/>
+        <w:adjustRightInd/>
+        <w:snapToGrid/>
+        <w:spacing w:before="200" w:after="200"/>
+        <w:jc w:val="center"/>
+        <w:textAlignment w:val="auto"/>
+        <w:rPr>
+          <w:rFonts w:hint="default" w:ascii="Palatino Linotype" w:hAnsi="Palatino Linotype"/>
+          <w:sz w:val="24"/>
+          <w:szCs w:val="24"/>
+          <w:lang w:val="en-US"/>
+        </w:rPr>
+      </w:pPr>
+      <w:r>
+        <w:rPr>
+          <w:rFonts w:hint="default" w:ascii="Palatino Linotype" w:hAnsi="Palatino Linotype"/>
+          <w:sz w:val="24"/>
+          <w:szCs w:val="24"/>
+          <w:lang w:val="en-US"/>
+        </w:rPr>
+        <w:t>*  *  *  *  *</w:t>
+      </w:r>
+    </w:p>
+    <w:p>
+      <w:pPr>
+        <w:keepNext w:val="0"/>
+        <w:keepLines w:val="0"/>
+        <w:pageBreakBefore w:val="0"/>
+        <w:widowControl/>
+        <w:kinsoku/>
+        <w:wordWrap/>
+        <w:overflowPunct/>
+        <w:topLinePunct w:val="0"/>
+        <w:autoSpaceDE/>
+        <w:autoSpaceDN/>
+        <w:bidi w:val="0"/>
+        <w:adjustRightInd/>
+        <w:snapToGrid/>
+        <w:spacing w:before="200" w:after="200"/>
+        <w:jc w:val="center"/>
+        <w:textAlignment w:val="auto"/>
+        <w:rPr>
+          <w:rFonts w:hint="default" w:ascii="Palatino Linotype" w:hAnsi="Palatino Linotype"/>
+          <w:sz w:val="24"/>
+          <w:szCs w:val="24"/>
+          <w:lang w:val="en-US"/>
+        </w:rPr>
+      </w:pPr>
+    </w:p>
+    <w:p>
+      <w:pPr>
+        <w:rPr>
+          <w:rFonts w:hint="default" w:ascii="Palatino Linotype" w:hAnsi="Palatino Linotype"/>
+          <w:sz w:val="24"/>
+          <w:szCs w:val="24"/>
+          <w:lang w:val="en-US"/>
+        </w:rPr>
+      </w:pPr>
+      <w:r>
+        <w:rPr>
+          <w:rFonts w:hint="default" w:ascii="Palatino Linotype" w:hAnsi="Palatino Linotype"/>
+          <w:sz w:val="24"/>
+          <w:szCs w:val="24"/>
+          <w:lang w:val="en-US"/>
+        </w:rPr>
+        <w:br w:type="page"/>
+      </w:r>
+    </w:p>
+    <w:p>
+      <w:pPr>
+        <w:keepNext w:val="0"/>
+        <w:keepLines w:val="0"/>
+        <w:pageBreakBefore w:val="0"/>
+        <w:widowControl/>
+        <w:kinsoku/>
+        <w:wordWrap/>
+        <w:overflowPunct/>
+        <w:topLinePunct w:val="0"/>
+        <w:autoSpaceDE/>
+        <w:autoSpaceDN/>
+        <w:bidi w:val="0"/>
+        <w:adjustRightInd/>
+        <w:snapToGrid/>
+        <w:spacing w:before="200" w:after="200"/>
+        <w:jc w:val="left"/>
+        <w:textAlignment w:val="auto"/>
+        <w:rPr>
+          <w:rFonts w:hint="default" w:ascii="Palatino Linotype" w:hAnsi="Palatino Linotype"/>
+          <w:sz w:val="24"/>
+          <w:szCs w:val="24"/>
+          <w:lang w:val="en-US"/>
+        </w:rPr>
+      </w:pPr>
+    </w:p>
+    <w:p>
+      <w:pPr>
+        <w:pStyle w:val="3"/>
+        <w:bidi w:val="0"/>
+        <w:spacing w:line="240" w:lineRule="auto"/>
+        <w:rPr>
+          <w:rFonts w:hint="default" w:ascii="Palatino Linotype" w:hAnsi="Palatino Linotype" w:cs="Palatino Linotype"/>
+          <w:sz w:val="36"/>
+          <w:szCs w:val="36"/>
+          <w:lang w:val="en-US" w:eastAsia="zh-CN"/>
+        </w:rPr>
+      </w:pPr>
       <w:bookmarkStart w:id="26" w:name="_Toc30882"/>
       <w:r>
         <w:rPr>
@@ -37675,7 +39128,7 @@
         <w:widowControl/>
         <w:numPr>
           <w:ilvl w:val="0"/>
-          <w:numId w:val="13"/>
+          <w:numId w:val="15"/>
         </w:numPr>
         <w:suppressLineNumbers w:val="0"/>
         <w:ind w:left="420" w:leftChars="0" w:hanging="420" w:firstLineChars="0"/>
@@ -37751,7 +39204,7 @@
         <w:widowControl/>
         <w:numPr>
           <w:ilvl w:val="0"/>
-          <w:numId w:val="13"/>
+          <w:numId w:val="15"/>
         </w:numPr>
         <w:suppressLineNumbers w:val="0"/>
         <w:ind w:left="420" w:leftChars="0" w:hanging="420" w:firstLineChars="0"/>
@@ -37821,7 +39274,7 @@
         <w:widowControl/>
         <w:numPr>
           <w:ilvl w:val="0"/>
-          <w:numId w:val="13"/>
+          <w:numId w:val="15"/>
         </w:numPr>
         <w:suppressLineNumbers w:val="0"/>
         <w:ind w:left="420" w:leftChars="0" w:hanging="420" w:firstLineChars="0"/>
@@ -38799,1440 +40252,26 @@
     <w:p>
       <w:pPr>
         <w:rPr>
+          <w:rFonts w:hint="default" w:ascii="Palatino Linotype" w:hAnsi="Palatino Linotype" w:eastAsia="sans-serif" w:cs="Palatino Linotype"/>
+          <w:i w:val="0"/>
+          <w:iCs w:val="0"/>
+          <w:caps w:val="0"/>
+          <w:color w:val="1A1C1E"/>
+          <w:spacing w:val="0"/>
+          <w:sz w:val="28"/>
+          <w:szCs w:val="28"/>
+          <w:shd w:val="clear" w:fill="FFFFFF"/>
+        </w:rPr>
+      </w:pPr>
+      <w:r>
+        <w:rPr>
           <w:rFonts w:hint="default" w:ascii="Palatino Linotype" w:hAnsi="Palatino Linotype"/>
           <w:sz w:val="22"/>
           <w:szCs w:val="22"/>
           <w:lang w:val="en-US"/>
         </w:rPr>
-      </w:pPr>
-      <w:r>
-        <w:rPr>
-          <w:rFonts w:hint="default" w:ascii="Palatino Linotype" w:hAnsi="Palatino Linotype"/>
-          <w:sz w:val="22"/>
-          <w:szCs w:val="22"/>
-          <w:lang w:val="en-US"/>
-        </w:rPr>
         <w:br w:type="page"/>
       </w:r>
-    </w:p>
-    <w:p>
-      <w:pPr>
-        <w:jc w:val="both"/>
-        <w:rPr>
-          <w:rFonts w:hint="default" w:ascii="Palatino Linotype" w:hAnsi="Palatino Linotype"/>
-          <w:sz w:val="22"/>
-          <w:szCs w:val="22"/>
-          <w:lang w:val="en-US"/>
-        </w:rPr>
-      </w:pPr>
-    </w:p>
-    <w:p>
-      <w:pPr>
-        <w:keepNext w:val="0"/>
-        <w:keepLines w:val="0"/>
-        <w:widowControl/>
-        <w:suppressLineNumbers w:val="0"/>
-        <w:shd w:val="clear" w:fill="FFFFFF"/>
-        <w:ind w:left="0" w:firstLine="0"/>
-        <w:jc w:val="both"/>
-        <w:rPr>
-          <w:rFonts w:hint="default" w:ascii="Palatino Linotype" w:hAnsi="Palatino Linotype" w:eastAsia="sans-serif" w:cs="Palatino Linotype"/>
-          <w:i w:val="0"/>
-          <w:iCs w:val="0"/>
-          <w:caps w:val="0"/>
-          <w:spacing w:val="0"/>
-          <w:sz w:val="28"/>
-          <w:szCs w:val="28"/>
-        </w:rPr>
-      </w:pPr>
-      <w:r>
-        <w:rPr>
-          <w:rFonts w:hint="default" w:ascii="Palatino Linotype" w:hAnsi="Palatino Linotype" w:eastAsia="sans-serif" w:cs="Palatino Linotype"/>
-          <w:i w:val="0"/>
-          <w:iCs w:val="0"/>
-          <w:caps w:val="0"/>
-          <w:color w:val="1A1C1E"/>
-          <w:spacing w:val="0"/>
-          <w:sz w:val="28"/>
-          <w:szCs w:val="28"/>
-        </w:rPr>
-        <w:pict>
-          <v:rect id="_x0000_i1034" o:spt="1" style="height:1.5pt;width:558.25pt;" fillcolor="#A0A0A0" filled="t" stroked="f" coordsize="21600,21600" o:hr="t" o:hrstd="t" o:hrpct="0" o:hralign="center">
-            <v:path/>
-            <v:fill on="t" focussize="0,0"/>
-            <v:stroke on="f"/>
-            <v:imagedata o:title=""/>
-            <o:lock v:ext="edit"/>
-            <w10:wrap type="none"/>
-            <w10:anchorlock/>
-          </v:rect>
-        </w:pict>
-      </w:r>
-    </w:p>
-    <w:p>
-      <w:pPr>
-        <w:pStyle w:val="9"/>
-        <w:keepNext w:val="0"/>
-        <w:keepLines w:val="0"/>
-        <w:widowControl/>
-        <w:suppressLineNumbers w:val="0"/>
-        <w:shd w:val="clear" w:fill="FFFFFF"/>
-        <w:spacing w:before="0" w:beforeAutospacing="1" w:after="216" w:afterAutospacing="0" w:line="240" w:lineRule="atLeast"/>
-        <w:ind w:left="0" w:right="0" w:firstLine="0"/>
-        <w:jc w:val="both"/>
-        <w:rPr>
-          <w:rFonts w:hint="default" w:ascii="Palatino Linotype" w:hAnsi="Palatino Linotype" w:eastAsia="sans-serif" w:cs="Palatino Linotype"/>
-          <w:i w:val="0"/>
-          <w:iCs w:val="0"/>
-          <w:caps w:val="0"/>
-          <w:color w:val="1A1C1E"/>
-          <w:spacing w:val="0"/>
-          <w:sz w:val="28"/>
-          <w:szCs w:val="28"/>
-          <w:shd w:val="clear" w:fill="FFFFFF"/>
-        </w:rPr>
-      </w:pPr>
-    </w:p>
-    <w:p>
-      <w:pPr>
-        <w:pStyle w:val="9"/>
-        <w:keepNext w:val="0"/>
-        <w:keepLines w:val="0"/>
-        <w:widowControl/>
-        <w:suppressLineNumbers w:val="0"/>
-        <w:shd w:val="clear" w:fill="FFFFFF"/>
-        <w:spacing w:before="0" w:beforeAutospacing="1" w:after="216" w:afterAutospacing="0" w:line="240" w:lineRule="atLeast"/>
-        <w:ind w:left="0" w:right="0" w:firstLine="0"/>
-        <w:jc w:val="both"/>
-        <w:rPr>
-          <w:rFonts w:hint="default" w:ascii="Palatino Linotype" w:hAnsi="Palatino Linotype" w:eastAsia="sans-serif" w:cs="Palatino Linotype"/>
-          <w:b/>
-          <w:bCs/>
-          <w:i w:val="0"/>
-          <w:iCs w:val="0"/>
-          <w:caps w:val="0"/>
-          <w:color w:val="1A1C1E"/>
-          <w:spacing w:val="0"/>
-          <w:sz w:val="28"/>
-          <w:szCs w:val="28"/>
-        </w:rPr>
-      </w:pPr>
-      <w:r>
-        <w:rPr>
-          <w:rFonts w:hint="default" w:ascii="Palatino Linotype" w:hAnsi="Palatino Linotype" w:eastAsia="sans-serif" w:cs="Palatino Linotype"/>
-          <w:b/>
-          <w:bCs/>
-          <w:i w:val="0"/>
-          <w:iCs w:val="0"/>
-          <w:caps w:val="0"/>
-          <w:color w:val="1A1C1E"/>
-          <w:spacing w:val="0"/>
-          <w:sz w:val="28"/>
-          <w:szCs w:val="28"/>
-          <w:shd w:val="clear" w:fill="FFFFFF"/>
-        </w:rPr>
-        <w:t>APPENDIX</w:t>
-      </w:r>
-    </w:p>
-    <w:p>
-      <w:pPr>
-        <w:pStyle w:val="9"/>
-        <w:keepNext w:val="0"/>
-        <w:keepLines w:val="0"/>
-        <w:widowControl/>
-        <w:suppressLineNumbers w:val="0"/>
-        <w:shd w:val="clear" w:fill="FFFFFF"/>
-        <w:spacing w:before="0" w:beforeAutospacing="1" w:after="216" w:afterAutospacing="0" w:line="240" w:lineRule="atLeast"/>
-        <w:ind w:left="0" w:right="0" w:firstLine="0"/>
-        <w:jc w:val="both"/>
-        <w:rPr>
-          <w:rFonts w:hint="default" w:ascii="Palatino Linotype" w:hAnsi="Palatino Linotype" w:eastAsia="sans-serif" w:cs="Palatino Linotype"/>
-          <w:i w:val="0"/>
-          <w:iCs w:val="0"/>
-          <w:caps w:val="0"/>
-          <w:color w:val="1A1C1E"/>
-          <w:spacing w:val="0"/>
-          <w:sz w:val="24"/>
-          <w:szCs w:val="24"/>
-          <w:shd w:val="clear" w:fill="FFFFFF"/>
-        </w:rPr>
-      </w:pPr>
-    </w:p>
-    <w:p>
-      <w:pPr>
-        <w:pStyle w:val="9"/>
-        <w:keepNext w:val="0"/>
-        <w:keepLines w:val="0"/>
-        <w:widowControl/>
-        <w:suppressLineNumbers w:val="0"/>
-        <w:shd w:val="clear" w:fill="FFFFFF"/>
-        <w:spacing w:before="0" w:beforeAutospacing="1" w:after="216" w:afterAutospacing="0" w:line="240" w:lineRule="atLeast"/>
-        <w:ind w:left="0" w:right="0" w:firstLine="0"/>
-        <w:jc w:val="both"/>
-        <w:rPr>
-          <w:rFonts w:hint="default" w:ascii="Palatino Linotype" w:hAnsi="Palatino Linotype" w:eastAsia="sans-serif" w:cs="Palatino Linotype"/>
-          <w:b/>
-          <w:bCs/>
-          <w:i w:val="0"/>
-          <w:iCs w:val="0"/>
-          <w:caps w:val="0"/>
-          <w:color w:val="1A1C1E"/>
-          <w:spacing w:val="0"/>
-          <w:sz w:val="24"/>
-          <w:szCs w:val="24"/>
-        </w:rPr>
-      </w:pPr>
-      <w:r>
-        <w:rPr>
-          <w:rFonts w:hint="default" w:ascii="Palatino Linotype" w:hAnsi="Palatino Linotype" w:eastAsia="sans-serif" w:cs="Palatino Linotype"/>
-          <w:b/>
-          <w:bCs/>
-          <w:i w:val="0"/>
-          <w:iCs w:val="0"/>
-          <w:caps w:val="0"/>
-          <w:color w:val="1A1C1E"/>
-          <w:spacing w:val="0"/>
-          <w:sz w:val="24"/>
-          <w:szCs w:val="24"/>
-          <w:shd w:val="clear" w:fill="FFFFFF"/>
-        </w:rPr>
-        <w:t>A. Glossary of Terms</w:t>
-      </w:r>
-    </w:p>
-    <w:p>
-      <w:pPr>
-        <w:keepNext w:val="0"/>
-        <w:keepLines w:val="0"/>
-        <w:widowControl/>
-        <w:numPr>
-          <w:ilvl w:val="0"/>
-          <w:numId w:val="0"/>
-        </w:numPr>
-        <w:suppressLineNumbers w:val="0"/>
-        <w:spacing w:before="0" w:beforeAutospacing="1" w:after="0" w:afterAutospacing="1" w:line="240" w:lineRule="atLeast"/>
-        <w:jc w:val="both"/>
-        <w:rPr>
-          <w:rFonts w:hint="default" w:ascii="Palatino Linotype" w:hAnsi="Palatino Linotype" w:eastAsia="sans-serif" w:cs="Palatino Linotype"/>
-          <w:sz w:val="24"/>
-          <w:szCs w:val="24"/>
-        </w:rPr>
-      </w:pPr>
-    </w:p>
-    <w:p>
-      <w:pPr>
-        <w:keepNext w:val="0"/>
-        <w:keepLines w:val="0"/>
-        <w:pageBreakBefore w:val="0"/>
-        <w:widowControl/>
-        <w:numPr>
-          <w:ilvl w:val="0"/>
-          <w:numId w:val="14"/>
-        </w:numPr>
-        <w:suppressLineNumbers w:val="0"/>
-        <w:kinsoku/>
-        <w:wordWrap/>
-        <w:overflowPunct/>
-        <w:topLinePunct w:val="0"/>
-        <w:autoSpaceDE/>
-        <w:autoSpaceDN/>
-        <w:bidi w:val="0"/>
-        <w:adjustRightInd/>
-        <w:snapToGrid/>
-        <w:spacing w:before="220" w:beforeAutospacing="0" w:after="220" w:afterAutospacing="0" w:line="240" w:lineRule="atLeast"/>
-        <w:ind w:left="403" w:leftChars="0" w:hanging="360" w:firstLineChars="0"/>
-        <w:jc w:val="both"/>
-        <w:textAlignment w:val="auto"/>
-        <w:rPr>
-          <w:rFonts w:hint="default" w:ascii="Palatino Linotype" w:hAnsi="Palatino Linotype" w:eastAsia="sans-serif" w:cs="Palatino Linotype"/>
-          <w:sz w:val="24"/>
-          <w:szCs w:val="24"/>
-        </w:rPr>
-      </w:pPr>
-      <w:r>
-        <w:rPr>
-          <w:rFonts w:hint="default" w:ascii="Palatino Linotype" w:hAnsi="Palatino Linotype" w:eastAsia="sans-serif" w:cs="Palatino Linotype"/>
-          <w:b/>
-          <w:bCs/>
-          <w:i w:val="0"/>
-          <w:iCs w:val="0"/>
-          <w:caps w:val="0"/>
-          <w:color w:val="1A1C1E"/>
-          <w:spacing w:val="0"/>
-          <w:sz w:val="24"/>
-          <w:szCs w:val="24"/>
-          <w:shd w:val="clear" w:fill="FFFFFF"/>
-        </w:rPr>
-        <w:t xml:space="preserve">Monism: </w:t>
-      </w:r>
-      <w:r>
-        <w:rPr>
-          <w:rFonts w:hint="default" w:ascii="Palatino Linotype" w:hAnsi="Palatino Linotype" w:eastAsia="sans-serif" w:cs="Palatino Linotype"/>
-          <w:i w:val="0"/>
-          <w:iCs w:val="0"/>
-          <w:caps w:val="0"/>
-          <w:color w:val="1A1C1E"/>
-          <w:spacing w:val="0"/>
-          <w:sz w:val="24"/>
-          <w:szCs w:val="24"/>
-          <w:shd w:val="clear" w:fill="FFFFFF"/>
-        </w:rPr>
-        <w:t>The philosophical view that all things in the universe, whether manifesting as matter or consciousness, originate from a single, unified substance.</w:t>
-      </w:r>
-    </w:p>
-    <w:p>
-      <w:pPr>
-        <w:keepNext w:val="0"/>
-        <w:keepLines w:val="0"/>
-        <w:pageBreakBefore w:val="0"/>
-        <w:widowControl/>
-        <w:numPr>
-          <w:ilvl w:val="0"/>
-          <w:numId w:val="14"/>
-        </w:numPr>
-        <w:suppressLineNumbers w:val="0"/>
-        <w:kinsoku/>
-        <w:wordWrap/>
-        <w:overflowPunct/>
-        <w:topLinePunct w:val="0"/>
-        <w:autoSpaceDE/>
-        <w:autoSpaceDN/>
-        <w:bidi w:val="0"/>
-        <w:adjustRightInd/>
-        <w:snapToGrid/>
-        <w:spacing w:before="220" w:beforeAutospacing="0" w:after="220" w:afterAutospacing="0" w:line="240" w:lineRule="atLeast"/>
-        <w:ind w:left="403" w:leftChars="0" w:hanging="360" w:firstLineChars="0"/>
-        <w:jc w:val="both"/>
-        <w:textAlignment w:val="auto"/>
-        <w:rPr>
-          <w:rFonts w:hint="default" w:ascii="Palatino Linotype" w:hAnsi="Palatino Linotype" w:eastAsia="sans-serif" w:cs="Palatino Linotype"/>
-          <w:i w:val="0"/>
-          <w:iCs w:val="0"/>
-          <w:caps w:val="0"/>
-          <w:color w:val="1A1C1E"/>
-          <w:spacing w:val="0"/>
-          <w:sz w:val="24"/>
-          <w:szCs w:val="24"/>
-          <w:shd w:val="clear" w:fill="FFFFFF"/>
-        </w:rPr>
-      </w:pPr>
-      <w:r>
-        <w:rPr>
-          <w:rFonts w:hint="default" w:ascii="Palatino Linotype" w:hAnsi="Palatino Linotype" w:eastAsia="sans-serif" w:cs="Palatino Linotype"/>
-          <w:b/>
-          <w:bCs/>
-          <w:i w:val="0"/>
-          <w:iCs w:val="0"/>
-          <w:caps w:val="0"/>
-          <w:color w:val="1A1C1E"/>
-          <w:spacing w:val="0"/>
-          <w:sz w:val="24"/>
-          <w:szCs w:val="24"/>
-          <w:shd w:val="clear" w:fill="FFFFFF"/>
-        </w:rPr>
-        <w:t>Implicate / Explicate Order:</w:t>
-      </w:r>
-      <w:r>
-        <w:rPr>
-          <w:rFonts w:hint="default" w:ascii="Palatino Linotype" w:hAnsi="Palatino Linotype" w:eastAsia="sans-serif" w:cs="Palatino Linotype"/>
-          <w:i w:val="0"/>
-          <w:iCs w:val="0"/>
-          <w:caps w:val="0"/>
-          <w:color w:val="1A1C1E"/>
-          <w:spacing w:val="0"/>
-          <w:sz w:val="24"/>
-          <w:szCs w:val="24"/>
-          <w:shd w:val="clear" w:fill="FFFFFF"/>
-        </w:rPr>
-        <w:t xml:space="preserve"> A concept by physicist David Bohm. The "Explicate Order" is the apparent material world, where things seem separate. The "Implicate Order" is the foundational level of reality, an undivided wholeness where all things are interconnected and "enfolded" into one another.</w:t>
-      </w:r>
-    </w:p>
-    <w:p>
-      <w:pPr>
-        <w:keepNext w:val="0"/>
-        <w:keepLines w:val="0"/>
-        <w:pageBreakBefore w:val="0"/>
-        <w:widowControl/>
-        <w:numPr>
-          <w:ilvl w:val="0"/>
-          <w:numId w:val="14"/>
-        </w:numPr>
-        <w:suppressLineNumbers w:val="0"/>
-        <w:kinsoku/>
-        <w:wordWrap/>
-        <w:overflowPunct/>
-        <w:topLinePunct w:val="0"/>
-        <w:autoSpaceDE/>
-        <w:autoSpaceDN/>
-        <w:bidi w:val="0"/>
-        <w:adjustRightInd/>
-        <w:snapToGrid/>
-        <w:spacing w:before="220" w:beforeAutospacing="0" w:after="220" w:afterAutospacing="0" w:line="240" w:lineRule="atLeast"/>
-        <w:ind w:left="403" w:leftChars="0" w:hanging="360" w:firstLineChars="0"/>
-        <w:jc w:val="both"/>
-        <w:textAlignment w:val="auto"/>
-        <w:rPr>
-          <w:rFonts w:hint="default" w:ascii="Palatino Linotype" w:hAnsi="Palatino Linotype" w:eastAsia="sans-serif" w:cs="Palatino Linotype"/>
-          <w:i w:val="0"/>
-          <w:iCs w:val="0"/>
-          <w:caps w:val="0"/>
-          <w:color w:val="1A1C1E"/>
-          <w:spacing w:val="0"/>
-          <w:sz w:val="24"/>
-          <w:szCs w:val="24"/>
-          <w:shd w:val="clear" w:fill="FFFFFF"/>
-        </w:rPr>
-      </w:pPr>
-      <w:r>
-        <w:rPr>
-          <w:rFonts w:hint="default" w:ascii="Palatino Linotype" w:hAnsi="Palatino Linotype" w:eastAsia="sans-serif" w:cs="Palatino Linotype"/>
-          <w:b/>
-          <w:bCs/>
-          <w:i w:val="0"/>
-          <w:iCs w:val="0"/>
-          <w:caps w:val="0"/>
-          <w:color w:val="1A1C1E"/>
-          <w:spacing w:val="0"/>
-          <w:sz w:val="24"/>
-          <w:szCs w:val="24"/>
-          <w:shd w:val="clear" w:fill="FFFFFF"/>
-        </w:rPr>
-        <w:t>Five Elements</w:t>
-      </w:r>
-      <w:r>
-        <w:rPr>
-          <w:rFonts w:hint="default" w:ascii="Palatino Linotype" w:hAnsi="Palatino Linotype" w:eastAsia="sans-serif" w:cs="Palatino Linotype"/>
-          <w:b w:val="0"/>
-          <w:bCs w:val="0"/>
-          <w:i w:val="0"/>
-          <w:iCs w:val="0"/>
-          <w:caps w:val="0"/>
-          <w:color w:val="1A1C1E"/>
-          <w:spacing w:val="0"/>
-          <w:sz w:val="24"/>
-          <w:szCs w:val="24"/>
-          <w:shd w:val="clear" w:fill="FFFFFF"/>
-        </w:rPr>
-        <w:t xml:space="preserve"> (Wu Xing):</w:t>
-      </w:r>
-      <w:r>
-        <w:rPr>
-          <w:rFonts w:hint="default" w:ascii="Palatino Linotype" w:hAnsi="Palatino Linotype" w:eastAsia="sans-serif" w:cs="Palatino Linotype"/>
-          <w:i w:val="0"/>
-          <w:iCs w:val="0"/>
-          <w:caps w:val="0"/>
-          <w:color w:val="1A1C1E"/>
-          <w:spacing w:val="0"/>
-          <w:sz w:val="24"/>
-          <w:szCs w:val="24"/>
-          <w:shd w:val="clear" w:fill="FFFFFF"/>
-        </w:rPr>
-        <w:t xml:space="preserve"> A system in Eastern wisdom describing the five basic states of energy's movement: Metal (condensation), Wood (growth), Water (flow), Fire (radiation), and Earth (stability). It describes function and dynamic balance, not five types of matter.</w:t>
-      </w:r>
-    </w:p>
-    <w:p>
-      <w:pPr>
-        <w:keepNext w:val="0"/>
-        <w:keepLines w:val="0"/>
-        <w:pageBreakBefore w:val="0"/>
-        <w:widowControl/>
-        <w:numPr>
-          <w:ilvl w:val="0"/>
-          <w:numId w:val="14"/>
-        </w:numPr>
-        <w:suppressLineNumbers w:val="0"/>
-        <w:kinsoku/>
-        <w:wordWrap/>
-        <w:overflowPunct/>
-        <w:topLinePunct w:val="0"/>
-        <w:autoSpaceDE/>
-        <w:autoSpaceDN/>
-        <w:bidi w:val="0"/>
-        <w:adjustRightInd/>
-        <w:snapToGrid/>
-        <w:spacing w:before="220" w:beforeAutospacing="0" w:after="220" w:afterAutospacing="0" w:line="240" w:lineRule="atLeast"/>
-        <w:ind w:left="403" w:leftChars="0" w:hanging="360" w:firstLineChars="0"/>
-        <w:jc w:val="both"/>
-        <w:textAlignment w:val="auto"/>
-        <w:rPr>
-          <w:rFonts w:hint="default" w:ascii="Palatino Linotype" w:hAnsi="Palatino Linotype" w:eastAsia="sans-serif" w:cs="Palatino Linotype"/>
-          <w:i w:val="0"/>
-          <w:iCs w:val="0"/>
-          <w:caps w:val="0"/>
-          <w:color w:val="1A1C1E"/>
-          <w:spacing w:val="0"/>
-          <w:sz w:val="24"/>
-          <w:szCs w:val="24"/>
-          <w:shd w:val="clear" w:fill="FFFFFF"/>
-        </w:rPr>
-      </w:pPr>
-      <w:r>
-        <w:rPr>
-          <w:rFonts w:hint="default" w:ascii="Palatino Linotype" w:hAnsi="Palatino Linotype" w:eastAsia="sans-serif" w:cs="Palatino Linotype"/>
-          <w:b/>
-          <w:bCs/>
-          <w:i w:val="0"/>
-          <w:iCs w:val="0"/>
-          <w:caps w:val="0"/>
-          <w:color w:val="1A1C1E"/>
-          <w:spacing w:val="0"/>
-          <w:sz w:val="24"/>
-          <w:szCs w:val="24"/>
-          <w:shd w:val="clear" w:fill="FFFFFF"/>
-        </w:rPr>
-        <w:t>The Three Realms:</w:t>
-      </w:r>
-      <w:r>
-        <w:rPr>
-          <w:rFonts w:hint="default" w:ascii="Palatino Linotype" w:hAnsi="Palatino Linotype" w:eastAsia="sans-serif" w:cs="Palatino Linotype"/>
-          <w:i w:val="0"/>
-          <w:iCs w:val="0"/>
-          <w:caps w:val="0"/>
-          <w:color w:val="1A1C1E"/>
-          <w:spacing w:val="0"/>
-          <w:sz w:val="24"/>
-          <w:szCs w:val="24"/>
-          <w:shd w:val="clear" w:fill="FFFFFF"/>
-        </w:rPr>
-        <w:t xml:space="preserve"> In the context of this book, this term refers to the entire scope of observable material space-time, where beings are governed by known physical laws and the cycle of reincarnation.</w:t>
-      </w:r>
-    </w:p>
-    <w:p>
-      <w:pPr>
-        <w:keepNext w:val="0"/>
-        <w:keepLines w:val="0"/>
-        <w:pageBreakBefore w:val="0"/>
-        <w:widowControl/>
-        <w:numPr>
-          <w:ilvl w:val="0"/>
-          <w:numId w:val="14"/>
-        </w:numPr>
-        <w:suppressLineNumbers w:val="0"/>
-        <w:kinsoku/>
-        <w:wordWrap/>
-        <w:overflowPunct/>
-        <w:topLinePunct w:val="0"/>
-        <w:autoSpaceDE/>
-        <w:autoSpaceDN/>
-        <w:bidi w:val="0"/>
-        <w:adjustRightInd/>
-        <w:snapToGrid/>
-        <w:spacing w:before="220" w:beforeAutospacing="0" w:after="220" w:afterAutospacing="0" w:line="240" w:lineRule="atLeast"/>
-        <w:ind w:left="403" w:leftChars="0" w:hanging="360" w:firstLineChars="0"/>
-        <w:jc w:val="both"/>
-        <w:textAlignment w:val="auto"/>
-        <w:rPr>
-          <w:rFonts w:hint="default" w:ascii="Palatino Linotype" w:hAnsi="Palatino Linotype" w:eastAsia="sans-serif" w:cs="Palatino Linotype"/>
-          <w:i w:val="0"/>
-          <w:iCs w:val="0"/>
-          <w:caps w:val="0"/>
-          <w:color w:val="1A1C1E"/>
-          <w:spacing w:val="0"/>
-          <w:sz w:val="24"/>
-          <w:szCs w:val="24"/>
-          <w:shd w:val="clear" w:fill="FFFFFF"/>
-        </w:rPr>
-      </w:pPr>
-      <w:r>
-        <w:rPr>
-          <w:rFonts w:hint="default" w:ascii="Palatino Linotype" w:hAnsi="Palatino Linotype" w:eastAsia="sans-serif" w:cs="Palatino Linotype"/>
-          <w:b/>
-          <w:bCs/>
-          <w:i w:val="0"/>
-          <w:iCs w:val="0"/>
-          <w:caps w:val="0"/>
-          <w:color w:val="1A1C1E"/>
-          <w:spacing w:val="0"/>
-          <w:sz w:val="24"/>
-          <w:szCs w:val="24"/>
-          <w:shd w:val="clear" w:fill="FFFFFF"/>
-        </w:rPr>
-        <w:t xml:space="preserve">Primordial Spirit </w:t>
-      </w:r>
-      <w:r>
-        <w:rPr>
-          <w:rFonts w:hint="default" w:ascii="Palatino Linotype" w:hAnsi="Palatino Linotype" w:eastAsia="sans-serif" w:cs="Palatino Linotype"/>
-          <w:b w:val="0"/>
-          <w:bCs w:val="0"/>
-          <w:i w:val="0"/>
-          <w:iCs w:val="0"/>
-          <w:caps w:val="0"/>
-          <w:color w:val="1A1C1E"/>
-          <w:spacing w:val="0"/>
-          <w:sz w:val="24"/>
-          <w:szCs w:val="24"/>
-          <w:shd w:val="clear" w:fill="FFFFFF"/>
-        </w:rPr>
-        <w:t>(Main Primordial Spirit / Assistant Primordial Spirit)</w:t>
-      </w:r>
-      <w:r>
-        <w:rPr>
-          <w:rFonts w:hint="default" w:ascii="Palatino Linotype" w:hAnsi="Palatino Linotype" w:eastAsia="sans-serif" w:cs="Palatino Linotype"/>
-          <w:b/>
-          <w:bCs/>
-          <w:i w:val="0"/>
-          <w:iCs w:val="0"/>
-          <w:caps w:val="0"/>
-          <w:color w:val="1A1C1E"/>
-          <w:spacing w:val="0"/>
-          <w:sz w:val="24"/>
-          <w:szCs w:val="24"/>
-          <w:shd w:val="clear" w:fill="FFFFFF"/>
-        </w:rPr>
-        <w:t xml:space="preserve">: </w:t>
-      </w:r>
-      <w:r>
-        <w:rPr>
-          <w:rFonts w:hint="default" w:ascii="Palatino Linotype" w:hAnsi="Palatino Linotype" w:eastAsia="sans-serif" w:cs="Palatino Linotype"/>
-          <w:i w:val="0"/>
-          <w:iCs w:val="0"/>
-          <w:caps w:val="0"/>
-          <w:color w:val="1A1C1E"/>
-          <w:spacing w:val="0"/>
-          <w:sz w:val="24"/>
-          <w:szCs w:val="24"/>
-          <w:shd w:val="clear" w:fill="FFFFFF"/>
-        </w:rPr>
-        <w:t>The core, immortal consciousness of a being, often called the soul. The "Main Primordial Spirit" is the primary consciousness we identify as "I." "Assistant Primordial Spirits" are parallel consciousnesses that operate silently within the same body.</w:t>
-      </w:r>
-    </w:p>
-    <w:p>
-      <w:pPr>
-        <w:keepNext w:val="0"/>
-        <w:keepLines w:val="0"/>
-        <w:pageBreakBefore w:val="0"/>
-        <w:widowControl/>
-        <w:numPr>
-          <w:ilvl w:val="0"/>
-          <w:numId w:val="14"/>
-        </w:numPr>
-        <w:suppressLineNumbers w:val="0"/>
-        <w:kinsoku/>
-        <w:wordWrap/>
-        <w:overflowPunct/>
-        <w:topLinePunct w:val="0"/>
-        <w:autoSpaceDE/>
-        <w:autoSpaceDN/>
-        <w:bidi w:val="0"/>
-        <w:adjustRightInd/>
-        <w:snapToGrid/>
-        <w:spacing w:before="220" w:beforeAutospacing="0" w:after="220" w:afterAutospacing="0" w:line="240" w:lineRule="atLeast"/>
-        <w:ind w:left="403" w:leftChars="0" w:hanging="360" w:firstLineChars="0"/>
-        <w:jc w:val="both"/>
-        <w:textAlignment w:val="auto"/>
-        <w:rPr>
-          <w:rFonts w:hint="default" w:ascii="Palatino Linotype" w:hAnsi="Palatino Linotype" w:eastAsia="sans-serif" w:cs="Palatino Linotype"/>
-          <w:i w:val="0"/>
-          <w:iCs w:val="0"/>
-          <w:caps w:val="0"/>
-          <w:color w:val="1A1C1E"/>
-          <w:spacing w:val="0"/>
-          <w:sz w:val="24"/>
-          <w:szCs w:val="24"/>
-          <w:shd w:val="clear" w:fill="FFFFFF"/>
-        </w:rPr>
-      </w:pPr>
-      <w:r>
-        <w:rPr>
-          <w:rFonts w:hint="default" w:ascii="Palatino Linotype" w:hAnsi="Palatino Linotype" w:eastAsia="sans-serif" w:cs="Palatino Linotype"/>
-          <w:b/>
-          <w:bCs/>
-          <w:i w:val="0"/>
-          <w:iCs w:val="0"/>
-          <w:caps w:val="0"/>
-          <w:color w:val="1A1C1E"/>
-          <w:spacing w:val="0"/>
-          <w:sz w:val="24"/>
-          <w:szCs w:val="24"/>
-          <w:shd w:val="clear" w:fill="FFFFFF"/>
-        </w:rPr>
-        <w:t xml:space="preserve">Virtue </w:t>
-      </w:r>
-      <w:r>
-        <w:rPr>
-          <w:rFonts w:hint="default" w:ascii="Palatino Linotype" w:hAnsi="Palatino Linotype" w:eastAsia="sans-serif" w:cs="Palatino Linotype"/>
-          <w:i w:val="0"/>
-          <w:iCs w:val="0"/>
-          <w:caps w:val="0"/>
-          <w:color w:val="1A1C1E"/>
-          <w:spacing w:val="0"/>
-          <w:sz w:val="24"/>
-          <w:szCs w:val="24"/>
-          <w:shd w:val="clear" w:fill="FFFFFF"/>
-        </w:rPr>
-        <w:t xml:space="preserve">(De) and </w:t>
-      </w:r>
-      <w:r>
-        <w:rPr>
-          <w:rFonts w:hint="default" w:ascii="Palatino Linotype" w:hAnsi="Palatino Linotype" w:eastAsia="sans-serif" w:cs="Palatino Linotype"/>
-          <w:b/>
-          <w:bCs/>
-          <w:i w:val="0"/>
-          <w:iCs w:val="0"/>
-          <w:caps w:val="0"/>
-          <w:color w:val="1A1C1E"/>
-          <w:spacing w:val="0"/>
-          <w:sz w:val="24"/>
-          <w:szCs w:val="24"/>
-          <w:shd w:val="clear" w:fill="FFFFFF"/>
-        </w:rPr>
-        <w:t xml:space="preserve">Karma </w:t>
-      </w:r>
-      <w:r>
-        <w:rPr>
-          <w:rFonts w:hint="default" w:ascii="Palatino Linotype" w:hAnsi="Palatino Linotype" w:eastAsia="sans-serif" w:cs="Palatino Linotype"/>
-          <w:i w:val="0"/>
-          <w:iCs w:val="0"/>
-          <w:caps w:val="0"/>
-          <w:color w:val="1A1C1E"/>
-          <w:spacing w:val="0"/>
-          <w:sz w:val="24"/>
-          <w:szCs w:val="24"/>
-          <w:shd w:val="clear" w:fill="FFFFFF"/>
-        </w:rPr>
-        <w:t>(Ye): In the cultivation worldview, these are not abstract moral concepts, but two types of real substances. "Virtue" is a white substance, accumulated from doing good deeds and enduring hardship. "Karma" is a black substance, generated from doing bad things.</w:t>
-      </w:r>
-    </w:p>
-    <w:p>
-      <w:pPr>
-        <w:keepNext w:val="0"/>
-        <w:keepLines w:val="0"/>
-        <w:pageBreakBefore w:val="0"/>
-        <w:widowControl/>
-        <w:numPr>
-          <w:ilvl w:val="0"/>
-          <w:numId w:val="14"/>
-        </w:numPr>
-        <w:suppressLineNumbers w:val="0"/>
-        <w:kinsoku/>
-        <w:wordWrap/>
-        <w:overflowPunct/>
-        <w:topLinePunct w:val="0"/>
-        <w:autoSpaceDE/>
-        <w:autoSpaceDN/>
-        <w:bidi w:val="0"/>
-        <w:adjustRightInd/>
-        <w:snapToGrid/>
-        <w:spacing w:before="220" w:beforeAutospacing="0" w:after="220" w:afterAutospacing="0" w:line="240" w:lineRule="atLeast"/>
-        <w:ind w:left="403" w:leftChars="0" w:hanging="360" w:firstLineChars="0"/>
-        <w:jc w:val="both"/>
-        <w:textAlignment w:val="auto"/>
-        <w:rPr>
-          <w:rFonts w:hint="default" w:ascii="Palatino Linotype" w:hAnsi="Palatino Linotype" w:eastAsia="sans-serif" w:cs="Palatino Linotype"/>
-          <w:i w:val="0"/>
-          <w:iCs w:val="0"/>
-          <w:caps w:val="0"/>
-          <w:color w:val="1A1C1E"/>
-          <w:spacing w:val="0"/>
-          <w:sz w:val="24"/>
-          <w:szCs w:val="24"/>
-          <w:shd w:val="clear" w:fill="FFFFFF"/>
-        </w:rPr>
-      </w:pPr>
-      <w:r>
-        <w:rPr>
-          <w:rFonts w:hint="default" w:ascii="Palatino Linotype" w:hAnsi="Palatino Linotype" w:eastAsia="sans-serif" w:cs="Palatino Linotype"/>
-          <w:b/>
-          <w:bCs/>
-          <w:i w:val="0"/>
-          <w:iCs w:val="0"/>
-          <w:caps w:val="0"/>
-          <w:color w:val="1A1C1E"/>
-          <w:spacing w:val="0"/>
-          <w:sz w:val="24"/>
-          <w:szCs w:val="24"/>
-          <w:shd w:val="clear" w:fill="FFFFFF"/>
-        </w:rPr>
-        <w:t>Celestial Eye</w:t>
-      </w:r>
-      <w:r>
-        <w:rPr>
-          <w:rFonts w:hint="default" w:ascii="Palatino Linotype" w:hAnsi="Palatino Linotype" w:eastAsia="sans-serif" w:cs="Palatino Linotype"/>
-          <w:i w:val="0"/>
-          <w:iCs w:val="0"/>
-          <w:caps w:val="0"/>
-          <w:color w:val="1A1C1E"/>
-          <w:spacing w:val="0"/>
-          <w:sz w:val="24"/>
-          <w:szCs w:val="24"/>
-          <w:shd w:val="clear" w:fill="FFFFFF"/>
-        </w:rPr>
-        <w:t xml:space="preserve"> (Third Eye): An inner perceptual tool, a higher-level "sense" that can be opened through cultivation, allowing a person to directly perceive other dimensions and realities.</w:t>
-      </w:r>
-    </w:p>
-    <w:p>
-      <w:pPr>
-        <w:rPr>
-          <w:rFonts w:hint="default" w:ascii="Palatino Linotype" w:hAnsi="Palatino Linotype" w:eastAsia="sans-serif" w:cs="Palatino Linotype"/>
-          <w:sz w:val="24"/>
-          <w:szCs w:val="24"/>
-        </w:rPr>
-      </w:pPr>
-      <w:r>
-        <w:rPr>
-          <w:rFonts w:hint="default" w:ascii="Palatino Linotype" w:hAnsi="Palatino Linotype" w:eastAsia="sans-serif" w:cs="Palatino Linotype"/>
-          <w:sz w:val="24"/>
-          <w:szCs w:val="24"/>
-        </w:rPr>
-        <w:br w:type="page"/>
-      </w:r>
-    </w:p>
-    <w:p>
-      <w:pPr>
-        <w:keepNext w:val="0"/>
-        <w:keepLines w:val="0"/>
-        <w:widowControl/>
-        <w:numPr>
-          <w:ilvl w:val="0"/>
-          <w:numId w:val="0"/>
-        </w:numPr>
-        <w:suppressLineNumbers w:val="0"/>
-        <w:spacing w:before="0" w:beforeAutospacing="1" w:after="0" w:afterAutospacing="1" w:line="240" w:lineRule="atLeast"/>
-        <w:jc w:val="both"/>
-        <w:rPr>
-          <w:rFonts w:hint="default" w:ascii="Palatino Linotype" w:hAnsi="Palatino Linotype" w:eastAsia="sans-serif" w:cs="Palatino Linotype"/>
-          <w:sz w:val="24"/>
-          <w:szCs w:val="24"/>
-        </w:rPr>
-      </w:pPr>
-    </w:p>
-    <w:p>
-      <w:pPr>
-        <w:pStyle w:val="9"/>
-        <w:keepNext w:val="0"/>
-        <w:keepLines w:val="0"/>
-        <w:widowControl/>
-        <w:suppressLineNumbers w:val="0"/>
-        <w:shd w:val="clear" w:fill="FFFFFF"/>
-        <w:spacing w:before="0" w:beforeAutospacing="1" w:after="216" w:afterAutospacing="0" w:line="240" w:lineRule="atLeast"/>
-        <w:ind w:left="0" w:right="0" w:firstLine="0"/>
-        <w:jc w:val="both"/>
-        <w:rPr>
-          <w:rFonts w:hint="default" w:ascii="Palatino Linotype" w:hAnsi="Palatino Linotype" w:eastAsia="sans-serif" w:cs="Palatino Linotype"/>
-          <w:b/>
-          <w:bCs/>
-          <w:i w:val="0"/>
-          <w:iCs w:val="0"/>
-          <w:caps w:val="0"/>
-          <w:color w:val="1A1C1E"/>
-          <w:spacing w:val="0"/>
-          <w:sz w:val="24"/>
-          <w:szCs w:val="24"/>
-        </w:rPr>
-      </w:pPr>
-      <w:r>
-        <w:rPr>
-          <w:rFonts w:hint="default" w:ascii="Palatino Linotype" w:hAnsi="Palatino Linotype" w:eastAsia="sans-serif" w:cs="Palatino Linotype"/>
-          <w:b/>
-          <w:bCs/>
-          <w:i w:val="0"/>
-          <w:iCs w:val="0"/>
-          <w:caps w:val="0"/>
-          <w:color w:val="1A1C1E"/>
-          <w:spacing w:val="0"/>
-          <w:sz w:val="24"/>
-          <w:szCs w:val="24"/>
-          <w:shd w:val="clear" w:fill="FFFFFF"/>
-        </w:rPr>
-        <w:t>B. Further Reading</w:t>
-      </w:r>
-    </w:p>
-    <w:p>
-      <w:pPr>
-        <w:keepNext w:val="0"/>
-        <w:keepLines w:val="0"/>
-        <w:widowControl/>
-        <w:numPr>
-          <w:ilvl w:val="0"/>
-          <w:numId w:val="0"/>
-        </w:numPr>
-        <w:suppressLineNumbers w:val="0"/>
-        <w:spacing w:before="0" w:beforeAutospacing="1" w:after="0" w:afterAutospacing="1" w:line="240" w:lineRule="atLeast"/>
-        <w:jc w:val="both"/>
-        <w:rPr>
-          <w:rFonts w:hint="default" w:ascii="Palatino Linotype" w:hAnsi="Palatino Linotype" w:eastAsia="sans-serif" w:cs="Palatino Linotype"/>
-          <w:sz w:val="24"/>
-          <w:szCs w:val="24"/>
-        </w:rPr>
-      </w:pPr>
-    </w:p>
-    <w:p>
-      <w:pPr>
-        <w:keepNext w:val="0"/>
-        <w:keepLines w:val="0"/>
-        <w:pageBreakBefore w:val="0"/>
-        <w:widowControl/>
-        <w:numPr>
-          <w:ilvl w:val="0"/>
-          <w:numId w:val="14"/>
-        </w:numPr>
-        <w:suppressLineNumbers w:val="0"/>
-        <w:kinsoku/>
-        <w:wordWrap/>
-        <w:overflowPunct/>
-        <w:topLinePunct w:val="0"/>
-        <w:autoSpaceDE/>
-        <w:autoSpaceDN/>
-        <w:bidi w:val="0"/>
-        <w:adjustRightInd/>
-        <w:snapToGrid/>
-        <w:spacing w:before="220" w:beforeAutospacing="0" w:after="220" w:afterAutospacing="0" w:line="240" w:lineRule="atLeast"/>
-        <w:ind w:left="403" w:leftChars="0" w:hanging="360" w:firstLineChars="0"/>
-        <w:jc w:val="both"/>
-        <w:textAlignment w:val="auto"/>
-        <w:rPr>
-          <w:rFonts w:hint="default" w:ascii="Palatino Linotype" w:hAnsi="Palatino Linotype" w:eastAsia="sans-serif" w:cs="Palatino Linotype"/>
-          <w:sz w:val="24"/>
-          <w:szCs w:val="24"/>
-        </w:rPr>
-      </w:pPr>
-      <w:r>
-        <w:rPr>
-          <w:rFonts w:hint="default" w:ascii="Palatino Linotype" w:hAnsi="Palatino Linotype" w:eastAsia="sans-serif" w:cs="Palatino Linotype"/>
-          <w:i w:val="0"/>
-          <w:iCs w:val="0"/>
-          <w:caps w:val="0"/>
-          <w:color w:val="1A1C1E"/>
-          <w:spacing w:val="0"/>
-          <w:sz w:val="24"/>
-          <w:szCs w:val="24"/>
-          <w:shd w:val="clear" w:fill="FFFFFF"/>
-        </w:rPr>
-        <w:t>On Pioneering Physics and the Philosophy of Science:</w:t>
-      </w:r>
-    </w:p>
-    <w:p>
-      <w:pPr>
-        <w:keepNext w:val="0"/>
-        <w:keepLines w:val="0"/>
-        <w:pageBreakBefore w:val="0"/>
-        <w:widowControl/>
-        <w:numPr>
-          <w:ilvl w:val="1"/>
-          <w:numId w:val="15"/>
-        </w:numPr>
-        <w:suppressLineNumbers w:val="0"/>
-        <w:kinsoku/>
-        <w:wordWrap/>
-        <w:overflowPunct/>
-        <w:topLinePunct w:val="0"/>
-        <w:autoSpaceDE/>
-        <w:autoSpaceDN/>
-        <w:bidi w:val="0"/>
-        <w:adjustRightInd/>
-        <w:snapToGrid/>
-        <w:spacing w:before="220" w:beforeAutospacing="0" w:after="220" w:afterAutospacing="0" w:line="240" w:lineRule="atLeast"/>
-        <w:ind w:left="806" w:leftChars="0" w:hanging="360" w:firstLineChars="0"/>
-        <w:jc w:val="both"/>
-        <w:textAlignment w:val="auto"/>
-        <w:rPr>
-          <w:rFonts w:hint="default" w:ascii="Palatino Linotype" w:hAnsi="Palatino Linotype" w:eastAsia="sans-serif" w:cs="Palatino Linotype"/>
-          <w:sz w:val="24"/>
-          <w:szCs w:val="24"/>
-        </w:rPr>
-      </w:pPr>
-      <w:r>
-        <w:rPr>
-          <w:rFonts w:hint="default" w:ascii="Palatino Linotype" w:hAnsi="Palatino Linotype" w:eastAsia="sans-serif" w:cs="Palatino Linotype"/>
-          <w:i/>
-          <w:iCs/>
-          <w:caps w:val="0"/>
-          <w:color w:val="1A1C1E"/>
-          <w:spacing w:val="0"/>
-          <w:sz w:val="24"/>
-          <w:szCs w:val="24"/>
-          <w:shd w:val="clear" w:fill="FFFFFF"/>
-        </w:rPr>
-        <w:t>Wholeness and the Implicate Order</w:t>
-      </w:r>
-      <w:r>
-        <w:rPr>
-          <w:rFonts w:hint="default" w:ascii="Palatino Linotype" w:hAnsi="Palatino Linotype" w:eastAsia="sans-serif" w:cs="Palatino Linotype"/>
-          <w:i w:val="0"/>
-          <w:iCs w:val="0"/>
-          <w:caps w:val="0"/>
-          <w:color w:val="1A1C1E"/>
-          <w:spacing w:val="0"/>
-          <w:sz w:val="24"/>
-          <w:szCs w:val="24"/>
-          <w:shd w:val="clear" w:fill="FFFFFF"/>
-        </w:rPr>
-        <w:t> - David Bohm</w:t>
-      </w:r>
-    </w:p>
-    <w:p>
-      <w:pPr>
-        <w:keepNext w:val="0"/>
-        <w:keepLines w:val="0"/>
-        <w:pageBreakBefore w:val="0"/>
-        <w:widowControl/>
-        <w:numPr>
-          <w:ilvl w:val="1"/>
-          <w:numId w:val="15"/>
-        </w:numPr>
-        <w:suppressLineNumbers w:val="0"/>
-        <w:kinsoku/>
-        <w:wordWrap/>
-        <w:overflowPunct/>
-        <w:topLinePunct w:val="0"/>
-        <w:autoSpaceDE/>
-        <w:autoSpaceDN/>
-        <w:bidi w:val="0"/>
-        <w:adjustRightInd/>
-        <w:snapToGrid/>
-        <w:spacing w:before="220" w:beforeAutospacing="0" w:after="220" w:afterAutospacing="0" w:line="240" w:lineRule="atLeast"/>
-        <w:ind w:left="806" w:leftChars="0" w:hanging="360" w:firstLineChars="0"/>
-        <w:jc w:val="both"/>
-        <w:textAlignment w:val="auto"/>
-        <w:rPr>
-          <w:rFonts w:hint="default" w:ascii="Palatino Linotype" w:hAnsi="Palatino Linotype" w:eastAsia="sans-serif" w:cs="Palatino Linotype"/>
-          <w:i/>
-          <w:iCs/>
-          <w:caps w:val="0"/>
-          <w:color w:val="1A1C1E"/>
-          <w:spacing w:val="0"/>
-          <w:sz w:val="24"/>
-          <w:szCs w:val="24"/>
-          <w:shd w:val="clear" w:fill="FFFFFF"/>
-        </w:rPr>
-      </w:pPr>
-      <w:r>
-        <w:rPr>
-          <w:rFonts w:hint="default" w:ascii="Palatino Linotype" w:hAnsi="Palatino Linotype" w:eastAsia="sans-serif" w:cs="Palatino Linotype"/>
-          <w:i/>
-          <w:iCs/>
-          <w:caps w:val="0"/>
-          <w:color w:val="1A1C1E"/>
-          <w:spacing w:val="0"/>
-          <w:sz w:val="24"/>
-          <w:szCs w:val="24"/>
-          <w:shd w:val="clear" w:fill="FFFFFF"/>
-        </w:rPr>
-        <w:t>The Tao of Physics</w:t>
-      </w:r>
-      <w:r>
-        <w:rPr>
-          <w:rFonts w:hint="default" w:ascii="Palatino Linotype" w:hAnsi="Palatino Linotype" w:eastAsia="sans-serif" w:cs="Palatino Linotype"/>
-          <w:i w:val="0"/>
-          <w:iCs w:val="0"/>
-          <w:caps w:val="0"/>
-          <w:color w:val="1A1C1E"/>
-          <w:spacing w:val="0"/>
-          <w:sz w:val="24"/>
-          <w:szCs w:val="24"/>
-          <w:shd w:val="clear" w:fill="FFFFFF"/>
-        </w:rPr>
-        <w:t> - Fritjof Capra</w:t>
-      </w:r>
-    </w:p>
-    <w:p>
-      <w:pPr>
-        <w:keepNext w:val="0"/>
-        <w:keepLines w:val="0"/>
-        <w:pageBreakBefore w:val="0"/>
-        <w:widowControl/>
-        <w:numPr>
-          <w:ilvl w:val="1"/>
-          <w:numId w:val="15"/>
-        </w:numPr>
-        <w:suppressLineNumbers w:val="0"/>
-        <w:kinsoku/>
-        <w:wordWrap/>
-        <w:overflowPunct/>
-        <w:topLinePunct w:val="0"/>
-        <w:autoSpaceDE/>
-        <w:autoSpaceDN/>
-        <w:bidi w:val="0"/>
-        <w:adjustRightInd/>
-        <w:snapToGrid/>
-        <w:spacing w:before="220" w:beforeAutospacing="0" w:after="220" w:afterAutospacing="0" w:line="240" w:lineRule="atLeast"/>
-        <w:ind w:left="806" w:leftChars="0" w:hanging="360" w:firstLineChars="0"/>
-        <w:jc w:val="both"/>
-        <w:textAlignment w:val="auto"/>
-        <w:rPr>
-          <w:rFonts w:hint="default" w:ascii="Palatino Linotype" w:hAnsi="Palatino Linotype" w:eastAsia="sans-serif" w:cs="Palatino Linotype"/>
-          <w:sz w:val="24"/>
-          <w:szCs w:val="24"/>
-        </w:rPr>
-      </w:pPr>
-      <w:r>
-        <w:rPr>
-          <w:rFonts w:hint="default" w:ascii="Palatino Linotype" w:hAnsi="Palatino Linotype" w:eastAsia="sans-serif" w:cs="Palatino Linotype"/>
-          <w:i/>
-          <w:iCs/>
-          <w:caps w:val="0"/>
-          <w:color w:val="1A1C1E"/>
-          <w:spacing w:val="0"/>
-          <w:sz w:val="24"/>
-          <w:szCs w:val="24"/>
-          <w:shd w:val="clear" w:fill="FFFFFF"/>
-        </w:rPr>
-        <w:t>The works on the Plasma Universe</w:t>
-      </w:r>
-      <w:r>
-        <w:rPr>
-          <w:rFonts w:hint="default" w:ascii="Palatino Linotype" w:hAnsi="Palatino Linotype" w:eastAsia="sans-serif" w:cs="Palatino Linotype"/>
-          <w:i w:val="0"/>
-          <w:iCs w:val="0"/>
-          <w:caps w:val="0"/>
-          <w:color w:val="1A1C1E"/>
-          <w:spacing w:val="0"/>
-          <w:sz w:val="24"/>
-          <w:szCs w:val="24"/>
-          <w:shd w:val="clear" w:fill="FFFFFF"/>
-        </w:rPr>
-        <w:t xml:space="preserve"> by Hannes Alfvén.</w:t>
-      </w:r>
-    </w:p>
-    <w:p>
-      <w:pPr>
-        <w:keepNext w:val="0"/>
-        <w:keepLines w:val="0"/>
-        <w:pageBreakBefore w:val="0"/>
-        <w:widowControl/>
-        <w:numPr>
-          <w:ilvl w:val="0"/>
-          <w:numId w:val="14"/>
-        </w:numPr>
-        <w:suppressLineNumbers w:val="0"/>
-        <w:kinsoku/>
-        <w:wordWrap/>
-        <w:overflowPunct/>
-        <w:topLinePunct w:val="0"/>
-        <w:autoSpaceDE/>
-        <w:autoSpaceDN/>
-        <w:bidi w:val="0"/>
-        <w:adjustRightInd/>
-        <w:snapToGrid/>
-        <w:spacing w:before="220" w:beforeAutospacing="0" w:after="220" w:afterAutospacing="0" w:line="240" w:lineRule="atLeast"/>
-        <w:ind w:left="403" w:leftChars="0" w:hanging="360" w:firstLineChars="0"/>
-        <w:jc w:val="both"/>
-        <w:textAlignment w:val="auto"/>
-        <w:rPr>
-          <w:rFonts w:hint="default" w:ascii="Palatino Linotype" w:hAnsi="Palatino Linotype" w:eastAsia="sans-serif" w:cs="Palatino Linotype"/>
-          <w:sz w:val="24"/>
-          <w:szCs w:val="24"/>
-        </w:rPr>
-      </w:pPr>
-      <w:r>
-        <w:rPr>
-          <w:rFonts w:hint="default" w:ascii="Palatino Linotype" w:hAnsi="Palatino Linotype" w:eastAsia="sans-serif" w:cs="Palatino Linotype"/>
-          <w:i w:val="0"/>
-          <w:iCs w:val="0"/>
-          <w:caps w:val="0"/>
-          <w:color w:val="1A1C1E"/>
-          <w:spacing w:val="0"/>
-          <w:sz w:val="24"/>
-          <w:szCs w:val="24"/>
-          <w:shd w:val="clear" w:fill="FFFFFF"/>
-        </w:rPr>
-        <w:t>On Eastern and Western Philosophy:</w:t>
-      </w:r>
-    </w:p>
-    <w:p>
-      <w:pPr>
-        <w:keepNext w:val="0"/>
-        <w:keepLines w:val="0"/>
-        <w:pageBreakBefore w:val="0"/>
-        <w:widowControl/>
-        <w:numPr>
-          <w:ilvl w:val="1"/>
-          <w:numId w:val="15"/>
-        </w:numPr>
-        <w:suppressLineNumbers w:val="0"/>
-        <w:kinsoku/>
-        <w:wordWrap/>
-        <w:overflowPunct/>
-        <w:topLinePunct w:val="0"/>
-        <w:autoSpaceDE/>
-        <w:autoSpaceDN/>
-        <w:bidi w:val="0"/>
-        <w:adjustRightInd/>
-        <w:snapToGrid/>
-        <w:spacing w:before="220" w:beforeAutospacing="0" w:after="220" w:afterAutospacing="0" w:line="240" w:lineRule="atLeast"/>
-        <w:ind w:left="806" w:leftChars="0" w:hanging="360" w:firstLineChars="0"/>
-        <w:jc w:val="both"/>
-        <w:textAlignment w:val="auto"/>
-        <w:rPr>
-          <w:rFonts w:hint="default" w:ascii="Palatino Linotype" w:hAnsi="Palatino Linotype" w:eastAsia="sans-serif" w:cs="Palatino Linotype"/>
-          <w:sz w:val="24"/>
-          <w:szCs w:val="24"/>
-        </w:rPr>
-      </w:pPr>
-      <w:r>
-        <w:rPr>
-          <w:rFonts w:hint="default" w:ascii="Palatino Linotype" w:hAnsi="Palatino Linotype" w:eastAsia="sans-serif" w:cs="Palatino Linotype"/>
-          <w:i/>
-          <w:iCs/>
-          <w:caps w:val="0"/>
-          <w:color w:val="1A1C1E"/>
-          <w:spacing w:val="0"/>
-          <w:sz w:val="24"/>
-          <w:szCs w:val="24"/>
-          <w:shd w:val="clear" w:fill="FFFFFF"/>
-        </w:rPr>
-        <w:t>Tao Te Ching</w:t>
-      </w:r>
-      <w:r>
-        <w:rPr>
-          <w:rFonts w:hint="default" w:ascii="Palatino Linotype" w:hAnsi="Palatino Linotype" w:eastAsia="sans-serif" w:cs="Palatino Linotype"/>
-          <w:i w:val="0"/>
-          <w:iCs w:val="0"/>
-          <w:caps w:val="0"/>
-          <w:color w:val="1A1C1E"/>
-          <w:spacing w:val="0"/>
-          <w:sz w:val="24"/>
-          <w:szCs w:val="24"/>
-          <w:shd w:val="clear" w:fill="FFFFFF"/>
-        </w:rPr>
-        <w:t> - Lao Tzu</w:t>
-      </w:r>
-    </w:p>
-    <w:p>
-      <w:pPr>
-        <w:keepNext w:val="0"/>
-        <w:keepLines w:val="0"/>
-        <w:pageBreakBefore w:val="0"/>
-        <w:widowControl/>
-        <w:numPr>
-          <w:ilvl w:val="1"/>
-          <w:numId w:val="15"/>
-        </w:numPr>
-        <w:suppressLineNumbers w:val="0"/>
-        <w:kinsoku/>
-        <w:wordWrap/>
-        <w:overflowPunct/>
-        <w:topLinePunct w:val="0"/>
-        <w:autoSpaceDE/>
-        <w:autoSpaceDN/>
-        <w:bidi w:val="0"/>
-        <w:adjustRightInd/>
-        <w:snapToGrid/>
-        <w:spacing w:before="220" w:beforeAutospacing="0" w:after="220" w:afterAutospacing="0" w:line="240" w:lineRule="atLeast"/>
-        <w:ind w:left="806" w:leftChars="0" w:hanging="360" w:firstLineChars="0"/>
-        <w:jc w:val="both"/>
-        <w:textAlignment w:val="auto"/>
-        <w:rPr>
-          <w:rFonts w:hint="default" w:ascii="Palatino Linotype" w:hAnsi="Palatino Linotype" w:eastAsia="sans-serif" w:cs="Palatino Linotype"/>
-          <w:sz w:val="24"/>
-          <w:szCs w:val="24"/>
-        </w:rPr>
-      </w:pPr>
-      <w:r>
-        <w:rPr>
-          <w:rFonts w:hint="default" w:ascii="Palatino Linotype" w:hAnsi="Palatino Linotype" w:eastAsia="sans-serif" w:cs="Palatino Linotype"/>
-          <w:i/>
-          <w:iCs/>
-          <w:caps w:val="0"/>
-          <w:color w:val="1A1C1E"/>
-          <w:spacing w:val="0"/>
-          <w:sz w:val="24"/>
-          <w:szCs w:val="24"/>
-          <w:shd w:val="clear" w:fill="FFFFFF"/>
-        </w:rPr>
-        <w:t>Ethics</w:t>
-      </w:r>
-      <w:r>
-        <w:rPr>
-          <w:rFonts w:hint="default" w:ascii="Palatino Linotype" w:hAnsi="Palatino Linotype" w:eastAsia="sans-serif" w:cs="Palatino Linotype"/>
-          <w:i w:val="0"/>
-          <w:iCs w:val="0"/>
-          <w:caps w:val="0"/>
-          <w:color w:val="1A1C1E"/>
-          <w:spacing w:val="0"/>
-          <w:sz w:val="24"/>
-          <w:szCs w:val="24"/>
-          <w:shd w:val="clear" w:fill="FFFFFF"/>
-        </w:rPr>
-        <w:t> - Baruch Spinoza</w:t>
-      </w:r>
-    </w:p>
-    <w:p>
-      <w:pPr>
-        <w:keepNext w:val="0"/>
-        <w:keepLines w:val="0"/>
-        <w:pageBreakBefore w:val="0"/>
-        <w:widowControl/>
-        <w:numPr>
-          <w:ilvl w:val="1"/>
-          <w:numId w:val="15"/>
-        </w:numPr>
-        <w:suppressLineNumbers w:val="0"/>
-        <w:kinsoku/>
-        <w:wordWrap/>
-        <w:overflowPunct/>
-        <w:topLinePunct w:val="0"/>
-        <w:autoSpaceDE/>
-        <w:autoSpaceDN/>
-        <w:bidi w:val="0"/>
-        <w:adjustRightInd/>
-        <w:snapToGrid/>
-        <w:spacing w:before="220" w:beforeAutospacing="0" w:after="220" w:afterAutospacing="0" w:line="240" w:lineRule="atLeast"/>
-        <w:ind w:left="806" w:leftChars="0" w:hanging="360" w:firstLineChars="0"/>
-        <w:jc w:val="both"/>
-        <w:textAlignment w:val="auto"/>
-        <w:rPr>
-          <w:rFonts w:hint="default" w:ascii="Palatino Linotype" w:hAnsi="Palatino Linotype" w:eastAsia="sans-serif" w:cs="Palatino Linotype"/>
-          <w:sz w:val="24"/>
-          <w:szCs w:val="24"/>
-        </w:rPr>
-      </w:pPr>
-      <w:r>
-        <w:rPr>
-          <w:rFonts w:hint="default" w:ascii="Palatino Linotype" w:hAnsi="Palatino Linotype" w:eastAsia="sans-serif" w:cs="Palatino Linotype"/>
-          <w:i w:val="0"/>
-          <w:iCs w:val="0"/>
-          <w:caps w:val="0"/>
-          <w:color w:val="1A1C1E"/>
-          <w:spacing w:val="0"/>
-          <w:sz w:val="24"/>
-          <w:szCs w:val="24"/>
-          <w:shd w:val="clear" w:fill="FFFFFF"/>
-        </w:rPr>
-        <w:t>Buddhist scriptures on cosmology and the different realms.</w:t>
-      </w:r>
-    </w:p>
-    <w:p>
-      <w:pPr>
-        <w:keepNext w:val="0"/>
-        <w:keepLines w:val="0"/>
-        <w:pageBreakBefore w:val="0"/>
-        <w:widowControl/>
-        <w:numPr>
-          <w:ilvl w:val="0"/>
-          <w:numId w:val="14"/>
-        </w:numPr>
-        <w:suppressLineNumbers w:val="0"/>
-        <w:kinsoku/>
-        <w:wordWrap/>
-        <w:overflowPunct/>
-        <w:topLinePunct w:val="0"/>
-        <w:autoSpaceDE/>
-        <w:autoSpaceDN/>
-        <w:bidi w:val="0"/>
-        <w:adjustRightInd/>
-        <w:snapToGrid/>
-        <w:spacing w:before="220" w:beforeAutospacing="0" w:after="220" w:afterAutospacing="0" w:line="240" w:lineRule="atLeast"/>
-        <w:ind w:left="403" w:leftChars="0" w:hanging="360" w:firstLineChars="0"/>
-        <w:jc w:val="both"/>
-        <w:textAlignment w:val="auto"/>
-        <w:rPr>
-          <w:rFonts w:hint="default" w:ascii="Palatino Linotype" w:hAnsi="Palatino Linotype" w:eastAsia="sans-serif" w:cs="Palatino Linotype"/>
-          <w:sz w:val="24"/>
-          <w:szCs w:val="24"/>
-        </w:rPr>
-      </w:pPr>
-      <w:r>
-        <w:rPr>
-          <w:rFonts w:hint="default" w:ascii="Palatino Linotype" w:hAnsi="Palatino Linotype" w:eastAsia="sans-serif" w:cs="Palatino Linotype"/>
-          <w:i w:val="0"/>
-          <w:iCs w:val="0"/>
-          <w:caps w:val="0"/>
-          <w:color w:val="1A1C1E"/>
-          <w:spacing w:val="0"/>
-          <w:sz w:val="24"/>
-          <w:szCs w:val="24"/>
-          <w:shd w:val="clear" w:fill="FFFFFF"/>
-        </w:rPr>
-        <w:t>On Modern Spiritual Cultivation Wisdom:</w:t>
-      </w:r>
-      <w:r>
-        <w:rPr>
-          <w:rFonts w:hint="default" w:ascii="Palatino Linotype" w:hAnsi="Palatino Linotype" w:eastAsia="sans-serif" w:cs="Palatino Linotype"/>
-          <w:i w:val="0"/>
-          <w:iCs w:val="0"/>
-          <w:caps w:val="0"/>
-          <w:color w:val="1A1C1E"/>
-          <w:spacing w:val="0"/>
-          <w:sz w:val="24"/>
-          <w:szCs w:val="24"/>
-          <w:shd w:val="clear" w:fill="FFFFFF"/>
-        </w:rPr>
-        <w:br w:type="textWrapping"/>
-      </w:r>
-      <w:r>
-        <w:rPr>
-          <w:rFonts w:hint="default" w:ascii="Palatino Linotype" w:hAnsi="Palatino Linotype" w:eastAsia="sans-serif" w:cs="Palatino Linotype"/>
-          <w:i w:val="0"/>
-          <w:iCs w:val="0"/>
-          <w:caps w:val="0"/>
-          <w:color w:val="1A1C1E"/>
-          <w:spacing w:val="0"/>
-          <w:sz w:val="24"/>
-          <w:szCs w:val="24"/>
-          <w:shd w:val="clear" w:fill="FFFFFF"/>
-        </w:rPr>
-        <w:t>To delve deeper into concepts such as the Three Realms, the Primordial Spirit, Virtue, Karma, and their relationships within a complete cultivation system, readers may wish to explore the book </w:t>
-      </w:r>
-      <w:r>
-        <w:rPr>
-          <w:rFonts w:hint="default" w:ascii="Palatino Linotype" w:hAnsi="Palatino Linotype" w:eastAsia="sans-serif" w:cs="Palatino Linotype"/>
-          <w:b/>
-          <w:bCs/>
-          <w:i/>
-          <w:iCs/>
-          <w:caps w:val="0"/>
-          <w:color w:val="1A1C1E"/>
-          <w:spacing w:val="0"/>
-          <w:sz w:val="24"/>
-          <w:szCs w:val="24"/>
-          <w:shd w:val="clear" w:fill="FFFFFF"/>
-        </w:rPr>
-        <w:t>Zhuan Falun</w:t>
-      </w:r>
-      <w:r>
-        <w:rPr>
-          <w:rFonts w:hint="default" w:ascii="Palatino Linotype" w:hAnsi="Palatino Linotype" w:eastAsia="sans-serif" w:cs="Palatino Linotype"/>
-          <w:i w:val="0"/>
-          <w:iCs w:val="0"/>
-          <w:caps w:val="0"/>
-          <w:color w:val="1A1C1E"/>
-          <w:spacing w:val="0"/>
-          <w:sz w:val="24"/>
-          <w:szCs w:val="24"/>
-          <w:shd w:val="clear" w:fill="FFFFFF"/>
-        </w:rPr>
-        <w:t xml:space="preserve"> by Mr. </w:t>
-      </w:r>
-      <w:r>
-        <w:rPr>
-          <w:rFonts w:hint="default" w:ascii="Palatino Linotype" w:hAnsi="Palatino Linotype" w:eastAsia="sans-serif" w:cs="Palatino Linotype"/>
-          <w:b/>
-          <w:bCs/>
-          <w:i w:val="0"/>
-          <w:iCs w:val="0"/>
-          <w:caps w:val="0"/>
-          <w:color w:val="1A1C1E"/>
-          <w:spacing w:val="0"/>
-          <w:sz w:val="24"/>
-          <w:szCs w:val="24"/>
-          <w:shd w:val="clear" w:fill="FFFFFF"/>
-        </w:rPr>
-        <w:t>Li Hongzhi</w:t>
-      </w:r>
-      <w:r>
-        <w:rPr>
-          <w:rFonts w:hint="default" w:ascii="Palatino Linotype" w:hAnsi="Palatino Linotype" w:eastAsia="sans-serif" w:cs="Palatino Linotype"/>
-          <w:i w:val="0"/>
-          <w:iCs w:val="0"/>
-          <w:caps w:val="0"/>
-          <w:color w:val="1A1C1E"/>
-          <w:spacing w:val="0"/>
-          <w:sz w:val="24"/>
-          <w:szCs w:val="24"/>
-          <w:shd w:val="clear" w:fill="FFFFFF"/>
-        </w:rPr>
-        <w:t>. This book provides a profound and systematic explanation of the universe, the human body, and the path of cultivation at a higher level of understanding.</w:t>
-      </w:r>
-    </w:p>
-    <w:p>
-      <w:pPr>
-        <w:jc w:val="both"/>
-        <w:rPr>
-          <w:rFonts w:hint="default" w:ascii="Palatino Linotype" w:hAnsi="Palatino Linotype" w:cs="Palatino Linotype"/>
-          <w:sz w:val="24"/>
-          <w:szCs w:val="24"/>
-        </w:rPr>
-      </w:pPr>
     </w:p>
     <w:p>
       <w:pPr>
@@ -40250,93 +40289,7 @@
         <w:adjustRightInd/>
         <w:snapToGrid/>
         <w:spacing w:before="200" w:after="200"/>
-        <w:jc w:val="both"/>
-        <w:textAlignment w:val="auto"/>
-        <w:rPr>
-          <w:rFonts w:hint="default" w:ascii="Palatino Linotype" w:hAnsi="Palatino Linotype"/>
-          <w:sz w:val="22"/>
-          <w:szCs w:val="22"/>
-        </w:rPr>
-      </w:pPr>
-    </w:p>
-    <w:p>
-      <w:pPr>
-        <w:keepNext w:val="0"/>
-        <w:keepLines w:val="0"/>
-        <w:pageBreakBefore w:val="0"/>
-        <w:widowControl/>
-        <w:kinsoku/>
-        <w:wordWrap/>
-        <w:overflowPunct/>
-        <w:topLinePunct w:val="0"/>
-        <w:autoSpaceDE/>
-        <w:autoSpaceDN/>
-        <w:bidi w:val="0"/>
-        <w:adjustRightInd/>
-        <w:snapToGrid/>
-        <w:spacing w:before="200" w:after="200"/>
-        <w:jc w:val="center"/>
-        <w:textAlignment w:val="auto"/>
-        <w:rPr>
-          <w:rFonts w:hint="default" w:ascii="Palatino Linotype" w:hAnsi="Palatino Linotype"/>
-          <w:sz w:val="24"/>
-          <w:szCs w:val="24"/>
-          <w:lang w:val="en-US"/>
-        </w:rPr>
-      </w:pPr>
-      <w:r>
-        <w:rPr>
-          <w:rFonts w:hint="default" w:ascii="Palatino Linotype" w:hAnsi="Palatino Linotype"/>
-          <w:sz w:val="24"/>
-          <w:szCs w:val="24"/>
-          <w:lang w:val="en-US"/>
-        </w:rPr>
-        <w:t>*  *  *  *  *</w:t>
-      </w:r>
-    </w:p>
-    <w:p>
-      <w:pPr>
-        <w:keepNext w:val="0"/>
-        <w:keepLines w:val="0"/>
-        <w:pageBreakBefore w:val="0"/>
-        <w:widowControl/>
-        <w:kinsoku/>
-        <w:wordWrap/>
-        <w:overflowPunct/>
-        <w:topLinePunct w:val="0"/>
-        <w:autoSpaceDE/>
-        <w:autoSpaceDN/>
-        <w:bidi w:val="0"/>
-        <w:adjustRightInd/>
-        <w:snapToGrid/>
-        <w:spacing w:before="200" w:after="200"/>
-        <w:jc w:val="center"/>
-        <w:textAlignment w:val="auto"/>
-        <w:rPr>
-          <w:rFonts w:hint="default" w:ascii="Palatino Linotype" w:hAnsi="Palatino Linotype"/>
-          <w:sz w:val="24"/>
-          <w:szCs w:val="24"/>
-          <w:lang w:val="en-US"/>
-        </w:rPr>
-      </w:pPr>
-    </w:p>
-    <w:p>
-      <w:pPr>
-        <w:keepNext w:val="0"/>
-        <w:keepLines w:val="0"/>
-        <w:pageBreakBefore w:val="0"/>
-        <w:widowControl/>
-        <w:kinsoku/>
-        <w:wordWrap/>
-        <w:overflowPunct/>
-        <w:topLinePunct w:val="0"/>
-        <w:autoSpaceDE/>
-        <w:autoSpaceDN/>
-        <w:bidi w:val="0"/>
-        <w:adjustRightInd/>
-        <w:snapToGrid/>
-        <w:spacing w:before="200" w:after="200"/>
-        <w:jc w:val="center"/>
+        <w:jc w:val="left"/>
         <w:textAlignment w:val="auto"/>
         <w:rPr>
           <w:rFonts w:hint="default" w:ascii="Palatino Linotype" w:hAnsi="Palatino Linotype"/>
@@ -40399,22 +40352,6 @@
                       <a:ln w="6350">
                         <a:noFill/>
                       </a:ln>
-                      <a:extLst>
-                        <a:ext uri="{909E8E84-426E-40DD-AFC4-6F175D3DCCD1}">
-                          <a14:hiddenFill xmlns:a14="http://schemas.microsoft.com/office/drawing/2010/main">
-                            <a:solidFill>
-                              <a:schemeClr val="lt1"/>
-                            </a:solidFill>
-                          </a14:hiddenFill>
-                        </a:ext>
-                        <a:ext uri="{91240B29-F687-4F45-9708-019B960494DF}">
-                          <a14:hiddenLine xmlns:a14="http://schemas.microsoft.com/office/drawing/2010/main" w="6350">
-                            <a:solidFill>
-                              <a:prstClr val="black"/>
-                            </a:solidFill>
-                          </a14:hiddenLine>
-                        </a:ext>
-                      </a:extLst>
                     </wps:spPr>
                     <wps:style>
                       <a:lnRef idx="0">
@@ -40465,7 +40402,7 @@
         </mc:Choice>
         <mc:Fallback>
           <w:pict>
-            <v:shape id="_x0000_s1026" o:spid="_x0000_s1026" o:spt="202" type="#_x0000_t202" style="position:absolute;left:0pt;margin-top:0pt;height:144pt;width:144pt;mso-position-horizontal:center;mso-position-horizontal-relative:margin;mso-wrap-style:none;z-index:251659264;mso-width-relative:page;mso-height-relative:page;" filled="f" stroked="f" coordsize="21600,21600" o:gfxdata="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">
+            <v:shape id="_x0000_s1026" o:spid="_x0000_s1026" o:spt="202" type="#_x0000_t202" style="position:absolute;left:0pt;margin-top:0pt;height:144pt;width:144pt;mso-position-horizontal:center;mso-position-horizontal-relative:margin;mso-wrap-style:none;z-index:251659264;mso-width-relative:page;mso-height-relative:page;" filled="f" stroked="f" coordsize="21600,21600" o:gfxdata="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">
               <v:fill on="f" focussize="0,0"/>
               <v:stroke on="f" weight="0.5pt"/>
               <v:imagedata o:title=""/>
@@ -42648,12 +42585,9 @@
     <w:abstractNumId w:val="6"/>
   </w:num>
   <w:num w:numId="13">
-    <w:abstractNumId w:val="10"/>
+    <w:abstractNumId w:val="4"/>
   </w:num>
   <w:num w:numId="14">
-    <w:abstractNumId w:val="4"/>
-  </w:num>
-  <w:num w:numId="15">
     <w:abstractNumId w:val="14"/>
     <w:lvlOverride w:ilvl="0">
       <w:startOverride w:val="1"/>
@@ -42682,6 +42616,9 @@
     <w:lvlOverride w:ilvl="8">
       <w:startOverride w:val="1"/>
     </w:lvlOverride>
+  </w:num>
+  <w:num w:numId="15">
+    <w:abstractNumId w:val="10"/>
   </w:num>
 </w:numbering>
 </file>
@@ -43096,6 +43033,7 @@
   </w:style>
   <w:style w:type="paragraph" w:customStyle="1" w:styleId="12">
     <w:name w:val="WPSOffice手动目录 1"/>
+    <w:qFormat/>
     <w:uiPriority w:val="0"/>
     <w:pPr>
       <w:ind w:leftChars="0"/>

--- a/All_Books/10_UNIVERSE_BEYOND_BIG_BANG/UNIVERSE_BEYOND_BIG_BANG_en.docx
+++ b/All_Books/10_UNIVERSE_BEYOND_BIG_BANG/UNIVERSE_BEYOND_BIG_BANG_en.docx
@@ -37359,8 +37359,6 @@
         </w:rPr>
         <w:t>APPENDIX</w:t>
       </w:r>
-      <w:bookmarkStart w:id="27" w:name="_GoBack"/>
-      <w:bookmarkEnd w:id="27"/>
     </w:p>
     <w:p>
       <w:pPr>
@@ -38920,7 +38918,26 @@
           <w:sz w:val="24"/>
           <w:szCs w:val="24"/>
         </w:rPr>
-        <w:t xml:space="preserve">is an independent writer who explores themes in politics, culture, society, science, and spirituality. Her work seeks truth, awakens conscience, and gives voice to reflections on the fate of humanity. </w:t>
+        <w:t>is an independent writer who explores themes in politics, culture, society, science, and spirituality. H</w:t>
+      </w:r>
+      <w:r>
+        <w:rPr>
+          <w:rFonts w:hint="default" w:ascii="Palatino Linotype" w:hAnsi="Palatino Linotype" w:eastAsia="SimSun" w:cs="Palatino Linotype"/>
+          <w:sz w:val="24"/>
+          <w:szCs w:val="24"/>
+          <w:lang w:val="en-US"/>
+        </w:rPr>
+        <w:t>is</w:t>
+      </w:r>
+      <w:bookmarkStart w:id="27" w:name="_GoBack"/>
+      <w:bookmarkEnd w:id="27"/>
+      <w:r>
+        <w:rPr>
+          <w:rFonts w:hint="default" w:ascii="Palatino Linotype" w:hAnsi="Palatino Linotype" w:eastAsia="SimSun" w:cs="Palatino Linotype"/>
+          <w:sz w:val="24"/>
+          <w:szCs w:val="24"/>
+        </w:rPr>
+        <w:t xml:space="preserve"> work seeks truth, awakens conscience, and gives voice to reflections on the fate of humanity. </w:t>
       </w:r>
     </w:p>
     <w:p>
@@ -38955,7 +38972,24 @@
           <w:sz w:val="24"/>
           <w:szCs w:val="24"/>
         </w:rPr>
-        <w:t>Her works often originate from real-life interviews, recorded with honesty, emotional depth, and a spirit of enlightenment.</w:t>
+        <w:t>H</w:t>
+      </w:r>
+      <w:r>
+        <w:rPr>
+          <w:rFonts w:hint="default" w:ascii="Palatino Linotype" w:hAnsi="Palatino Linotype" w:eastAsia="SimSun" w:cs="Palatino Linotype"/>
+          <w:sz w:val="24"/>
+          <w:szCs w:val="24"/>
+          <w:lang w:val="en-US"/>
+        </w:rPr>
+        <w:t>is</w:t>
+      </w:r>
+      <w:r>
+        <w:rPr>
+          <w:rFonts w:hint="default" w:ascii="Palatino Linotype" w:hAnsi="Palatino Linotype" w:eastAsia="SimSun" w:cs="Palatino Linotype"/>
+          <w:sz w:val="24"/>
+          <w:szCs w:val="24"/>
+        </w:rPr>
+        <w:t xml:space="preserve"> works often originate from real-life interviews, recorded with honesty, emotional depth, and a spirit of enlightenment.</w:t>
       </w:r>
     </w:p>
     <w:p>
@@ -42665,8 +42699,8 @@
     <w:lsdException w:unhideWhenUsed="0" w:uiPriority="0" w:semiHidden="0" w:name="Normal Indent"/>
     <w:lsdException w:unhideWhenUsed="0" w:uiPriority="0" w:semiHidden="0" w:name="footnote text"/>
     <w:lsdException w:unhideWhenUsed="0" w:uiPriority="0" w:semiHidden="0" w:name="annotation text"/>
-    <w:lsdException w:unhideWhenUsed="0" w:uiPriority="0" w:semiHidden="0" w:name="header"/>
-    <w:lsdException w:unhideWhenUsed="0" w:uiPriority="0" w:semiHidden="0" w:name="footer"/>
+    <w:lsdException w:qFormat="1" w:unhideWhenUsed="0" w:uiPriority="0" w:semiHidden="0" w:name="header"/>
+    <w:lsdException w:qFormat="1" w:unhideWhenUsed="0" w:uiPriority="0" w:semiHidden="0" w:name="footer"/>
     <w:lsdException w:unhideWhenUsed="0" w:uiPriority="0" w:semiHidden="0" w:name="index heading"/>
     <w:lsdException w:qFormat="1" w:uiPriority="0" w:name="caption"/>
     <w:lsdException w:unhideWhenUsed="0" w:uiPriority="0" w:semiHidden="0" w:name="table of figures"/>
@@ -42974,6 +43008,7 @@
   <w:style w:type="paragraph" w:styleId="7">
     <w:name w:val="footer"/>
     <w:basedOn w:val="1"/>
+    <w:qFormat/>
     <w:uiPriority w:val="0"/>
     <w:pPr>
       <w:tabs>
@@ -42991,6 +43026,7 @@
   <w:style w:type="paragraph" w:styleId="8">
     <w:name w:val="header"/>
     <w:basedOn w:val="1"/>
+    <w:qFormat/>
     <w:uiPriority w:val="0"/>
     <w:pPr>
       <w:tabs>

--- a/All_Books/10_UNIVERSE_BEYOND_BIG_BANG/UNIVERSE_BEYOND_BIG_BANG_en.docx
+++ b/All_Books/10_UNIVERSE_BEYOND_BIG_BANG/UNIVERSE_BEYOND_BIG_BANG_en.docx
@@ -39,28 +39,25 @@
     </w:p>
     <w:p>
       <w:pPr>
+        <w:pStyle w:val="2"/>
+        <w:bidi w:val="0"/>
+        <w:spacing w:line="240" w:lineRule="auto"/>
         <w:jc w:val="center"/>
         <w:rPr>
-          <w:rFonts w:hint="default" w:ascii="Palatino Linotype" w:hAnsi="Palatino Linotype"/>
-          <w:b/>
-          <w:bCs/>
-          <w:i w:val="0"/>
-          <w:iCs w:val="0"/>
+          <w:rFonts w:hint="default" w:ascii="Palatino Linotype" w:hAnsi="Palatino Linotype" w:cs="Palatino Linotype"/>
           <w:sz w:val="96"/>
           <w:szCs w:val="96"/>
-        </w:rPr>
-      </w:pPr>
-      <w:r>
-        <w:rPr>
-          <w:rFonts w:hint="default" w:ascii="Palatino Linotype" w:hAnsi="Palatino Linotype"/>
-          <w:b/>
-          <w:bCs/>
-          <w:i w:val="0"/>
-          <w:iCs w:val="0"/>
+          <w:lang w:val="en-US"/>
+        </w:rPr>
+      </w:pPr>
+      <w:r>
+        <w:rPr>
+          <w:rFonts w:hint="default" w:ascii="Palatino Linotype" w:hAnsi="Palatino Linotype" w:cs="Palatino Linotype"/>
           <w:sz w:val="96"/>
           <w:szCs w:val="96"/>
-        </w:rPr>
-        <w:t xml:space="preserve">UNIVERSE </w:t>
+          <w:lang w:val="en-US"/>
+        </w:rPr>
+        <w:t>UNIVERSE</w:t>
       </w:r>
     </w:p>
     <w:p>
@@ -516,22 +513,21 @@
     </w:p>
     <w:p>
       <w:pPr>
-        <w:rPr>
-          <w:rFonts w:hint="default" w:ascii="Palatino Linotype" w:hAnsi="Palatino Linotype"/>
-          <w:b/>
-          <w:bCs/>
-          <w:sz w:val="28"/>
-          <w:szCs w:val="28"/>
+        <w:pStyle w:val="2"/>
+        <w:bidi w:val="0"/>
+        <w:spacing w:line="240" w:lineRule="auto"/>
+        <w:rPr>
+          <w:rFonts w:hint="default" w:ascii="Palatino Linotype" w:hAnsi="Palatino Linotype" w:cs="Palatino Linotype"/>
+          <w:sz w:val="36"/>
+          <w:szCs w:val="36"/>
           <w:lang w:val="en-US"/>
         </w:rPr>
       </w:pPr>
       <w:r>
         <w:rPr>
-          <w:rFonts w:hint="default" w:ascii="Palatino Linotype" w:hAnsi="Palatino Linotype"/>
-          <w:b/>
-          <w:bCs/>
-          <w:sz w:val="28"/>
-          <w:szCs w:val="28"/>
+          <w:rFonts w:hint="default" w:ascii="Palatino Linotype" w:hAnsi="Palatino Linotype" w:cs="Palatino Linotype"/>
+          <w:sz w:val="36"/>
+          <w:szCs w:val="36"/>
           <w:lang w:val="en-US"/>
         </w:rPr>
         <w:t>TABLE OF CONTENTS</w:t>
@@ -2918,6 +2914,54 @@
           <w:spacing w:val="0"/>
           <w:sz w:val="28"/>
           <w:szCs w:val="28"/>
+          <w:shd w:val="clear" w:fill="FFFFFF"/>
+        </w:rPr>
+      </w:pPr>
+    </w:p>
+    <w:p>
+      <w:pPr>
+        <w:pStyle w:val="9"/>
+        <w:keepNext w:val="0"/>
+        <w:keepLines w:val="0"/>
+        <w:widowControl/>
+        <w:suppressLineNumbers w:val="0"/>
+        <w:shd w:val="clear" w:fill="FFFFFF"/>
+        <w:spacing w:before="0" w:beforeAutospacing="1" w:after="216" w:afterAutospacing="0" w:line="240" w:lineRule="atLeast"/>
+        <w:ind w:left="0" w:right="0" w:firstLine="0"/>
+        <w:jc w:val="both"/>
+        <w:rPr>
+          <w:rFonts w:hint="default" w:ascii="Palatino Linotype" w:hAnsi="Palatino Linotype" w:eastAsia="sans-serif" w:cs="Palatino Linotype"/>
+          <w:i w:val="0"/>
+          <w:iCs w:val="0"/>
+          <w:caps w:val="0"/>
+          <w:color w:val="1A1C1E"/>
+          <w:spacing w:val="0"/>
+          <w:sz w:val="28"/>
+          <w:szCs w:val="28"/>
+          <w:shd w:val="clear" w:fill="FFFFFF"/>
+        </w:rPr>
+      </w:pPr>
+    </w:p>
+    <w:p>
+      <w:pPr>
+        <w:pStyle w:val="9"/>
+        <w:keepNext w:val="0"/>
+        <w:keepLines w:val="0"/>
+        <w:widowControl/>
+        <w:suppressLineNumbers w:val="0"/>
+        <w:shd w:val="clear" w:fill="FFFFFF"/>
+        <w:spacing w:before="0" w:beforeAutospacing="1" w:after="216" w:afterAutospacing="0" w:line="240" w:lineRule="atLeast"/>
+        <w:ind w:left="0" w:right="0" w:firstLine="0"/>
+        <w:jc w:val="both"/>
+        <w:rPr>
+          <w:rFonts w:hint="default" w:ascii="Palatino Linotype" w:hAnsi="Palatino Linotype" w:eastAsia="sans-serif" w:cs="Palatino Linotype"/>
+          <w:i w:val="0"/>
+          <w:iCs w:val="0"/>
+          <w:caps w:val="0"/>
+          <w:color w:val="1A1C1E"/>
+          <w:spacing w:val="0"/>
+          <w:sz w:val="28"/>
+          <w:szCs w:val="28"/>
         </w:rPr>
       </w:pPr>
       <w:r>
@@ -36938,7 +36982,7 @@
     </w:p>
     <w:p>
       <w:pPr>
-        <w:pStyle w:val="3"/>
+        <w:pStyle w:val="2"/>
         <w:bidi w:val="0"/>
         <w:spacing w:line="240" w:lineRule="auto"/>
         <w:rPr>
@@ -37340,7 +37384,7 @@
     </w:p>
     <w:p>
       <w:pPr>
-        <w:pStyle w:val="3"/>
+        <w:pStyle w:val="2"/>
         <w:bidi w:val="0"/>
         <w:spacing w:line="240" w:lineRule="auto"/>
         <w:rPr>
@@ -38045,6 +38089,7 @@
           <w:szCs w:val="24"/>
         </w:rPr>
       </w:pPr>
+      <w:bookmarkStart w:id="27" w:name="_GoBack"/>
       <w:r>
         <w:rPr>
           <w:rFonts w:hint="default" w:ascii="Palatino Linotype" w:hAnsi="Palatino Linotype" w:eastAsia="sans-serif" w:cs="Palatino Linotype"/>
@@ -38062,6 +38107,7 @@
         <w:t>B. Further Reading</w:t>
       </w:r>
     </w:p>
+    <w:bookmarkEnd w:id="27"/>
     <w:p>
       <w:pPr>
         <w:keepNext w:val="0"/>
@@ -38793,7 +38839,7 @@
     </w:p>
     <w:p>
       <w:pPr>
-        <w:pStyle w:val="3"/>
+        <w:pStyle w:val="2"/>
         <w:bidi w:val="0"/>
         <w:spacing w:line="240" w:lineRule="auto"/>
         <w:rPr>
@@ -38929,8 +38975,6 @@
         </w:rPr>
         <w:t>is</w:t>
       </w:r>
-      <w:bookmarkStart w:id="27" w:name="_GoBack"/>
-      <w:bookmarkEnd w:id="27"/>
       <w:r>
         <w:rPr>
           <w:rFonts w:hint="default" w:ascii="Palatino Linotype" w:hAnsi="Palatino Linotype" w:eastAsia="SimSun" w:cs="Palatino Linotype"/>

--- a/All_Books/10_UNIVERSE_BEYOND_BIG_BANG/UNIVERSE_BEYOND_BIG_BANG_en.docx
+++ b/All_Books/10_UNIVERSE_BEYOND_BIG_BANG/UNIVERSE_BEYOND_BIG_BANG_en.docx
@@ -8,6 +8,86 @@
           <w:rFonts w:hint="default" w:ascii="Palatino Linotype" w:hAnsi="Palatino Linotype"/>
           <w:sz w:val="28"/>
           <w:szCs w:val="28"/>
+          <w:lang w:val="en-US"/>
+        </w:rPr>
+      </w:pPr>
+      <w:r>
+        <w:rPr>
+          <w:rFonts w:hint="default" w:ascii="Palatino Linotype" w:hAnsi="Palatino Linotype"/>
+          <w:sz w:val="28"/>
+          <w:szCs w:val="28"/>
+          <w:lang w:val="en-US"/>
+        </w:rPr>
+        <w:drawing>
+          <wp:anchor distT="0" distB="0" distL="114300" distR="114300" simplePos="0" relativeHeight="251659264" behindDoc="0" locked="0" layoutInCell="1" allowOverlap="1">
+            <wp:simplePos x="0" y="0"/>
+            <wp:positionH relativeFrom="column">
+              <wp:posOffset>-761365</wp:posOffset>
+            </wp:positionH>
+            <wp:positionV relativeFrom="paragraph">
+              <wp:posOffset>-822325</wp:posOffset>
+            </wp:positionV>
+            <wp:extent cx="5300345" cy="7893685"/>
+            <wp:effectExtent l="0" t="0" r="3175" b="635"/>
+            <wp:wrapNone/>
+            <wp:docPr id="2" name="Picture 2" descr="10_UNIVERSE_BIG_BANG_en"/>
+            <wp:cNvGraphicFramePr>
+              <a:graphicFrameLocks xmlns:a="http://schemas.openxmlformats.org/drawingml/2006/main" noChangeAspect="1"/>
+            </wp:cNvGraphicFramePr>
+            <a:graphic xmlns:a="http://schemas.openxmlformats.org/drawingml/2006/main">
+              <a:graphicData uri="http://schemas.openxmlformats.org/drawingml/2006/picture">
+                <pic:pic xmlns:pic="http://schemas.openxmlformats.org/drawingml/2006/picture">
+                  <pic:nvPicPr>
+                    <pic:cNvPr id="2" name="Picture 2" descr="10_UNIVERSE_BIG_BANG_en"/>
+                    <pic:cNvPicPr>
+                      <a:picLocks noChangeAspect="1"/>
+                    </pic:cNvPicPr>
+                  </pic:nvPicPr>
+                  <pic:blipFill>
+                    <a:blip r:embed="rId5"/>
+                    <a:stretch>
+                      <a:fillRect/>
+                    </a:stretch>
+                  </pic:blipFill>
+                  <pic:spPr>
+                    <a:xfrm>
+                      <a:off x="0" y="0"/>
+                      <a:ext cx="5300345" cy="7893685"/>
+                    </a:xfrm>
+                    <a:prstGeom prst="rect">
+                      <a:avLst/>
+                    </a:prstGeom>
+                  </pic:spPr>
+                </pic:pic>
+              </a:graphicData>
+            </a:graphic>
+          </wp:anchor>
+        </w:drawing>
+      </w:r>
+    </w:p>
+    <w:p>
+      <w:pPr>
+        <w:rPr>
+          <w:rFonts w:hint="default" w:ascii="Palatino Linotype" w:hAnsi="Palatino Linotype"/>
+          <w:sz w:val="28"/>
+          <w:szCs w:val="28"/>
+        </w:rPr>
+      </w:pPr>
+      <w:r>
+        <w:rPr>
+          <w:rFonts w:hint="default" w:ascii="Palatino Linotype" w:hAnsi="Palatino Linotype"/>
+          <w:sz w:val="28"/>
+          <w:szCs w:val="28"/>
+        </w:rPr>
+        <w:br w:type="page"/>
+      </w:r>
+    </w:p>
+    <w:p>
+      <w:pPr>
+        <w:rPr>
+          <w:rFonts w:hint="default" w:ascii="Palatino Linotype" w:hAnsi="Palatino Linotype"/>
+          <w:sz w:val="28"/>
+          <w:szCs w:val="28"/>
         </w:rPr>
       </w:pPr>
     </w:p>
@@ -110,6 +190,44 @@
           <w:szCs w:val="96"/>
         </w:rPr>
         <w:t>BIG BANG</w:t>
+      </w:r>
+    </w:p>
+    <w:p>
+      <w:pPr>
+        <w:rPr>
+          <w:rFonts w:hint="default" w:ascii="Palatino Linotype" w:hAnsi="Palatino Linotype"/>
+          <w:sz w:val="28"/>
+          <w:szCs w:val="28"/>
+        </w:rPr>
+      </w:pPr>
+    </w:p>
+    <w:p>
+      <w:pPr>
+        <w:rPr>
+          <w:rFonts w:hint="default" w:ascii="Palatino Linotype" w:hAnsi="Palatino Linotype"/>
+          <w:sz w:val="28"/>
+          <w:szCs w:val="28"/>
+        </w:rPr>
+      </w:pPr>
+    </w:p>
+    <w:p>
+      <w:pPr>
+        <w:jc w:val="center"/>
+        <w:rPr>
+          <w:rFonts w:hint="default" w:ascii="Palatino Linotype" w:hAnsi="Palatino Linotype"/>
+          <w:sz w:val="28"/>
+          <w:szCs w:val="28"/>
+          <w:lang w:val="en-US"/>
+        </w:rPr>
+      </w:pPr>
+      <w:r>
+        <w:rPr>
+          <w:rFonts w:hint="default" w:ascii="Palatino Linotype" w:hAnsi="Palatino Linotype"/>
+          <w:sz w:val="28"/>
+          <w:szCs w:val="28"/>
+          <w:lang w:val="en-US"/>
+        </w:rPr>
+        <w:t>*  *  *</w:t>
       </w:r>
     </w:p>
     <w:p>
@@ -185,35 +303,6 @@
     </w:p>
     <w:p>
       <w:pPr>
-        <w:jc w:val="center"/>
-        <w:rPr>
-          <w:rFonts w:hint="default" w:ascii="Palatino Linotype" w:hAnsi="Palatino Linotype"/>
-          <w:sz w:val="28"/>
-          <w:szCs w:val="28"/>
-          <w:lang w:val="en-US"/>
-        </w:rPr>
-      </w:pPr>
-      <w:r>
-        <w:rPr>
-          <w:rFonts w:hint="default" w:ascii="Palatino Linotype" w:hAnsi="Palatino Linotype"/>
-          <w:sz w:val="28"/>
-          <w:szCs w:val="28"/>
-          <w:lang w:val="en-US"/>
-        </w:rPr>
-        <w:t>*  *  *</w:t>
-      </w:r>
-    </w:p>
-    <w:p>
-      <w:pPr>
-        <w:rPr>
-          <w:rFonts w:hint="default" w:ascii="Palatino Linotype" w:hAnsi="Palatino Linotype"/>
-          <w:sz w:val="28"/>
-          <w:szCs w:val="28"/>
-        </w:rPr>
-      </w:pPr>
-    </w:p>
-    <w:p>
-      <w:pPr>
         <w:rPr>
           <w:rFonts w:hint="default" w:ascii="Palatino Linotype" w:hAnsi="Palatino Linotype"/>
           <w:sz w:val="28"/>
@@ -297,27 +386,140 @@
     <w:p>
       <w:pPr>
         <w:rPr>
-          <w:rFonts w:hint="default" w:ascii="Palatino Linotype" w:hAnsi="Palatino Linotype"/>
+          <w:rFonts w:hint="eastAsia" w:ascii="Microsoft YaHei UI Light" w:hAnsi="Microsoft YaHei UI Light" w:eastAsia="Microsoft YaHei UI Light" w:cs="Microsoft YaHei UI Light"/>
           <w:sz w:val="24"/>
           <w:szCs w:val="24"/>
-        </w:rPr>
-      </w:pPr>
-      <w:r>
-        <w:rPr>
-          <w:rFonts w:hint="default" w:ascii="Palatino Linotype" w:hAnsi="Palatino Linotype"/>
+          <w:lang w:val="en-US"/>
+        </w:rPr>
+      </w:pPr>
+    </w:p>
+    <w:p>
+      <w:pPr>
+        <w:rPr>
+          <w:rFonts w:hint="eastAsia" w:ascii="Microsoft YaHei UI Light" w:hAnsi="Microsoft YaHei UI Light" w:eastAsia="Microsoft YaHei UI Light" w:cs="Microsoft YaHei UI Light"/>
           <w:sz w:val="24"/>
           <w:szCs w:val="24"/>
-        </w:rPr>
-        <w:br w:type="page"/>
-      </w:r>
-    </w:p>
-    <w:p>
-      <w:pPr>
-        <w:jc w:val="center"/>
-        <w:rPr>
-          <w:rFonts w:hint="default" w:ascii="Palatino Linotype" w:hAnsi="Palatino Linotype"/>
+          <w:lang w:val="en-US"/>
+        </w:rPr>
+      </w:pPr>
+    </w:p>
+    <w:p>
+      <w:pPr>
+        <w:rPr>
+          <w:rFonts w:hint="eastAsia" w:ascii="Microsoft YaHei UI Light" w:hAnsi="Microsoft YaHei UI Light" w:eastAsia="Microsoft YaHei UI Light" w:cs="Microsoft YaHei UI Light"/>
           <w:sz w:val="24"/>
           <w:szCs w:val="24"/>
+          <w:lang w:val="en-US"/>
+        </w:rPr>
+      </w:pPr>
+    </w:p>
+    <w:p>
+      <w:pPr>
+        <w:rPr>
+          <w:rFonts w:hint="eastAsia" w:ascii="Microsoft YaHei UI Light" w:hAnsi="Microsoft YaHei UI Light" w:eastAsia="Microsoft YaHei UI Light" w:cs="Microsoft YaHei UI Light"/>
+          <w:sz w:val="24"/>
+          <w:szCs w:val="24"/>
+          <w:lang w:val="en-US"/>
+        </w:rPr>
+      </w:pPr>
+    </w:p>
+    <w:p>
+      <w:pPr>
+        <w:rPr>
+          <w:rFonts w:hint="eastAsia" w:ascii="Microsoft YaHei UI Light" w:hAnsi="Microsoft YaHei UI Light" w:eastAsia="Microsoft YaHei UI Light" w:cs="Microsoft YaHei UI Light"/>
+          <w:sz w:val="24"/>
+          <w:szCs w:val="24"/>
+          <w:lang w:val="en-US"/>
+        </w:rPr>
+      </w:pPr>
+    </w:p>
+    <w:p>
+      <w:pPr>
+        <w:rPr>
+          <w:rFonts w:hint="eastAsia" w:ascii="Microsoft YaHei UI Light" w:hAnsi="Microsoft YaHei UI Light" w:eastAsia="Microsoft YaHei UI Light" w:cs="Microsoft YaHei UI Light"/>
+          <w:sz w:val="24"/>
+          <w:szCs w:val="24"/>
+          <w:lang w:val="en-US"/>
+        </w:rPr>
+      </w:pPr>
+    </w:p>
+    <w:p>
+      <w:pPr>
+        <w:rPr>
+          <w:rFonts w:hint="eastAsia" w:ascii="Microsoft YaHei UI Light" w:hAnsi="Microsoft YaHei UI Light" w:eastAsia="Microsoft YaHei UI Light" w:cs="Microsoft YaHei UI Light"/>
+          <w:sz w:val="24"/>
+          <w:szCs w:val="24"/>
+          <w:lang w:val="en-US"/>
+        </w:rPr>
+      </w:pPr>
+    </w:p>
+    <w:p>
+      <w:pPr>
+        <w:rPr>
+          <w:rFonts w:hint="eastAsia" w:ascii="Microsoft YaHei UI Light" w:hAnsi="Microsoft YaHei UI Light" w:eastAsia="Microsoft YaHei UI Light" w:cs="Microsoft YaHei UI Light"/>
+          <w:sz w:val="24"/>
+          <w:szCs w:val="24"/>
+          <w:lang w:val="en-US"/>
+        </w:rPr>
+      </w:pPr>
+    </w:p>
+    <w:p>
+      <w:pPr>
+        <w:rPr>
+          <w:rFonts w:hint="eastAsia" w:ascii="Microsoft YaHei UI Light" w:hAnsi="Microsoft YaHei UI Light" w:eastAsia="Microsoft YaHei UI Light" w:cs="Microsoft YaHei UI Light"/>
+          <w:sz w:val="24"/>
+          <w:szCs w:val="24"/>
+          <w:lang w:val="en-US"/>
+        </w:rPr>
+      </w:pPr>
+    </w:p>
+    <w:p>
+      <w:pPr>
+        <w:rPr>
+          <w:rFonts w:hint="eastAsia" w:ascii="Microsoft YaHei UI Light" w:hAnsi="Microsoft YaHei UI Light" w:eastAsia="Microsoft YaHei UI Light" w:cs="Microsoft YaHei UI Light"/>
+          <w:sz w:val="24"/>
+          <w:szCs w:val="24"/>
+          <w:lang w:val="en-US"/>
+        </w:rPr>
+      </w:pPr>
+    </w:p>
+    <w:p>
+      <w:pPr>
+        <w:rPr>
+          <w:rFonts w:hint="eastAsia" w:ascii="Microsoft YaHei UI Light" w:hAnsi="Microsoft YaHei UI Light" w:eastAsia="Microsoft YaHei UI Light" w:cs="Microsoft YaHei UI Light"/>
+          <w:sz w:val="24"/>
+          <w:szCs w:val="24"/>
+          <w:lang w:val="en-US"/>
+        </w:rPr>
+      </w:pPr>
+    </w:p>
+    <w:p>
+      <w:pPr>
+        <w:rPr>
+          <w:rFonts w:hint="eastAsia" w:ascii="Microsoft YaHei UI Light" w:hAnsi="Microsoft YaHei UI Light" w:eastAsia="Microsoft YaHei UI Light" w:cs="Microsoft YaHei UI Light"/>
+          <w:sz w:val="24"/>
+          <w:szCs w:val="24"/>
+          <w:lang w:val="en-US"/>
+        </w:rPr>
+      </w:pPr>
+    </w:p>
+    <w:p>
+      <w:pPr>
+        <w:rPr>
+          <w:rFonts w:hint="eastAsia" w:ascii="Microsoft YaHei UI Light" w:hAnsi="Microsoft YaHei UI Light" w:eastAsia="Microsoft YaHei UI Light" w:cs="Microsoft YaHei UI Light"/>
+          <w:sz w:val="24"/>
+          <w:szCs w:val="24"/>
+          <w:lang w:val="en-US"/>
+        </w:rPr>
+      </w:pPr>
+    </w:p>
+    <w:p>
+      <w:pPr>
+        <w:rPr>
+          <w:rFonts w:hint="eastAsia" w:ascii="Microsoft YaHei UI Light" w:hAnsi="Microsoft YaHei UI Light" w:eastAsia="Microsoft YaHei UI Light" w:cs="Microsoft YaHei UI Light"/>
+          <w:sz w:val="24"/>
+          <w:szCs w:val="24"/>
+          <w:lang w:val="en-US"/>
         </w:rPr>
       </w:pPr>
     </w:p>
@@ -355,7 +557,7 @@
                     </pic:cNvPicPr>
                   </pic:nvPicPr>
                   <pic:blipFill>
-                    <a:blip r:embed="rId5"/>
+                    <a:blip r:embed="rId6"/>
                     <a:stretch>
                       <a:fillRect/>
                     </a:stretch>
@@ -493,15 +695,6 @@
           <w:szCs w:val="28"/>
         </w:rPr>
       </w:pPr>
-    </w:p>
-    <w:p>
-      <w:pPr>
-        <w:rPr>
-          <w:rFonts w:hint="default" w:ascii="Palatino Linotype" w:hAnsi="Palatino Linotype"/>
-          <w:sz w:val="28"/>
-          <w:szCs w:val="28"/>
-        </w:rPr>
-      </w:pPr>
       <w:r>
         <w:rPr>
           <w:rFonts w:hint="default" w:ascii="Palatino Linotype" w:hAnsi="Palatino Linotype"/>
@@ -530,7 +723,18 @@
           <w:szCs w:val="36"/>
           <w:lang w:val="en-US"/>
         </w:rPr>
-        <w:t>TABLE OF CONTENTS</w:t>
+        <w:t>TABLE OF CONT</w:t>
+      </w:r>
+      <w:bookmarkStart w:id="27" w:name="_GoBack"/>
+      <w:bookmarkEnd w:id="27"/>
+      <w:r>
+        <w:rPr>
+          <w:rFonts w:hint="default" w:ascii="Palatino Linotype" w:hAnsi="Palatino Linotype" w:cs="Palatino Linotype"/>
+          <w:sz w:val="36"/>
+          <w:szCs w:val="36"/>
+          <w:lang w:val="en-US"/>
+        </w:rPr>
+        <w:t>ENTS</w:t>
       </w:r>
     </w:p>
     <w:p>
@@ -667,7 +871,7 @@
             <w:fldChar w:fldCharType="separate"/>
           </w:r>
           <w:r>
-            <w:t>5</w:t>
+            <w:t>6</w:t>
           </w:r>
           <w:r>
             <w:fldChar w:fldCharType="end"/>
@@ -749,7 +953,7 @@
             <w:fldChar w:fldCharType="separate"/>
           </w:r>
           <w:r>
-            <w:t>8</w:t>
+            <w:t>9</w:t>
           </w:r>
           <w:r>
             <w:fldChar w:fldCharType="end"/>
@@ -830,7 +1034,7 @@
             <w:fldChar w:fldCharType="separate"/>
           </w:r>
           <w:r>
-            <w:t>8</w:t>
+            <w:t>10</w:t>
           </w:r>
           <w:r>
             <w:fldChar w:fldCharType="end"/>
@@ -911,7 +1115,7 @@
             <w:fldChar w:fldCharType="separate"/>
           </w:r>
           <w:r>
-            <w:t>26</w:t>
+            <w:t>28</w:t>
           </w:r>
           <w:r>
             <w:fldChar w:fldCharType="end"/>
@@ -992,7 +1196,7 @@
             <w:fldChar w:fldCharType="separate"/>
           </w:r>
           <w:r>
-            <w:t>42</w:t>
+            <w:t>44</w:t>
           </w:r>
           <w:r>
             <w:fldChar w:fldCharType="end"/>
@@ -1074,7 +1278,7 @@
             <w:fldChar w:fldCharType="separate"/>
           </w:r>
           <w:r>
-            <w:t>61</w:t>
+            <w:t>63</w:t>
           </w:r>
           <w:r>
             <w:fldChar w:fldCharType="end"/>
@@ -1155,7 +1359,7 @@
             <w:fldChar w:fldCharType="separate"/>
           </w:r>
           <w:r>
-            <w:t>62</w:t>
+            <w:t>64</w:t>
           </w:r>
           <w:r>
             <w:fldChar w:fldCharType="end"/>
@@ -1236,7 +1440,7 @@
             <w:fldChar w:fldCharType="separate"/>
           </w:r>
           <w:r>
-            <w:t>69</w:t>
+            <w:t>71</w:t>
           </w:r>
           <w:r>
             <w:fldChar w:fldCharType="end"/>
@@ -1317,7 +1521,7 @@
             <w:fldChar w:fldCharType="separate"/>
           </w:r>
           <w:r>
-            <w:t>79</w:t>
+            <w:t>81</w:t>
           </w:r>
           <w:r>
             <w:fldChar w:fldCharType="end"/>
@@ -1398,7 +1602,7 @@
             <w:fldChar w:fldCharType="separate"/>
           </w:r>
           <w:r>
-            <w:t>91</w:t>
+            <w:t>93</w:t>
           </w:r>
           <w:r>
             <w:fldChar w:fldCharType="end"/>
@@ -1479,7 +1683,7 @@
             <w:fldChar w:fldCharType="separate"/>
           </w:r>
           <w:r>
-            <w:t>101</w:t>
+            <w:t>103</w:t>
           </w:r>
           <w:r>
             <w:fldChar w:fldCharType="end"/>
@@ -1561,7 +1765,7 @@
             <w:fldChar w:fldCharType="separate"/>
           </w:r>
           <w:r>
-            <w:t>111</w:t>
+            <w:t>113</w:t>
           </w:r>
           <w:r>
             <w:fldChar w:fldCharType="end"/>
@@ -1642,7 +1846,7 @@
             <w:fldChar w:fldCharType="separate"/>
           </w:r>
           <w:r>
-            <w:t>113</w:t>
+            <w:t>115</w:t>
           </w:r>
           <w:r>
             <w:fldChar w:fldCharType="end"/>
@@ -1723,7 +1927,7 @@
             <w:fldChar w:fldCharType="separate"/>
           </w:r>
           <w:r>
-            <w:t>122</w:t>
+            <w:t>124</w:t>
           </w:r>
           <w:r>
             <w:fldChar w:fldCharType="end"/>
@@ -1804,7 +2008,7 @@
             <w:fldChar w:fldCharType="separate"/>
           </w:r>
           <w:r>
-            <w:t>134</w:t>
+            <w:t>136</w:t>
           </w:r>
           <w:r>
             <w:fldChar w:fldCharType="end"/>
@@ -1885,7 +2089,7 @@
             <w:fldChar w:fldCharType="separate"/>
           </w:r>
           <w:r>
-            <w:t>146</w:t>
+            <w:t>148</w:t>
           </w:r>
           <w:r>
             <w:fldChar w:fldCharType="end"/>
@@ -1967,7 +2171,7 @@
             <w:fldChar w:fldCharType="separate"/>
           </w:r>
           <w:r>
-            <w:t>157</w:t>
+            <w:t>159</w:t>
           </w:r>
           <w:r>
             <w:fldChar w:fldCharType="end"/>
@@ -2048,7 +2252,7 @@
             <w:fldChar w:fldCharType="separate"/>
           </w:r>
           <w:r>
-            <w:t>157</w:t>
+            <w:t>160</w:t>
           </w:r>
           <w:r>
             <w:fldChar w:fldCharType="end"/>
@@ -2129,7 +2333,7 @@
             <w:fldChar w:fldCharType="separate"/>
           </w:r>
           <w:r>
-            <w:t>168</w:t>
+            <w:t>171</w:t>
           </w:r>
           <w:r>
             <w:fldChar w:fldCharType="end"/>
@@ -2210,7 +2414,7 @@
             <w:fldChar w:fldCharType="separate"/>
           </w:r>
           <w:r>
-            <w:t>180</w:t>
+            <w:t>183</w:t>
           </w:r>
           <w:r>
             <w:fldChar w:fldCharType="end"/>
@@ -2291,7 +2495,7 @@
             <w:fldChar w:fldCharType="separate"/>
           </w:r>
           <w:r>
-            <w:t>190</w:t>
+            <w:t>193</w:t>
           </w:r>
           <w:r>
             <w:fldChar w:fldCharType="end"/>
@@ -2373,7 +2577,7 @@
             <w:fldChar w:fldCharType="separate"/>
           </w:r>
           <w:r>
-            <w:t>199</w:t>
+            <w:t>202</w:t>
           </w:r>
           <w:r>
             <w:fldChar w:fldCharType="end"/>
@@ -2454,7 +2658,7 @@
             <w:fldChar w:fldCharType="separate"/>
           </w:r>
           <w:r>
-            <w:t>199</w:t>
+            <w:t>203</w:t>
           </w:r>
           <w:r>
             <w:fldChar w:fldCharType="end"/>
@@ -2535,7 +2739,7 @@
             <w:fldChar w:fldCharType="separate"/>
           </w:r>
           <w:r>
-            <w:t>210</w:t>
+            <w:t>213</w:t>
           </w:r>
           <w:r>
             <w:fldChar w:fldCharType="end"/>
@@ -2616,7 +2820,7 @@
             <w:fldChar w:fldCharType="separate"/>
           </w:r>
           <w:r>
-            <w:t>219</w:t>
+            <w:t>222</w:t>
           </w:r>
           <w:r>
             <w:fldChar w:fldCharType="end"/>
@@ -2697,7 +2901,7 @@
             <w:fldChar w:fldCharType="separate"/>
           </w:r>
           <w:r>
-            <w:t>227</w:t>
+            <w:t>230</w:t>
           </w:r>
           <w:r>
             <w:fldChar w:fldCharType="end"/>
@@ -2778,7 +2982,7 @@
             <w:fldChar w:fldCharType="separate"/>
           </w:r>
           <w:r>
-            <w:t>230</w:t>
+            <w:t>237</w:t>
           </w:r>
           <w:r>
             <w:fldChar w:fldCharType="end"/>
@@ -2810,10 +3014,9 @@
             <w:spacing w:before="200" w:after="200"/>
             <w:textAlignment w:val="auto"/>
             <w:rPr>
-              <w:rFonts w:hint="default" w:ascii="Palatino Linotype" w:hAnsi="Palatino Linotype" w:eastAsiaTheme="minorEastAsia" w:cstheme="minorBidi"/>
-              <w:b/>
+              <w:rFonts w:hint="default" w:ascii="Palatino Linotype" w:hAnsi="Palatino Linotype"/>
+              <w:sz w:val="28"/>
               <w:szCs w:val="28"/>
-              <w:lang w:val="en-US" w:eastAsia="zh-CN" w:bidi="ar-SA"/>
             </w:rPr>
           </w:pPr>
           <w:r>
@@ -2830,25 +3033,6 @@
     <w:p>
       <w:pPr>
         <w:rPr>
-          <w:rFonts w:hint="default" w:ascii="Palatino Linotype" w:hAnsi="Palatino Linotype" w:eastAsiaTheme="minorEastAsia" w:cstheme="minorBidi"/>
-          <w:b/>
-          <w:szCs w:val="28"/>
-          <w:lang w:val="en-US" w:eastAsia="zh-CN" w:bidi="ar-SA"/>
-        </w:rPr>
-      </w:pPr>
-    </w:p>
-    <w:p>
-      <w:pPr>
-        <w:rPr>
-          <w:rFonts w:hint="default" w:ascii="Palatino Linotype" w:hAnsi="Palatino Linotype"/>
-          <w:sz w:val="28"/>
-          <w:szCs w:val="28"/>
-        </w:rPr>
-      </w:pPr>
-    </w:p>
-    <w:p>
-      <w:pPr>
-        <w:rPr>
           <w:rFonts w:hint="default" w:ascii="Palatino Linotype" w:hAnsi="Palatino Linotype"/>
           <w:sz w:val="28"/>
           <w:szCs w:val="28"/>
@@ -3290,22 +3474,33 @@
           <w:rFonts w:hint="default" w:ascii="Palatino Linotype" w:hAnsi="Palatino Linotype" w:cs="Palatino Linotype"/>
           <w:b/>
           <w:bCs/>
-          <w:sz w:val="44"/>
-          <w:szCs w:val="44"/>
+          <w:sz w:val="72"/>
+          <w:szCs w:val="72"/>
           <w:lang w:val="en-US" w:eastAsia="zh-CN"/>
         </w:rPr>
       </w:pPr>
       <w:bookmarkStart w:id="1" w:name="_Toc21711"/>
+      <w:r>
+        <w:rPr>
+          <w:rFonts w:hint="default" w:ascii="Palatino Linotype" w:hAnsi="Palatino Linotype" w:cs="Palatino Linotype"/>
+          <w:b w:val="0"/>
+          <w:bCs w:val="0"/>
+          <w:sz w:val="72"/>
+          <w:szCs w:val="72"/>
+          <w:lang w:val="en-US" w:eastAsia="zh-CN"/>
+        </w:rPr>
+        <w:t xml:space="preserve">Part I: </w:t>
+      </w:r>
       <w:r>
         <w:rPr>
           <w:rFonts w:hint="default" w:ascii="Palatino Linotype" w:hAnsi="Palatino Linotype" w:cs="Palatino Linotype"/>
           <w:b/>
           <w:bCs/>
-          <w:sz w:val="44"/>
-          <w:szCs w:val="44"/>
+          <w:sz w:val="72"/>
+          <w:szCs w:val="72"/>
           <w:lang w:val="en-US" w:eastAsia="zh-CN"/>
         </w:rPr>
-        <w:t>Part I: THE FORGOTTEN FOUNDATION</w:t>
+        <w:t>THE FORGOTTEN FOUNDATION</w:t>
       </w:r>
       <w:bookmarkEnd w:id="1"/>
     </w:p>
@@ -3381,6 +3576,21 @@
     </w:p>
     <w:p>
       <w:pPr>
+        <w:rPr>
+          <w:rFonts w:hint="default"/>
+          <w:lang w:val="en-US" w:eastAsia="zh-CN"/>
+        </w:rPr>
+      </w:pPr>
+      <w:r>
+        <w:rPr>
+          <w:rFonts w:hint="default"/>
+          <w:lang w:val="en-US" w:eastAsia="zh-CN"/>
+        </w:rPr>
+        <w:br w:type="page"/>
+      </w:r>
+    </w:p>
+    <w:p>
+      <w:pPr>
         <w:bidi w:val="0"/>
         <w:rPr>
           <w:rFonts w:hint="default"/>
@@ -3411,6 +3621,15 @@
         <w:t>Chapter 1: THE GREAT QUESTION ON THE FRINGES OF SCIENCE - THE NET AND THE SILENCE OF THE OCEAN</w:t>
       </w:r>
       <w:bookmarkEnd w:id="2"/>
+    </w:p>
+    <w:p>
+      <w:pPr>
+        <w:bidi w:val="0"/>
+        <w:rPr>
+          <w:rFonts w:hint="default"/>
+          <w:lang w:val="en-US" w:eastAsia="zh-CN"/>
+        </w:rPr>
+      </w:pPr>
     </w:p>
     <w:p>
       <w:pPr>
@@ -9582,39 +9801,40 @@
     </w:p>
     <w:p>
       <w:pPr>
-        <w:jc w:val="both"/>
-        <w:rPr>
-          <w:rFonts w:hint="default" w:ascii="Palatino Linotype" w:hAnsi="Palatino Linotype"/>
-          <w:sz w:val="28"/>
-          <w:szCs w:val="28"/>
-        </w:rPr>
-      </w:pPr>
-    </w:p>
-    <w:p>
-      <w:pPr>
         <w:pStyle w:val="2"/>
         <w:bidi w:val="0"/>
         <w:spacing w:line="240" w:lineRule="auto"/>
         <w:rPr>
           <w:rFonts w:hint="default" w:ascii="Palatino Linotype" w:hAnsi="Palatino Linotype" w:cs="Palatino Linotype"/>
-          <w:b/>
-          <w:bCs/>
-          <w:sz w:val="44"/>
-          <w:szCs w:val="44"/>
+          <w:b w:val="0"/>
+          <w:bCs w:val="0"/>
+          <w:sz w:val="72"/>
+          <w:szCs w:val="72"/>
           <w:lang w:val="en-US" w:eastAsia="zh-CN"/>
         </w:rPr>
       </w:pPr>
       <w:bookmarkStart w:id="5" w:name="_Toc4642"/>
+      <w:r>
+        <w:rPr>
+          <w:rFonts w:hint="default" w:ascii="Palatino Linotype" w:hAnsi="Palatino Linotype" w:cs="Palatino Linotype"/>
+          <w:b w:val="0"/>
+          <w:bCs w:val="0"/>
+          <w:sz w:val="72"/>
+          <w:szCs w:val="72"/>
+          <w:lang w:val="en-US" w:eastAsia="zh-CN"/>
+        </w:rPr>
+        <w:t xml:space="preserve">Part II: </w:t>
+      </w:r>
       <w:r>
         <w:rPr>
           <w:rFonts w:hint="default" w:ascii="Palatino Linotype" w:hAnsi="Palatino Linotype" w:cs="Palatino Linotype"/>
           <w:b/>
           <w:bCs/>
-          <w:sz w:val="44"/>
-          <w:szCs w:val="44"/>
+          <w:sz w:val="72"/>
+          <w:szCs w:val="72"/>
           <w:lang w:val="en-US" w:eastAsia="zh-CN"/>
         </w:rPr>
-        <w:t>Part II: THE MAPS OF REALITY</w:t>
+        <w:t>THE MAPS OF REALITY</w:t>
       </w:r>
       <w:bookmarkEnd w:id="5"/>
     </w:p>
@@ -17969,22 +18189,33 @@
           <w:rFonts w:hint="default" w:ascii="Palatino Linotype" w:hAnsi="Palatino Linotype" w:cs="Palatino Linotype"/>
           <w:b/>
           <w:bCs/>
-          <w:sz w:val="44"/>
-          <w:szCs w:val="44"/>
+          <w:sz w:val="72"/>
+          <w:szCs w:val="72"/>
           <w:lang w:val="en-US" w:eastAsia="zh-CN"/>
         </w:rPr>
       </w:pPr>
       <w:bookmarkStart w:id="11" w:name="_Toc761"/>
+      <w:r>
+        <w:rPr>
+          <w:rFonts w:hint="default" w:ascii="Palatino Linotype" w:hAnsi="Palatino Linotype" w:cs="Palatino Linotype"/>
+          <w:b w:val="0"/>
+          <w:bCs w:val="0"/>
+          <w:sz w:val="72"/>
+          <w:szCs w:val="72"/>
+          <w:lang w:val="en-US" w:eastAsia="zh-CN"/>
+        </w:rPr>
+        <w:t xml:space="preserve">Part III: </w:t>
+      </w:r>
       <w:r>
         <w:rPr>
           <w:rFonts w:hint="default" w:ascii="Palatino Linotype" w:hAnsi="Palatino Linotype" w:cs="Palatino Linotype"/>
           <w:b/>
           <w:bCs/>
-          <w:sz w:val="44"/>
-          <w:szCs w:val="44"/>
+          <w:sz w:val="72"/>
+          <w:szCs w:val="72"/>
           <w:lang w:val="en-US" w:eastAsia="zh-CN"/>
         </w:rPr>
-        <w:t>Part III: EVIDENCE FROM HUMAN EXPERIENCE</w:t>
+        <w:t>EVIDENCE FROM HUMAN EXPERIENCE</w:t>
       </w:r>
       <w:bookmarkEnd w:id="11"/>
     </w:p>
@@ -24801,24 +25032,35 @@
         <w:spacing w:line="240" w:lineRule="auto"/>
         <w:rPr>
           <w:rFonts w:hint="default" w:ascii="Palatino Linotype" w:hAnsi="Palatino Linotype" w:cs="Palatino Linotype"/>
-          <w:b/>
-          <w:bCs/>
-          <w:sz w:val="44"/>
-          <w:szCs w:val="44"/>
+          <w:b w:val="0"/>
+          <w:bCs w:val="0"/>
+          <w:sz w:val="72"/>
+          <w:szCs w:val="72"/>
           <w:lang w:val="en-US" w:eastAsia="zh-CN"/>
         </w:rPr>
       </w:pPr>
       <w:bookmarkStart w:id="16" w:name="_Toc7362"/>
+      <w:r>
+        <w:rPr>
+          <w:rFonts w:hint="default" w:ascii="Palatino Linotype" w:hAnsi="Palatino Linotype" w:cs="Palatino Linotype"/>
+          <w:b w:val="0"/>
+          <w:bCs w:val="0"/>
+          <w:sz w:val="72"/>
+          <w:szCs w:val="72"/>
+          <w:lang w:val="en-US" w:eastAsia="zh-CN"/>
+        </w:rPr>
+        <w:t xml:space="preserve">Part IV: </w:t>
+      </w:r>
       <w:r>
         <w:rPr>
           <w:rFonts w:hint="default" w:ascii="Palatino Linotype" w:hAnsi="Palatino Linotype" w:cs="Palatino Linotype"/>
           <w:b/>
           <w:bCs/>
-          <w:sz w:val="44"/>
-          <w:szCs w:val="44"/>
+          <w:sz w:val="72"/>
+          <w:szCs w:val="72"/>
           <w:lang w:val="en-US" w:eastAsia="zh-CN"/>
         </w:rPr>
-        <w:t>Part IV: DECODING THE GREATEST MYSTERIES</w:t>
+        <w:t>DECODING THE GREATEST MYSTERIES</w:t>
       </w:r>
       <w:bookmarkEnd w:id="16"/>
     </w:p>
@@ -24981,6 +25223,31 @@
           <w:lang w:val="en-US"/>
         </w:rPr>
       </w:pPr>
+    </w:p>
+    <w:p>
+      <w:pPr>
+        <w:rPr>
+          <w:rFonts w:hint="default" w:ascii="sans-serif" w:hAnsi="sans-serif" w:eastAsia="sans-serif" w:cs="sans-serif"/>
+          <w:i w:val="0"/>
+          <w:iCs w:val="0"/>
+          <w:caps w:val="0"/>
+          <w:spacing w:val="0"/>
+          <w:sz w:val="16"/>
+          <w:szCs w:val="16"/>
+        </w:rPr>
+      </w:pPr>
+      <w:r>
+        <w:rPr>
+          <w:rFonts w:hint="default" w:ascii="sans-serif" w:hAnsi="sans-serif" w:eastAsia="sans-serif" w:cs="sans-serif"/>
+          <w:i w:val="0"/>
+          <w:iCs w:val="0"/>
+          <w:caps w:val="0"/>
+          <w:spacing w:val="0"/>
+          <w:sz w:val="16"/>
+          <w:szCs w:val="16"/>
+        </w:rPr>
+        <w:br w:type="page"/>
+      </w:r>
     </w:p>
     <w:p>
       <w:pPr>
@@ -32096,22 +32363,33 @@
           <w:rFonts w:hint="default" w:ascii="Palatino Linotype" w:hAnsi="Palatino Linotype" w:cs="Palatino Linotype"/>
           <w:b/>
           <w:bCs/>
-          <w:sz w:val="44"/>
-          <w:szCs w:val="44"/>
+          <w:sz w:val="72"/>
+          <w:szCs w:val="72"/>
           <w:lang w:val="en-US" w:eastAsia="zh-CN"/>
         </w:rPr>
       </w:pPr>
       <w:bookmarkStart w:id="21" w:name="_Toc28411"/>
+      <w:r>
+        <w:rPr>
+          <w:rFonts w:hint="default" w:ascii="Palatino Linotype" w:hAnsi="Palatino Linotype" w:cs="Palatino Linotype"/>
+          <w:b w:val="0"/>
+          <w:bCs w:val="0"/>
+          <w:sz w:val="72"/>
+          <w:szCs w:val="72"/>
+          <w:lang w:val="en-US" w:eastAsia="zh-CN"/>
+        </w:rPr>
+        <w:t xml:space="preserve">Part V: </w:t>
+      </w:r>
       <w:r>
         <w:rPr>
           <w:rFonts w:hint="default" w:ascii="Palatino Linotype" w:hAnsi="Palatino Linotype" w:cs="Palatino Linotype"/>
           <w:b/>
           <w:bCs/>
-          <w:sz w:val="44"/>
-          <w:szCs w:val="44"/>
+          <w:sz w:val="72"/>
+          <w:szCs w:val="72"/>
           <w:lang w:val="en-US" w:eastAsia="zh-CN"/>
         </w:rPr>
-        <w:t>Part V: THE BIG PICTURE AND HUMANITY'S PLACE IN IT</w:t>
+        <w:t>THE BIG PICTURE AND HUMANITY'S PLACE IN IT</w:t>
       </w:r>
       <w:bookmarkEnd w:id="21"/>
     </w:p>
@@ -32186,6 +32464,25 @@
           <w:lang w:val="en-US" w:eastAsia="zh-CN"/>
         </w:rPr>
       </w:pPr>
+      <w:r>
+        <w:rPr>
+          <w:rFonts w:hint="default" w:ascii="Palatino Linotype" w:hAnsi="Palatino Linotype" w:cs="Palatino Linotype"/>
+          <w:sz w:val="36"/>
+          <w:szCs w:val="36"/>
+          <w:lang w:val="en-US" w:eastAsia="zh-CN"/>
+        </w:rPr>
+        <w:br w:type="page"/>
+      </w:r>
+    </w:p>
+    <w:p>
+      <w:pPr>
+        <w:rPr>
+          <w:rFonts w:hint="default" w:ascii="Palatino Linotype" w:hAnsi="Palatino Linotype" w:cs="Palatino Linotype"/>
+          <w:sz w:val="36"/>
+          <w:szCs w:val="36"/>
+          <w:lang w:val="en-US" w:eastAsia="zh-CN"/>
+        </w:rPr>
+      </w:pPr>
     </w:p>
     <w:p>
       <w:pPr>
@@ -38089,7 +38386,6 @@
           <w:szCs w:val="24"/>
         </w:rPr>
       </w:pPr>
-      <w:bookmarkStart w:id="27" w:name="_GoBack"/>
       <w:r>
         <w:rPr>
           <w:rFonts w:hint="default" w:ascii="Palatino Linotype" w:hAnsi="Palatino Linotype" w:eastAsia="sans-serif" w:cs="Palatino Linotype"/>
@@ -38107,7 +38403,6 @@
         <w:t>B. Further Reading</w:t>
       </w:r>
     </w:p>
-    <w:bookmarkEnd w:id="27"/>
     <w:p>
       <w:pPr>
         <w:keepNext w:val="0"/>
@@ -39441,7 +39736,7 @@
                     </pic:cNvPicPr>
                   </pic:nvPicPr>
                   <pic:blipFill>
-                    <a:blip r:embed="rId6"/>
+                    <a:blip r:embed="rId7"/>
                     <a:stretch>
                       <a:fillRect/>
                     </a:stretch>
@@ -40401,7 +40696,7 @@
       <mc:AlternateContent>
         <mc:Choice Requires="wps">
           <w:drawing>
-            <wp:anchor distT="0" distB="0" distL="114300" distR="114300" simplePos="0" relativeHeight="251659264" behindDoc="0" locked="0" layoutInCell="1" allowOverlap="1">
+            <wp:anchor distT="0" distB="0" distL="114300" distR="114300" simplePos="0" relativeHeight="251660288" behindDoc="0" locked="0" layoutInCell="1" allowOverlap="1">
               <wp:simplePos x="0" y="0"/>
               <wp:positionH relativeFrom="margin">
                 <wp:align>center</wp:align>
@@ -40480,7 +40775,7 @@
         </mc:Choice>
         <mc:Fallback>
           <w:pict>
-            <v:shape id="_x0000_s1026" o:spid="_x0000_s1026" o:spt="202" type="#_x0000_t202" style="position:absolute;left:0pt;margin-top:0pt;height:144pt;width:144pt;mso-position-horizontal:center;mso-position-horizontal-relative:margin;mso-wrap-style:none;z-index:251659264;mso-width-relative:page;mso-height-relative:page;" filled="f" stroked="f" coordsize="21600,21600" o:gfxdata="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">
+            <v:shape id="_x0000_s1026" o:spid="_x0000_s1026" o:spt="202" type="#_x0000_t202" style="position:absolute;left:0pt;margin-top:0pt;height:144pt;width:144pt;mso-position-horizontal:center;mso-position-horizontal-relative:margin;mso-wrap-style:none;z-index:251660288;mso-width-relative:page;mso-height-relative:page;" filled="f" stroked="f" coordsize="21600,21600" o:gfxdata="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">
               <v:fill on="f" focussize="0,0"/>
               <v:stroke on="f" weight="0.5pt"/>
               <v:imagedata o:title=""/>
@@ -43126,6 +43421,7 @@
   </w:style>
   <w:style w:type="paragraph" w:customStyle="1" w:styleId="13">
     <w:name w:val="WPSOffice手动目录 2"/>
+    <w:qFormat/>
     <w:uiPriority w:val="0"/>
     <w:pPr>
       <w:ind w:leftChars="200"/>
